--- a/Clinical Medicine and Surgery I Exam 5/cms-exam-5-clin-med-pro-guide.docx
+++ b/Clinical Medicine and Surgery I Exam 5/cms-exam-5-clin-med-pro-guide.docx
@@ -330,7 +330,7 @@
           <w:b w:val="0"/>
           <w:i w:val="0"/>
         </w:rPr>
-        <w:t xml:space="preserve"> Built from the slides only; lecture audio emphasis to be added after the 10/01 lecture. Slide conflict: the Rutherford category IIA (marginally threatened) arterial Doppler is 'often audible' in the slide 62 text but 'often inaudible' in the slide 65 table, so neither is taught as the answer. Slides 36, 44, 56, 103 and 111 are video poster frames whose videos are not in the deck, so they carry no content.</w:t>
+        <w:t xml:space="preserve"> Built from the slides only; lecture audio emphasis to be added after the 10/01 lecture. Slide conflict: the Rutherford category IIA (marginally threatened) arterial Doppler is 'often audible' in the slide 62 text but 'often inaudible' in the slide 65 table, and the table is the accurate one (Society for Vascular Surgery reporting standards: often inaudible, venous audible); it is not keyed. Slides 36, 44, 56, 103 and 111 are video poster frames whose videos are not in the deck, so they carry no content.</w:t>
       </w:r>
     </w:p>
     <w:p>
@@ -928,7 +928,7 @@
           <w:b w:val="0"/>
           <w:i w:val="0"/>
         </w:rPr>
-        <w:t xml:space="preserve">Categories (Rutherford): I viable (no sensory loss or weakness, Doppler signals audible); IIA marginally threatened (salvageable if promptly treated; minimal toe pain or none, no sensory loss, no weakness); IIB immediately threatened (salvageable with immediate revascularization; sensory loss beyond the toes with rest pain, mild to moderate weakness, arterial Doppler usually inaudible, venous audible); III irreversible (profound sensory loss and paralysis, both Doppler signals inaudible). Contested on the slides: IIA arterial Doppler is 'often audible' on slide 62 but 'often inaudible' in the slide 65 table. Categories I and IIA have time for imaging (for example computed tomography angiography); IIB should be evaluated and treated in a surgical suite; III generally needs no immediate imaging. Testing depends on category: magnetic resonance angiography, computed tomography angiography or catheter-based arteriography </w:t>
+        <w:t xml:space="preserve">Categories (Rutherford): I viable (no sensory loss or weakness, Doppler signals audible); IIA marginally threatened (salvageable if promptly treated; minimal toe pain or none, no sensory loss, no weakness); IIB immediately threatened (salvageable with immediate revascularization; sensory loss beyond the toes with rest pain, mild to moderate weakness, arterial Doppler usually inaudible, venous audible); III irreversible (profound sensory loss and paralysis, both Doppler signals inaudible). IIA arterial Doppler is often inaudible with the venous signal audible (the slide 65 table and the Society for Vascular Surgery standards; slide 62's 'often audible' is not accurate). Categories I and IIA have time for imaging (for example computed tomography angiography); IIB should be evaluated and treated in a surgical suite; III generally needs no immediate imaging. Testing depends on category: magnetic resonance angiography, computed tomography angiography or catheter-based arteriography </w:t>
       </w:r>
       <w:r>
         <w:rPr>

--- a/Clinical Medicine and Surgery I Exam 5/cms-exam-5-clin-med-pro-guide.docx
+++ b/Clinical Medicine and Surgery I Exam 5/cms-exam-5-clin-med-pro-guide.docx
@@ -278,7 +278,48 @@
                 <w:b w:val="0"/>
                 <w:i w:val="0"/>
               </w:rPr>
-              <w:t xml:space="preserve"> rather than filling the gap from elsewhere (20 of 140 fields in this exam; Mortality alone: 7 of 14). Slide numbers follow each field. Cards open closed; tap one to read it.</w:t>
+              <w:t xml:space="preserve"> rather than filling the gap from elsewhere (29 of 210 fields in this exam; Mortality alone: 10 of 21). Slide numbers follow each field. Cards open closed; tap one to read it.</w:t>
+            </w:r>
+          </w:p>
+          <w:p>
+            <w:pPr>
+              <w:spacing w:after="120"/>
+            </w:pPr>
+            <w:r>
+              <w:rPr>
+                <w:b w:val="0"/>
+                <w:i w:val="0"/>
+              </w:rPr>
+              <w:t xml:space="preserve">The ★ on </w:t>
+            </w:r>
+            <w:r>
+              <w:rPr>
+                <w:b/>
+                <w:i w:val="0"/>
+              </w:rPr>
+              <w:t>Mortality</w:t>
+            </w:r>
+            <w:r>
+              <w:rPr>
+                <w:b w:val="0"/>
+                <w:i w:val="0"/>
+              </w:rPr>
+              <w:t xml:space="preserve"> is on the original study-tip slide: fill it when a figure exists. A </w:t>
+            </w:r>
+            <w:r>
+              <w:rPr>
+                <w:b w:val="0"/>
+                <w:i w:val="0"/>
+                <w:highlight w:val="yellow"/>
+              </w:rPr>
+              <w:t>★ highlighted phrase</w:t>
+            </w:r>
+            <w:r>
+              <w:rPr>
+                <w:b w:val="0"/>
+                <w:i w:val="0"/>
+              </w:rPr>
+              <w:t xml:space="preserve"> inside a field is a fact the professor emphasized in the lecture recording, carried over from this exam’s study guide.</w:t>
             </w:r>
           </w:p>
         </w:tc>
@@ -288,6 +329,2201 @@
       <w:pPr>
         <w:spacing w:after="80"/>
       </w:pPr>
+    </w:p>
+    <w:p>
+      <w:pPr>
+        <w:pStyle w:val="Heading1"/>
+        <w:spacing w:before="280" w:after="100"/>
+      </w:pPr>
+      <w:r>
+        <w:rPr>
+          <w:rFonts w:ascii="Georgia" w:hAnsi="Georgia"/>
+          <w:color w:val="7A2D5A"/>
+        </w:rPr>
+        <w:t>Lecture 26 · Venous Disorders</w:t>
+      </w:r>
+    </w:p>
+    <w:p>
+      <w:pPr>
+        <w:spacing w:after="120"/>
+      </w:pPr>
+      <w:r>
+        <w:rPr>
+          <w:b w:val="0"/>
+          <w:i w:val="0"/>
+        </w:rPr>
+        <w:t>Chand Shah, MPAS, PA-C · 7 conditions · source: CMS I - Venous Disorders - Shah Fallsv UPDATED.pptx</w:t>
+      </w:r>
+    </w:p>
+    <w:p>
+      <w:pPr>
+        <w:spacing w:after="120"/>
+      </w:pPr>
+      <w:r>
+        <w:rPr>
+          <w:b/>
+          <w:i w:val="0"/>
+        </w:rPr>
+        <w:t>Note:</w:t>
+      </w:r>
+      <w:r>
+        <w:rPr>
+          <w:b w:val="0"/>
+          <w:i w:val="0"/>
+        </w:rPr>
+        <w:t xml:space="preserve"> Built from the slides plus the lecture recording: the recording only chooses which facts to star, it adds no content. Where a slide is loose, the medically true version is used and the field says so: the electrocardiogram findings on slide 58 are pulmonary embolism findings, protamine only partly reverses low molecular weight heparin, the 30% deep-vein-thrombosis-in-pulmonary-embolism figure looks low, the Wells table wording differs between the slide note and table, and the compression cutoff for the ankle-brachial index conflicts within the deck (so none is asserted). Picture-only slides 4, 16 to 26, 55, 56 and 59 were read from the images. Brand names and dosing are left out.</w:t>
+      </w:r>
+    </w:p>
+    <w:p>
+      <w:pPr>
+        <w:spacing w:after="120"/>
+      </w:pPr>
+      <w:r>
+        <w:rPr>
+          <w:b w:val="0"/>
+          <w:i w:val="0"/>
+        </w:rPr>
+        <w:t>Deep vein thrombosis (DVT)</w:t>
+      </w:r>
+      <w:r>
+        <w:rPr>
+          <w:b w:val="0"/>
+          <w:i w:val="0"/>
+        </w:rPr>
+        <w:t>★ Professor emphasized</w:t>
+      </w:r>
+    </w:p>
+    <w:p>
+      <w:pPr>
+        <w:spacing w:after="120"/>
+      </w:pPr>
+      <w:r>
+        <w:rPr>
+          <w:b w:val="0"/>
+          <w:i w:val="0"/>
+        </w:rPr>
+        <w:t>★ Virchow triad (venous stasis, hypercoagulable state, endothelial trauma) and the Wells criteria for deep vein thrombosis (outpatient and emergency department only; low or moderate score: D-dimer first; high score of 3 or more: skip the D-dimer and order the ultrasound) were the two items she stressed hardest; she said to know the risk factors best because the Wells items come straight from them; pulmonary embolism is the biggest complication.</w:t>
+      </w:r>
+    </w:p>
+    <w:p>
+      <w:pPr>
+        <w:spacing w:after="120"/>
+      </w:pPr>
+      <w:r>
+        <w:rPr>
+          <w:b w:val="0"/>
+          <w:i w:val="0"/>
+        </w:rPr>
+        <w:t>Name of Condition</w:t>
+      </w:r>
+      <w:r>
+        <w:rPr>
+          <w:b w:val="0"/>
+          <w:i w:val="0"/>
+        </w:rPr>
+        <w:t xml:space="preserve">Deep vein thrombosis (DVT), a form of venous thromboembolism (VTE) </w:t>
+      </w:r>
+      <w:r>
+        <w:rPr>
+          <w:b w:val="0"/>
+          <w:i w:val="0"/>
+        </w:rPr>
+        <w:t>Slides 46, 63</w:t>
+      </w:r>
+      <w:r>
+        <w:rPr>
+          <w:b w:val="0"/>
+          <w:i w:val="0"/>
+        </w:rPr>
+        <w:t>Definition</w:t>
+      </w:r>
+      <w:r>
+        <w:rPr>
+          <w:b w:val="0"/>
+          <w:i w:val="0"/>
+        </w:rPr>
+        <w:t xml:space="preserve">Clot formation in the deep veins, usually in the legs. Venous thromboembolism (VTE) is the umbrella term for deep vein thrombosis (DVT) or pulmonary embolism (PE, a clot that has traveled to the lungs) </w:t>
+      </w:r>
+      <w:r>
+        <w:rPr>
+          <w:b w:val="0"/>
+          <w:i w:val="0"/>
+        </w:rPr>
+        <w:t>Slides 46, 63</w:t>
+      </w:r>
+      <w:r>
+        <w:rPr>
+          <w:b w:val="0"/>
+          <w:i w:val="0"/>
+        </w:rPr>
+        <w:t>Etiology (cause)</w:t>
+      </w:r>
+      <w:r>
+        <w:rPr>
+          <w:b w:val="0"/>
+          <w:i w:val="0"/>
+          <w:highlight w:val="yellow"/>
+        </w:rPr>
+        <w:t>★ Virchow triad: three big overarching categories that cause a clot</w:t>
+      </w:r>
+      <w:r>
+        <w:rPr>
+          <w:b w:val="0"/>
+          <w:i w:val="0"/>
+        </w:rPr>
+        <w:t xml:space="preserve">: </w:t>
+      </w:r>
+      <w:r>
+        <w:rPr>
+          <w:b w:val="0"/>
+          <w:i w:val="0"/>
+          <w:highlight w:val="yellow"/>
+        </w:rPr>
+        <w:t>★ venous stasis (alterations in blood flow)</w:t>
+      </w:r>
+      <w:r>
+        <w:rPr>
+          <w:b w:val="0"/>
+          <w:i w:val="0"/>
+        </w:rPr>
+        <w:t xml:space="preserve">, </w:t>
+      </w:r>
+      <w:r>
+        <w:rPr>
+          <w:b w:val="0"/>
+          <w:i w:val="0"/>
+          <w:highlight w:val="yellow"/>
+        </w:rPr>
+        <w:t>★ hypercoagulable state (inherited or acquired)</w:t>
+      </w:r>
+      <w:r>
+        <w:rPr>
+          <w:b w:val="0"/>
+          <w:i w:val="0"/>
+        </w:rPr>
+        <w:t xml:space="preserve"> and </w:t>
+      </w:r>
+      <w:r>
+        <w:rPr>
+          <w:b w:val="0"/>
+          <w:i w:val="0"/>
+          <w:highlight w:val="yellow"/>
+        </w:rPr>
+        <w:t>★ endothelial trauma (vascular endothelial injury)</w:t>
+      </w:r>
+      <w:r>
+        <w:rPr>
+          <w:b w:val="0"/>
+          <w:i w:val="0"/>
+        </w:rPr>
+        <w:t xml:space="preserve">. Upper-extremity DVT is most commonly due to pacemakers, internal cardiac defibrillators or indwelling central venous catheters </w:t>
+      </w:r>
+      <w:r>
+        <w:rPr>
+          <w:b w:val="0"/>
+          <w:i w:val="0"/>
+        </w:rPr>
+        <w:t>Slides 47, 49</w:t>
+      </w:r>
+      <w:r>
+        <w:rPr>
+          <w:b w:val="0"/>
+          <w:i w:val="0"/>
+        </w:rPr>
+        <w:t>Epidemiology (who)</w:t>
+      </w:r>
+      <w:r>
+        <w:rPr>
+          <w:b w:val="0"/>
+          <w:i w:val="0"/>
+        </w:rPr>
+        <w:t xml:space="preserve">Lower-extremity DVT is about 10 times more common than upper-extremity DVT, which makes up only 5% to 10% of all DVTs (incidence rising annually). Pulmonary embolism (PE) occurs in up to 6% of upper-extremity DVTs versus 15% to 30% of lower-extremity DVTs. Lower-extremity DVT usually begins in the calf and moves proximally to the popliteal, femoral and iliac veins. Most common proximal veins: femoral and popliteal (thigh); most common distal veins: peroneal (calf); during pregnancy: pelvic veins. Risk is higher over age 60 and slightly higher in males. Contested on the slides: about 50% of patients with a DVT have an occult (unrecognized) PE and about 30% of patients with a PE have a DVT; the second figure looks low against the published literature, so both are the slide's figures and not settled facts </w:t>
+      </w:r>
+      <w:r>
+        <w:rPr>
+          <w:b w:val="0"/>
+          <w:i w:val="0"/>
+        </w:rPr>
+        <w:t>Slides 47, 48, 50</w:t>
+      </w:r>
+      <w:r>
+        <w:rPr>
+          <w:b w:val="0"/>
+          <w:i w:val="0"/>
+        </w:rPr>
+        <w:t>Risk Factors</w:t>
+      </w:r>
+      <w:r>
+        <w:rPr>
+          <w:b w:val="0"/>
+          <w:i w:val="0"/>
+          <w:highlight w:val="yellow"/>
+        </w:rPr>
+        <w:t>★ Virchow triad</w:t>
+      </w:r>
+      <w:r>
+        <w:rPr>
+          <w:b w:val="0"/>
+          <w:i w:val="0"/>
+        </w:rPr>
+        <w:t xml:space="preserve">, as the slide lists them. </w:t>
+      </w:r>
+      <w:r>
+        <w:rPr>
+          <w:b w:val="0"/>
+          <w:i w:val="0"/>
+          <w:highlight w:val="yellow"/>
+        </w:rPr>
+        <w:t>★ Venous stasis</w:t>
+      </w:r>
+      <w:r>
+        <w:rPr>
+          <w:b w:val="0"/>
+          <w:i w:val="0"/>
+        </w:rPr>
+        <w:t xml:space="preserve">: immobilization (long flights, prolonged sitting, postoperative inactivity; the slide gives about a 20-fold increased risk), venous insufficiency, heart failure. </w:t>
+      </w:r>
+      <w:r>
+        <w:rPr>
+          <w:b w:val="0"/>
+          <w:i w:val="0"/>
+          <w:highlight w:val="yellow"/>
+        </w:rPr>
+        <w:t>★ Hypercoagulable states</w:t>
+      </w:r>
+      <w:r>
+        <w:rPr>
+          <w:b w:val="0"/>
+          <w:i w:val="0"/>
+        </w:rPr>
+        <w:t xml:space="preserve">: inherited (factor V Leiden, which she called the most common inherited state; prothrombin gene mutation; protein C or S deficiency; antithrombin deficiency) or acquired (cancer; oral contraceptive pill, especially with tobacco use or obesity; postmenopausal estrogen replacement; pregnancy). </w:t>
+      </w:r>
+      <w:r>
+        <w:rPr>
+          <w:b w:val="0"/>
+          <w:i w:val="0"/>
+          <w:highlight w:val="yellow"/>
+        </w:rPr>
+        <w:t>★ Endothelial trauma</w:t>
+      </w:r>
+      <w:r>
+        <w:rPr>
+          <w:b w:val="0"/>
+          <w:i w:val="0"/>
+        </w:rPr>
+        <w:t xml:space="preserve">: trauma and burns; surgery (especially knee or hip replacement, or hip fracture); intravenous (IV) drug use (lower-extremity injection); smoking; hypertension. Other risk factors: age over 60; overweight or obesity; heart failure; inflammatory bowel disease (Crohn disease, ulcerative colitis); personal or family history of DVT or PE (a prior DVT or PE means 30 times higher risk of recurrence); slightly higher risk in males; chemotherapy; chronic kidney disease; chronic obstructive pulmonary disease; air travel; estrogen-containing contraceptives; first 6 to 12 weeks postpartum; sedentary lifestyle </w:t>
+      </w:r>
+      <w:r>
+        <w:rPr>
+          <w:b w:val="0"/>
+          <w:i w:val="0"/>
+        </w:rPr>
+        <w:t>Slides 49, 50</w:t>
+      </w:r>
+      <w:r>
+        <w:rPr>
+          <w:b w:val="0"/>
+          <w:i w:val="0"/>
+        </w:rPr>
+        <w:t>Pathology</w:t>
+      </w:r>
+      <w:r>
+        <w:rPr>
+          <w:b w:val="0"/>
+          <w:i w:val="0"/>
+        </w:rPr>
+        <w:t xml:space="preserve">A thrombus forms in a deep vein, usually of the leg, when the Virchow triad is met (stasis, hypercoagulability, endothelial injury). A lower-extremity DVT starts in the calf and propagates upstream to the popliteal, femoral and iliac veins. Part of the thrombus can break off and travel to the lungs, causing a pulmonary embolism (PE) </w:t>
+      </w:r>
+      <w:r>
+        <w:rPr>
+          <w:b w:val="0"/>
+          <w:i w:val="0"/>
+        </w:rPr>
+        <w:t>Slides 46, 47, 72</w:t>
+      </w:r>
+      <w:r>
+        <w:rPr>
+          <w:b w:val="0"/>
+          <w:i w:val="0"/>
+        </w:rPr>
+        <w:t>Clinical Manifestation</w:t>
+      </w:r>
+      <w:r>
+        <w:rPr>
+          <w:b w:val="0"/>
+          <w:i w:val="0"/>
+        </w:rPr>
+        <w:t xml:space="preserve">Upper-extremity DVT often presents only with limb swelling and arm discomfort. Suspect a lower-extremity DVT when the leg has swelling (97% sensitive), pain (86% sensitive), warmth (72% sensitive), erythema, or a cramp or 'charley horse' in the lower calf that persists and worsens over the next few days. A positive Homan sign (calf pain on dorsiflexion of the foot) may be present but is neither sensitive nor specific. Symptoms are confined to the calf in an isolated distal DVT; a proximal DVT may involve just the calf or the whole leg </w:t>
+      </w:r>
+      <w:r>
+        <w:rPr>
+          <w:b w:val="0"/>
+          <w:i w:val="0"/>
+        </w:rPr>
+        <w:t>Slide 51</w:t>
+      </w:r>
+      <w:r>
+        <w:rPr>
+          <w:b w:val="0"/>
+          <w:i w:val="0"/>
+        </w:rPr>
+        <w:t>Diagnosis</w:t>
+      </w:r>
+      <w:r>
+        <w:rPr>
+          <w:b w:val="0"/>
+          <w:i w:val="0"/>
+          <w:highlight w:val="yellow"/>
+        </w:rPr>
+        <w:t>★ Wells criteria for DVT</w:t>
+      </w:r>
+      <w:r>
+        <w:rPr>
+          <w:b w:val="0"/>
+          <w:i w:val="0"/>
+        </w:rPr>
+        <w:t xml:space="preserve"> (risk stratification): used only in the outpatient and emergency department setting, not for inpatients (less useful in hospitalized patients). Items, +1 each unless stated: active cancer (treatment or palliation within 6 months); bedridden recently for more than 3 days or major surgery within 12 weeks; calf swelling more than 3 cm compared with the other leg (measured 10 cm below the tibial tuberosity); collateral (nonvaricose) superficial veins present; entire leg swollen; localized tenderness along the deep venous system; pitting edema confined to the symptomatic leg; paralysis, paresis or recent plaster (cast) immobilization of the lower extremity; previously documented DVT; and an alternative diagnosis at least as likely as DVT scores minus 2. Long travel is a risk factor but is not a Wells item. </w:t>
+      </w:r>
+      <w:r>
+        <w:rPr>
+          <w:b w:val="0"/>
+          <w:i w:val="0"/>
+          <w:highlight w:val="yellow"/>
+        </w:rPr>
+        <w:t>★ Score of zero or less: low likelihood (DVT prevalence about 5%), get a D-dimer first; 1 to 2: moderate likelihood (pretest probability about 17%), needs a D-dimer; 3 or more: high likelihood (DVT likely), skip the D-dimer and order the ultrasound</w:t>
+      </w:r>
+      <w:r>
+        <w:rPr>
+          <w:b w:val="0"/>
+          <w:i w:val="0"/>
+        </w:rPr>
+        <w:t xml:space="preserve">. Work-up pathway: low risk: D-dimer negative stops the work-up, D-dimer positive goes to ultrasound of the thigh (negative ends it); high risk: ultrasound of the thigh (a D-dimer, if taken, does not change this, because a negative result still goes to ultrasound); if that ultrasound is negative, either ultrasound of the lower leg, phlebography, or repeat thigh ultrasound in 1 week. Slide wording differs: the slide 55 note says 'less than 0' for the low category while its table says 'zero or less' (the table, which matches the standard rule, is used here), and the second table on that slide leaves out the 'previously documented DVT' item that the first table (the most widely validated set, from 2003) lists at +1. </w:t>
+      </w:r>
+      <w:r>
+        <w:rPr>
+          <w:b w:val="0"/>
+          <w:i w:val="0"/>
+          <w:highlight w:val="yellow"/>
+        </w:rPr>
+        <w:t>★ D-dimer: elevation implies increased fibrinolysis; sensitive but not specific</w:t>
+      </w:r>
+      <w:r>
+        <w:rPr>
+          <w:b w:val="0"/>
+          <w:i w:val="0"/>
+        </w:rPr>
+        <w:t xml:space="preserve">, so a positive result means clotting or fibrinolysis somewhere, not necessarily a DVT; it is useful as a rule-out test for DVT and PE. Contrast ascending venography is the 'gold standard' and definitive, but it is invasive and has been replaced by venous duplex ultrasound of the involved extremity. A diagnostic (positive) ultrasound ends the work-up and treatment starts; a nondiagnostic one leads to magnetic resonance imaging or phlebography (invasive x-ray with injected dye). Slide 58 lists electrocardiogram (ECG) findings (sinus tachycardia; S wave in lead I, Q wave in lead III, inverted T wave in lead III) under DVT diagnosis, but these are pulmonary embolism findings, not a test for DVT, and are not part of the DVT work-up (the electrocardiogram comes next week). Differential: ruptured popliteal (Baker) cyst (severe sudden calf discomfort); cellulitis (leg pain with erythema, possibly fever and chills); post-thrombotic (postphlebitic) syndrome (symptomatic chronic venous insufficiency following a DVT, 6 to 24 months later); superficial thrombophlebitis; lymphedema (chronic extremity edema, usually with a history of pelvic surgery, malignancy or radiation therapy); calf muscle pull or tear (inciting injury in the history, possible bruising at the ankle); drug-induced edema (for example dihydropyridine calcium channel blockers such as amlodipine; often bilateral, usually no signs of inflammation) </w:t>
+      </w:r>
+      <w:r>
+        <w:rPr>
+          <w:b w:val="0"/>
+          <w:i w:val="0"/>
+        </w:rPr>
+        <w:t>Slides 52, 53, 54, 55, 56, 57, 58, 59</w:t>
+      </w:r>
+      <w:r>
+        <w:rPr>
+          <w:b w:val="0"/>
+          <w:i w:val="0"/>
+        </w:rPr>
+        <w:t>Treatment/Therapy</w:t>
+      </w:r>
+      <w:r>
+        <w:rPr>
+          <w:b w:val="0"/>
+          <w:i w:val="0"/>
+          <w:highlight w:val="yellow"/>
+        </w:rPr>
+        <w:t>★ Anticoagulation is the mainstay of treatment</w:t>
+      </w:r>
+      <w:r>
+        <w:rPr>
+          <w:b w:val="0"/>
+          <w:i w:val="0"/>
+        </w:rPr>
+        <w:t xml:space="preserve">; depending on the situation, patients may need thrombolysis and/or lifelong anticoagulation. Three strategies: (1) the classic but waning one, starting with heparin and bridging to warfarin; (2) parenteral therapy switched after 5 days to dabigatran (a direct thrombin inhibitor) or edoxaban (an anti-Xa agent); (3) oral monotherapy with a loading dose then a maintenance dose (rivaroxaban or apixaban, both anti-Xa agents). Options: low molecular weight heparin (LMWH), unfractionated heparin (UFH), fondaparinux (indirect factor Xa inhibitor), rivaroxaban and apixaban (direct factor Xa inhibitors), dabigatran (direct thrombin inhibitor). Contraindications: active bleeding, acute intracranial hemorrhage, major trauma, severe bleeding disorders. Duration: the initial course for a first VTE is a minimum of 3 months for all patients; VTE provoked by a major transient (reversible) risk factor (surgery under general anesthesia over 30 minutes, hospitalization or bed rest for 3 days or more, major trauma or fracture): 3 months; provoked by a minor transient risk factor (estrogen therapy, pregnancy, minor surgery, prolonged travel, minor leg injury): 3 to 6 months; unprovoked first VTE (no identifiable risk factor): indefinite. Outpatient therapy suits patients who are hemodynamically stable, at low bleeding risk, without renal insufficiency and with good support and reliable follow-up; it is not appropriate for iliofemoral (proximal) DVT, concurrent symptomatic PE, high bleeding risk, or other comorbidities that warrant inpatient care. Outpatient options: rivaroxaban; apixaban; LMWH (enoxaparin) or fondaparinux for 5 days, then dabigatran or edoxaban; LMWH or fondaparinux for 5 days overlapping with warfarin until the international normalized ratio (INR) is over 2. The choice rests on clinician experience, bleeding risk, comorbidities, preference, cost and convenience. Chronic renal disease with creatinine clearance below 30 mL/min: hospitalize to start; UFH is given as an intravenous (IV) loading bolus then a continuous infusion, adjusted by the activated partial thromboplastin time (aPTT), together with warfarin overlapping at least 5 days and until the INR is over 2 for at least 24 hours. The most serious adverse effect is hemorrhage; reversal agents for life-threatening or intracranial bleeding: protamine sulfate for UFH or LMWH (the slide's list; it fully reverses UFH but only partly reverses LMWH, a point the slide does not make), idarucizumab for dabigatran, andexanet alfa for apixaban and rivaroxaban (off-label for edoxaban as well), and for warfarin four-factor prothrombin complex concentrate, fresh frozen plasma or IV vitamin K, or oral vitamin K. An inferior vena cava filter (keeps the clot from traveling to the lungs) is used only for an acute proximal lower-extremity DVT with active bleeding, or when anticoagulation is otherwise contraindicated. Thrombolysis with tissue plasminogen activator (tPA) is helpful in a large proximal DVT, or a PE in a hemodynamically stable patient; thrombectomy is another option. Prevention: intermittent pneumatic compression (sequential compression devices), especially if the patient must be immobilized after surgery or during a long hospital stay </w:t>
+      </w:r>
+      <w:r>
+        <w:rPr>
+          <w:b w:val="0"/>
+          <w:i w:val="0"/>
+        </w:rPr>
+        <w:t>Slides 61, 62, 63, 64, 65, 66, 67, 68, 69, 70, 71</w:t>
+      </w:r>
+      <w:r>
+        <w:rPr>
+          <w:b w:val="0"/>
+          <w:i w:val="0"/>
+        </w:rPr>
+        <w:t>Mortality ★</w:t>
+      </w:r>
+      <w:r>
+        <w:rPr>
+          <w:b w:val="0"/>
+          <w:i w:val="0"/>
+          <w:highlight w:val="yellow"/>
+        </w:rPr>
+        <w:t>★ Pulmonary embolism is the biggest complication</w:t>
+      </w:r>
+      <w:r>
+        <w:rPr>
+          <w:b w:val="0"/>
+          <w:i w:val="0"/>
+        </w:rPr>
+        <w:t xml:space="preserve">: part of the thrombus can break off and travel to the lungs, so it must not be missed. Without adequate treatment, the cumulative rate of fatal PE was estimated at under 1% in patients with symptomatic DVT without PE, 3% in patients with symptomatic non-massive PE and about 9% in patients with symptomatic massive PE. Post-thrombotic (postphlebitic) syndrome, symptomatic chronic venous insufficiency, can follow 6 to 24 months after a DVT </w:t>
+      </w:r>
+      <w:r>
+        <w:rPr>
+          <w:b w:val="0"/>
+          <w:i w:val="0"/>
+        </w:rPr>
+        <w:t>Slides 52, 60, 72</w:t>
+      </w:r>
+    </w:p>
+    <w:p>
+      <w:pPr>
+        <w:spacing w:after="120"/>
+      </w:pPr>
+      <w:r>
+        <w:rPr>
+          <w:b w:val="0"/>
+          <w:i w:val="0"/>
+        </w:rPr>
+        <w:t>Superficial phlebitis and thrombophlebitis</w:t>
+      </w:r>
+      <w:r>
+        <w:rPr>
+          <w:b w:val="0"/>
+          <w:i w:val="0"/>
+        </w:rPr>
+        <w:t>★ Professor emphasized</w:t>
+      </w:r>
+      <w:r>
+        <w:rPr>
+          <w:b w:val="0"/>
+          <w:i w:val="0"/>
+        </w:rPr>
+        <w:t>1 not covered</w:t>
+      </w:r>
+    </w:p>
+    <w:p>
+      <w:pPr>
+        <w:spacing w:after="120"/>
+      </w:pPr>
+      <w:r>
+        <w:rPr>
+          <w:b w:val="0"/>
+          <w:i w:val="0"/>
+        </w:rPr>
+        <w:t>★ She stressed telling phlebitis (vein wall inflammation only) apart from thrombophlebitis (with a clot) because the treatments differ; anticoagulation is added only when there is a big concern, otherwise nonsteroidal anti-inflammatory drugs; recheck within 7 to 10 days.</w:t>
+      </w:r>
+    </w:p>
+    <w:p>
+      <w:pPr>
+        <w:spacing w:after="120"/>
+      </w:pPr>
+      <w:r>
+        <w:rPr>
+          <w:b w:val="0"/>
+          <w:i w:val="0"/>
+        </w:rPr>
+        <w:t>Name of Condition</w:t>
+      </w:r>
+      <w:r>
+        <w:rPr>
+          <w:b w:val="0"/>
+          <w:i w:val="0"/>
+        </w:rPr>
+        <w:t xml:space="preserve">Superficial phlebitis and superficial thrombophlebitis </w:t>
+      </w:r>
+      <w:r>
+        <w:rPr>
+          <w:b w:val="0"/>
+          <w:i w:val="0"/>
+        </w:rPr>
+        <w:t>Slides 73, 74</w:t>
+      </w:r>
+      <w:r>
+        <w:rPr>
+          <w:b w:val="0"/>
+          <w:i w:val="0"/>
+        </w:rPr>
+        <w:t>Definition</w:t>
+      </w:r>
+      <w:r>
+        <w:rPr>
+          <w:b w:val="0"/>
+          <w:i w:val="0"/>
+          <w:highlight w:val="yellow"/>
+        </w:rPr>
+        <w:t>★ Superficial phlebitis: inflammation of the wall of a vein in the absence of thrombus. Superficial thrombophlebitis: phlebitis with thrombus</w:t>
+      </w:r>
+      <w:r>
+        <w:rPr>
+          <w:b w:val="0"/>
+          <w:i w:val="0"/>
+        </w:rPr>
+        <w:t xml:space="preserve"> </w:t>
+      </w:r>
+      <w:r>
+        <w:rPr>
+          <w:b w:val="0"/>
+          <w:i w:val="0"/>
+        </w:rPr>
+        <w:t>Slide 74</w:t>
+      </w:r>
+      <w:r>
+        <w:rPr>
+          <w:b w:val="0"/>
+          <w:i w:val="0"/>
+        </w:rPr>
+        <w:t>Etiology (cause)</w:t>
+      </w:r>
+      <w:r>
+        <w:rPr>
+          <w:b w:val="0"/>
+          <w:i w:val="0"/>
+        </w:rPr>
+        <w:t xml:space="preserve">Inflammation of a superficial vein, with or without a clot. Lower-extremity superficial thrombophlebitis is most commonly due to varicose veins; upper-extremity superficial thrombophlebitis is most commonly due to recent intravenous (IV) catheter use (a peripherally inserted central catheter, or PICC line, is the most common) </w:t>
+      </w:r>
+      <w:r>
+        <w:rPr>
+          <w:b w:val="0"/>
+          <w:i w:val="0"/>
+        </w:rPr>
+        <w:t>Slide 75</w:t>
+      </w:r>
+      <w:r>
+        <w:rPr>
+          <w:b w:val="0"/>
+          <w:i w:val="0"/>
+        </w:rPr>
+        <w:t>Epidemiology (who)</w:t>
+      </w:r>
+      <w:r>
+        <w:rPr>
+          <w:b w:val="0"/>
+          <w:i w:val="0"/>
+        </w:rPr>
+        <w:t>Not covered in the lecture</w:t>
+      </w:r>
+      <w:r>
+        <w:rPr>
+          <w:b w:val="0"/>
+          <w:i w:val="0"/>
+        </w:rPr>
+        <w:t>Risk Factors</w:t>
+      </w:r>
+      <w:r>
+        <w:rPr>
+          <w:b w:val="0"/>
+          <w:i w:val="0"/>
+        </w:rPr>
+        <w:t xml:space="preserve">Varicose veins (the most common cause in the lower extremity); sedentary lifestyle or prolonged inactivity (for example bedridden); local trauma (including a procedure involving superficial veins); recent intravenous (IV) catheter use (PICC line most common; the most common cause in the upper extremity); pregnancy or estrogen therapy; malignancy or a hypercoagulable state; history of venous thrombosis of the lower-extremity superficial veins in the absence of varicose veins </w:t>
+      </w:r>
+      <w:r>
+        <w:rPr>
+          <w:b w:val="0"/>
+          <w:i w:val="0"/>
+        </w:rPr>
+        <w:t>Slide 75</w:t>
+      </w:r>
+      <w:r>
+        <w:rPr>
+          <w:b w:val="0"/>
+          <w:i w:val="0"/>
+        </w:rPr>
+        <w:t>Pathology</w:t>
+      </w:r>
+      <w:r>
+        <w:rPr>
+          <w:b w:val="0"/>
+          <w:i w:val="0"/>
+        </w:rPr>
+        <w:t xml:space="preserve">Phlebitis is inflammation of the vein wall alone; thrombophlebitis is the same inflammation with a clot in the vein. On ultrasound the vein is noncompressible with clot and vein-wall thickening. It rarely embolizes </w:t>
+      </w:r>
+      <w:r>
+        <w:rPr>
+          <w:b w:val="0"/>
+          <w:i w:val="0"/>
+        </w:rPr>
+        <w:t>Slides 74, 77, 78</w:t>
+      </w:r>
+      <w:r>
+        <w:rPr>
+          <w:b w:val="0"/>
+          <w:i w:val="0"/>
+        </w:rPr>
+        <w:t>Clinical Manifestation</w:t>
+      </w:r>
+      <w:r>
+        <w:rPr>
+          <w:b w:val="0"/>
+          <w:i w:val="0"/>
+          <w:highlight w:val="yellow"/>
+        </w:rPr>
+        <w:t>★ Tenderness, pain, induration and erythema along the course of a superficial vein</w:t>
+      </w:r>
+      <w:r>
+        <w:rPr>
+          <w:b w:val="0"/>
+          <w:i w:val="0"/>
+        </w:rPr>
+        <w:t xml:space="preserve">. An indurated 'palpable cord' along a palpable superficial vein, with erythema and warmth of the overlying skin. High fever, fluctuance and/or purulent drainage suggest infection within the vein (suppurative or septic thrombophlebitis) </w:t>
+      </w:r>
+      <w:r>
+        <w:rPr>
+          <w:b w:val="0"/>
+          <w:i w:val="0"/>
+        </w:rPr>
+        <w:t>Slide 76</w:t>
+      </w:r>
+      <w:r>
+        <w:rPr>
+          <w:b w:val="0"/>
+          <w:i w:val="0"/>
+        </w:rPr>
+        <w:t>Diagnosis</w:t>
+      </w:r>
+      <w:r>
+        <w:rPr>
+          <w:b w:val="0"/>
+          <w:i w:val="0"/>
+        </w:rPr>
+        <w:t xml:space="preserve">Based on history and physical examination; confirmed by venous duplex ultrasound (the gold standard), which shows a noncompressible superficial vein with clot and thickening of the vein wall. </w:t>
+      </w:r>
+      <w:r>
+        <w:rPr>
+          <w:b w:val="0"/>
+          <w:i w:val="0"/>
+          <w:highlight w:val="yellow"/>
+        </w:rPr>
+        <w:t>★ Wall thickening alone is phlebitis; thickening with a clot is thrombophlebitis</w:t>
+      </w:r>
+      <w:r>
+        <w:rPr>
+          <w:b w:val="0"/>
+          <w:i w:val="0"/>
+        </w:rPr>
+        <w:t xml:space="preserve"> </w:t>
+      </w:r>
+      <w:r>
+        <w:rPr>
+          <w:b w:val="0"/>
+          <w:i w:val="0"/>
+        </w:rPr>
+        <w:t>Slide 77</w:t>
+      </w:r>
+      <w:r>
+        <w:rPr>
+          <w:b w:val="0"/>
+          <w:i w:val="0"/>
+        </w:rPr>
+        <w:t>Treatment/Therapy</w:t>
+      </w:r>
+      <w:r>
+        <w:rPr>
+          <w:b w:val="0"/>
+          <w:i w:val="0"/>
+          <w:highlight w:val="yellow"/>
+        </w:rPr>
+        <w:t>★ Typical treatment: warm compresses, compression, elevation of the affected extremity, and nonsteroidal anti-inflammatory drugs (NSAIDs, for example ibuprofen or diclofenac) to relieve pain and inflammation</w:t>
+      </w:r>
+      <w:r>
+        <w:rPr>
+          <w:b w:val="0"/>
+          <w:i w:val="0"/>
+        </w:rPr>
+        <w:t xml:space="preserve">. </w:t>
+      </w:r>
+      <w:r>
+        <w:rPr>
+          <w:b w:val="0"/>
+          <w:i w:val="0"/>
+          <w:highlight w:val="yellow"/>
+        </w:rPr>
+        <w:t>★ If there is extensive clot burden or an intermediate or higher risk of thrombosis, anticoagulation may be initiated</w:t>
+      </w:r>
+      <w:r>
+        <w:rPr>
+          <w:b w:val="0"/>
+          <w:i w:val="0"/>
+        </w:rPr>
+        <w:t xml:space="preserve"> (unfractionated heparin, enoxaparin (a low molecular weight heparin), or fondaparinux). </w:t>
+      </w:r>
+      <w:r>
+        <w:rPr>
+          <w:b w:val="0"/>
+          <w:i w:val="0"/>
+          <w:highlight w:val="yellow"/>
+        </w:rPr>
+        <w:t>★ Repeat the physical examination within 7 to 10 days</w:t>
+      </w:r>
+      <w:r>
+        <w:rPr>
+          <w:b w:val="0"/>
+          <w:i w:val="0"/>
+        </w:rPr>
+        <w:t xml:space="preserve"> to assess for resolution versus progression; if signs or symptoms persist or worsen, repeat the duplex ultrasound </w:t>
+      </w:r>
+      <w:r>
+        <w:rPr>
+          <w:b w:val="0"/>
+          <w:i w:val="0"/>
+        </w:rPr>
+        <w:t>Slides 79, 80</w:t>
+      </w:r>
+      <w:r>
+        <w:rPr>
+          <w:b w:val="0"/>
+          <w:i w:val="0"/>
+        </w:rPr>
+        <w:t>Mortality ★</w:t>
+      </w:r>
+      <w:r>
+        <w:rPr>
+          <w:b w:val="0"/>
+          <w:i w:val="0"/>
+        </w:rPr>
+        <w:t xml:space="preserve">Rarely causes serious complications and rarely embolizes </w:t>
+      </w:r>
+      <w:r>
+        <w:rPr>
+          <w:b w:val="0"/>
+          <w:i w:val="0"/>
+        </w:rPr>
+        <w:t>Slide 78</w:t>
+      </w:r>
+    </w:p>
+    <w:p>
+      <w:pPr>
+        <w:spacing w:after="120"/>
+      </w:pPr>
+      <w:r>
+        <w:rPr>
+          <w:b w:val="0"/>
+          <w:i w:val="0"/>
+        </w:rPr>
+        <w:t>Septic thrombophlebitis</w:t>
+      </w:r>
+      <w:r>
+        <w:rPr>
+          <w:b w:val="0"/>
+          <w:i w:val="0"/>
+        </w:rPr>
+        <w:t>★ Professor emphasized</w:t>
+      </w:r>
+      <w:r>
+        <w:rPr>
+          <w:b w:val="0"/>
+          <w:i w:val="0"/>
+        </w:rPr>
+        <w:t>4 not covered</w:t>
+      </w:r>
+    </w:p>
+    <w:p>
+      <w:pPr>
+        <w:spacing w:after="120"/>
+      </w:pPr>
+      <w:r>
+        <w:rPr>
+          <w:b w:val="0"/>
+          <w:i w:val="0"/>
+        </w:rPr>
+        <w:t>★ She stressed that purulent drainage, high fever, and redness spreading beyond the vein's course (not just along it) signal septic thrombophlebitis, usually with a history of an intravenous line or catheter.</w:t>
+      </w:r>
+    </w:p>
+    <w:p>
+      <w:pPr>
+        <w:spacing w:after="120"/>
+      </w:pPr>
+      <w:r>
+        <w:rPr>
+          <w:b w:val="0"/>
+          <w:i w:val="0"/>
+        </w:rPr>
+        <w:t>Name of Condition</w:t>
+      </w:r>
+      <w:r>
+        <w:rPr>
+          <w:b w:val="0"/>
+          <w:i w:val="0"/>
+        </w:rPr>
+        <w:t xml:space="preserve">Septic (suppurative) thrombophlebitis </w:t>
+      </w:r>
+      <w:r>
+        <w:rPr>
+          <w:b w:val="0"/>
+          <w:i w:val="0"/>
+        </w:rPr>
+        <w:t>Slide 76</w:t>
+      </w:r>
+      <w:r>
+        <w:rPr>
+          <w:b w:val="0"/>
+          <w:i w:val="0"/>
+        </w:rPr>
+        <w:t>Definition</w:t>
+      </w:r>
+      <w:r>
+        <w:rPr>
+          <w:b w:val="0"/>
+          <w:i w:val="0"/>
+        </w:rPr>
+        <w:t xml:space="preserve">Infection within a vein that has a clot, arising from superficial thrombophlebitis; the suppurative form of thrombophlebitis </w:t>
+      </w:r>
+      <w:r>
+        <w:rPr>
+          <w:b w:val="0"/>
+          <w:i w:val="0"/>
+        </w:rPr>
+        <w:t>Slide 76</w:t>
+      </w:r>
+      <w:r>
+        <w:rPr>
+          <w:b w:val="0"/>
+          <w:i w:val="0"/>
+        </w:rPr>
+        <w:t>Etiology (cause)</w:t>
+      </w:r>
+      <w:r>
+        <w:rPr>
+          <w:b w:val="0"/>
+          <w:i w:val="0"/>
+        </w:rPr>
+        <w:t xml:space="preserve">Infection within the vein, in the setting of venous cannulation (venipuncture or catheterization) </w:t>
+      </w:r>
+      <w:r>
+        <w:rPr>
+          <w:b w:val="0"/>
+          <w:i w:val="0"/>
+        </w:rPr>
+        <w:t>Slide 76</w:t>
+      </w:r>
+      <w:r>
+        <w:rPr>
+          <w:b w:val="0"/>
+          <w:i w:val="0"/>
+        </w:rPr>
+        <w:t>Epidemiology (who)</w:t>
+      </w:r>
+      <w:r>
+        <w:rPr>
+          <w:b w:val="0"/>
+          <w:i w:val="0"/>
+        </w:rPr>
+        <w:t xml:space="preserve">Uncommon in the absence of a history of venous cannulation; the deck gives no other population data </w:t>
+      </w:r>
+      <w:r>
+        <w:rPr>
+          <w:b w:val="0"/>
+          <w:i w:val="0"/>
+        </w:rPr>
+        <w:t>Slide 76</w:t>
+      </w:r>
+      <w:r>
+        <w:rPr>
+          <w:b w:val="0"/>
+          <w:i w:val="0"/>
+        </w:rPr>
+        <w:t>Risk Factors</w:t>
+      </w:r>
+      <w:r>
+        <w:rPr>
+          <w:b w:val="0"/>
+          <w:i w:val="0"/>
+        </w:rPr>
+        <w:t xml:space="preserve">History of venous cannulation (venipuncture, catheterization) </w:t>
+      </w:r>
+      <w:r>
+        <w:rPr>
+          <w:b w:val="0"/>
+          <w:i w:val="0"/>
+        </w:rPr>
+        <w:t>Slide 76</w:t>
+      </w:r>
+      <w:r>
+        <w:rPr>
+          <w:b w:val="0"/>
+          <w:i w:val="0"/>
+        </w:rPr>
+        <w:t>Pathology</w:t>
+      </w:r>
+      <w:r>
+        <w:rPr>
+          <w:b w:val="0"/>
+          <w:i w:val="0"/>
+        </w:rPr>
+        <w:t>Not covered in the lecture</w:t>
+      </w:r>
+      <w:r>
+        <w:rPr>
+          <w:b w:val="0"/>
+          <w:i w:val="0"/>
+        </w:rPr>
+        <w:t>Clinical Manifestation</w:t>
+      </w:r>
+      <w:r>
+        <w:rPr>
+          <w:b w:val="0"/>
+          <w:i w:val="0"/>
+          <w:highlight w:val="yellow"/>
+        </w:rPr>
+        <w:t>★ High fever, fluctuance and/or purulent drainage</w:t>
+      </w:r>
+      <w:r>
+        <w:rPr>
+          <w:b w:val="0"/>
+          <w:i w:val="0"/>
+        </w:rPr>
+        <w:t xml:space="preserve"> suggest infection within the vein. </w:t>
+      </w:r>
+      <w:r>
+        <w:rPr>
+          <w:b w:val="0"/>
+          <w:i w:val="0"/>
+          <w:highlight w:val="yellow"/>
+        </w:rPr>
+        <w:t>★ Suspect it when erythema extends significantly beyond the margin of the vein</w:t>
+      </w:r>
+      <w:r>
+        <w:rPr>
+          <w:b w:val="0"/>
+          <w:i w:val="0"/>
+        </w:rPr>
+        <w:t xml:space="preserve"> </w:t>
+      </w:r>
+      <w:r>
+        <w:rPr>
+          <w:b w:val="0"/>
+          <w:i w:val="0"/>
+        </w:rPr>
+        <w:t>Slide 76</w:t>
+      </w:r>
+      <w:r>
+        <w:rPr>
+          <w:b w:val="0"/>
+          <w:i w:val="0"/>
+        </w:rPr>
+        <w:t>Diagnosis</w:t>
+      </w:r>
+      <w:r>
+        <w:rPr>
+          <w:b w:val="0"/>
+          <w:i w:val="0"/>
+        </w:rPr>
+        <w:t>Not covered in the lecture</w:t>
+      </w:r>
+      <w:r>
+        <w:rPr>
+          <w:b w:val="0"/>
+          <w:i w:val="0"/>
+        </w:rPr>
+        <w:t>Treatment/Therapy</w:t>
+      </w:r>
+      <w:r>
+        <w:rPr>
+          <w:b w:val="0"/>
+          <w:i w:val="0"/>
+        </w:rPr>
+        <w:t>Not covered in the lecture</w:t>
+      </w:r>
+      <w:r>
+        <w:rPr>
+          <w:b w:val="0"/>
+          <w:i w:val="0"/>
+        </w:rPr>
+        <w:t>Mortality ★</w:t>
+      </w:r>
+      <w:r>
+        <w:rPr>
+          <w:b w:val="0"/>
+          <w:i w:val="0"/>
+        </w:rPr>
+        <w:t>Not covered in the lecture</w:t>
+      </w:r>
+    </w:p>
+    <w:p>
+      <w:pPr>
+        <w:spacing w:after="120"/>
+      </w:pPr>
+      <w:r>
+        <w:rPr>
+          <w:b w:val="0"/>
+          <w:i w:val="0"/>
+        </w:rPr>
+        <w:t>Arteriovenous fistula of the extremity, acquired (traumatic or iatrogenic)</w:t>
+      </w:r>
+      <w:r>
+        <w:rPr>
+          <w:b w:val="0"/>
+          <w:i w:val="0"/>
+        </w:rPr>
+        <w:t>★ Professor emphasized</w:t>
+      </w:r>
+      <w:r>
+        <w:rPr>
+          <w:b w:val="0"/>
+          <w:i w:val="0"/>
+        </w:rPr>
+        <w:t>1 not covered</w:t>
+      </w:r>
+    </w:p>
+    <w:p>
+      <w:pPr>
+        <w:spacing w:after="120"/>
+      </w:pPr>
+      <w:r>
+        <w:rPr>
+          <w:b w:val="0"/>
+          <w:i w:val="0"/>
+        </w:rPr>
+        <w:t>★ She stressed that the lower-extremity fistulas are the iatrogenic ones (from groin access for catheter procedures), that a large fistula can slow the heart rate when compressed (do not hold it), and that acquired fistulas are treated surgically.</w:t>
+      </w:r>
+    </w:p>
+    <w:p>
+      <w:pPr>
+        <w:spacing w:after="120"/>
+      </w:pPr>
+      <w:r>
+        <w:rPr>
+          <w:b w:val="0"/>
+          <w:i w:val="0"/>
+        </w:rPr>
+        <w:t>Name of Condition</w:t>
+      </w:r>
+      <w:r>
+        <w:rPr>
+          <w:b w:val="0"/>
+          <w:i w:val="0"/>
+        </w:rPr>
+        <w:t xml:space="preserve">Arteriovenous (AV) fistula of the extremity, acquired (traumatic or iatrogenic) </w:t>
+      </w:r>
+      <w:r>
+        <w:rPr>
+          <w:b w:val="0"/>
+          <w:i w:val="0"/>
+        </w:rPr>
+        <w:t>Slide 82</w:t>
+      </w:r>
+      <w:r>
+        <w:rPr>
+          <w:b w:val="0"/>
+          <w:i w:val="0"/>
+        </w:rPr>
+        <w:t>Definition</w:t>
+      </w:r>
+      <w:r>
+        <w:rPr>
+          <w:b w:val="0"/>
+          <w:i w:val="0"/>
+        </w:rPr>
+        <w:t xml:space="preserve">An abnormal connection between an artery and a vein (they can exist almost anywhere in the body, depending on the cause); acquired ones arise from trauma or from a medical procedure (iatrogenic) </w:t>
+      </w:r>
+      <w:r>
+        <w:rPr>
+          <w:b w:val="0"/>
+          <w:i w:val="0"/>
+        </w:rPr>
+        <w:t>Slide 82</w:t>
+      </w:r>
+      <w:r>
+        <w:rPr>
+          <w:b w:val="0"/>
+          <w:i w:val="0"/>
+        </w:rPr>
+        <w:t>Etiology (cause)</w:t>
+      </w:r>
+      <w:r>
+        <w:rPr>
+          <w:b w:val="0"/>
+          <w:i w:val="0"/>
+        </w:rPr>
+        <w:t xml:space="preserve">Iatrogenic: use of the groin (femoral vessels, historically and preferentially) as the site for percutaneous arterial and venous access, for example for endovascular procedures. Lower-extremity arteriovenous (AV) fistulas are most commonly iatrogenic for this reason. Trauma is named in the objectives, but the deck gives no traumatic mechanism </w:t>
+      </w:r>
+      <w:r>
+        <w:rPr>
+          <w:b w:val="0"/>
+          <w:i w:val="0"/>
+        </w:rPr>
+        <w:t>Slides 82, 84</w:t>
+      </w:r>
+      <w:r>
+        <w:rPr>
+          <w:b w:val="0"/>
+          <w:i w:val="0"/>
+        </w:rPr>
+        <w:t>Epidemiology (who)</w:t>
+      </w:r>
+      <w:r>
+        <w:rPr>
+          <w:b w:val="0"/>
+          <w:i w:val="0"/>
+          <w:highlight w:val="yellow"/>
+        </w:rPr>
+        <w:t>★ Lower-extremity fistulas are most commonly iatrogenic, due to groin access for endovascular procedures</w:t>
+      </w:r>
+      <w:r>
+        <w:rPr>
+          <w:b w:val="0"/>
+          <w:i w:val="0"/>
+        </w:rPr>
+        <w:t xml:space="preserve">; iatrogenic fistulas most commonly occur in the lower extremity and affect the femoral vessels </w:t>
+      </w:r>
+      <w:r>
+        <w:rPr>
+          <w:b w:val="0"/>
+          <w:i w:val="0"/>
+        </w:rPr>
+        <w:t>Slides 82, 84</w:t>
+      </w:r>
+      <w:r>
+        <w:rPr>
+          <w:b w:val="0"/>
+          <w:i w:val="0"/>
+        </w:rPr>
+        <w:t>Risk Factors</w:t>
+      </w:r>
+      <w:r>
+        <w:rPr>
+          <w:b w:val="0"/>
+          <w:i w:val="0"/>
+        </w:rPr>
+        <w:t xml:space="preserve">Percutaneous arterial and venous access through the groin (femoral vessels) </w:t>
+      </w:r>
+      <w:r>
+        <w:rPr>
+          <w:b w:val="0"/>
+          <w:i w:val="0"/>
+        </w:rPr>
+        <w:t>Slide 84</w:t>
+      </w:r>
+      <w:r>
+        <w:rPr>
+          <w:b w:val="0"/>
+          <w:i w:val="0"/>
+        </w:rPr>
+        <w:t>Pathology</w:t>
+      </w:r>
+      <w:r>
+        <w:rPr>
+          <w:b w:val="0"/>
+          <w:i w:val="0"/>
+        </w:rPr>
+        <w:t xml:space="preserve">The fistula bypasses the capillary bed (blood passes directly from artery to vein). A fistula can in turn lead to chronic venous insufficiency, and a large one to heart failure and ischemia </w:t>
+      </w:r>
+      <w:r>
+        <w:rPr>
+          <w:b w:val="0"/>
+          <w:i w:val="0"/>
+        </w:rPr>
+        <w:t>Slides 82, 85, 11</w:t>
+      </w:r>
+      <w:r>
+        <w:rPr>
+          <w:b w:val="0"/>
+          <w:i w:val="0"/>
+        </w:rPr>
+        <w:t>Clinical Manifestation</w:t>
+      </w:r>
+      <w:r>
+        <w:rPr>
+          <w:b w:val="0"/>
+          <w:i w:val="0"/>
+        </w:rPr>
+        <w:t xml:space="preserve">After a procedure, evaluate the puncture site with a complete lower-extremity vascular examination and compare the pulses with those before the procedure to ensure there is no change. Watch for infection, chronic venous insufficiency, heart failure and evidence of ischemia. </w:t>
+      </w:r>
+      <w:r>
+        <w:rPr>
+          <w:b w:val="0"/>
+          <w:i w:val="0"/>
+          <w:highlight w:val="yellow"/>
+        </w:rPr>
+        <w:t>★ Compression of a large AV fistula can cause reflex slowing of the heart rate (Nicoladoni-Branham sign)</w:t>
+      </w:r>
+      <w:r>
+        <w:rPr>
+          <w:b w:val="0"/>
+          <w:i w:val="0"/>
+        </w:rPr>
+        <w:t xml:space="preserve"> </w:t>
+      </w:r>
+      <w:r>
+        <w:rPr>
+          <w:b w:val="0"/>
+          <w:i w:val="0"/>
+        </w:rPr>
+        <w:t>Slides 84, 85</w:t>
+      </w:r>
+      <w:r>
+        <w:rPr>
+          <w:b w:val="0"/>
+          <w:i w:val="0"/>
+        </w:rPr>
+        <w:t>Diagnosis</w:t>
+      </w:r>
+      <w:r>
+        <w:rPr>
+          <w:b w:val="0"/>
+          <w:i w:val="0"/>
+        </w:rPr>
+        <w:t xml:space="preserve">Diagnosis is by physical examination. Duplex ultrasound confirms the diagnosis in patients with a suspected iatrogenic AV fistula. Computed tomography angiography (CTA) and angiography can confirm the diagnosis and give the location and size of the fistula </w:t>
+      </w:r>
+      <w:r>
+        <w:rPr>
+          <w:b w:val="0"/>
+          <w:i w:val="0"/>
+        </w:rPr>
+        <w:t>Slides 84, 85</w:t>
+      </w:r>
+      <w:r>
+        <w:rPr>
+          <w:b w:val="0"/>
+          <w:i w:val="0"/>
+        </w:rPr>
+        <w:t>Treatment/Therapy</w:t>
+      </w:r>
+      <w:r>
+        <w:rPr>
+          <w:b w:val="0"/>
+          <w:i w:val="0"/>
+          <w:highlight w:val="yellow"/>
+        </w:rPr>
+        <w:t>★ Acquired AV fistula: surgical management, either removing the fistula or decreasing its size</w:t>
+      </w:r>
+      <w:r>
+        <w:rPr>
+          <w:b w:val="0"/>
+          <w:i w:val="0"/>
+        </w:rPr>
+        <w:t xml:space="preserve">. By contrast, a congenital AV fistula is difficult to treat because the communications can be numerous; it is treated conservatively with elastic support hose, and embolization can sometimes remove the fistula </w:t>
+      </w:r>
+      <w:r>
+        <w:rPr>
+          <w:b w:val="0"/>
+          <w:i w:val="0"/>
+        </w:rPr>
+        <w:t>Slide 86</w:t>
+      </w:r>
+      <w:r>
+        <w:rPr>
+          <w:b w:val="0"/>
+          <w:i w:val="0"/>
+        </w:rPr>
+        <w:t>Mortality ★</w:t>
+      </w:r>
+      <w:r>
+        <w:rPr>
+          <w:b w:val="0"/>
+          <w:i w:val="0"/>
+        </w:rPr>
+        <w:t>Not covered in the lecture</w:t>
+      </w:r>
+    </w:p>
+    <w:p>
+      <w:pPr>
+        <w:spacing w:after="120"/>
+      </w:pPr>
+      <w:r>
+        <w:rPr>
+          <w:b w:val="0"/>
+          <w:i w:val="0"/>
+        </w:rPr>
+        <w:t>Arteriovenous fistula, created for hemodialysis</w:t>
+      </w:r>
+      <w:r>
+        <w:rPr>
+          <w:b w:val="0"/>
+          <w:i w:val="0"/>
+        </w:rPr>
+        <w:t>★ Professor emphasized</w:t>
+      </w:r>
+      <w:r>
+        <w:rPr>
+          <w:b w:val="0"/>
+          <w:i w:val="0"/>
+        </w:rPr>
+        <w:t>3 not covered</w:t>
+      </w:r>
+    </w:p>
+    <w:p>
+      <w:pPr>
+        <w:spacing w:after="120"/>
+      </w:pPr>
+      <w:r>
+        <w:rPr>
+          <w:b w:val="0"/>
+          <w:i w:val="0"/>
+        </w:rPr>
+        <w:t>★ She stressed that upper-extremity fistulas are the ones created for vascular access, and that a healthy fistula has a thrill you can feel and a soft bruit you can hear; a fistula with no bruit is a problem (needs referral).</w:t>
+      </w:r>
+    </w:p>
+    <w:p>
+      <w:pPr>
+        <w:spacing w:after="120"/>
+      </w:pPr>
+      <w:r>
+        <w:rPr>
+          <w:b w:val="0"/>
+          <w:i w:val="0"/>
+        </w:rPr>
+        <w:t>Name of Condition</w:t>
+      </w:r>
+      <w:r>
+        <w:rPr>
+          <w:b w:val="0"/>
+          <w:i w:val="0"/>
+        </w:rPr>
+        <w:t xml:space="preserve">Arteriovenous (AV) fistula of the extremity, created for long-term hemodialysis vascular access </w:t>
+      </w:r>
+      <w:r>
+        <w:rPr>
+          <w:b w:val="0"/>
+          <w:i w:val="0"/>
+        </w:rPr>
+        <w:t>Slides 81, 83</w:t>
+      </w:r>
+      <w:r>
+        <w:rPr>
+          <w:b w:val="0"/>
+          <w:i w:val="0"/>
+        </w:rPr>
+        <w:t>Definition</w:t>
+      </w:r>
+      <w:r>
+        <w:rPr>
+          <w:b w:val="0"/>
+          <w:i w:val="0"/>
+        </w:rPr>
+        <w:t xml:space="preserve">An abnormal connection between an artery and a vein, created deliberately to give long-term vascular access for hemodialysis </w:t>
+      </w:r>
+      <w:r>
+        <w:rPr>
+          <w:b w:val="0"/>
+          <w:i w:val="0"/>
+        </w:rPr>
+        <w:t>Slide 83</w:t>
+      </w:r>
+      <w:r>
+        <w:rPr>
+          <w:b w:val="0"/>
+          <w:i w:val="0"/>
+        </w:rPr>
+        <w:t>Etiology (cause)</w:t>
+      </w:r>
+      <w:r>
+        <w:rPr>
+          <w:b w:val="0"/>
+          <w:i w:val="0"/>
+        </w:rPr>
+        <w:t xml:space="preserve">Surgically created for hemodialysis vascular access. </w:t>
+      </w:r>
+      <w:r>
+        <w:rPr>
+          <w:b w:val="0"/>
+          <w:i w:val="0"/>
+          <w:highlight w:val="yellow"/>
+        </w:rPr>
+        <w:t>★ Upper-extremity arteriovenous (AV) fistulas are the ones most commonly created for hemodialysis vascular access</w:t>
+      </w:r>
+      <w:r>
+        <w:rPr>
+          <w:b w:val="0"/>
+          <w:i w:val="0"/>
+        </w:rPr>
+        <w:t xml:space="preserve"> </w:t>
+      </w:r>
+      <w:r>
+        <w:rPr>
+          <w:b w:val="0"/>
+          <w:i w:val="0"/>
+        </w:rPr>
+        <w:t>Slides 82, 83</w:t>
+      </w:r>
+      <w:r>
+        <w:rPr>
+          <w:b w:val="0"/>
+          <w:i w:val="0"/>
+        </w:rPr>
+        <w:t>Epidemiology (who)</w:t>
+      </w:r>
+      <w:r>
+        <w:rPr>
+          <w:b w:val="0"/>
+          <w:i w:val="0"/>
+        </w:rPr>
+        <w:t xml:space="preserve">Upper arm or forearm are common sites and are generally preferred over the lower extremity </w:t>
+      </w:r>
+      <w:r>
+        <w:rPr>
+          <w:b w:val="0"/>
+          <w:i w:val="0"/>
+        </w:rPr>
+        <w:t>Slide 83</w:t>
+      </w:r>
+      <w:r>
+        <w:rPr>
+          <w:b w:val="0"/>
+          <w:i w:val="0"/>
+        </w:rPr>
+        <w:t>Risk Factors</w:t>
+      </w:r>
+      <w:r>
+        <w:rPr>
+          <w:b w:val="0"/>
+          <w:i w:val="0"/>
+        </w:rPr>
+        <w:t>Not covered in the lecture</w:t>
+      </w:r>
+      <w:r>
+        <w:rPr>
+          <w:b w:val="0"/>
+          <w:i w:val="0"/>
+        </w:rPr>
+        <w:t>Pathology</w:t>
+      </w:r>
+      <w:r>
+        <w:rPr>
+          <w:b w:val="0"/>
+          <w:i w:val="0"/>
+        </w:rPr>
+        <w:t xml:space="preserve">The fistula bypasses the capillary bed (blood passes directly from artery to vein) </w:t>
+      </w:r>
+      <w:r>
+        <w:rPr>
+          <w:b w:val="0"/>
+          <w:i w:val="0"/>
+        </w:rPr>
+        <w:t>Slide 82</w:t>
+      </w:r>
+      <w:r>
+        <w:rPr>
+          <w:b w:val="0"/>
+          <w:i w:val="0"/>
+        </w:rPr>
+        <w:t>Clinical Manifestation</w:t>
+      </w:r>
+      <w:r>
+        <w:rPr>
+          <w:b w:val="0"/>
+          <w:i w:val="0"/>
+          <w:highlight w:val="yellow"/>
+        </w:rPr>
+        <w:t>★ A healthy AV fistula collapses completely with arm elevation and is characterized by a diffuse thrill and a soft bruit, both with systolic and diastolic components</w:t>
+      </w:r>
+      <w:r>
+        <w:rPr>
+          <w:b w:val="0"/>
+          <w:i w:val="0"/>
+        </w:rPr>
+        <w:t xml:space="preserve"> </w:t>
+      </w:r>
+      <w:r>
+        <w:rPr>
+          <w:b w:val="0"/>
+          <w:i w:val="0"/>
+        </w:rPr>
+        <w:t>Slide 83</w:t>
+      </w:r>
+      <w:r>
+        <w:rPr>
+          <w:b w:val="0"/>
+          <w:i w:val="0"/>
+        </w:rPr>
+        <w:t>Diagnosis</w:t>
+      </w:r>
+      <w:r>
+        <w:rPr>
+          <w:b w:val="0"/>
+          <w:i w:val="0"/>
+        </w:rPr>
+        <w:t xml:space="preserve">Diagnosis is by physical examination. Watch for infection, chronic venous insufficiency, heart failure and evidence of ischemia. Compression of a large AV fistula can cause reflex slowing of the heart rate (Nicoladoni-Branham sign). Computed tomography angiography (CTA) and angiography can confirm the diagnosis and give the location and size of the fistula </w:t>
+      </w:r>
+      <w:r>
+        <w:rPr>
+          <w:b w:val="0"/>
+          <w:i w:val="0"/>
+        </w:rPr>
+        <w:t>Slide 85</w:t>
+      </w:r>
+      <w:r>
+        <w:rPr>
+          <w:b w:val="0"/>
+          <w:i w:val="0"/>
+        </w:rPr>
+        <w:t>Treatment/Therapy</w:t>
+      </w:r>
+      <w:r>
+        <w:rPr>
+          <w:b w:val="0"/>
+          <w:i w:val="0"/>
+        </w:rPr>
+        <w:t>Not covered in the lecture</w:t>
+      </w:r>
+      <w:r>
+        <w:rPr>
+          <w:b w:val="0"/>
+          <w:i w:val="0"/>
+        </w:rPr>
+        <w:t>Mortality ★</w:t>
+      </w:r>
+      <w:r>
+        <w:rPr>
+          <w:b w:val="0"/>
+          <w:i w:val="0"/>
+        </w:rPr>
+        <w:t>Not covered in the lecture</w:t>
+      </w:r>
+    </w:p>
+    <w:p>
+      <w:pPr>
+        <w:spacing w:after="120"/>
+      </w:pPr>
+      <w:r>
+        <w:rPr>
+          <w:b w:val="0"/>
+          <w:i w:val="0"/>
+        </w:rPr>
+        <w:t>Chronic venous insufficiency (post-thrombotic syndrome)</w:t>
+      </w:r>
+      <w:r>
+        <w:rPr>
+          <w:b w:val="0"/>
+          <w:i w:val="0"/>
+        </w:rPr>
+        <w:t>★ Professor emphasized</w:t>
+      </w:r>
+    </w:p>
+    <w:p>
+      <w:pPr>
+        <w:spacing w:after="120"/>
+      </w:pPr>
+      <w:r>
+        <w:rPr>
+          <w:b w:val="0"/>
+          <w:i w:val="0"/>
+        </w:rPr>
+        <w:t>★ She stressed that a prior deep vein thrombosis is the most common etiology, that hemosiderin brown staining separates venous from arterial disease, that an ankle-brachial index is ordered to rule out peripheral arterial disease before compression (not to diagnose), and that leg elevation must be above the heart.</w:t>
+      </w:r>
+    </w:p>
+    <w:p>
+      <w:pPr>
+        <w:spacing w:after="120"/>
+      </w:pPr>
+      <w:r>
+        <w:rPr>
+          <w:b w:val="0"/>
+          <w:i w:val="0"/>
+        </w:rPr>
+        <w:t>Name of Condition</w:t>
+      </w:r>
+      <w:r>
+        <w:rPr>
+          <w:b w:val="0"/>
+          <w:i w:val="0"/>
+        </w:rPr>
+        <w:t xml:space="preserve">Chronic venous insufficiency (CVI), also called post-thrombotic syndrome </w:t>
+      </w:r>
+      <w:r>
+        <w:rPr>
+          <w:b w:val="0"/>
+          <w:i w:val="0"/>
+        </w:rPr>
+        <w:t>Slides 3, 12</w:t>
+      </w:r>
+      <w:r>
+        <w:rPr>
+          <w:b w:val="0"/>
+          <w:i w:val="0"/>
+        </w:rPr>
+        <w:t>Definition</w:t>
+      </w:r>
+      <w:r>
+        <w:rPr>
+          <w:b w:val="0"/>
+          <w:i w:val="0"/>
+        </w:rPr>
+        <w:t xml:space="preserve">Signs of advanced venous disease associated with superficial and/or deep venous reflux and/or obstruction: edema, skin changes (hyperpigmentation, dermatitis, lipodermatosclerosis, which is skin and fat tissue scarring in the lower legs) and venous ulceration. A severe manifestation of venous hypertension and the far end of chronic venous disease, which ranges from telangiectasias to reticular veins to varicose veins to CVI. Classified as primary (intrinsic structural or functional abnormality of the vein wall or valves, leading to valvular reflux) or secondary (obstruction and/or valvular incompetence from a prior deep vein thrombosis (DVT)). The slide treats 'post-thrombotic syndrome' as another name; strictly it is the secondary, post-DVT form </w:t>
+      </w:r>
+      <w:r>
+        <w:rPr>
+          <w:b w:val="0"/>
+          <w:i w:val="0"/>
+        </w:rPr>
+        <w:t>Slides 3, 5, 7, 9, 10</w:t>
+      </w:r>
+      <w:r>
+        <w:rPr>
+          <w:b w:val="0"/>
+          <w:i w:val="0"/>
+        </w:rPr>
+        <w:t>Etiology (cause)</w:t>
+      </w:r>
+      <w:r>
+        <w:rPr>
+          <w:b w:val="0"/>
+          <w:i w:val="0"/>
+        </w:rPr>
+        <w:t xml:space="preserve">Venous hypertension, from inadequate muscle pump function, incompetent venous valves (reflux), venous thrombosis, or other (nonthrombotic) venous obstruction. </w:t>
+      </w:r>
+      <w:r>
+        <w:rPr>
+          <w:b w:val="0"/>
+          <w:i w:val="0"/>
+          <w:highlight w:val="yellow"/>
+        </w:rPr>
+        <w:t>★ Prior deep vein thrombosis (DVT)</w:t>
+      </w:r>
+      <w:r>
+        <w:rPr>
+          <w:b w:val="0"/>
+          <w:i w:val="0"/>
+        </w:rPr>
+        <w:t xml:space="preserve"> is the etiology she stressed; the slide calls it 'one of the most common' (primary superficial venous reflux also matters), and 25% of patients have no known DVT history, though there may be leg trauma or surgery. Another common cause: progressive superficial venous reflux. Other causes: congenital or neoplastic obstruction of pelvic veins, or a congenital or acquired arteriovenous (AV) fistula </w:t>
+      </w:r>
+      <w:r>
+        <w:rPr>
+          <w:b w:val="0"/>
+          <w:i w:val="0"/>
+        </w:rPr>
+        <w:t>Slides 5, 10, 11</w:t>
+      </w:r>
+      <w:r>
+        <w:rPr>
+          <w:b w:val="0"/>
+          <w:i w:val="0"/>
+        </w:rPr>
+        <w:t>Epidemiology (who)</w:t>
+      </w:r>
+      <w:r>
+        <w:rPr>
+          <w:b w:val="0"/>
+          <w:i w:val="0"/>
+        </w:rPr>
+        <w:t xml:space="preserve">Advancing age and female sex; 25% of patients have no known history of DVT. The deck gives no prevalence figure </w:t>
+      </w:r>
+      <w:r>
+        <w:rPr>
+          <w:b w:val="0"/>
+          <w:i w:val="0"/>
+        </w:rPr>
+        <w:t>Slides 8, 11</w:t>
+      </w:r>
+      <w:r>
+        <w:rPr>
+          <w:b w:val="0"/>
+          <w:i w:val="0"/>
+        </w:rPr>
+        <w:t>Risk Factors</w:t>
+      </w:r>
+      <w:r>
+        <w:rPr>
+          <w:b w:val="0"/>
+          <w:i w:val="0"/>
+        </w:rPr>
+        <w:t xml:space="preserve">Advancing age; female; family history of venous disease; certain hereditary conditions; ligamentous laxity (for example flat feet); increased body mass index (BMI); smoking; lower-extremity trauma; prior venous thrombosis; higher parity; high estrogen states </w:t>
+      </w:r>
+      <w:r>
+        <w:rPr>
+          <w:b w:val="0"/>
+          <w:i w:val="0"/>
+        </w:rPr>
+        <w:t>Slide 8</w:t>
+      </w:r>
+      <w:r>
+        <w:rPr>
+          <w:b w:val="0"/>
+          <w:i w:val="0"/>
+        </w:rPr>
+        <w:t>Pathology</w:t>
+      </w:r>
+      <w:r>
+        <w:rPr>
+          <w:b w:val="0"/>
+          <w:i w:val="0"/>
+        </w:rPr>
+        <w:t xml:space="preserve">Vein valve leaflets fail because they are thickened and scarred (post-thrombotic syndrome) or sit in a dilated vein and are functionally inadequate, so the valves are incompetent. Proximal venous obstruction from chronic thrombus or scarring then complicates the problem. Valves cannot stop venous blood returning toward the foot, so the leg develops venous hypertension, with increased force on subcutaneous veins and tissues of the lower leg (edema). Superficial veins expand and their valves do not close; the deep venous system becomes incompetent because of the expanded superficial veins; and the superficial veins cannot empty into the deep system during walking, because blood is no longer pumped effectively from the lower leg. A healthy valve keeps blood moving in one direction; a diseased valve lets it move in both directions, elevating venous pressure </w:t>
+      </w:r>
+      <w:r>
+        <w:rPr>
+          <w:b w:val="0"/>
+          <w:i w:val="0"/>
+        </w:rPr>
+        <w:t>Slides 4, 12, 13</w:t>
+      </w:r>
+      <w:r>
+        <w:rPr>
+          <w:b w:val="0"/>
+          <w:i w:val="0"/>
+        </w:rPr>
+        <w:t>Clinical Manifestation</w:t>
+      </w:r>
+      <w:r>
+        <w:rPr>
+          <w:b w:val="0"/>
+          <w:i w:val="0"/>
+        </w:rPr>
+        <w:t xml:space="preserve">May be asymptomatic or symptomatic. Symptoms: pruritus of the lower-extremity skin, often starting around the medial malleolus; leg heaviness, aching, pain, throbbing, hyperesthesia or burning, or swelling, worse when standing or with prolonged sitting with the feet dependent, and relieved by limb elevation and walking. </w:t>
+      </w:r>
+      <w:r>
+        <w:rPr>
+          <w:b w:val="0"/>
+          <w:i w:val="0"/>
+          <w:highlight w:val="yellow"/>
+        </w:rPr>
+        <w:t>★ Progressive pitting edema of the leg (usually the lower leg) is the primary presenting symptom</w:t>
+      </w:r>
+      <w:r>
+        <w:rPr>
+          <w:b w:val="0"/>
+          <w:i w:val="0"/>
+        </w:rPr>
+        <w:t xml:space="preserve">, usually with dull discomfort worsened by standing. Pruritic dermatitis; over time the skin of the ankle becomes shiny and taut from swelling. </w:t>
+      </w:r>
+      <w:r>
+        <w:rPr>
+          <w:b w:val="0"/>
+          <w:i w:val="0"/>
+          <w:highlight w:val="yellow"/>
+        </w:rPr>
+        <w:t>★ Brownish pigmentation from hemosiderin deposits</w:t>
+      </w:r>
+      <w:r>
+        <w:rPr>
+          <w:b w:val="0"/>
+          <w:i w:val="0"/>
+        </w:rPr>
+        <w:t xml:space="preserve"> (brown or blue-gray discoloration; venous stasis dermatitis, an eczematous rash with erythema, scaling, weeping, erosions and crusting). With long-term disease, lipodermatosclerosis (firm, indurated areas with skin tacked down to the subcutaneous tissue, commonly at the medial ankle, which can form a constrictive band around the extremity). Ulcers: usually above the ankle on the medial or anterior aspect; painful; clean base with fibrinous exudate and possibly serous drainage; they heal with a thin scar that breaks down easily with minor trauma or increased leg edema. Cellulitis with venous insufficiency shows blanching erythema, with or without pain, and is difficult to diagnose </w:t>
+      </w:r>
+      <w:r>
+        <w:rPr>
+          <w:b w:val="0"/>
+          <w:i w:val="0"/>
+        </w:rPr>
+        <w:t>Slides 6, 7, 14, 15, 21, 23</w:t>
+      </w:r>
+      <w:r>
+        <w:rPr>
+          <w:b w:val="0"/>
+          <w:i w:val="0"/>
+        </w:rPr>
+        <w:t>Diagnosis</w:t>
+      </w:r>
+      <w:r>
+        <w:rPr>
+          <w:b w:val="0"/>
+          <w:i w:val="0"/>
+        </w:rPr>
+        <w:t xml:space="preserve">History and physical examination often identify chronic venous insufficiency as the likely source of skin changes or leg ulcers, but they are insufficient to establish a venous cause and reliably rule out other causes of a leg ulcer. </w:t>
+      </w:r>
+      <w:r>
+        <w:rPr>
+          <w:b w:val="0"/>
+          <w:i w:val="0"/>
+          <w:highlight w:val="yellow"/>
+        </w:rPr>
+        <w:t>★ Venous duplex ultrasound</w:t>
+      </w:r>
+      <w:r>
+        <w:rPr>
+          <w:b w:val="0"/>
+          <w:i w:val="0"/>
+        </w:rPr>
+        <w:t xml:space="preserve"> is needed to assess venous patency (is there a DVT?) and valvular competence (is there reflux?); it is the first test to confirm the diagnosis, determine the cause, rule out DVT, and determine the level of disease and the anatomy affected. </w:t>
+      </w:r>
+      <w:r>
+        <w:rPr>
+          <w:b w:val="0"/>
+          <w:i w:val="0"/>
+          <w:highlight w:val="yellow"/>
+        </w:rPr>
+        <w:t>★ Arterial pulse examination plus an ankle-brachial index (ABI) should be done in any patient with a lower-extremity wound, and in older patients, because compression socks are contraindicated in peripheral artery disease (PAD)</w:t>
+      </w:r>
+      <w:r>
+        <w:rPr>
+          <w:b w:val="0"/>
+          <w:i w:val="0"/>
+        </w:rPr>
+        <w:t xml:space="preserve">; she stressed the ABI is ordered to rule out PAD before treating, not to make the diagnosis. Contested on the slides: the slide notes give an ABI of 0.90 or less as PAD but also an ABI below 0.7 as the compression cutoff; these conflict with each other and with other sources, so no compression cutoff is asserted here (the safe rule is to rule out PAD first). Cross-sectional venography with computed tomography (CT) or magnetic resonance imaging (MRI) helps evaluate the deep venous system that ultrasound cannot properly detect. Catheter-based (invasive) venography is the gold standard but is rarely needed to make a diagnosis; it is done before an invasive intervention. Punch biopsy can help rule out other causes if unsure. Differential: heart failure, chronic kidney disease or decompensated liver disease (bilateral lower-leg edema); medications (calcium channel blockers, nonsteroidal anti-inflammatory drugs (NSAIDs), thiazolidinediones); lymphedema (unilateral swelling, no varicosities, pitting edema, brawny discoloration from hemosiderin staining is rare); lipedema (bilateral, symmetric edema just above the ankles, in women); ulcers from diabetic neuropathy, arterial insufficiency (painful, usually but not always on the lateral ankle, with weak pulses), autoimmune disease, sickle cell anemia, or erythema induratum (bilateral, on the posterior lower leg) </w:t>
+      </w:r>
+      <w:r>
+        <w:rPr>
+          <w:b w:val="0"/>
+          <w:i w:val="0"/>
+        </w:rPr>
+        <w:t>Slides 26, 27, 28, 29</w:t>
+      </w:r>
+      <w:r>
+        <w:rPr>
+          <w:b w:val="0"/>
+          <w:i w:val="0"/>
+        </w:rPr>
+        <w:t>Treatment/Therapy</w:t>
+      </w:r>
+      <w:r>
+        <w:rPr>
+          <w:b w:val="0"/>
+          <w:i w:val="0"/>
+        </w:rPr>
+        <w:t xml:space="preserve">Initial nonoperative management is recommended: skin care, leg elevation, exercise and compression therapy. </w:t>
+      </w:r>
+      <w:r>
+        <w:rPr>
+          <w:b w:val="0"/>
+          <w:i w:val="0"/>
+          <w:highlight w:val="yellow"/>
+        </w:rPr>
+        <w:t>★ Leg elevation: elevate the feet above heart level</w:t>
+      </w:r>
+      <w:r>
+        <w:rPr>
+          <w:b w:val="0"/>
+          <w:i w:val="0"/>
+        </w:rPr>
+        <w:t xml:space="preserve">; it improves cutaneous microcirculation and reduces edema. Exercise (daily walking and ankle flexion; avoid long periods of sitting and standing) increases calf muscle strength. Skin care: cleansing and emollients to maintain the skin barrier, prevent dryness and fissuring, and decrease scratching. </w:t>
+      </w:r>
+      <w:r>
+        <w:rPr>
+          <w:b w:val="0"/>
+          <w:i w:val="0"/>
+          <w:highlight w:val="yellow"/>
+        </w:rPr>
+        <w:t>★ Compression therapy (hosiery or bandages) is the standard treatment</w:t>
+      </w:r>
+      <w:r>
+        <w:rPr>
+          <w:b w:val="0"/>
+          <w:i w:val="0"/>
+        </w:rPr>
+        <w:t xml:space="preserve">: it improves oxygen transport to the skin and subcutaneous tissues, decreases edema, reduces inflammation and compresses dilated veins; stockings must be graduated (pressure greatest at the ankle and less up the leg), which speeds blood flow and prevents venous pooling. Some patients cannot tolerate compression or have contraindications; </w:t>
+      </w:r>
+      <w:r>
+        <w:rPr>
+          <w:b w:val="0"/>
+          <w:i w:val="0"/>
+          <w:highlight w:val="yellow"/>
+        </w:rPr>
+        <w:t>★ peripheral artery disease must be ruled out before compression is started</w:t>
+      </w:r>
+      <w:r>
+        <w:rPr>
+          <w:b w:val="0"/>
+          <w:i w:val="0"/>
+        </w:rPr>
+        <w:t xml:space="preserve">. Stasis dermatitis: barrier preparations (for example zinc oxide creams); erythema, inflammation, pruritus and vesicle formation may need a mid-potency topical corticosteroid. Cellulitis: oral antibiotics (cephalexin or clindamycin). Ulcer care: ulcers will not heal unless edema is controlled and compression is applied; refer to wound care management (complete healing can take 4 to 6 months; if not fully healed, work up for underlying infection or other causes). No oral medication has yet been proven useful for venous disease; flavonoids (used to increase venous tone) and aspirin (may accelerate healing of venous ulcers) are mentioned. Surgery aims to occlude or remove the affected vessels, restore proper blood flow and decrease venous hypertension: valvuloplasty is occasionally successful but the incidence of postoperative DVT is high; venous bypass is successful in select patients. </w:t>
+      </w:r>
+      <w:r>
+        <w:rPr>
+          <w:b w:val="0"/>
+          <w:i w:val="0"/>
+          <w:highlight w:val="yellow"/>
+        </w:rPr>
+        <w:t>★ Refer to a vascular specialist for arterial insufficiency, nonhealing ulcers, ulcer recurrence, persistent stasis dermatitis, suspected contact dermatitis, diagnostic uncertainty, or significant saphenous reflux</w:t>
+      </w:r>
+      <w:r>
+        <w:rPr>
+          <w:b w:val="0"/>
+          <w:i w:val="0"/>
+        </w:rPr>
+        <w:t xml:space="preserve">. Education: edema recurs if compression socks are not worn consistently, so control it long-term to prevent recurrent ulcerations </w:t>
+      </w:r>
+      <w:r>
+        <w:rPr>
+          <w:b w:val="0"/>
+          <w:i w:val="0"/>
+        </w:rPr>
+        <w:t>Slides 30, 31, 32, 33, 34, 35, 36, 37</w:t>
+      </w:r>
+      <w:r>
+        <w:rPr>
+          <w:b w:val="0"/>
+          <w:i w:val="0"/>
+        </w:rPr>
+        <w:t>Mortality ★</w:t>
+      </w:r>
+      <w:r>
+        <w:rPr>
+          <w:b w:val="0"/>
+          <w:i w:val="0"/>
+        </w:rPr>
+        <w:t xml:space="preserve">No mortality figure is given. Ulcers heal with a thin scar that breaks down easily, complete healing can take 4 to 6 months, and edema recurs (with recurrent ulceration) unless compression is worn consistently </w:t>
+      </w:r>
+      <w:r>
+        <w:rPr>
+          <w:b w:val="0"/>
+          <w:i w:val="0"/>
+        </w:rPr>
+        <w:t>Slides 15, 35, 37</w:t>
+      </w:r>
+    </w:p>
+    <w:p>
+      <w:pPr>
+        <w:spacing w:after="120"/>
+      </w:pPr>
+      <w:r>
+        <w:rPr>
+          <w:b w:val="0"/>
+          <w:i w:val="0"/>
+        </w:rPr>
+        <w:t>Varicose veins</w:t>
+      </w:r>
+      <w:r>
+        <w:rPr>
+          <w:b w:val="0"/>
+          <w:i w:val="0"/>
+        </w:rPr>
+        <w:t>★ Professor emphasized</w:t>
+      </w:r>
+    </w:p>
+    <w:p>
+      <w:pPr>
+        <w:spacing w:after="120"/>
+      </w:pPr>
+      <w:r>
+        <w:rPr>
+          <w:b w:val="0"/>
+          <w:i w:val="0"/>
+        </w:rPr>
+        <w:t>★ She stressed that family history is the most common predisposing factor, and that a dull, achy heaviness or fatigue from standing is the most common symptom.</w:t>
+      </w:r>
+    </w:p>
+    <w:p>
+      <w:pPr>
+        <w:spacing w:after="120"/>
+      </w:pPr>
+      <w:r>
+        <w:rPr>
+          <w:b w:val="0"/>
+          <w:i w:val="0"/>
+        </w:rPr>
+        <w:t>Name of Condition</w:t>
+      </w:r>
+      <w:r>
+        <w:rPr>
+          <w:b w:val="0"/>
+          <w:i w:val="0"/>
+        </w:rPr>
+        <w:t xml:space="preserve">Varicose veins </w:t>
+      </w:r>
+      <w:r>
+        <w:rPr>
+          <w:b w:val="0"/>
+          <w:i w:val="0"/>
+        </w:rPr>
+        <w:t>Slide 38</w:t>
+      </w:r>
+      <w:r>
+        <w:rPr>
+          <w:b w:val="0"/>
+          <w:i w:val="0"/>
+        </w:rPr>
+        <w:t>Definition</w:t>
+      </w:r>
+      <w:r>
+        <w:rPr>
+          <w:b w:val="0"/>
+          <w:i w:val="0"/>
+        </w:rPr>
+        <w:t xml:space="preserve">Dilated, tortuous subcutaneous veins (3 millimeters or more in size; smaller dilated veins are telangiectasias, under 1 millimeter, and reticular veins, 1 to 3 millimeters), resulting from a combination of venous reflux and venous hypertension </w:t>
+      </w:r>
+      <w:r>
+        <w:rPr>
+          <w:b w:val="0"/>
+          <w:i w:val="0"/>
+        </w:rPr>
+        <w:t>Slide 38</w:t>
+      </w:r>
+      <w:r>
+        <w:rPr>
+          <w:b w:val="0"/>
+          <w:i w:val="0"/>
+        </w:rPr>
+        <w:t>Etiology (cause)</w:t>
+      </w:r>
+      <w:r>
+        <w:rPr>
+          <w:b w:val="0"/>
+          <w:i w:val="0"/>
+        </w:rPr>
+        <w:t xml:space="preserve">A combination of venous reflux and venous hypertension. Superficial veins are commonly involved, usually the great saphenous vein (most commonly) and the short saphenous veins </w:t>
+      </w:r>
+      <w:r>
+        <w:rPr>
+          <w:b w:val="0"/>
+          <w:i w:val="0"/>
+        </w:rPr>
+        <w:t>Slides 5, 38</w:t>
+      </w:r>
+      <w:r>
+        <w:rPr>
+          <w:b w:val="0"/>
+          <w:i w:val="0"/>
+        </w:rPr>
+        <w:t>Epidemiology (who)</w:t>
+      </w:r>
+      <w:r>
+        <w:rPr>
+          <w:b w:val="0"/>
+          <w:i w:val="0"/>
+        </w:rPr>
+        <w:t xml:space="preserve">Women after pregnancy are more likely to develop varicose veins. The deck gives no prevalence figure </w:t>
+      </w:r>
+      <w:r>
+        <w:rPr>
+          <w:b w:val="0"/>
+          <w:i w:val="0"/>
+        </w:rPr>
+        <w:t>Slide 39</w:t>
+      </w:r>
+      <w:r>
+        <w:rPr>
+          <w:b w:val="0"/>
+          <w:i w:val="0"/>
+        </w:rPr>
+        <w:t>Risk Factors</w:t>
+      </w:r>
+      <w:r>
+        <w:rPr>
+          <w:b w:val="0"/>
+          <w:i w:val="0"/>
+          <w:highlight w:val="yellow"/>
+        </w:rPr>
+        <w:t>★ The most common predisposing factor is family history</w:t>
+      </w:r>
+      <w:r>
+        <w:rPr>
+          <w:b w:val="0"/>
+          <w:i w:val="0"/>
+        </w:rPr>
+        <w:t xml:space="preserve">. Periods of high venous pressure from prolonged standing or heavy lifting; women after pregnancy. Also the risk factors of chronic venous disease: advancing age, female, certain hereditary conditions, ligamentous laxity (for example flat feet), increased body mass index (BMI), smoking, lower-extremity trauma, prior venous thrombosis, higher parity, high estrogen states </w:t>
+      </w:r>
+      <w:r>
+        <w:rPr>
+          <w:b w:val="0"/>
+          <w:i w:val="0"/>
+        </w:rPr>
+        <w:t>Slides 8, 39</w:t>
+      </w:r>
+      <w:r>
+        <w:rPr>
+          <w:b w:val="0"/>
+          <w:i w:val="0"/>
+        </w:rPr>
+        <w:t>Pathology</w:t>
+      </w:r>
+      <w:r>
+        <w:rPr>
+          <w:b w:val="0"/>
+          <w:i w:val="0"/>
+        </w:rPr>
+        <w:t xml:space="preserve">Venous reflux and venous hypertension: diseased valves let blood move in both directions, elevating venous pressure, which triggers venous dilation and, later, skin changes or ulceration. Long-standing varicose veins can progress to chronic venous insufficiency </w:t>
+      </w:r>
+      <w:r>
+        <w:rPr>
+          <w:b w:val="0"/>
+          <w:i w:val="0"/>
+        </w:rPr>
+        <w:t>Slides 4, 5, 38, 40</w:t>
+      </w:r>
+      <w:r>
+        <w:rPr>
+          <w:b w:val="0"/>
+          <w:i w:val="0"/>
+        </w:rPr>
+        <w:t>Clinical Manifestation</w:t>
+      </w:r>
+      <w:r>
+        <w:rPr>
+          <w:b w:val="0"/>
+          <w:i w:val="0"/>
+        </w:rPr>
+        <w:t xml:space="preserve">Can be asymptomatic or symptomatic. </w:t>
+      </w:r>
+      <w:r>
+        <w:rPr>
+          <w:b w:val="0"/>
+          <w:i w:val="0"/>
+          <w:highlight w:val="yellow"/>
+        </w:rPr>
+        <w:t>★ If symptomatic, a dull, achy heaviness or feeling of fatigue brought on by periods of standing is the most common symptom</w:t>
+      </w:r>
+      <w:r>
+        <w:rPr>
+          <w:b w:val="0"/>
+          <w:i w:val="0"/>
+        </w:rPr>
+        <w:t xml:space="preserve">. Itching can occur above the ankle or over the varicose veins. Dilated, tortuous veins of the thigh and calf are visible and palpable when the patient is standing; they may be tender to palpation </w:t>
+      </w:r>
+      <w:r>
+        <w:rPr>
+          <w:b w:val="0"/>
+          <w:i w:val="0"/>
+        </w:rPr>
+        <w:t>Slide 40</w:t>
+      </w:r>
+      <w:r>
+        <w:rPr>
+          <w:b w:val="0"/>
+          <w:i w:val="0"/>
+        </w:rPr>
+        <w:t>Diagnosis</w:t>
+      </w:r>
+      <w:r>
+        <w:rPr>
+          <w:b w:val="0"/>
+          <w:i w:val="0"/>
+        </w:rPr>
+        <w:t xml:space="preserve">Diagnosis is clinical, by physical examination of the leg in a dependent position. Lower-extremity Doppler (venous duplex) ultrasound confirms the diagnosis and classifies the anatomic location and extent of venous reflux </w:t>
+      </w:r>
+      <w:r>
+        <w:rPr>
+          <w:b w:val="0"/>
+          <w:i w:val="0"/>
+        </w:rPr>
+        <w:t>Slide 41</w:t>
+      </w:r>
+      <w:r>
+        <w:rPr>
+          <w:b w:val="0"/>
+          <w:i w:val="0"/>
+        </w:rPr>
+        <w:t>Treatment/Therapy</w:t>
+      </w:r>
+      <w:r>
+        <w:rPr>
+          <w:b w:val="0"/>
+          <w:i w:val="0"/>
+        </w:rPr>
+        <w:t xml:space="preserve">Isolated varicose veins (no signs or symptoms of edema, skin changes or ulceration): management is often initially conservative and identical to chronic venous insufficiency: leg elevation, exercise and compression therapy, remembering to rule out arterial disease before starting compression. A trial of conservative therapy with stockings is generally done for weeks to months before venous ablation therapy is offered; the goal of venous intervention is improvement in symptoms and appearance. Sclerotherapy: injecting a sclerosing agent to fibrose and obliterate the veins. Surgical reflux treatment: vein stripping, or laser or radiofrequency catheter </w:t>
+      </w:r>
+      <w:r>
+        <w:rPr>
+          <w:b w:val="0"/>
+          <w:i w:val="0"/>
+        </w:rPr>
+        <w:t>Slides 42, 43, 44</w:t>
+      </w:r>
+      <w:r>
+        <w:rPr>
+          <w:b w:val="0"/>
+          <w:i w:val="0"/>
+        </w:rPr>
+        <w:t>Mortality ★</w:t>
+      </w:r>
+      <w:r>
+        <w:rPr>
+          <w:b w:val="0"/>
+          <w:i w:val="0"/>
+        </w:rPr>
+        <w:t xml:space="preserve">No mortality figure is given. Varicose veins often recur after treatment, and long-standing ones can progress to chronic venous insufficiency </w:t>
+      </w:r>
+      <w:r>
+        <w:rPr>
+          <w:b w:val="0"/>
+          <w:i w:val="0"/>
+        </w:rPr>
+        <w:t>Slides 40, 43</w:t>
+      </w:r>
     </w:p>
     <w:p>
       <w:pPr>

--- a/Clinical Medicine and Surgery I Exam 5/cms-exam-5-clin-med-pro-guide.docx
+++ b/Clinical Medicine and Surgery I Exam 5/cms-exam-5-clin-med-pro-guide.docx
@@ -4544,7 +4544,7 @@
           <w:b w:val="0"/>
           <w:i w:val="0"/>
         </w:rPr>
-        <w:t xml:space="preserve"> Built from the slides only; lecture audio emphasis to be added after the 10/01 lecture. Slide conflict: dilated cardiomyopathy shows 'little or no cardiac wall hypertrophy' (slide 18), yet its ECG (electrocardiogram) 'may show left ventricular hypertrophy' (slide 37), so neither is a discriminator. The deck's six embedded YouTube videos (slides 7, 19, 63, 80, 81, 92) are not reproduced here.</w:t>
+        <w:t xml:space="preserve"> Built from the slides plus Carter's Zoom recording of 1 October: the recording only chooses which facts to star (recording times are given in each card's note and in the study guide), it adds no content. Slide conflicts: dilated cardiomyopathy shows 'little or no cardiac wall hypertrophy' (slide 18), yet its ECG (electrocardiogram) 'may show left ventricular hypertrophy' (slide 37), so neither is a discriminator; slide 37 also says a normal ECG almost rules dilated cardiomyopathy out, and Carter said on the recording that it does not rule it out (57:56), so it makes the diagnosis unlikely but does not exclude it. The deck's six embedded YouTube videos (slides 7, 19, 63, 80, 81, 92) are not reproduced here.</w:t>
       </w:r>
     </w:p>
     <w:p>
@@ -4559,217 +4559,11 @@
         <w:t>Dilated cardiomyopathy (DCM), including peripartum cardiomyopathy</w:t>
       </w:r>
       <w:r>
-        <w:br/>
-      </w:r>
-      <w:r>
-        <w:rPr>
-          <w:b w:val="0"/>
-          <w:i w:val="0"/>
-        </w:rPr>
-        <w:t>Name of Condition</w:t>
-      </w:r>
-      <w:r>
-        <w:rPr>
-          <w:b w:val="0"/>
-          <w:i w:val="0"/>
-        </w:rPr>
-        <w:t xml:space="preserve">Dilated cardiomyopathy (DCM) </w:t>
-      </w:r>
-      <w:r>
-        <w:rPr>
-          <w:b w:val="0"/>
-          <w:i w:val="0"/>
-        </w:rPr>
-        <w:t>Slides 16, 18</w:t>
-      </w:r>
-      <w:r>
-        <w:rPr>
-          <w:b w:val="0"/>
-          <w:i w:val="0"/>
-        </w:rPr>
-        <w:t>Definition</w:t>
-      </w:r>
-      <w:r>
-        <w:rPr>
-          <w:b w:val="0"/>
-          <w:i w:val="0"/>
-        </w:rPr>
-        <w:t xml:space="preserve">The most common type of cardiomyopathy. Myocardial dysfunction (inability to contract effectively) in the absence of severe occlusive coronary artery disease or pressure or volume overload (for example hypertension, valvular heart disease); dilation and impaired contraction of one or both ventricles </w:t>
-      </w:r>
-      <w:r>
-        <w:rPr>
-          <w:b w:val="0"/>
-          <w:i w:val="0"/>
-        </w:rPr>
-        <w:t>Slides 17, 18</w:t>
-      </w:r>
-      <w:r>
-        <w:rPr>
-          <w:b w:val="0"/>
-          <w:i w:val="0"/>
-        </w:rPr>
-        <w:t>Etiology (cause)</w:t>
-      </w:r>
-      <w:r>
-        <w:rPr>
-          <w:b w:val="0"/>
-          <w:i w:val="0"/>
-        </w:rPr>
-        <w:t xml:space="preserve">Idiopathic (common; genetic variants likely). Familial dilated cardiomyopathy (common, up to 35% of cases; autosomal dominant most common; research focuses on the Lamin A/C gene). Infectious myocarditis: viral (coxsackievirus, parvovirus B19, influenza, HIV (human immunodeficiency virus)) or parasitic (Trypanosoma cruzi, Chagas disease). Chemotherapeutic agents. Long-term excess alcohol (function can recover if intake is reduced or stopped). Thiamine (vitamin B1) deficiency. Systemic lupus erythematosus, rheumatoid arthritis. Peripartum cardiomyopathy (rare; last trimester of pregnancy to 6 months postpartum). Viral myocarditis accounts for 20% of dilated cardiomyopathy cases </w:t>
-      </w:r>
-      <w:r>
-        <w:rPr>
-          <w:b w:val="0"/>
-          <w:i w:val="0"/>
-        </w:rPr>
-        <w:t>Slides 21, 22, 23, 24, 48</w:t>
-      </w:r>
-      <w:r>
-        <w:rPr>
-          <w:b w:val="0"/>
-          <w:i w:val="0"/>
-        </w:rPr>
-        <w:t>Epidemiology (who)</w:t>
-      </w:r>
-      <w:r>
-        <w:rPr>
-          <w:b w:val="0"/>
-          <w:i w:val="0"/>
-        </w:rPr>
-        <w:t xml:space="preserve">10,000 deaths and 46,000 hospitalizations a year in the United States. Most present between 20 and 60 years (can occur in children and older adults). Males more than females. African Americans have a high rate </w:t>
-      </w:r>
-      <w:r>
-        <w:rPr>
-          <w:b w:val="0"/>
-          <w:i w:val="0"/>
-        </w:rPr>
-        <w:t>Slide 20</w:t>
-      </w:r>
-      <w:r>
-        <w:rPr>
-          <w:b w:val="0"/>
-          <w:i w:val="0"/>
-        </w:rPr>
-        <w:t>Risk Factors</w:t>
-      </w:r>
-      <w:r>
-        <w:rPr>
-          <w:b w:val="0"/>
-          <w:i w:val="0"/>
-        </w:rPr>
-        <w:t xml:space="preserve">Past history of hypertension, angina, coronary artery disease, anemia, thyroid dysfunction, breast cancer, prior heart failure or myocardial injury, chemotherapy, arrhythmias, thromboembolic complications. Social: tobacco, alcohol, illicit drugs. Family history of cardiomyopathy or sudden death </w:t>
-      </w:r>
-      <w:r>
-        <w:rPr>
-          <w:b w:val="0"/>
-          <w:i w:val="0"/>
-        </w:rPr>
-        <w:t>Slides 25, 28</w:t>
-      </w:r>
-      <w:r>
-        <w:rPr>
-          <w:b w:val="0"/>
-          <w:i w:val="0"/>
-        </w:rPr>
-        <w:t>Pathology</w:t>
-      </w:r>
-      <w:r>
-        <w:rPr>
-          <w:b w:val="0"/>
-          <w:i w:val="0"/>
-        </w:rPr>
-        <w:t xml:space="preserve">Dilation and impaired contraction; increased total cardiac mass with little or no wall hypertrophy; adverse remodeling produces a globular heart; systolic dysfunction. The distorted valve apparatus causes mitral (earlier) and tricuspid regurgitation; rising end-systolic volume causes further dilation; risk of arrhythmias and thromboembolism. Contested on the slides: 'little or no cardiac wall hypertrophy' (slide 18) versus an ECG (electrocardiogram) that 'may show left ventricular hypertrophy' (slide 37) </w:t>
-      </w:r>
-      <w:r>
-        <w:rPr>
-          <w:b w:val="0"/>
-          <w:i w:val="0"/>
-        </w:rPr>
-        <w:t>Slides 18, 19, 37</w:t>
-      </w:r>
-      <w:r>
-        <w:rPr>
-          <w:b w:val="0"/>
-          <w:i w:val="0"/>
-        </w:rPr>
-        <w:t>Clinical Manifestation</w:t>
-      </w:r>
-      <w:r>
-        <w:rPr>
-          <w:b w:val="0"/>
-          <w:i w:val="0"/>
-        </w:rPr>
-        <w:t xml:space="preserve">Heart failure symptoms: progressive dyspnea on exertion, fatigue, atrial or ventricular arrhythmias, orthopnea, PND (paroxysmal nocturnal dyspnea), peripheral edema with increasing weight and abdominal girth. Exam: left heart failure before right; tachypnea, tachycardia, hypertension or hypotension, irregular pulse, narrow pulse pressure; crackles, pleural effusions, cyanosis; laterally displaced PMI (point of maximal impulse), mitral and tricuspid regurgitation murmurs, S3 gallop, JVD (jugular venous distention), cool extremities, edema; congestive hepatomegaly, hepatojugular reflux (neck-vein distension with firm pressure over the liver), ascites </w:t>
-      </w:r>
-      <w:r>
-        <w:rPr>
-          <w:b w:val="0"/>
-          <w:i w:val="0"/>
-        </w:rPr>
-        <w:t>Slides 26, 27, 29, 30, 31, 32, 33, 34</w:t>
-      </w:r>
-      <w:r>
-        <w:rPr>
-          <w:b w:val="0"/>
-          <w:i w:val="0"/>
-        </w:rPr>
-        <w:t>Diagnosis</w:t>
-      </w:r>
-      <w:r>
-        <w:rPr>
-          <w:b w:val="0"/>
-          <w:i w:val="0"/>
-        </w:rPr>
-        <w:t xml:space="preserve">Labs: CBC (complete blood count) for anemia, CMP (comprehensive metabolic panel), liver function, thyroid function. ECG (electrocardiogram) usually abnormal; a normal electrocardiogram almost rules dilated cardiomyopathy out; may show atrial fibrillation, premature ventricular contractions, left bundle branch block. Echocardiogram: dilated thin walls, ejection fraction below 40%, all four chambers may dilate, hypokinesis, segmental wall-motion abnormalities, tricuspid or mitral regurgitation, thrombus. Chest X-ray: cardiomegaly, effusions, pulmonary edema, Kerley B lines (1 to 2 cm horizontal lines meeting the pleura at right angles). BNP (B-type natriuretic peptide) elevated; below 100 pg/mL excludes heart failure. Cardiac MRI (magnetic resonance imaging) with gadolinium for inflammatory, ischemic or infiltrative causes. Biopsy is not routine and rarely useful: only for rapidly deteriorating function or systemic disease (hemochromatosis, sarcoidosis, amyloidosis). Differential: acute coronary syndrome, valvular disease, acute pericarditis, tamponade, hyperthyroidism, myocarditis </w:t>
-      </w:r>
-      <w:r>
-        <w:rPr>
-          <w:b w:val="0"/>
-          <w:i w:val="0"/>
-        </w:rPr>
-        <w:t>Slides 35, 36, 37, 38, 39, 40, 41</w:t>
-      </w:r>
-      <w:r>
-        <w:rPr>
-          <w:b w:val="0"/>
-          <w:i w:val="0"/>
-        </w:rPr>
-        <w:t>Treatment/Therapy</w:t>
-      </w:r>
-      <w:r>
-        <w:rPr>
-          <w:b w:val="0"/>
-          <w:i w:val="0"/>
-        </w:rPr>
-        <w:t xml:space="preserve">Same as chronic heart failure; all patients get a beta blocker plus an ACE (angiotensin-converting enzyme) inhibitor (speaker notes). Drug classes: angiotensin-converting enzyme inhibitors, beta blockers, ARBs (angiotensin receptor blockers), aldosterone receptor blockers (spironolactone), sacubitril/valsartan, nitrates, diuretics (loop diuretics the mainstay), digoxin (second line), antiarrhythmics, anticoagulants (only for atrial fibrillation, artificial valves or mural thrombus). Devices: biventricular pacemaker (moderately severe left ventricular dysfunction); ICD (implantable cardioverter-defibrillator) if ejection fraction is below 35% after maximum medical therapy; biventricular implantable cardioverter-defibrillator. LVAD (left ventricular assist device) as a bridge to transplant or recovery, or destination therapy. Cardiac transplantation. Education: medication regimen and follow-up; remove the offending source (alcohol, nutritional deficiency, cardiotoxins); sodium below 2 g/day; genetic counseling with a family history </w:t>
-      </w:r>
-      <w:r>
-        <w:rPr>
-          <w:b w:val="0"/>
-          <w:i w:val="0"/>
-        </w:rPr>
-        <w:t>Slides 42, 43, 44, 45</w:t>
-      </w:r>
-      <w:r>
-        <w:rPr>
-          <w:b w:val="0"/>
-          <w:i w:val="0"/>
-        </w:rPr>
-        <w:t>Mortality ★</w:t>
-      </w:r>
-      <w:r>
-        <w:rPr>
-          <w:b w:val="0"/>
-          <w:i w:val="0"/>
-        </w:rPr>
-        <w:t xml:space="preserve">Poor overall: 50% mortality at 5 years once symptoms emerge (progressive disease and sudden cardiac death from arrhythmia); prognosis depends on response to therapy. 10,000 deaths a year in the United States. Idiopathic dilated cardiomyopathy is the primary indication for cardiac transplantation. Angiotensin-converting enzyme inhibitors, beta blockers and angiotensin receptor blockers reduce mortality; digoxin does not change long-term survival (speaker notes). Patients may live over 5 years with a left ventricular assist device </w:t>
-      </w:r>
-      <w:r>
-        <w:rPr>
-          <w:b w:val="0"/>
-          <w:i w:val="0"/>
-        </w:rPr>
-        <w:t>Slides 20, 42, 44, 45</w:t>
+        <w:rPr>
+          <w:b w:val="0"/>
+          <w:i w:val="0"/>
+        </w:rPr>
+        <w:t>★ Professor emphasized</w:t>
       </w:r>
     </w:p>
     <w:p>
@@ -4781,220 +4575,7 @@
           <w:b w:val="0"/>
           <w:i w:val="0"/>
         </w:rPr>
-        <w:t>Acute myocarditis</w:t>
-      </w:r>
-      <w:r>
-        <w:br/>
-      </w:r>
-      <w:r>
-        <w:rPr>
-          <w:b w:val="0"/>
-          <w:i w:val="0"/>
-        </w:rPr>
-        <w:t>Name of Condition</w:t>
-      </w:r>
-      <w:r>
-        <w:rPr>
-          <w:b w:val="0"/>
-          <w:i w:val="0"/>
-        </w:rPr>
-        <w:t xml:space="preserve">Acute myocarditis </w:t>
-      </w:r>
-      <w:r>
-        <w:rPr>
-          <w:b w:val="0"/>
-          <w:i w:val="0"/>
-        </w:rPr>
-        <w:t>Slides 46, 47</w:t>
-      </w:r>
-      <w:r>
-        <w:rPr>
-          <w:b w:val="0"/>
-          <w:i w:val="0"/>
-        </w:rPr>
-        <w:t>Definition</w:t>
-      </w:r>
-      <w:r>
-        <w:rPr>
-          <w:b w:val="0"/>
-          <w:i w:val="0"/>
-        </w:rPr>
-        <w:t xml:space="preserve">Inflammatory disease of the myocardium, with a wide range of presentations from subtle to devastating </w:t>
-      </w:r>
-      <w:r>
-        <w:rPr>
-          <w:b w:val="0"/>
-          <w:i w:val="0"/>
-        </w:rPr>
-        <w:t>Slide 47</w:t>
-      </w:r>
-      <w:r>
-        <w:rPr>
-          <w:b w:val="0"/>
-          <w:i w:val="0"/>
-        </w:rPr>
-        <w:t>Etiology (cause)</w:t>
-      </w:r>
-      <w:r>
-        <w:rPr>
-          <w:b w:val="0"/>
-          <w:i w:val="0"/>
-        </w:rPr>
-        <w:t xml:space="preserve">Viral infection is presumed most frequent in developed countries: parvovirus B19, human herpesvirus 6, enteroviruses (Coxsackie group B), adenoviruses, hepatitis C, cytomegalovirus, HIV (human immunodeficiency virus), COVID-19 (coronavirus disease 2019). Rheumatic fever (beta-hemolytic streptococcus; affects the heart in 50% to 90%). Bacterial: diphtheria, brucellosis, clostridial infection, Legionnaires disease, meningococcus, Mycoplasma pneumonia. Parasitic: Trypanosoma cruzi (Chagas disease). Rickettsial: Q fever, Rocky Mountain spotted fever. Spirochetal: leptospirosis, Lyme disease. Fungal: Candida. Medications: penicillin, thiazide diuretics, tetracycline, methyldopa. Toxins: lithium, arsenic, lead, copper. Autoimmune: systemic lupus erythematosus, rheumatoid arthritis, myasthenia gravis </w:t>
-      </w:r>
-      <w:r>
-        <w:rPr>
-          <w:b w:val="0"/>
-          <w:i w:val="0"/>
-        </w:rPr>
-        <w:t>Slides 47, 48, 49</w:t>
-      </w:r>
-      <w:r>
-        <w:rPr>
-          <w:b w:val="0"/>
-          <w:i w:val="0"/>
-        </w:rPr>
-        <w:t>Epidemiology (who)</w:t>
-      </w:r>
-      <w:r>
-        <w:rPr>
-          <w:b w:val="0"/>
-          <w:i w:val="0"/>
-        </w:rPr>
-        <w:t xml:space="preserve">1.5 million cases worldwide in 2020; no race predilection; incidence similar in males and females, but young males are particularly susceptible; usually an otherwise healthy person </w:t>
-      </w:r>
-      <w:r>
-        <w:rPr>
-          <w:b w:val="0"/>
-          <w:i w:val="0"/>
-        </w:rPr>
-        <w:t>Slides 47, 50</w:t>
-      </w:r>
-      <w:r>
-        <w:rPr>
-          <w:b w:val="0"/>
-          <w:i w:val="0"/>
-        </w:rPr>
-        <w:t>Risk Factors</w:t>
-      </w:r>
-      <w:r>
-        <w:rPr>
-          <w:b w:val="0"/>
-          <w:i w:val="0"/>
-        </w:rPr>
-        <w:t xml:space="preserve">Recent (1 to 2 week) flulike illness in viral myocarditis; no underlying cardiac dysfunction or low cardiac risk </w:t>
-      </w:r>
-      <w:r>
-        <w:rPr>
-          <w:b w:val="0"/>
-          <w:i w:val="0"/>
-        </w:rPr>
-        <w:t>Slide 51</w:t>
-      </w:r>
-      <w:r>
-        <w:rPr>
-          <w:b w:val="0"/>
-          <w:i w:val="0"/>
-        </w:rPr>
-        <w:t>Pathology</w:t>
-      </w:r>
-      <w:r>
-        <w:rPr>
-          <w:b w:val="0"/>
-          <w:i w:val="0"/>
-        </w:rPr>
-        <w:t xml:space="preserve">Inflammation of the myocardium; troponin reflects cardiac myonecrosis </w:t>
-      </w:r>
-      <w:r>
-        <w:rPr>
-          <w:b w:val="0"/>
-          <w:i w:val="0"/>
-        </w:rPr>
-        <w:t>Slides 47, 54</w:t>
-      </w:r>
-      <w:r>
-        <w:rPr>
-          <w:b w:val="0"/>
-          <w:i w:val="0"/>
-        </w:rPr>
-        <w:t>Clinical Manifestation</w:t>
-      </w:r>
-      <w:r>
-        <w:rPr>
-          <w:b w:val="0"/>
-          <w:i w:val="0"/>
-        </w:rPr>
-        <w:t xml:space="preserve">Acute decompensated heart failure in a patient with no underlying cardiac dysfunction or low cardiac risk. Viral prodrome: fever, myalgia, fatigue, respiratory symptoms, gastroenteritis before the heart failure symptoms. Heart failure symptoms: exercise intolerance, shortness of breath, fluid retention, chest pain. Palpitations, syncope or sudden cardiac death from ventricular arrhythmias or atrioventricular block. Exam: cardiogenic shock or frank heart failure; tachycardia, hypotension, raised JVP (jugular venous pressure), S3 gallop, crackles, peripheral edema </w:t>
-      </w:r>
-      <w:r>
-        <w:rPr>
-          <w:b w:val="0"/>
-          <w:i w:val="0"/>
-        </w:rPr>
-        <w:t>Slides 51, 52</w:t>
-      </w:r>
-      <w:r>
-        <w:rPr>
-          <w:b w:val="0"/>
-          <w:i w:val="0"/>
-        </w:rPr>
-        <w:t>Diagnosis</w:t>
-      </w:r>
-      <w:r>
-        <w:rPr>
-          <w:b w:val="0"/>
-          <w:i w:val="0"/>
-        </w:rPr>
-        <w:t xml:space="preserve">CBC (complete blood count) shows leukocytosis; ESR (erythrocyte sedimentation rate) may be elevated; troponin (myonecrosis); ECG (electrocardiogram) sinus tachycardia or arrhythmias; echocardiogram; chest X-ray nonspecific, may show cardiomegaly; cardiac angiography to rule out coronary ischemia; gadolinium-enhanced MRI (magnetic resonance imaging) shows the extent of inflammation. Endomyocardial biopsy is the gold standard, once other causes of heart failure are excluded; recommended for acute deterioration of unknown origin not responding to treatment. Differential: tamponade, cardiogenic shock, cocaine-related cardiomyopathy, ischemic heart disease, valvular disease, coronary atherosclerosis, dilated, hypertrophic, peripartum and restrictive cardiomyopathy </w:t>
-      </w:r>
-      <w:r>
-        <w:rPr>
-          <w:b w:val="0"/>
-          <w:i w:val="0"/>
-        </w:rPr>
-        <w:t>Slides 53, 54, 55</w:t>
-      </w:r>
-      <w:r>
-        <w:rPr>
-          <w:b w:val="0"/>
-          <w:i w:val="0"/>
-        </w:rPr>
-        <w:t>Treatment/Therapy</w:t>
-      </w:r>
-      <w:r>
-        <w:rPr>
-          <w:b w:val="0"/>
-          <w:i w:val="0"/>
-        </w:rPr>
-        <w:t xml:space="preserve">A high degree of suspicion is required. Treatment is directed at the clinical scenario; supportive care is the mainstay; may need aggressive hemodynamic stabilization. As needed: vasodilators, ACE (angiotensin-converting enzyme) inhibitors, diuretics, antiarrhythmics, anticoagulation </w:t>
-      </w:r>
-      <w:r>
-        <w:rPr>
-          <w:b w:val="0"/>
-          <w:i w:val="0"/>
-        </w:rPr>
-        <w:t>Slide 56</w:t>
-      </w:r>
-      <w:r>
-        <w:rPr>
-          <w:b w:val="0"/>
-          <w:i w:val="0"/>
-        </w:rPr>
-        <w:t>Mortality ★</w:t>
-      </w:r>
-      <w:r>
-        <w:rPr>
-          <w:b w:val="0"/>
-          <w:i w:val="0"/>
-        </w:rPr>
-        <w:t xml:space="preserve">Can cause rapidly progressive (often fatal) heart failure and arrhythmia; sudden cardiac death possible. Most patients with mild symptoms recover completely; one third later develop dilated cardiomyopathy </w:t>
-      </w:r>
-      <w:r>
-        <w:rPr>
-          <w:b w:val="0"/>
-          <w:i w:val="0"/>
-        </w:rPr>
-        <w:t>Slides 47, 50, 51</w:t>
+        <w:t>★ Carter flagged (Zoom recording times): family history is extremely important (51:26); alcohol is one of the few causes that can recover (47:50); the echocardiogram is the definitive test (58:27); defibrillator when the ejection fraction stays below 35% on optimized therapy (1:02:33); 50% mortality at 5 years once symptomatic (1:06:44).</w:t>
       </w:r>
     </w:p>
     <w:p>
@@ -5006,16 +4587,6 @@
           <w:b w:val="0"/>
           <w:i w:val="0"/>
         </w:rPr>
-        <w:t>Hypertrophic cardiomyopathy (with and without obstruction)</w:t>
-      </w:r>
-      <w:r>
-        <w:br/>
-      </w:r>
-      <w:r>
-        <w:rPr>
-          <w:b w:val="0"/>
-          <w:i w:val="0"/>
-        </w:rPr>
         <w:t>Name of Condition</w:t>
       </w:r>
       <w:r>
@@ -5023,14 +4594,14 @@
           <w:b w:val="0"/>
           <w:i w:val="0"/>
         </w:rPr>
-        <w:t xml:space="preserve">Hypertrophic cardiomyopathy (HCM); the obstructive form is hypertrophic obstructive cardiomyopathy (HOCM) </w:t>
-      </w:r>
-      <w:r>
-        <w:rPr>
-          <w:b w:val="0"/>
-          <w:i w:val="0"/>
-        </w:rPr>
-        <w:t>Slides 57, 60</w:t>
+        <w:t xml:space="preserve">Dilated cardiomyopathy (DCM) </w:t>
+      </w:r>
+      <w:r>
+        <w:rPr>
+          <w:b w:val="0"/>
+          <w:i w:val="0"/>
+        </w:rPr>
+        <w:t>Slides 16, 18</w:t>
       </w:r>
       <w:r>
         <w:rPr>
@@ -5044,14 +4615,14 @@
           <w:b w:val="0"/>
           <w:i w:val="0"/>
         </w:rPr>
-        <w:t xml:space="preserve">Left ventricular hypertrophy in the absence of causative hemodynamic factors (hypertension, aortic valve disease, systemic infiltrative or storage disease); often asymmetric, any region of the left ventricle, most often the interventricular septum. Two types: without obstruction and with obstruction </w:t>
-      </w:r>
-      <w:r>
-        <w:rPr>
-          <w:b w:val="0"/>
-          <w:i w:val="0"/>
-        </w:rPr>
-        <w:t>Slides 58, 60</w:t>
+        <w:t xml:space="preserve">The most common type of cardiomyopathy. Myocardial dysfunction (inability to contract effectively) in the absence of severe occlusive coronary artery disease or pressure or volume overload (for example hypertension, valvular heart disease); dilation and impaired contraction of one or both ventricles </w:t>
+      </w:r>
+      <w:r>
+        <w:rPr>
+          <w:b w:val="0"/>
+          <w:i w:val="0"/>
+        </w:rPr>
+        <w:t>Slides 17, 18</w:t>
       </w:r>
       <w:r>
         <w:rPr>
@@ -5065,14 +4636,29 @@
           <w:b w:val="0"/>
           <w:i w:val="0"/>
         </w:rPr>
-        <w:t xml:space="preserve">Mostly inherited, autosomal dominant (one mutated copy from an affected parent is sufficient); at least 1,500 mutations; genes encoding sarcomere proteins </w:t>
-      </w:r>
-      <w:r>
-        <w:rPr>
-          <w:b w:val="0"/>
-          <w:i w:val="0"/>
-        </w:rPr>
-        <w:t>Slide 59</w:t>
+        <w:t xml:space="preserve">Idiopathic (common; genetic variants likely). Familial dilated cardiomyopathy (common, up to 35% of cases; autosomal dominant most common; research focuses on the Lamin A/C gene). Infectious myocarditis: viral (coxsackievirus, parvovirus B19, influenza, HIV (human immunodeficiency virus)) or parasitic (Trypanosoma cruzi, Chagas disease). Chemotherapeutic agents. </w:t>
+      </w:r>
+      <w:r>
+        <w:rPr>
+          <w:b w:val="0"/>
+          <w:i w:val="0"/>
+          <w:highlight w:val="yellow"/>
+        </w:rPr>
+        <w:t>★ Long-term excess alcohol (function can recover if intake is reduced or stopped)</w:t>
+      </w:r>
+      <w:r>
+        <w:rPr>
+          <w:b w:val="0"/>
+          <w:i w:val="0"/>
+        </w:rPr>
+        <w:t xml:space="preserve">. Thiamine (vitamin B1) deficiency. Systemic lupus erythematosus, rheumatoid arthritis. Peripartum cardiomyopathy (rare; last trimester of pregnancy to 6 months postpartum). Viral myocarditis accounts for 20% of dilated cardiomyopathy cases </w:t>
+      </w:r>
+      <w:r>
+        <w:rPr>
+          <w:b w:val="0"/>
+          <w:i w:val="0"/>
+        </w:rPr>
+        <w:t>Slides 21, 22, 23, 24, 48</w:t>
       </w:r>
       <w:r>
         <w:rPr>
@@ -5086,14 +4672,14 @@
           <w:b w:val="0"/>
           <w:i w:val="0"/>
         </w:rPr>
-        <w:t xml:space="preserve">1 in 500 of the general population; males more than females; the leading cause of sudden death in preadolescent and adolescent children </w:t>
-      </w:r>
-      <w:r>
-        <w:rPr>
-          <w:b w:val="0"/>
-          <w:i w:val="0"/>
-        </w:rPr>
-        <w:t>Slides 58, 59</w:t>
+        <w:t xml:space="preserve">10,000 deaths and 46,000 hospitalizations a year in the United States. Most present between 20 and 60 years (can occur in children and older adults). Males more than females. African Americans have a high rate </w:t>
+      </w:r>
+      <w:r>
+        <w:rPr>
+          <w:b w:val="0"/>
+          <w:i w:val="0"/>
+        </w:rPr>
+        <w:t>Slide 20</w:t>
       </w:r>
       <w:r>
         <w:rPr>
@@ -5107,14 +4693,29 @@
           <w:b w:val="0"/>
           <w:i w:val="0"/>
         </w:rPr>
-        <w:t xml:space="preserve">Family history (disease detected in family members prompts evaluation); extreme exertion is linked to sudden death </w:t>
-      </w:r>
-      <w:r>
-        <w:rPr>
-          <w:b w:val="0"/>
-          <w:i w:val="0"/>
-        </w:rPr>
-        <w:t>Slides 64, 66</w:t>
+        <w:t xml:space="preserve">Past history of hypertension, angina, coronary artery disease, anemia, thyroid dysfunction, breast cancer, prior heart failure or myocardial injury, chemotherapy, arrhythmias, thromboembolic complications. Social: tobacco, alcohol, illicit drugs. </w:t>
+      </w:r>
+      <w:r>
+        <w:rPr>
+          <w:b w:val="0"/>
+          <w:i w:val="0"/>
+          <w:highlight w:val="yellow"/>
+        </w:rPr>
+        <w:t>★ Family history of cardiomyopathy or sudden death</w:t>
+      </w:r>
+      <w:r>
+        <w:rPr>
+          <w:b w:val="0"/>
+          <w:i w:val="0"/>
+        </w:rPr>
+        <w:t xml:space="preserve"> </w:t>
+      </w:r>
+      <w:r>
+        <w:rPr>
+          <w:b w:val="0"/>
+          <w:i w:val="0"/>
+        </w:rPr>
+        <w:t>Slides 25, 28</w:t>
       </w:r>
       <w:r>
         <w:rPr>
@@ -5128,14 +4729,14 @@
           <w:b w:val="0"/>
           <w:i w:val="0"/>
         </w:rPr>
-        <w:t xml:space="preserve">Without obstruction: diastolic dysfunction; hypertrophy resists filling (reduced compliance) and raises left ventricular end-diastolic pressure. With obstruction: septal hypertrophy narrows the left ventricular subaortic outflow tract; systolic anterior motion of the mitral valve (high-velocity flow pulls the anterior leaflet into the outflow tract) causes mid-systolic obstruction. Angina from outflow obstruction and the higher oxygen demand of hypertrophied muscle </w:t>
-      </w:r>
-      <w:r>
-        <w:rPr>
-          <w:b w:val="0"/>
-          <w:i w:val="0"/>
-        </w:rPr>
-        <w:t>Slides 61, 62, 66</w:t>
+        <w:t xml:space="preserve">Dilation and impaired contraction; increased total cardiac mass with little or no wall hypertrophy; adverse remodeling produces a globular heart; systolic dysfunction. The distorted valve apparatus causes mitral (earlier) and tricuspid regurgitation; rising end-systolic volume causes further dilation; risk of arrhythmias and thromboembolism. Contested on the slides: 'little or no cardiac wall hypertrophy' (slide 18) versus an ECG (electrocardiogram) that 'may show left ventricular hypertrophy' (slide 37) </w:t>
+      </w:r>
+      <w:r>
+        <w:rPr>
+          <w:b w:val="0"/>
+          <w:i w:val="0"/>
+        </w:rPr>
+        <w:t>Slides 18, 19, 37</w:t>
       </w:r>
       <w:r>
         <w:rPr>
@@ -5149,14 +4750,14 @@
           <w:b w:val="0"/>
           <w:i w:val="0"/>
         </w:rPr>
-        <w:t xml:space="preserve">May be asymptomatic (found through family screening, a murmur or an abnormal ECG (electrocardiogram)). Dyspnea is the common presenting symptom; palpitations (atrial premature contractions, atrial fibrillation, flutter, supraventricular and ventricular tachycardia); syncope (very common; low output on exertion or arrhythmia) and presyncope on standing relieved by lying down both mark high sudden-death risk and need urgent work-up; angina without coronary artery disease; sudden cardiac death (over 80% ventricular fibrillation). Exam: blood pressure and heart rate usually normal; pulsus bisferiens (a double systolic peak); forceful, sustained apical impulse, maybe laterally displaced; S4. Murmurs: outflow obstruction, a crescendo-decrescendo systolic murmur at the left sternal border in the 3rd or 4th intercostal space radiating to the suprasternal notch but not the carotids; mitral regurgitation, holosystolic at the apex radiating to the axilla. Maneuvers: more blood flow in the heart softens the murmur, less flow makes it louder; squatting, passive leg raising and handgrip decrease it; Valsalva, standing and amyl nitrite increase it; respiration has no effect </w:t>
-      </w:r>
-      <w:r>
-        <w:rPr>
-          <w:b w:val="0"/>
-          <w:i w:val="0"/>
-        </w:rPr>
-        <w:t>Slides 64, 65, 66, 67, 68, 69</w:t>
+        <w:t xml:space="preserve">Heart failure symptoms: progressive dyspnea on exertion, fatigue, atrial or ventricular arrhythmias, orthopnea, PND (paroxysmal nocturnal dyspnea), peripheral edema with increasing weight and abdominal girth. Exam: left heart failure before right; tachypnea, tachycardia, hypertension or hypotension, irregular pulse, narrow pulse pressure; crackles, pleural effusions, cyanosis; laterally displaced PMI (point of maximal impulse), mitral and tricuspid regurgitation murmurs, S3 gallop, JVD (jugular venous distention), cool extremities, edema; congestive hepatomegaly, hepatojugular reflux (neck-vein distension with firm pressure over the liver), ascites </w:t>
+      </w:r>
+      <w:r>
+        <w:rPr>
+          <w:b w:val="0"/>
+          <w:i w:val="0"/>
+        </w:rPr>
+        <w:t>Slides 26, 27, 29, 30, 31, 32, 33, 34</w:t>
       </w:r>
       <w:r>
         <w:rPr>
@@ -5170,14 +4771,29 @@
           <w:b w:val="0"/>
           <w:i w:val="0"/>
         </w:rPr>
-        <w:t xml:space="preserve">No specific labs; CBC (complete blood count), fasting glucose, renal and liver function, BNP (B-type natriuretic peptide) and thyroid function look for exacerbating factors; chest X-ray may be normal. Echocardiography is the typical test of choice: diagnosis confirmed by unexplained left ventricular wall thickness of 1.5 cm or more; asymmetric, classically septal hypertrophy; small cavity; ejection fraction usually normal (over 75% late); mitral regurgitation; systolic anterior motion; left atrial enlargement. Electrocardiogram: left ventricular hypertrophy, atrial enlargement, conduction abnormalities, prominent Q waves in inferior (II, III, aVF) and lateral (I, aVL, V4 to V6) leads, left axis deviation. Cardiac MRI (magnetic resonance imaging) when echo is questionable; exercise echocardiography. Ambulatory electrocardiogram for 24 to 48 hours for arrhythmia and sudden-death risk. Catheterization is not needed for diagnosis (only before pacemaker or surgery). Genetic testing is available but does not influence treatment. Differential: aortic stenosis, mitral regurgitation, hypertensive heart disease, athletic heart, restrictive cardiomyopathy </w:t>
-      </w:r>
-      <w:r>
-        <w:rPr>
-          <w:b w:val="0"/>
-          <w:i w:val="0"/>
-        </w:rPr>
-        <w:t>Slides 70, 71, 72, 73, 74, 75</w:t>
+        <w:t xml:space="preserve">Labs: CBC (complete blood count) for anemia, CMP (comprehensive metabolic panel), liver function, thyroid function. ECG (electrocardiogram) usually abnormal; a normal electrocardiogram almost rules dilated cardiomyopathy out (slide 37), although Carter said on the recording that it does not rule it out (57:56): unlikely, not excluded; may show atrial fibrillation, premature ventricular contractions, left bundle branch block. </w:t>
+      </w:r>
+      <w:r>
+        <w:rPr>
+          <w:b w:val="0"/>
+          <w:i w:val="0"/>
+          <w:highlight w:val="yellow"/>
+        </w:rPr>
+        <w:t>★ Echocardiogram: dilated thin walls, ejection fraction below 40%</w:t>
+      </w:r>
+      <w:r>
+        <w:rPr>
+          <w:b w:val="0"/>
+          <w:i w:val="0"/>
+        </w:rPr>
+        <w:t xml:space="preserve">, all four chambers may dilate, hypokinesis, segmental wall-motion abnormalities, tricuspid or mitral regurgitation, thrombus. Chest X-ray: cardiomegaly, effusions, pulmonary edema, Kerley B lines (1 to 2 cm horizontal lines meeting the pleura at right angles). BNP (B-type natriuretic peptide) elevated; below 100 pg/mL excludes heart failure. Cardiac MRI (magnetic resonance imaging) with gadolinium for inflammatory, ischemic or infiltrative causes. Biopsy is not routine and rarely useful: only for rapidly deteriorating function or systemic disease (hemochromatosis, sarcoidosis, amyloidosis). Differential: acute coronary syndrome, valvular disease, acute pericarditis, tamponade, hyperthyroidism, myocarditis </w:t>
+      </w:r>
+      <w:r>
+        <w:rPr>
+          <w:b w:val="0"/>
+          <w:i w:val="0"/>
+        </w:rPr>
+        <w:t>Slides 35, 36, 37, 38, 39, 40, 41</w:t>
       </w:r>
       <w:r>
         <w:rPr>
@@ -5191,14 +4807,29 @@
           <w:b w:val="0"/>
           <w:i w:val="0"/>
         </w:rPr>
-        <w:t xml:space="preserve">Outflow obstruction: a beta blocker (for example metoprolol) is the initial medication; nondihydropyridine calcium channel blockers (verapamil, diltiazem). Sudden-death prevention: amiodarone (proven to reduce sudden cardiac death), disopyramide. Avoid, if possible, preload or afterload reducers (nitrates; diuretics only with caution) and positive inotropes (digoxin, epinephrine, norepinephrine). Atrial fibrillation: anticoagulation, amiodarone, radiofrequency ablation. ICD (implantable cardioverter-defibrillator). Surgical myectomy (mitral regurgitation may resolve). Alcohol septal ablation: ethanol infused down the first septal branch of the left anterior descending artery causes a therapeutic infarct, and the septum takes months to thin. Education: mild to moderate noncompetitive recreational activity, maintain hydration, avoid excess alcohol. Transplant if unresponsive to therapy </w:t>
-      </w:r>
-      <w:r>
-        <w:rPr>
-          <w:b w:val="0"/>
-          <w:i w:val="0"/>
-        </w:rPr>
-        <w:t>Slides 76, 77, 78, 79, 81, 82</w:t>
+        <w:t xml:space="preserve">Same as chronic heart failure; all patients get a beta blocker plus an ACE (angiotensin-converting enzyme) inhibitor (speaker notes). Drug classes: angiotensin-converting enzyme inhibitors, beta blockers, ARBs (angiotensin receptor blockers), aldosterone receptor blockers (spironolactone), sacubitril/valsartan, nitrates, diuretics (loop diuretics the mainstay), digoxin (second line), antiarrhythmics, anticoagulants (only for atrial fibrillation, artificial valves or mural thrombus). Devices: biventricular pacemaker (moderately severe left ventricular dysfunction); </w:t>
+      </w:r>
+      <w:r>
+        <w:rPr>
+          <w:b w:val="0"/>
+          <w:i w:val="0"/>
+          <w:highlight w:val="yellow"/>
+        </w:rPr>
+        <w:t>★ ICD (implantable cardioverter-defibrillator) if ejection fraction is below 35% after maximum medical therapy</w:t>
+      </w:r>
+      <w:r>
+        <w:rPr>
+          <w:b w:val="0"/>
+          <w:i w:val="0"/>
+        </w:rPr>
+        <w:t xml:space="preserve">; biventricular implantable cardioverter-defibrillator. LVAD (left ventricular assist device) as a bridge to transplant or recovery, or destination therapy. Cardiac transplantation. Education: medication regimen and follow-up; remove the offending source (alcohol, nutritional deficiency, cardiotoxins); sodium below 2 g/day; genetic counseling with a family history </w:t>
+      </w:r>
+      <w:r>
+        <w:rPr>
+          <w:b w:val="0"/>
+          <w:i w:val="0"/>
+        </w:rPr>
+        <w:t>Slides 42, 43, 44, 45</w:t>
       </w:r>
       <w:r>
         <w:rPr>
@@ -5212,14 +4843,29 @@
           <w:b w:val="0"/>
           <w:i w:val="0"/>
         </w:rPr>
-        <w:t xml:space="preserve">High incidence of sudden death; sudden cardiac death is the leading cause of mortality in hypertrophic cardiomyopathy, highest in preadolescents and adolescents with extreme exertion, over 80% with ventricular fibrillation. Clinical course varies; heart failure symptoms gradually progress. Alcohol septal ablation and myectomy have comparable 30-day and long-term mortality (picture) </w:t>
-      </w:r>
-      <w:r>
-        <w:rPr>
-          <w:b w:val="0"/>
-          <w:i w:val="0"/>
-        </w:rPr>
-        <w:t>Slides 58, 66, 81, 82</w:t>
+        <w:t xml:space="preserve">Poor overall: </w:t>
+      </w:r>
+      <w:r>
+        <w:rPr>
+          <w:b w:val="0"/>
+          <w:i w:val="0"/>
+          <w:highlight w:val="yellow"/>
+        </w:rPr>
+        <w:t>★ 50% mortality at 5 years once symptoms emerge</w:t>
+      </w:r>
+      <w:r>
+        <w:rPr>
+          <w:b w:val="0"/>
+          <w:i w:val="0"/>
+        </w:rPr>
+        <w:t xml:space="preserve"> (progressive disease and sudden cardiac death from arrhythmia); prognosis depends on response to therapy. 10,000 deaths a year in the United States. Idiopathic dilated cardiomyopathy is the primary indication for cardiac transplantation. Angiotensin-converting enzyme inhibitors, beta blockers and angiotensin receptor blockers reduce mortality; digoxin does not change long-term survival (speaker notes). Patients may live over 5 years with a left ventricular assist device </w:t>
+      </w:r>
+      <w:r>
+        <w:rPr>
+          <w:b w:val="0"/>
+          <w:i w:val="0"/>
+        </w:rPr>
+        <w:t>Slides 20, 42, 44, 45</w:t>
       </w:r>
     </w:p>
     <w:p>
@@ -5231,220 +4877,14 @@
           <w:b w:val="0"/>
           <w:i w:val="0"/>
         </w:rPr>
-        <w:t>Restrictive cardiomyopathy (RCM)</w:t>
-      </w:r>
-      <w:r>
-        <w:br/>
-      </w:r>
-      <w:r>
-        <w:rPr>
-          <w:b w:val="0"/>
-          <w:i w:val="0"/>
-        </w:rPr>
-        <w:t>Name of Condition</w:t>
-      </w:r>
-      <w:r>
-        <w:rPr>
-          <w:b w:val="0"/>
-          <w:i w:val="0"/>
-        </w:rPr>
-        <w:t xml:space="preserve">Restrictive cardiomyopathy (RCM) </w:t>
-      </w:r>
-      <w:r>
-        <w:rPr>
-          <w:b w:val="0"/>
-          <w:i w:val="0"/>
-        </w:rPr>
-        <w:t>Slides 83, 84</w:t>
-      </w:r>
-      <w:r>
-        <w:rPr>
-          <w:b w:val="0"/>
-          <w:i w:val="0"/>
-        </w:rPr>
-        <w:t>Definition</w:t>
-      </w:r>
-      <w:r>
-        <w:rPr>
-          <w:b w:val="0"/>
-          <w:i w:val="0"/>
-        </w:rPr>
-        <w:t xml:space="preserve">Impaired diastolic filling (diastolic dysfunction) with reasonably preserved left ventricular chamber size; wall thickness normal or slightly increased </w:t>
-      </w:r>
-      <w:r>
-        <w:rPr>
-          <w:b w:val="0"/>
-          <w:i w:val="0"/>
-        </w:rPr>
-        <w:t>Slide 84</w:t>
-      </w:r>
-      <w:r>
-        <w:rPr>
-          <w:b w:val="0"/>
-          <w:i w:val="0"/>
-        </w:rPr>
-        <w:t>Etiology (cause)</w:t>
-      </w:r>
-      <w:r>
-        <w:rPr>
-          <w:b w:val="0"/>
-          <w:i w:val="0"/>
-        </w:rPr>
-        <w:t xml:space="preserve">Idiopathic (no cause found). Infiltrative: amyloidosis (most common in the United States). Storage: hemochromatosis (iron deposits). Genetic (less common than in other cardiomyopathies). Inflammatory: cardiac sarcoidosis (granulomas). Treatment-related: mediastinal radiation, chemotherapy (inflammation, then fibrosis, then restriction) </w:t>
-      </w:r>
-      <w:r>
-        <w:rPr>
-          <w:b w:val="0"/>
-          <w:i w:val="0"/>
-        </w:rPr>
-        <w:t>Slides 86, 87</w:t>
-      </w:r>
-      <w:r>
-        <w:rPr>
-          <w:b w:val="0"/>
-          <w:i w:val="0"/>
-        </w:rPr>
-        <w:t>Epidemiology (who)</w:t>
-      </w:r>
-      <w:r>
-        <w:rPr>
-          <w:b w:val="0"/>
-          <w:i w:val="0"/>
-        </w:rPr>
-        <w:t xml:space="preserve">Rare; the least common cardiomyopathy </w:t>
-      </w:r>
-      <w:r>
-        <w:rPr>
-          <w:b w:val="0"/>
-          <w:i w:val="0"/>
-        </w:rPr>
-        <w:t>Slide 84</w:t>
-      </w:r>
-      <w:r>
-        <w:rPr>
-          <w:b w:val="0"/>
-          <w:i w:val="0"/>
-        </w:rPr>
-        <w:t>Risk Factors</w:t>
-      </w:r>
-      <w:r>
-        <w:rPr>
-          <w:b w:val="0"/>
-          <w:i w:val="0"/>
-        </w:rPr>
-        <w:t xml:space="preserve">Prior radiation therapy, chemotherapy or systemic disease </w:t>
-      </w:r>
-      <w:r>
-        <w:rPr>
-          <w:b w:val="0"/>
-          <w:i w:val="0"/>
-        </w:rPr>
-        <w:t>Slide 88</w:t>
-      </w:r>
-      <w:r>
-        <w:rPr>
-          <w:b w:val="0"/>
-          <w:i w:val="0"/>
-        </w:rPr>
-        <w:t>Pathology</w:t>
-      </w:r>
-      <w:r>
-        <w:rPr>
-          <w:b w:val="0"/>
-          <w:i w:val="0"/>
-        </w:rPr>
-        <w:t xml:space="preserve">Stiff ventricular walls impair diastolic filling, reducing cardiac output from reduced left ventricular filling volume; ejection fraction preserved until late; systolic function usually normal; bilateral atrial enlargement with common atrial fibrillation; right heart failure often more prominent. Fibrosis of the sinoatrial and atrioventricular nodes can cause heart block </w:t>
-      </w:r>
-      <w:r>
-        <w:rPr>
-          <w:b w:val="0"/>
-          <w:i w:val="0"/>
-        </w:rPr>
-        <w:t>Slides 85, 99</w:t>
-      </w:r>
-      <w:r>
-        <w:rPr>
-          <w:b w:val="0"/>
-          <w:i w:val="0"/>
-        </w:rPr>
-        <w:t>Clinical Manifestation</w:t>
-      </w:r>
-      <w:r>
-        <w:rPr>
-          <w:b w:val="0"/>
-          <w:i w:val="0"/>
-        </w:rPr>
-        <w:t xml:space="preserve">Often presents late with pronounced cardiopulmonary symptoms. Right-sided heart failure: abdominal pain (hepatomegaly), bilateral pedal edema, ascites; progressive exercise intolerance and dyspnea, orthopnea, PND (paroxysmal nocturnal dyspnea), palpitations from atrial fibrillation (atrial thrombus risk), fatigue, syncope. Exam: more comfortable sitting; right failure may dominate; elevated JVP (jugular venous pressure); S1 and S2 normal but may be distant; secondary mitral or tricuspid regurgitation; S4 if no regurgitation; peripheral edema; Kussmaul sign (paradoxical rise in jugular venous pressure with inspiration, also common in constrictive pericarditis); rales; congestive hepatomegaly, hepatojugular reflux, ascites </w:t>
-      </w:r>
-      <w:r>
-        <w:rPr>
-          <w:b w:val="0"/>
-          <w:i w:val="0"/>
-        </w:rPr>
-        <w:t>Slides 88, 89, 90, 91, 92, 93</w:t>
-      </w:r>
-      <w:r>
-        <w:rPr>
-          <w:b w:val="0"/>
-          <w:i w:val="0"/>
-        </w:rPr>
-        <w:t>Diagnosis</w:t>
-      </w:r>
-      <w:r>
-        <w:rPr>
-          <w:b w:val="0"/>
-          <w:i w:val="0"/>
-        </w:rPr>
-        <w:t xml:space="preserve">ECG (electrocardiogram): low QRS voltage in amyloidosis; atrial fibrillation and bundle branch blocks common. Chest X-ray: cardiomegaly from atrial enlargement, congestion, effusions. Echocardiogram: preserved left ventricular ejection fraction (may fall late), marked atrial enlargement, near-normal systolic function and cavity, normal or thick walls, abnormal diastolic function; echo alone is not definitive against constrictive pericarditis, and cardiac MRI (magnetic resonance imaging) differentiates (pericardial thickening means pericarditis). Cardiac magnetic resonance imaging also when no cause is found; catheterization for ventricular pressure tracings; endomyocardial biopsy when imaging and genetic testing are negative or tissue would change management. Differential: constrictive pericarditis (must be differentiated), acute pericarditis, tamponade, valvular disease, hypertrophic cardiomyopathy </w:t>
-      </w:r>
-      <w:r>
-        <w:rPr>
-          <w:b w:val="0"/>
-          <w:i w:val="0"/>
-        </w:rPr>
-        <w:t>Slides 94, 95, 96, 97</w:t>
-      </w:r>
-      <w:r>
-        <w:rPr>
-          <w:b w:val="0"/>
-          <w:i w:val="0"/>
-        </w:rPr>
-        <w:t>Treatment/Therapy</w:t>
-      </w:r>
-      <w:r>
-        <w:rPr>
-          <w:b w:val="0"/>
-          <w:i w:val="0"/>
-        </w:rPr>
-        <w:t xml:space="preserve">Treat the underlying disorder. Diuretics for pulmonary and systemic congestion, with caution (they lower the preload that stiff ventricles depend on). Beta blockers and the calcium channel blockers verapamil and diltiazem to lengthen filling time, improve relaxation and reduce sympathetic drive. Anticoagulation for atrial thrombi. Permanent pacemaker for conduction disease. Cardiac transplantation </w:t>
-      </w:r>
-      <w:r>
-        <w:rPr>
-          <w:b w:val="0"/>
-          <w:i w:val="0"/>
-        </w:rPr>
-        <w:t>Slides 98, 99</w:t>
-      </w:r>
-      <w:r>
-        <w:rPr>
-          <w:b w:val="0"/>
-          <w:i w:val="0"/>
-        </w:rPr>
-        <w:t>Mortality ★</w:t>
-      </w:r>
-      <w:r>
-        <w:rPr>
-          <w:b w:val="0"/>
-          <w:i w:val="0"/>
-        </w:rPr>
-        <w:t xml:space="preserve">The poorest prognosis of all types of heart muscle disease </w:t>
-      </w:r>
-      <w:r>
-        <w:rPr>
-          <w:b w:val="0"/>
-          <w:i w:val="0"/>
-        </w:rPr>
-        <w:t>Slide 99</w:t>
+        <w:t>Acute myocarditis</w:t>
+      </w:r>
+      <w:r>
+        <w:rPr>
+          <w:b w:val="0"/>
+          <w:i w:val="0"/>
+        </w:rPr>
+        <w:t>★ Professor emphasized</w:t>
       </w:r>
     </w:p>
     <w:p>
@@ -5456,11 +4896,932 @@
           <w:b w:val="0"/>
           <w:i w:val="0"/>
         </w:rPr>
+        <w:t>★ Carter flagged (Zoom recording times): biopsy is the gold standard even though it is rarely done, after other causes are excluded (1:26:09); magnetic resonance imaging is the best test for the extent of inflammation (1:25:53); one third go on to dilated cardiomyopathy (1:21:57); viral myocarditis is about 20% of dilated cardiomyopathy (1:19:05).</w:t>
+      </w:r>
+    </w:p>
+    <w:p>
+      <w:pPr>
+        <w:spacing w:after="120"/>
+      </w:pPr>
+      <w:r>
+        <w:rPr>
+          <w:b w:val="0"/>
+          <w:i w:val="0"/>
+        </w:rPr>
+        <w:t>Name of Condition</w:t>
+      </w:r>
+      <w:r>
+        <w:rPr>
+          <w:b w:val="0"/>
+          <w:i w:val="0"/>
+        </w:rPr>
+        <w:t xml:space="preserve">Acute myocarditis </w:t>
+      </w:r>
+      <w:r>
+        <w:rPr>
+          <w:b w:val="0"/>
+          <w:i w:val="0"/>
+        </w:rPr>
+        <w:t>Slides 46, 47</w:t>
+      </w:r>
+      <w:r>
+        <w:rPr>
+          <w:b w:val="0"/>
+          <w:i w:val="0"/>
+        </w:rPr>
+        <w:t>Definition</w:t>
+      </w:r>
+      <w:r>
+        <w:rPr>
+          <w:b w:val="0"/>
+          <w:i w:val="0"/>
+        </w:rPr>
+        <w:t xml:space="preserve">Inflammatory disease of the myocardium, with a wide range of presentations from subtle to devastating </w:t>
+      </w:r>
+      <w:r>
+        <w:rPr>
+          <w:b w:val="0"/>
+          <w:i w:val="0"/>
+        </w:rPr>
+        <w:t>Slide 47</w:t>
+      </w:r>
+      <w:r>
+        <w:rPr>
+          <w:b w:val="0"/>
+          <w:i w:val="0"/>
+        </w:rPr>
+        <w:t>Etiology (cause)</w:t>
+      </w:r>
+      <w:r>
+        <w:rPr>
+          <w:b w:val="0"/>
+          <w:i w:val="0"/>
+        </w:rPr>
+        <w:t xml:space="preserve">Viral infection is presumed most frequent in developed countries: parvovirus B19, human herpesvirus 6, enteroviruses (Coxsackie group B), adenoviruses, hepatitis C, cytomegalovirus, HIV (human immunodeficiency virus), COVID-19 (coronavirus disease 2019). Rheumatic fever (beta-hemolytic streptococcus; affects the heart in 50% to 90%). Bacterial: diphtheria, brucellosis, clostridial infection, Legionnaires disease, meningococcus, Mycoplasma pneumonia. Parasitic: Trypanosoma cruzi (Chagas disease). Rickettsial: Q fever, Rocky Mountain spotted fever. Spirochetal: leptospirosis, Lyme disease. Fungal: Candida. Medications: penicillin, thiazide diuretics, tetracycline, methyldopa. Toxins: lithium, arsenic, lead, copper. Autoimmune: systemic lupus erythematosus, rheumatoid arthritis, myasthenia gravis </w:t>
+      </w:r>
+      <w:r>
+        <w:rPr>
+          <w:b w:val="0"/>
+          <w:i w:val="0"/>
+        </w:rPr>
+        <w:t>Slides 47, 48, 49</w:t>
+      </w:r>
+      <w:r>
+        <w:rPr>
+          <w:b w:val="0"/>
+          <w:i w:val="0"/>
+        </w:rPr>
+        <w:t>Epidemiology (who)</w:t>
+      </w:r>
+      <w:r>
+        <w:rPr>
+          <w:b w:val="0"/>
+          <w:i w:val="0"/>
+        </w:rPr>
+        <w:t xml:space="preserve">1.5 million cases worldwide in 2020; no race predilection; incidence similar in males and females, but young males are particularly susceptible; usually an otherwise healthy person </w:t>
+      </w:r>
+      <w:r>
+        <w:rPr>
+          <w:b w:val="0"/>
+          <w:i w:val="0"/>
+        </w:rPr>
+        <w:t>Slides 47, 50</w:t>
+      </w:r>
+      <w:r>
+        <w:rPr>
+          <w:b w:val="0"/>
+          <w:i w:val="0"/>
+        </w:rPr>
+        <w:t>Risk Factors</w:t>
+      </w:r>
+      <w:r>
+        <w:rPr>
+          <w:b w:val="0"/>
+          <w:i w:val="0"/>
+        </w:rPr>
+        <w:t xml:space="preserve">Recent (1 to 2 week) flulike illness in viral myocarditis; no underlying cardiac dysfunction or low cardiac risk </w:t>
+      </w:r>
+      <w:r>
+        <w:rPr>
+          <w:b w:val="0"/>
+          <w:i w:val="0"/>
+        </w:rPr>
+        <w:t>Slide 51</w:t>
+      </w:r>
+      <w:r>
+        <w:rPr>
+          <w:b w:val="0"/>
+          <w:i w:val="0"/>
+        </w:rPr>
+        <w:t>Pathology</w:t>
+      </w:r>
+      <w:r>
+        <w:rPr>
+          <w:b w:val="0"/>
+          <w:i w:val="0"/>
+        </w:rPr>
+        <w:t xml:space="preserve">Inflammation of the myocardium; troponin reflects cardiac myonecrosis </w:t>
+      </w:r>
+      <w:r>
+        <w:rPr>
+          <w:b w:val="0"/>
+          <w:i w:val="0"/>
+        </w:rPr>
+        <w:t>Slides 47, 54</w:t>
+      </w:r>
+      <w:r>
+        <w:rPr>
+          <w:b w:val="0"/>
+          <w:i w:val="0"/>
+        </w:rPr>
+        <w:t>Clinical Manifestation</w:t>
+      </w:r>
+      <w:r>
+        <w:rPr>
+          <w:b w:val="0"/>
+          <w:i w:val="0"/>
+        </w:rPr>
+        <w:t xml:space="preserve">Acute decompensated heart failure in a patient with no underlying cardiac dysfunction or low cardiac risk. Viral prodrome: fever, myalgia, fatigue, respiratory symptoms, gastroenteritis before the heart failure symptoms. Heart failure symptoms: exercise intolerance, shortness of breath, fluid retention, chest pain. Palpitations, syncope or sudden cardiac death from ventricular arrhythmias or atrioventricular block. Exam: cardiogenic shock or frank heart failure; tachycardia, hypotension, raised JVP (jugular venous pressure), S3 gallop, crackles, peripheral edema </w:t>
+      </w:r>
+      <w:r>
+        <w:rPr>
+          <w:b w:val="0"/>
+          <w:i w:val="0"/>
+        </w:rPr>
+        <w:t>Slides 51, 52</w:t>
+      </w:r>
+      <w:r>
+        <w:rPr>
+          <w:b w:val="0"/>
+          <w:i w:val="0"/>
+        </w:rPr>
+        <w:t>Diagnosis</w:t>
+      </w:r>
+      <w:r>
+        <w:rPr>
+          <w:b w:val="0"/>
+          <w:i w:val="0"/>
+        </w:rPr>
+        <w:t xml:space="preserve">CBC (complete blood count) shows leukocytosis; ESR (erythrocyte sedimentation rate) may be elevated; troponin (myonecrosis); ECG (electrocardiogram) sinus tachycardia or arrhythmias; echocardiogram; chest X-ray nonspecific, may show cardiomegaly; cardiac angiography to rule out coronary ischemia; </w:t>
+      </w:r>
+      <w:r>
+        <w:rPr>
+          <w:b w:val="0"/>
+          <w:i w:val="0"/>
+          <w:highlight w:val="yellow"/>
+        </w:rPr>
+        <w:t>★ gadolinium-enhanced MRI (magnetic resonance imaging) shows the extent of inflammation</w:t>
+      </w:r>
+      <w:r>
+        <w:rPr>
+          <w:b w:val="0"/>
+          <w:i w:val="0"/>
+        </w:rPr>
+        <w:t xml:space="preserve">. </w:t>
+      </w:r>
+      <w:r>
+        <w:rPr>
+          <w:b w:val="0"/>
+          <w:i w:val="0"/>
+          <w:highlight w:val="yellow"/>
+        </w:rPr>
+        <w:t>★ Endomyocardial biopsy is the gold standard</w:t>
+      </w:r>
+      <w:r>
+        <w:rPr>
+          <w:b w:val="0"/>
+          <w:i w:val="0"/>
+        </w:rPr>
+        <w:t xml:space="preserve">, once other causes of heart failure are excluded; recommended for acute deterioration of unknown origin not responding to treatment. Differential: tamponade, cardiogenic shock, cocaine-related cardiomyopathy, ischemic heart disease, valvular disease, coronary atherosclerosis, dilated, hypertrophic, peripartum and restrictive cardiomyopathy </w:t>
+      </w:r>
+      <w:r>
+        <w:rPr>
+          <w:b w:val="0"/>
+          <w:i w:val="0"/>
+        </w:rPr>
+        <w:t>Slides 53, 54, 55</w:t>
+      </w:r>
+      <w:r>
+        <w:rPr>
+          <w:b w:val="0"/>
+          <w:i w:val="0"/>
+        </w:rPr>
+        <w:t>Treatment/Therapy</w:t>
+      </w:r>
+      <w:r>
+        <w:rPr>
+          <w:b w:val="0"/>
+          <w:i w:val="0"/>
+        </w:rPr>
+        <w:t xml:space="preserve">A high degree of suspicion is required. Treatment is directed at the clinical scenario; supportive care is the mainstay; may need aggressive hemodynamic stabilization. As needed: vasodilators, ACE (angiotensin-converting enzyme) inhibitors, diuretics, antiarrhythmics, anticoagulation </w:t>
+      </w:r>
+      <w:r>
+        <w:rPr>
+          <w:b w:val="0"/>
+          <w:i w:val="0"/>
+        </w:rPr>
+        <w:t>Slide 56</w:t>
+      </w:r>
+      <w:r>
+        <w:rPr>
+          <w:b w:val="0"/>
+          <w:i w:val="0"/>
+        </w:rPr>
+        <w:t>Mortality ★</w:t>
+      </w:r>
+      <w:r>
+        <w:rPr>
+          <w:b w:val="0"/>
+          <w:i w:val="0"/>
+        </w:rPr>
+        <w:t xml:space="preserve">Can cause rapidly progressive (often fatal) heart failure and arrhythmia; sudden cardiac death possible. Most patients with mild symptoms recover completely; </w:t>
+      </w:r>
+      <w:r>
+        <w:rPr>
+          <w:b w:val="0"/>
+          <w:i w:val="0"/>
+          <w:highlight w:val="yellow"/>
+        </w:rPr>
+        <w:t>★ one third later develop dilated cardiomyopathy</w:t>
+      </w:r>
+      <w:r>
+        <w:rPr>
+          <w:b w:val="0"/>
+          <w:i w:val="0"/>
+        </w:rPr>
+        <w:t xml:space="preserve"> </w:t>
+      </w:r>
+      <w:r>
+        <w:rPr>
+          <w:b w:val="0"/>
+          <w:i w:val="0"/>
+        </w:rPr>
+        <w:t>Slides 47, 50, 51</w:t>
+      </w:r>
+    </w:p>
+    <w:p>
+      <w:pPr>
+        <w:spacing w:after="120"/>
+      </w:pPr>
+      <w:r>
+        <w:rPr>
+          <w:b w:val="0"/>
+          <w:i w:val="0"/>
+        </w:rPr>
+        <w:t>Hypertrophic cardiomyopathy (with and without obstruction)</w:t>
+      </w:r>
+      <w:r>
+        <w:rPr>
+          <w:b w:val="0"/>
+          <w:i w:val="0"/>
+        </w:rPr>
+        <w:t>★ Professor emphasized</w:t>
+      </w:r>
+    </w:p>
+    <w:p>
+      <w:pPr>
+        <w:spacing w:after="120"/>
+      </w:pPr>
+      <w:r>
+        <w:rPr>
+          <w:b w:val="0"/>
+          <w:i w:val="0"/>
+        </w:rPr>
+        <w:t>★ Carter flagged (Zoom recording times): systolic anterior motion is the telltale sign of obstruction (1:31:24); syncope, especially in a young athlete, needs a work-up (1:33:35); echocardiogram is the test of choice (1:38:54); avoid preload reducers and positive inotropes (1:43:49); his last answer: no strenuous exercise until the obstructive form is worked up (2:10:39). Slides differ on diuretics, amiodarone and the exercise advice (see the study guide).</w:t>
+      </w:r>
+    </w:p>
+    <w:p>
+      <w:pPr>
+        <w:spacing w:after="120"/>
+      </w:pPr>
+      <w:r>
+        <w:rPr>
+          <w:b w:val="0"/>
+          <w:i w:val="0"/>
+        </w:rPr>
+        <w:t>Name of Condition</w:t>
+      </w:r>
+      <w:r>
+        <w:rPr>
+          <w:b w:val="0"/>
+          <w:i w:val="0"/>
+        </w:rPr>
+        <w:t xml:space="preserve">Hypertrophic cardiomyopathy (HCM); the obstructive form is hypertrophic obstructive cardiomyopathy (HOCM) </w:t>
+      </w:r>
+      <w:r>
+        <w:rPr>
+          <w:b w:val="0"/>
+          <w:i w:val="0"/>
+        </w:rPr>
+        <w:t>Slides 57, 60</w:t>
+      </w:r>
+      <w:r>
+        <w:rPr>
+          <w:b w:val="0"/>
+          <w:i w:val="0"/>
+        </w:rPr>
+        <w:t>Definition</w:t>
+      </w:r>
+      <w:r>
+        <w:rPr>
+          <w:b w:val="0"/>
+          <w:i w:val="0"/>
+        </w:rPr>
+        <w:t xml:space="preserve">Left ventricular hypertrophy in the absence of causative hemodynamic factors (hypertension, aortic valve disease, systemic infiltrative or storage disease); often asymmetric, any region of the left ventricle, most often the interventricular septum. Two types: without obstruction and with obstruction </w:t>
+      </w:r>
+      <w:r>
+        <w:rPr>
+          <w:b w:val="0"/>
+          <w:i w:val="0"/>
+        </w:rPr>
+        <w:t>Slides 58, 60</w:t>
+      </w:r>
+      <w:r>
+        <w:rPr>
+          <w:b w:val="0"/>
+          <w:i w:val="0"/>
+        </w:rPr>
+        <w:t>Etiology (cause)</w:t>
+      </w:r>
+      <w:r>
+        <w:rPr>
+          <w:b w:val="0"/>
+          <w:i w:val="0"/>
+        </w:rPr>
+        <w:t xml:space="preserve">Mostly inherited, autosomal dominant (one mutated copy from an affected parent is sufficient); at least 1,500 mutations; genes encoding sarcomere proteins </w:t>
+      </w:r>
+      <w:r>
+        <w:rPr>
+          <w:b w:val="0"/>
+          <w:i w:val="0"/>
+        </w:rPr>
+        <w:t>Slide 59</w:t>
+      </w:r>
+      <w:r>
+        <w:rPr>
+          <w:b w:val="0"/>
+          <w:i w:val="0"/>
+        </w:rPr>
+        <w:t>Epidemiology (who)</w:t>
+      </w:r>
+      <w:r>
+        <w:rPr>
+          <w:b w:val="0"/>
+          <w:i w:val="0"/>
+        </w:rPr>
+        <w:t xml:space="preserve">1 in 500 of the general population; males more than females; the leading cause of sudden death in preadolescent and adolescent children </w:t>
+      </w:r>
+      <w:r>
+        <w:rPr>
+          <w:b w:val="0"/>
+          <w:i w:val="0"/>
+        </w:rPr>
+        <w:t>Slides 58, 59</w:t>
+      </w:r>
+      <w:r>
+        <w:rPr>
+          <w:b w:val="0"/>
+          <w:i w:val="0"/>
+        </w:rPr>
+        <w:t>Risk Factors</w:t>
+      </w:r>
+      <w:r>
+        <w:rPr>
+          <w:b w:val="0"/>
+          <w:i w:val="0"/>
+        </w:rPr>
+        <w:t xml:space="preserve">Family history (disease detected in family members prompts evaluation); extreme exertion is linked to sudden death </w:t>
+      </w:r>
+      <w:r>
+        <w:rPr>
+          <w:b w:val="0"/>
+          <w:i w:val="0"/>
+        </w:rPr>
+        <w:t>Slides 64, 66</w:t>
+      </w:r>
+      <w:r>
+        <w:rPr>
+          <w:b w:val="0"/>
+          <w:i w:val="0"/>
+        </w:rPr>
+        <w:t>Pathology</w:t>
+      </w:r>
+      <w:r>
+        <w:rPr>
+          <w:b w:val="0"/>
+          <w:i w:val="0"/>
+        </w:rPr>
+        <w:t xml:space="preserve">Without obstruction: diastolic dysfunction; hypertrophy resists filling (reduced compliance) and raises left ventricular end-diastolic pressure. With obstruction: septal hypertrophy narrows the left ventricular subaortic outflow tract; </w:t>
+      </w:r>
+      <w:r>
+        <w:rPr>
+          <w:b w:val="0"/>
+          <w:i w:val="0"/>
+          <w:highlight w:val="yellow"/>
+        </w:rPr>
+        <w:t>★ systolic anterior motion of the mitral valve</w:t>
+      </w:r>
+      <w:r>
+        <w:rPr>
+          <w:b w:val="0"/>
+          <w:i w:val="0"/>
+        </w:rPr>
+        <w:t xml:space="preserve"> (high-velocity flow pulls the anterior leaflet into the outflow tract) causes mid-systolic obstruction. Angina from outflow obstruction and the higher oxygen demand of hypertrophied muscle </w:t>
+      </w:r>
+      <w:r>
+        <w:rPr>
+          <w:b w:val="0"/>
+          <w:i w:val="0"/>
+        </w:rPr>
+        <w:t>Slides 61, 62, 66</w:t>
+      </w:r>
+      <w:r>
+        <w:rPr>
+          <w:b w:val="0"/>
+          <w:i w:val="0"/>
+        </w:rPr>
+        <w:t>Clinical Manifestation</w:t>
+      </w:r>
+      <w:r>
+        <w:rPr>
+          <w:b w:val="0"/>
+          <w:i w:val="0"/>
+        </w:rPr>
+        <w:t xml:space="preserve">May be asymptomatic (found through family screening, a murmur or an abnormal ECG (electrocardiogram)). Dyspnea is the common presenting symptom; palpitations (atrial premature contractions, atrial fibrillation, flutter, supraventricular and ventricular tachycardia); </w:t>
+      </w:r>
+      <w:r>
+        <w:rPr>
+          <w:b w:val="0"/>
+          <w:i w:val="0"/>
+          <w:highlight w:val="yellow"/>
+        </w:rPr>
+        <w:t>★ syncope (very common; low output on exertion or arrhythmia) and presyncope on standing relieved by lying down both mark high sudden-death risk and need urgent work-up</w:t>
+      </w:r>
+      <w:r>
+        <w:rPr>
+          <w:b w:val="0"/>
+          <w:i w:val="0"/>
+        </w:rPr>
+        <w:t xml:space="preserve">; angina without coronary artery disease; sudden cardiac death (over 80% ventricular fibrillation). Exam: blood pressure and heart rate usually normal; pulsus bisferiens (a double systolic peak); forceful, sustained apical impulse, maybe laterally displaced; S4. Murmurs: outflow obstruction, a crescendo-decrescendo systolic murmur at the left sternal border in the 3rd or 4th intercostal space radiating to the suprasternal notch but not the carotids; mitral regurgitation, holosystolic at the apex radiating to the axilla. Maneuvers: more blood flow in the heart softens the murmur, less flow makes it louder; squatting, passive leg raising and handgrip decrease it; Valsalva, standing and amyl nitrite increase it; respiration has no effect </w:t>
+      </w:r>
+      <w:r>
+        <w:rPr>
+          <w:b w:val="0"/>
+          <w:i w:val="0"/>
+        </w:rPr>
+        <w:t>Slides 64, 65, 66, 67, 68, 69</w:t>
+      </w:r>
+      <w:r>
+        <w:rPr>
+          <w:b w:val="0"/>
+          <w:i w:val="0"/>
+        </w:rPr>
+        <w:t>Diagnosis</w:t>
+      </w:r>
+      <w:r>
+        <w:rPr>
+          <w:b w:val="0"/>
+          <w:i w:val="0"/>
+        </w:rPr>
+        <w:t xml:space="preserve">No specific labs; CBC (complete blood count), fasting glucose, renal and liver function, BNP (B-type natriuretic peptide) and thyroid function look for exacerbating factors; chest X-ray may be normal. </w:t>
+      </w:r>
+      <w:r>
+        <w:rPr>
+          <w:b w:val="0"/>
+          <w:i w:val="0"/>
+          <w:highlight w:val="yellow"/>
+        </w:rPr>
+        <w:t>★ Echocardiography is the typical test of choice</w:t>
+      </w:r>
+      <w:r>
+        <w:rPr>
+          <w:b w:val="0"/>
+          <w:i w:val="0"/>
+        </w:rPr>
+        <w:t xml:space="preserve">: diagnosis confirmed by unexplained left ventricular wall thickness of 1.5 cm or more; asymmetric, classically septal hypertrophy; small cavity; ejection fraction usually normal (over 75% late); mitral regurgitation; systolic anterior motion; left atrial enlargement. Electrocardiogram: left ventricular hypertrophy, atrial enlargement, conduction abnormalities, prominent Q waves in inferior (II, III, aVF) and lateral (I, aVL, V4 to V6) leads, left axis deviation. Cardiac MRI (magnetic resonance imaging) when echo is questionable; exercise echocardiography. Ambulatory electrocardiogram for 24 to 48 hours for arrhythmia and sudden-death risk. Catheterization is not needed for diagnosis (only before pacemaker or surgery). Genetic testing is available but does not influence treatment. Differential: aortic stenosis, mitral regurgitation, hypertensive heart disease, athletic heart, restrictive cardiomyopathy </w:t>
+      </w:r>
+      <w:r>
+        <w:rPr>
+          <w:b w:val="0"/>
+          <w:i w:val="0"/>
+        </w:rPr>
+        <w:t>Slides 70, 71, 72, 73, 74, 75</w:t>
+      </w:r>
+      <w:r>
+        <w:rPr>
+          <w:b w:val="0"/>
+          <w:i w:val="0"/>
+        </w:rPr>
+        <w:t>Treatment/Therapy</w:t>
+      </w:r>
+      <w:r>
+        <w:rPr>
+          <w:b w:val="0"/>
+          <w:i w:val="0"/>
+        </w:rPr>
+        <w:t xml:space="preserve">Outflow obstruction: a beta blocker (for example metoprolol) is the initial medication; nondihydropyridine calcium channel blockers (verapamil, diltiazem). Sudden-death prevention: amiodarone (slide 78: proven to reduce sudden cardiac death; the study guide notes it is an adjunct and the defibrillator is the proven device), disopyramide. </w:t>
+      </w:r>
+      <w:r>
+        <w:rPr>
+          <w:b w:val="0"/>
+          <w:i w:val="0"/>
+          <w:highlight w:val="yellow"/>
+        </w:rPr>
+        <w:t>★ Avoid, if possible, preload or afterload reducers (nitrates; diuretics only with caution) and positive inotropes (digoxin, epinephrine, norepinephrine)</w:t>
+      </w:r>
+      <w:r>
+        <w:rPr>
+          <w:b w:val="0"/>
+          <w:i w:val="0"/>
+        </w:rPr>
+        <w:t xml:space="preserve">. Atrial fibrillation: anticoagulation, amiodarone, radiofrequency ablation. ICD (implantable cardioverter-defibrillator). Surgical myectomy (mitral regurgitation may resolve). Alcohol septal ablation: ethanol infused down the first septal branch of the left anterior descending artery causes a therapeutic infarct, and the septum takes months to thin. </w:t>
+      </w:r>
+      <w:r>
+        <w:rPr>
+          <w:b w:val="0"/>
+          <w:i w:val="0"/>
+          <w:highlight w:val="yellow"/>
+        </w:rPr>
+        <w:t>★ Education: mild to moderate noncompetitive recreational activity, maintain hydration, avoid excess alcohol</w:t>
+      </w:r>
+      <w:r>
+        <w:rPr>
+          <w:b w:val="0"/>
+          <w:i w:val="0"/>
+        </w:rPr>
+        <w:t xml:space="preserve">. Transplant if unresponsive to therapy </w:t>
+      </w:r>
+      <w:r>
+        <w:rPr>
+          <w:b w:val="0"/>
+          <w:i w:val="0"/>
+        </w:rPr>
+        <w:t>Slides 76, 77, 78, 79, 81, 82</w:t>
+      </w:r>
+      <w:r>
+        <w:rPr>
+          <w:b w:val="0"/>
+          <w:i w:val="0"/>
+        </w:rPr>
+        <w:t>Mortality ★</w:t>
+      </w:r>
+      <w:r>
+        <w:rPr>
+          <w:b w:val="0"/>
+          <w:i w:val="0"/>
+        </w:rPr>
+        <w:t xml:space="preserve">High incidence of sudden death; sudden cardiac death is the leading cause of mortality in hypertrophic cardiomyopathy, highest in preadolescents and adolescents with extreme exertion, over 80% with ventricular fibrillation. Clinical course varies; heart failure symptoms gradually progress. Alcohol septal ablation and myectomy have comparable 30-day and long-term mortality (picture) </w:t>
+      </w:r>
+      <w:r>
+        <w:rPr>
+          <w:b w:val="0"/>
+          <w:i w:val="0"/>
+        </w:rPr>
+        <w:t>Slides 58, 66, 81, 82</w:t>
+      </w:r>
+    </w:p>
+    <w:p>
+      <w:pPr>
+        <w:spacing w:after="120"/>
+      </w:pPr>
+      <w:r>
+        <w:rPr>
+          <w:b w:val="0"/>
+          <w:i w:val="0"/>
+        </w:rPr>
+        <w:t>Restrictive cardiomyopathy (RCM)</w:t>
+      </w:r>
+      <w:r>
+        <w:rPr>
+          <w:b w:val="0"/>
+          <w:i w:val="0"/>
+        </w:rPr>
+        <w:t>★ Professor emphasized</w:t>
+      </w:r>
+    </w:p>
+    <w:p>
+      <w:pPr>
+        <w:spacing w:after="120"/>
+      </w:pPr>
+      <w:r>
+        <w:rPr>
+          <w:b w:val="0"/>
+          <w:i w:val="0"/>
+        </w:rPr>
+        <w:t>★ Carter flagged (Zoom recording times): amyloidosis is the most common cause in the United States (1:50:28); Kussmaul sign (1:55:08); constrictive pericarditis must be differentiated (1:56:11); the echocardiogram can look normal, so step to magnetic resonance imaging (1:58:21); the poorest prognosis of all (1:59:32).</w:t>
+      </w:r>
+    </w:p>
+    <w:p>
+      <w:pPr>
+        <w:spacing w:after="120"/>
+      </w:pPr>
+      <w:r>
+        <w:rPr>
+          <w:b w:val="0"/>
+          <w:i w:val="0"/>
+        </w:rPr>
+        <w:t>Name of Condition</w:t>
+      </w:r>
+      <w:r>
+        <w:rPr>
+          <w:b w:val="0"/>
+          <w:i w:val="0"/>
+        </w:rPr>
+        <w:t xml:space="preserve">Restrictive cardiomyopathy (RCM) </w:t>
+      </w:r>
+      <w:r>
+        <w:rPr>
+          <w:b w:val="0"/>
+          <w:i w:val="0"/>
+        </w:rPr>
+        <w:t>Slides 83, 84</w:t>
+      </w:r>
+      <w:r>
+        <w:rPr>
+          <w:b w:val="0"/>
+          <w:i w:val="0"/>
+        </w:rPr>
+        <w:t>Definition</w:t>
+      </w:r>
+      <w:r>
+        <w:rPr>
+          <w:b w:val="0"/>
+          <w:i w:val="0"/>
+        </w:rPr>
+        <w:t xml:space="preserve">Impaired diastolic filling (diastolic dysfunction) with reasonably preserved left ventricular chamber size; wall thickness normal or slightly increased </w:t>
+      </w:r>
+      <w:r>
+        <w:rPr>
+          <w:b w:val="0"/>
+          <w:i w:val="0"/>
+        </w:rPr>
+        <w:t>Slide 84</w:t>
+      </w:r>
+      <w:r>
+        <w:rPr>
+          <w:b w:val="0"/>
+          <w:i w:val="0"/>
+        </w:rPr>
+        <w:t>Etiology (cause)</w:t>
+      </w:r>
+      <w:r>
+        <w:rPr>
+          <w:b w:val="0"/>
+          <w:i w:val="0"/>
+        </w:rPr>
+        <w:t xml:space="preserve">Idiopathic (no cause found). </w:t>
+      </w:r>
+      <w:r>
+        <w:rPr>
+          <w:b w:val="0"/>
+          <w:i w:val="0"/>
+          <w:highlight w:val="yellow"/>
+        </w:rPr>
+        <w:t>★ Infiltrative: amyloidosis (most common in the United States)</w:t>
+      </w:r>
+      <w:r>
+        <w:rPr>
+          <w:b w:val="0"/>
+          <w:i w:val="0"/>
+        </w:rPr>
+        <w:t xml:space="preserve">. Storage: hemochromatosis (iron deposits). Genetic (less common than in other cardiomyopathies). Inflammatory: cardiac sarcoidosis (granulomas). Treatment-related: mediastinal radiation, chemotherapy (inflammation, then fibrosis, then restriction) </w:t>
+      </w:r>
+      <w:r>
+        <w:rPr>
+          <w:b w:val="0"/>
+          <w:i w:val="0"/>
+        </w:rPr>
+        <w:t>Slides 86, 87</w:t>
+      </w:r>
+      <w:r>
+        <w:rPr>
+          <w:b w:val="0"/>
+          <w:i w:val="0"/>
+        </w:rPr>
+        <w:t>Epidemiology (who)</w:t>
+      </w:r>
+      <w:r>
+        <w:rPr>
+          <w:b w:val="0"/>
+          <w:i w:val="0"/>
+          <w:highlight w:val="yellow"/>
+        </w:rPr>
+        <w:t>★ Rare; the least common cardiomyopathy</w:t>
+      </w:r>
+      <w:r>
+        <w:rPr>
+          <w:b w:val="0"/>
+          <w:i w:val="0"/>
+        </w:rPr>
+        <w:t xml:space="preserve"> </w:t>
+      </w:r>
+      <w:r>
+        <w:rPr>
+          <w:b w:val="0"/>
+          <w:i w:val="0"/>
+        </w:rPr>
+        <w:t>Slide 84</w:t>
+      </w:r>
+      <w:r>
+        <w:rPr>
+          <w:b w:val="0"/>
+          <w:i w:val="0"/>
+        </w:rPr>
+        <w:t>Risk Factors</w:t>
+      </w:r>
+      <w:r>
+        <w:rPr>
+          <w:b w:val="0"/>
+          <w:i w:val="0"/>
+        </w:rPr>
+        <w:t xml:space="preserve">Prior radiation therapy, chemotherapy or systemic disease </w:t>
+      </w:r>
+      <w:r>
+        <w:rPr>
+          <w:b w:val="0"/>
+          <w:i w:val="0"/>
+        </w:rPr>
+        <w:t>Slide 88</w:t>
+      </w:r>
+      <w:r>
+        <w:rPr>
+          <w:b w:val="0"/>
+          <w:i w:val="0"/>
+        </w:rPr>
+        <w:t>Pathology</w:t>
+      </w:r>
+      <w:r>
+        <w:rPr>
+          <w:b w:val="0"/>
+          <w:i w:val="0"/>
+        </w:rPr>
+        <w:t xml:space="preserve">Stiff ventricular walls impair diastolic filling, reducing cardiac output from reduced left ventricular filling volume; ejection fraction preserved until late; systolic function usually normal; bilateral atrial enlargement with common atrial fibrillation; right heart failure often more prominent. Fibrosis of the sinoatrial and atrioventricular nodes can cause heart block </w:t>
+      </w:r>
+      <w:r>
+        <w:rPr>
+          <w:b w:val="0"/>
+          <w:i w:val="0"/>
+        </w:rPr>
+        <w:t>Slides 85, 99</w:t>
+      </w:r>
+      <w:r>
+        <w:rPr>
+          <w:b w:val="0"/>
+          <w:i w:val="0"/>
+        </w:rPr>
+        <w:t>Clinical Manifestation</w:t>
+      </w:r>
+      <w:r>
+        <w:rPr>
+          <w:b w:val="0"/>
+          <w:i w:val="0"/>
+        </w:rPr>
+        <w:t xml:space="preserve">Often presents late with pronounced cardiopulmonary symptoms. Right-sided heart failure: abdominal pain (hepatomegaly), bilateral pedal edema, ascites; progressive exercise intolerance and dyspnea, orthopnea, PND (paroxysmal nocturnal dyspnea), palpitations from atrial fibrillation (atrial thrombus risk), fatigue, syncope. Exam: more comfortable sitting; right failure may dominate; elevated JVP (jugular venous pressure); S1 and S2 normal but may be distant; secondary mitral or tricuspid regurgitation; S4 if no regurgitation; peripheral edema; </w:t>
+      </w:r>
+      <w:r>
+        <w:rPr>
+          <w:b w:val="0"/>
+          <w:i w:val="0"/>
+          <w:highlight w:val="yellow"/>
+        </w:rPr>
+        <w:t>★ Kussmaul sign (paradoxical rise in jugular venous pressure with inspiration, also common in constrictive pericarditis)</w:t>
+      </w:r>
+      <w:r>
+        <w:rPr>
+          <w:b w:val="0"/>
+          <w:i w:val="0"/>
+        </w:rPr>
+        <w:t xml:space="preserve">; rales; congestive hepatomegaly, hepatojugular reflux, ascites </w:t>
+      </w:r>
+      <w:r>
+        <w:rPr>
+          <w:b w:val="0"/>
+          <w:i w:val="0"/>
+        </w:rPr>
+        <w:t>Slides 88, 89, 90, 91, 92, 93</w:t>
+      </w:r>
+      <w:r>
+        <w:rPr>
+          <w:b w:val="0"/>
+          <w:i w:val="0"/>
+        </w:rPr>
+        <w:t>Diagnosis</w:t>
+      </w:r>
+      <w:r>
+        <w:rPr>
+          <w:b w:val="0"/>
+          <w:i w:val="0"/>
+        </w:rPr>
+        <w:t xml:space="preserve">ECG (electrocardiogram): low QRS voltage in amyloidosis; atrial fibrillation and bundle branch blocks common. Chest X-ray: cardiomegaly from atrial enlargement, congestion, effusions. Echocardiogram: preserved left ventricular ejection fraction (may fall late), marked atrial enlargement, near-normal systolic function and cavity, normal or thick walls, abnormal diastolic function; echo alone is not definitive against constrictive pericarditis, and cardiac MRI (magnetic resonance imaging) differentiates (pericardial thickening means pericarditis). Cardiac magnetic resonance imaging also when no cause is found; catheterization for ventricular pressure tracings; endomyocardial biopsy when imaging and genetic testing are negative or tissue would change management. Differential: </w:t>
+      </w:r>
+      <w:r>
+        <w:rPr>
+          <w:b w:val="0"/>
+          <w:i w:val="0"/>
+          <w:highlight w:val="yellow"/>
+        </w:rPr>
+        <w:t>★ constrictive pericarditis (must be differentiated)</w:t>
+      </w:r>
+      <w:r>
+        <w:rPr>
+          <w:b w:val="0"/>
+          <w:i w:val="0"/>
+        </w:rPr>
+        <w:t xml:space="preserve">, acute pericarditis, tamponade, valvular disease, hypertrophic cardiomyopathy </w:t>
+      </w:r>
+      <w:r>
+        <w:rPr>
+          <w:b w:val="0"/>
+          <w:i w:val="0"/>
+        </w:rPr>
+        <w:t>Slides 94, 95, 96, 97</w:t>
+      </w:r>
+      <w:r>
+        <w:rPr>
+          <w:b w:val="0"/>
+          <w:i w:val="0"/>
+        </w:rPr>
+        <w:t>Treatment/Therapy</w:t>
+      </w:r>
+      <w:r>
+        <w:rPr>
+          <w:b w:val="0"/>
+          <w:i w:val="0"/>
+        </w:rPr>
+        <w:t xml:space="preserve">Treat the underlying disorder. Diuretics for pulmonary and systemic congestion, with caution (they lower the preload that stiff ventricles depend on). Beta blockers and the calcium channel blockers verapamil and diltiazem to lengthen filling time, improve relaxation and reduce sympathetic drive. Anticoagulation for atrial thrombi. Permanent pacemaker for conduction disease. Cardiac transplantation </w:t>
+      </w:r>
+      <w:r>
+        <w:rPr>
+          <w:b w:val="0"/>
+          <w:i w:val="0"/>
+        </w:rPr>
+        <w:t>Slides 98, 99</w:t>
+      </w:r>
+      <w:r>
+        <w:rPr>
+          <w:b w:val="0"/>
+          <w:i w:val="0"/>
+        </w:rPr>
+        <w:t>Mortality ★</w:t>
+      </w:r>
+      <w:r>
+        <w:rPr>
+          <w:b w:val="0"/>
+          <w:i w:val="0"/>
+          <w:highlight w:val="yellow"/>
+        </w:rPr>
+        <w:t>★ The poorest prognosis of all types of heart muscle disease</w:t>
+      </w:r>
+      <w:r>
+        <w:rPr>
+          <w:b w:val="0"/>
+          <w:i w:val="0"/>
+        </w:rPr>
+        <w:t xml:space="preserve"> </w:t>
+      </w:r>
+      <w:r>
+        <w:rPr>
+          <w:b w:val="0"/>
+          <w:i w:val="0"/>
+        </w:rPr>
+        <w:t>Slide 99</w:t>
+      </w:r>
+    </w:p>
+    <w:p>
+      <w:pPr>
+        <w:spacing w:after="120"/>
+      </w:pPr>
+      <w:r>
+        <w:rPr>
+          <w:b w:val="0"/>
+          <w:i w:val="0"/>
+        </w:rPr>
         <w:t>Takotsubo (stress) cardiomyopathy</w:t>
       </w:r>
       <w:r>
-        <w:br/>
-      </w:r>
+        <w:rPr>
+          <w:b w:val="0"/>
+          <w:i w:val="0"/>
+        </w:rPr>
+        <w:t>★ Professor emphasized</w:t>
+      </w:r>
+    </w:p>
+    <w:p>
+      <w:pPr>
+        <w:spacing w:after="120"/>
+      </w:pPr>
+      <w:r>
+        <w:rPr>
+          <w:b w:val="0"/>
+          <w:i w:val="0"/>
+        </w:rPr>
+        <w:t>★ Carter flagged (Zoom recording times): 90% are postmenopausal women (2:01:12); it mimics a heart attack, so rule that out and admit to cardiology (2:03:05, 2:03:16); most recover completely (2:03:39).</w:t>
+      </w:r>
+    </w:p>
+    <w:p>
+      <w:pPr>
+        <w:spacing w:after="120"/>
+      </w:pPr>
       <w:r>
         <w:rPr>
           <w:b w:val="0"/>
@@ -5535,8 +5896,16 @@
         <w:rPr>
           <w:b w:val="0"/>
           <w:i w:val="0"/>
-        </w:rPr>
-        <w:t xml:space="preserve">90% of cases are postmenopausal women </w:t>
+          <w:highlight w:val="yellow"/>
+        </w:rPr>
+        <w:t>★ 90% of cases are postmenopausal women</w:t>
+      </w:r>
+      <w:r>
+        <w:rPr>
+          <w:b w:val="0"/>
+          <w:i w:val="0"/>
+        </w:rPr>
+        <w:t xml:space="preserve"> </w:t>
       </w:r>
       <w:r>
         <w:rPr>
@@ -5640,8 +6009,16 @@
         <w:rPr>
           <w:b w:val="0"/>
           <w:i w:val="0"/>
-        </w:rPr>
-        <w:t xml:space="preserve">Follow acute coronary syndrome protocols (no reliable early differences); admit to cardiology; empiric supportive care: beta blockers helpful, anticoagulation if left ventricular thrombus, diuretics if heart failure </w:t>
+          <w:highlight w:val="yellow"/>
+        </w:rPr>
+        <w:t>★ Follow acute coronary syndrome protocols (no reliable early differences); admit to cardiology</w:t>
+      </w:r>
+      <w:r>
+        <w:rPr>
+          <w:b w:val="0"/>
+          <w:i w:val="0"/>
+        </w:rPr>
+        <w:t xml:space="preserve">; empiric supportive care: beta blockers helpful, anticoagulation if left ventricular thrombus, diuretics if heart failure </w:t>
       </w:r>
       <w:r>
         <w:rPr>
@@ -5662,7 +6039,22 @@
           <w:b w:val="0"/>
           <w:i w:val="0"/>
         </w:rPr>
-        <w:t xml:space="preserve">No mortality figure given; most patients recover completely </w:t>
+        <w:t xml:space="preserve">No mortality figure given; </w:t>
+      </w:r>
+      <w:r>
+        <w:rPr>
+          <w:b w:val="0"/>
+          <w:i w:val="0"/>
+          <w:highlight w:val="yellow"/>
+        </w:rPr>
+        <w:t>★ most patients recover completely</w:t>
+      </w:r>
+      <w:r>
+        <w:rPr>
+          <w:b w:val="0"/>
+          <w:i w:val="0"/>
+        </w:rPr>
+        <w:t xml:space="preserve"> </w:t>
       </w:r>
       <w:r>
         <w:rPr>

--- a/Clinical Medicine and Surgery I Exam 5/cms-exam-5-clin-med-pro-guide.docx
+++ b/Clinical Medicine and Surgery I Exam 5/cms-exam-5-clin-med-pro-guide.docx
@@ -611,7 +611,7 @@
           <w:b w:val="0"/>
           <w:i w:val="0"/>
         </w:rPr>
-        <w:t xml:space="preserve">: trauma and burns; surgery (especially knee or hip replacement, or hip fracture); intravenous (IV) drug use (lower-extremity injection); smoking; hypertension. Other risk factors: age over 60; overweight or obesity; heart failure; inflammatory bowel disease (Crohn disease, ulcerative colitis); personal or family history of DVT or PE (a prior DVT or PE means 30 times higher risk of recurrence); slightly higher risk in males; chemotherapy; chronic kidney disease; chronic obstructive pulmonary disease; air travel; estrogen-containing contraceptives; first 6 to 12 weeks postpartum; sedentary lifestyle </w:t>
+        <w:t xml:space="preserve">: trauma and burns; surgery (especially knee or hip replacement, or hip fracture); intravenous (IV) drug use (lower-extremity injection); smoking; hypertension. Other risk factors: age over 60; overweight or obesity; heart failure; inflammatory bowel disease (Crohn disease, ulcerative colitis); personal or family history of DVT or PE (a prior DVT or PE markedly raises the risk of recurrence; the slide says 30 times higher, but the true figure is several-fold); slightly higher risk in males; chemotherapy; chronic kidney disease; chronic obstructive pulmonary disease; air travel; estrogen-containing contraceptives; first 6 to 12 weeks postpartum; sedentary lifestyle </w:t>
       </w:r>
       <w:r>
         <w:rPr>
@@ -1922,7 +1922,7 @@
           <w:b w:val="0"/>
           <w:i w:val="0"/>
         </w:rPr>
-        <w:t xml:space="preserve">Chronic venous insufficiency (CVI), also called post-thrombotic syndrome </w:t>
+        <w:t xml:space="preserve">Chronic venous insufficiency (CVI); when it follows a deep vein clot it is called post-thrombotic syndrome, but not all chronic venous insufficiency comes from a clot </w:t>
       </w:r>
       <w:r>
         <w:rPr>
@@ -2210,7 +2210,7 @@
           <w:b w:val="0"/>
           <w:i w:val="0"/>
         </w:rPr>
-        <w:t xml:space="preserve">. Stasis dermatitis: barrier preparations (for example zinc oxide creams); erythema, inflammation, pruritus and vesicle formation may need a mid-potency topical corticosteroid. Cellulitis: oral antibiotics (cephalexin or clindamycin). Ulcer care: ulcers will not heal unless edema is controlled and compression is applied; refer to wound care management (complete healing can take 4 to 6 months; if not fully healed, work up for underlying infection or other causes). No oral medication has yet been proven useful for venous disease; flavonoids (used to increase venous tone) and aspirin (may accelerate healing of venous ulcers) are mentioned. Surgery aims to occlude or remove the affected vessels, restore proper blood flow and decrease venous hypertension: valvuloplasty is occasionally successful but the incidence of postoperative DVT is high; venous bypass is successful in select patients. </w:t>
+        <w:t xml:space="preserve">. Stasis dermatitis: barrier preparations (for example zinc oxide creams); erythema, inflammation, pruritus and vesicle formation may need a mid-potency topical corticosteroid. Cellulitis: oral antibiotics (cephalexin or clindamycin). Ulcer care: ulcers will not heal unless edema is controlled and compression is applied; refer to wound care management (complete healing can take 4 to 6 months; if not fully healed, work up for underlying infection or other causes). Classically no oral medication is considered proven for venous disease (the slide's wording); current guidelines suggest pentoxifylline or flavonoids only as add-ons to compression for ulcer healing; flavonoids (used to increase venous tone) and aspirin (may accelerate healing of venous ulcers) are mentioned. Surgery aims to occlude or remove the affected vessels, restore proper blood flow and decrease venous hypertension: valvuloplasty is occasionally successful but the incidence of postoperative DVT is high; venous bypass is successful in select patients. </w:t>
       </w:r>
       <w:r>
         <w:rPr>
@@ -2749,7 +2749,7 @@
           <w:b w:val="0"/>
           <w:i w:val="0"/>
         </w:rPr>
-        <w:t xml:space="preserve">History (walking distance, how long the patient rests, lifestyle change). Buerger test: elevate one leg to 45 degrees for 1 minute (pallor; cyanosis in severe cases), then dangle the legs over the bed (dependent rubor); in darker skin use temperature, texture and capillary refill (speaker notes). ABI (ankle-brachial index) is the simple bedside, important initial test: normal over 0.9 to 1.3; claudication 0.4 to 0.9; rest pain and tissue loss 0 to 0.4; over 1.3 is abnormal (calcified, noncompressible arteries, for example in diabetes). The ankle-brachial index = each leg's higher ankle pressure over the higher arm pressure; the lower leg value is the overall index (picture only). Pulse volume recordings (plethysmography) show site and severity (picture-only slide). Duplex ultrasound is the mainstay initial imaging. CTA (computed tomography angiography) is contraindicated with contrast allergy or decreased renal function; magnetic resonance angiography is the alternative with contrast allergy but is contraindicated with pacemakers or intracranial aneurysm clips. Conventional angiography is the gold standard: invasive, most accurate; computed tomography angiography, magnetic resonance angiography and conventional angiography mainly guide a planned intervention. Labs: ECG (electrocardiogram), CBC (complete blood count) with differential, lipid profile, CMP (comprehensive metabolic panel) with fasting glucose, renal function, hemoglobin A1c </w:t>
+        <w:t xml:space="preserve">History (walking distance, how long the patient rests, lifestyle change). Buerger test: elevate one leg to 45 degrees for 1 minute (pallor; cyanosis in severe cases), then dangle the legs over the bed (dependent rubor); in darker skin use temperature, texture and capillary refill (speaker notes). ABI (ankle-brachial index) is the simple bedside, important initial test: normal over 0.9 to 1.3; claudication 0.4 to 0.9; rest pain and tissue loss 0 to 0.4; over 1.3 is abnormal (calcified, noncompressible arteries, for example in diabetes). The ankle-brachial index = each leg's higher ankle pressure over the higher arm pressure; the lower leg value is the overall index (picture only). Pulse volume recordings (plethysmography) show site and severity (picture-only slide). Duplex ultrasound is the mainstay initial imaging. CTA (computed tomography angiography) shows the anatomy with contrast, so contrast allergy or decreased renal function is a relative contraindication (a caution that may steer to another study; the slide says contraindicated); magnetic resonance angiography is the alternative with contrast allergy but is classically contraindicated with pacemakers or intracranial aneurysm clips, though some newer devices and clips are made safe for scanning. Conventional angiography is the gold standard: invasive, most accurate; computed tomography angiography, magnetic resonance angiography and conventional angiography mainly guide a planned intervention. Labs: ECG (electrocardiogram), CBC (complete blood count) with differential, lipid profile, CMP (comprehensive metabolic panel) with fasting glucose, renal function, hemoglobin A1c </w:t>
       </w:r>
       <w:r>
         <w:rPr>
@@ -2770,7 +2770,7 @@
           <w:b w:val="0"/>
           <w:i w:val="0"/>
         </w:rPr>
-        <w:t xml:space="preserve">Risk-factor reduction: smoking cessation; blood pressure goal below 140/90 mmHg (below 130/80 mmHg with diabetes or renal failure); diabetes control; exercise therapy (refer to a supervised exercise rehabilitation program, which beats home-based; 30 to 45 minutes three times a week); weight control. Antiplatelets: aspirin, clopidogrel, cilostazol (antiplatelet and vasodilator) lower cardiovascular risk from myocardial infarction and stroke and improve walking distance. Statins (simvastatin, pravastatin): LDL (low-density lipoprotein) target below 100 mg/dL, below 70 mg/dL if high risk. Pentoxifylline (a xanthine derivative). Folic acid with vitamins B12 and B6 for hyperhomocysteinemia. Revascularization when claudication causes severe functional disability despite exercise or drugs: endovascular PTA (percutaneous transluminal angioplasty) with or without stenting, atherectomy; bypass graft (saphenous vein or synthetic); endarterectomy; amputation </w:t>
+        <w:t xml:space="preserve">Risk-factor reduction: smoking cessation; blood pressure goal below 130/80 mmHg in current guidance (older teaching, and the slide, used below 140/90 mmHg, or below 130/80 mmHg with diabetes or renal failure); diabetes control; exercise therapy (refer to a supervised exercise rehabilitation program, which beats home-based; 30 to 45 minutes three times a week); weight control. Antiplatelets: aspirin or clopidogrel lower the risk of myocardial infarction and stroke; cilostazol (antiplatelet and vasodilator) is added to improve walking distance (the slide credits all three with both effects). Statins (older teaching and the slide name simvastatin and pravastatin, while current guidance prefers high-intensity statins such as atorvastatin or rosuvastatin): LDL (low-density lipoprotein) target classically below 100 mg/dL, below 70 mg/dL if high risk; current guidance favors below 70 mg/dL. Pentoxifylline (a xanthine derivative). Folic acid with vitamins B12 and B6 for hyperhomocysteinemia; it lowers homocysteine but has not been shown to reduce heart attacks or strokes, so it is not a proven treatment. Revascularization when claudication causes severe functional disability despite exercise or drugs: endovascular PTA (percutaneous transluminal angioplasty) with or without stenting, atherectomy; bypass graft (saphenous vein or synthetic); endarterectomy; amputation </w:t>
       </w:r>
       <w:r>
         <w:rPr>
@@ -2932,7 +2932,7 @@
           <w:b w:val="0"/>
           <w:i w:val="0"/>
         </w:rPr>
-        <w:t xml:space="preserve">Constant throbbing, burning or severe shooting rest pain with cool feet, localized to the forefoot and toes, worse on elevation or when reclining, not readily controlled by analgesics (even narcotics). Relieved by hanging the leg over the edge of the bed or by walking around (a paradox, in contrast to claudication). Wakes the patient at night; may sleep in a recliner. Ulcers: painful, often start as minor trauma, at the tips of toes and between digits and over pressure points (metatarsal heads); dry, punched out, minimal bleeding; often surrounded by black necrotic tissue. Dry gangrene: hard, dry, usually distal toes, clear demarcation, common in peripheral arterial disease. Wet gangrene is a surgical emergency: moist, edema, blistering, bacterial infection with risk of sepsis, often spore-forming clostridial species (gas gangrene) </w:t>
+        <w:t xml:space="preserve">Constant throbbing, burning or severe shooting rest pain with cool feet, localized to the forefoot and toes, worse on elevation or when reclining, not readily controlled by analgesics (even narcotics). Relieved by hanging the leg over the edge of the bed or by walking around (a paradox, in contrast to claudication). Wakes the patient at night; may sleep in a recliner. Ulcers: painful, often start as minor trauma, at the tips of toes and between digits and over pressure points (metatarsal heads); dry, punched out, minimal bleeding; often surrounded by black necrotic tissue. Dry gangrene: hard, dry, usually distal toes, clear demarcation, common in peripheral arterial disease. Wet gangrene is a surgical emergency: moist, edema, blistering, bacterial infection with risk of sepsis, usually a mixed bacterial infection of the dead tissue; when spore-forming clostridial species are involved they release toxins and gas, and that form is called gas gangrene (the slide says often clostridial) </w:t>
       </w:r>
       <w:r>
         <w:rPr>
@@ -3502,7 +3502,7 @@
           <w:b w:val="0"/>
           <w:i w:val="0"/>
         </w:rPr>
-        <w:t xml:space="preserve">Responsible for 80% of new noncardioembolic strokes; asymptomatic patients with significant stenosis outnumber symptomatic patients 4 to 1 </w:t>
+        <w:t xml:space="preserve">Causes a meaningful minority of ischemic strokes (roughly 10 to 20%; the slide says 80% of new noncardioembolic strokes, which overstates it); asymptomatic patients with significant stenosis outnumber symptomatic patients 4 to 1 </w:t>
       </w:r>
       <w:r>
         <w:rPr>
@@ -3565,7 +3565,7 @@
           <w:b w:val="0"/>
           <w:i w:val="0"/>
         </w:rPr>
-        <w:t xml:space="preserve">Asymptomatic: narrowing in one or both carotids with no stroke or TIA (transient ischemic attack) in the last six months. Symptomatic: focal neurologic symptoms, TIA (focal loss of neurologic function lasting less than 24 hours), stroke. Focal symptoms (speaker notes): sudden intense headache, paralysis, numbness or tingling, vision changes, amaurosis fugax (transient monocular blindness, vision fading like a curtain descending), drowsiness. Exam: inspect neck pulses; with the breath held, auscultate one carotid at a time with the diaphragm then the bell for a bruit; palpate one side at a time </w:t>
+        <w:t xml:space="preserve">Asymptomatic: narrowing in one or both carotids with no stroke or TIA (transient ischemic attack) in the last six months. Symptomatic: focal neurologic symptoms, TIA (a brief focal loss of neurologic function that fully clears with no lasting damage; classically defined as lasting less than 24 hours, but current definitions rest on the absence of tissue injury rather than a time cutoff), stroke. Focal symptoms: weakness or paralysis, numbness or tingling on one side, trouble speaking, vision changes, amaurosis fugax (transient monocular blindness, vision fading like a curtain descending); the speaker notes also list sudden intense headache and drowsiness, but those are not focal carotid deficits. Exam: inspect neck pulses; with the breath held, auscultate one carotid at a time with the diaphragm then the bell for a bruit; palpate one side at a time </w:t>
       </w:r>
       <w:r>
         <w:rPr>
@@ -4346,7 +4346,7 @@
           <w:b w:val="0"/>
           <w:i w:val="0"/>
         </w:rPr>
-        <w:t xml:space="preserve">Most common predisposing factor is degeneration of medial collagen and elastin; Marfan syndrome is the classic medial degeneration </w:t>
+        <w:t xml:space="preserve">The most common predisposing factor is long-standing hypertension; the underlying weakness is degeneration of medial collagen and elastin, and Marfan syndrome is the classic medial degeneration (the slide names medial degeneration as the most common predisposing factor) </w:t>
       </w:r>
       <w:r>
         <w:rPr>
@@ -4472,7 +4472,7 @@
           <w:b w:val="0"/>
           <w:i w:val="0"/>
         </w:rPr>
-        <w:t xml:space="preserve">Stop progression by reducing blood pressure: systolic 100 to 120 mmHg with a beta blocker (esmolol) or vasodilator (nitroprusside); pain management; surgery (grafting and replacing the diseased aorta) </w:t>
+        <w:t xml:space="preserve">Stop progression by reducing blood pressure: systolic 100 to 120 mmHg using a beta blocker (esmolol) first, with a vasodilator (nitroprusside) added if pressure is still high (the slide lists them as alternatives, but a vasodilator alone causes reflex tachycardia that worsens dissection); pain management; surgery (grafting and replacing the diseased aorta) </w:t>
       </w:r>
       <w:r>
         <w:rPr>
@@ -4786,7 +4786,7 @@
           <w:b w:val="0"/>
           <w:i w:val="0"/>
         </w:rPr>
-        <w:t xml:space="preserve">, all four chambers may dilate, hypokinesis, segmental wall-motion abnormalities, tricuspid or mitral regurgitation, thrombus. Chest X-ray: cardiomegaly, effusions, pulmonary edema, Kerley B lines (1 to 2 cm horizontal lines meeting the pleura at right angles). BNP (B-type natriuretic peptide) elevated; below 100 pg/mL excludes heart failure. Cardiac MRI (magnetic resonance imaging) with gadolinium for inflammatory, ischemic or infiltrative causes. Biopsy is not routine and rarely useful: only for rapidly deteriorating function or systemic disease (hemochromatosis, sarcoidosis, amyloidosis). Differential: acute coronary syndrome, valvular disease, acute pericarditis, tamponade, hyperthyroidism, myocarditis </w:t>
+        <w:t xml:space="preserve">, all four chambers may dilate, hypokinesis, segmental wall-motion abnormalities, tricuspid or mitral regurgitation, thrombus. Chest X-ray: cardiomegaly, effusions, pulmonary edema, Kerley B lines (1 to 2 cm horizontal lines meeting the pleura at right angles). BNP (B-type natriuretic peptide) elevated; below 100 pg/mL makes heart failure an unlikely explanation for the current symptoms (the slide says excludes; a low level does not strictly rule it out). Cardiac MRI (magnetic resonance imaging) with gadolinium for inflammatory, ischemic or infiltrative causes. Biopsy is not routine and rarely useful: only for rapidly deteriorating function or systemic disease (hemochromatosis, sarcoidosis, amyloidosis). Differential: acute coronary syndrome, valvular disease, acute pericarditis, tamponade, hyperthyroidism, myocarditis </w:t>
       </w:r>
       <w:r>
         <w:rPr>
@@ -5442,7 +5442,7 @@
           <w:i w:val="0"/>
           <w:highlight w:val="yellow"/>
         </w:rPr>
-        <w:t>★ Education: mild to moderate noncompetitive recreational activity, maintain hydration, avoid excess alcohol</w:t>
+        <w:t>★ Education: activity advice is individualized: regular mild to moderate exercise is encouraged, and strenuous or competitive sports need a shared decision with a specialist center (classic teaching, and the slide, limited patients to mild to moderate noncompetitive recreational activity), maintain hydration, avoid excess alcohol</w:t>
       </w:r>
       <w:r>
         <w:rPr>
@@ -5712,7 +5712,7 @@
           <w:b w:val="0"/>
           <w:i w:val="0"/>
         </w:rPr>
-        <w:t xml:space="preserve">ECG (electrocardiogram): low QRS voltage in amyloidosis; atrial fibrillation and bundle branch blocks common. Chest X-ray: cardiomegaly from atrial enlargement, congestion, effusions. Echocardiogram: preserved left ventricular ejection fraction (may fall late), marked atrial enlargement, near-normal systolic function and cavity, normal or thick walls, abnormal diastolic function; echo alone is not definitive against constrictive pericarditis, and cardiac MRI (magnetic resonance imaging) differentiates (pericardial thickening means pericarditis). Cardiac magnetic resonance imaging also when no cause is found; catheterization for ventricular pressure tracings; endomyocardial biopsy when imaging and genetic testing are negative or tissue would change management. Differential: </w:t>
+        <w:t xml:space="preserve">ECG (electrocardiogram): low QRS voltage in amyloidosis; atrial fibrillation and bundle branch blocks common. Chest X-ray: cardiomegaly from atrial enlargement, congestion, effusions. Echocardiogram: preserved left ventricular ejection fraction (may fall late), marked atrial enlargement, near-normal systolic function and cavity, normal or thick walls, abnormal diastolic function; echo alone is not definitive against constrictive pericarditis, and cardiac MRI (magnetic resonance imaging) helps differentiate (a thickened pericardium points to constrictive pericarditis, though constriction can occur with a normal-thickness pericardium). Cardiac magnetic resonance imaging also when no cause is found; catheterization for ventricular pressure tracings; endomyocardial biopsy when imaging and genetic testing are negative or tissue would change management. Differential: </w:t>
       </w:r>
       <w:r>
         <w:rPr>
@@ -5748,7 +5748,7 @@
           <w:b w:val="0"/>
           <w:i w:val="0"/>
         </w:rPr>
-        <w:t xml:space="preserve">Treat the underlying disorder. Diuretics for pulmonary and systemic congestion, with caution (they lower the preload that stiff ventricles depend on). Beta blockers and the calcium channel blockers verapamil and diltiazem to lengthen filling time, improve relaxation and reduce sympathetic drive. Anticoagulation for atrial thrombi. Permanent pacemaker for conduction disease. Cardiac transplantation </w:t>
+        <w:t xml:space="preserve">Treat the underlying disorder. Diuretics for pulmonary and systemic congestion, with caution (they lower the preload that stiff ventricles depend on). Beta blockers and the calcium channel blockers verapamil and diltiazem are sometimes tried to lengthen filling time and improve relaxation, but they are used cautiously because these stiff hearts depend on a fast heart rate to keep output up, and verapamil and diltiazem are avoided in cardiac amyloidosis. Anticoagulation for atrial thrombi. Permanent pacemaker for conduction disease. Cardiac transplantation </w:t>
       </w:r>
       <w:r>
         <w:rPr>

--- a/Clinical Medicine and Surgery I Exam 5/cms-exam-5-clin-med-pro-guide.docx
+++ b/Clinical Medicine and Surgery I Exam 5/cms-exam-5-clin-med-pro-guide.docx
@@ -278,7 +278,7 @@
                 <w:b w:val="0"/>
                 <w:i w:val="0"/>
               </w:rPr>
-              <w:t xml:space="preserve"> rather than filling the gap from elsewhere (29 of 210 fields in this exam; Mortality alone: 10 of 21). Slide numbers follow each field. Cards open closed; tap one to read it.</w:t>
+              <w:t xml:space="preserve"> rather than filling the gap from elsewhere (55 of 530 fields in this exam; Mortality alone: 20 of 53). Slide numbers follow each field. Cards open closed; tap one to read it.</w:t>
             </w:r>
           </w:p>
           <w:p>
@@ -6062,6 +6062,7319 @@
           <w:i w:val="0"/>
         </w:rPr>
         <w:t>Slide 104</w:t>
+      </w:r>
+    </w:p>
+    <w:p>
+      <w:pPr>
+        <w:pStyle w:val="Heading1"/>
+        <w:spacing w:before="280" w:after="100"/>
+      </w:pPr>
+      <w:r>
+        <w:rPr>
+          <w:rFonts w:ascii="Georgia" w:hAnsi="Georgia"/>
+          <w:color w:val="7A2D5A"/>
+        </w:rPr>
+        <w:t>Lecture 29 · Arrhythmias I: Supraventricular</w:t>
+      </w:r>
+    </w:p>
+    <w:p>
+      <w:pPr>
+        <w:spacing w:after="120"/>
+      </w:pPr>
+      <w:r>
+        <w:rPr>
+          <w:b w:val="0"/>
+          <w:i w:val="0"/>
+        </w:rPr>
+        <w:t>Ayelet Elwaya, MSHS, PA-C, CAQ-EM · 13 conditions · source: arrhythmias I - Elwaya-2.pptx</w:t>
+      </w:r>
+    </w:p>
+    <w:p>
+      <w:pPr>
+        <w:spacing w:after="120"/>
+      </w:pPr>
+      <w:r>
+        <w:rPr>
+          <w:b/>
+          <w:i w:val="0"/>
+        </w:rPr>
+        <w:t>Note:</w:t>
+      </w:r>
+      <w:r>
+        <w:rPr>
+          <w:b w:val="0"/>
+          <w:i w:val="0"/>
+        </w:rPr>
+        <w:t xml:space="preserve"> Built from the slides only (recording of Monday 12 October 2026 not yet used for emphasis, so no stars). Junctional rhythm is listed by the syllabus under Lecture 30 but is taught on this deck (slides 59-64), so it is here. Slides 27 (narrow-complex tachycardia algorithm) and 51 (CHA2DS2-VASc and HAS-BLED calculator screenshots) are third-party images and are not reproduced. Slide conflicts are marked 'Contested on the slides' in the field concerned: HAS-BLED 3 and up 'no anticoagulation' (slide 50) and 'anticoagulation for all' (slide 49); the accessory pathway circuit wording (slide 33); 'never adenosine' for any known Wolff-Parkinson-White (slide 37); regular versus irregular supraventricular tachycardias (slides 24, 28); constant PR for multifocal tachycardia and flutter (slides 28, 42). The rate bands also overlap (supraventricular tachycardia over 160, nodal reentry 140 to 180, accessory pathway reentry 200 to 300, atrial tachycardia 150 to 250), so name the rhythm from the strip, not the rate.</w:t>
+      </w:r>
+    </w:p>
+    <w:p>
+      <w:pPr>
+        <w:spacing w:after="120"/>
+      </w:pPr>
+      <w:r>
+        <w:rPr>
+          <w:b w:val="0"/>
+          <w:i w:val="0"/>
+        </w:rPr>
+        <w:t>Sinus arrhythmia</w:t>
+      </w:r>
+      <w:r>
+        <w:rPr>
+          <w:b w:val="0"/>
+          <w:i w:val="0"/>
+        </w:rPr>
+        <w:t>4 not covered</w:t>
+      </w:r>
+      <w:r>
+        <w:br/>
+      </w:r>
+      <w:r>
+        <w:rPr>
+          <w:b w:val="0"/>
+          <w:i w:val="0"/>
+        </w:rPr>
+        <w:t>Name of Condition</w:t>
+      </w:r>
+      <w:r>
+        <w:rPr>
+          <w:b w:val="0"/>
+          <w:i w:val="0"/>
+        </w:rPr>
+        <w:t xml:space="preserve">Sinus arrhythmia </w:t>
+      </w:r>
+      <w:r>
+        <w:rPr>
+          <w:b w:val="0"/>
+          <w:i w:val="0"/>
+        </w:rPr>
+        <w:t>Slide 9</w:t>
+      </w:r>
+      <w:r>
+        <w:rPr>
+          <w:b w:val="0"/>
+          <w:i w:val="0"/>
+        </w:rPr>
+        <w:t>Definition</w:t>
+      </w:r>
+      <w:r>
+        <w:rPr>
+          <w:b w:val="0"/>
+          <w:i w:val="0"/>
+        </w:rPr>
+        <w:t xml:space="preserve">A normal, physiologic sinus rhythm that is irregular with a pattern: faster with inspiration, slower with expiration </w:t>
+      </w:r>
+      <w:r>
+        <w:rPr>
+          <w:b w:val="0"/>
+          <w:i w:val="0"/>
+        </w:rPr>
+        <w:t>Slide 9</w:t>
+      </w:r>
+      <w:r>
+        <w:rPr>
+          <w:b w:val="0"/>
+          <w:i w:val="0"/>
+        </w:rPr>
+        <w:t>Etiology (cause)</w:t>
+      </w:r>
+      <w:r>
+        <w:rPr>
+          <w:b w:val="0"/>
+          <w:i w:val="0"/>
+        </w:rPr>
+        <w:t xml:space="preserve">Normal, physiologic (breathing-related variation of the sinus rate) </w:t>
+      </w:r>
+      <w:r>
+        <w:rPr>
+          <w:b w:val="0"/>
+          <w:i w:val="0"/>
+        </w:rPr>
+        <w:t>Slide 9</w:t>
+      </w:r>
+      <w:r>
+        <w:rPr>
+          <w:b w:val="0"/>
+          <w:i w:val="0"/>
+        </w:rPr>
+        <w:t>Epidemiology (who)</w:t>
+      </w:r>
+      <w:r>
+        <w:rPr>
+          <w:b w:val="0"/>
+          <w:i w:val="0"/>
+        </w:rPr>
+        <w:t>Not covered in the lecture</w:t>
+      </w:r>
+      <w:r>
+        <w:rPr>
+          <w:b w:val="0"/>
+          <w:i w:val="0"/>
+        </w:rPr>
+        <w:t>Risk Factors</w:t>
+      </w:r>
+      <w:r>
+        <w:rPr>
+          <w:b w:val="0"/>
+          <w:i w:val="0"/>
+        </w:rPr>
+        <w:t>Not covered in the lecture</w:t>
+      </w:r>
+      <w:r>
+        <w:rPr>
+          <w:b w:val="0"/>
+          <w:i w:val="0"/>
+        </w:rPr>
+        <w:t>Pathology</w:t>
+      </w:r>
+      <w:r>
+        <w:rPr>
+          <w:b w:val="0"/>
+          <w:i w:val="0"/>
+        </w:rPr>
+        <w:t xml:space="preserve">Sinus node rhythm whose rate follows respiration; conduction otherwise normal </w:t>
+      </w:r>
+      <w:r>
+        <w:rPr>
+          <w:b w:val="0"/>
+          <w:i w:val="0"/>
+        </w:rPr>
+        <w:t>Slide 9</w:t>
+      </w:r>
+      <w:r>
+        <w:rPr>
+          <w:b w:val="0"/>
+          <w:i w:val="0"/>
+        </w:rPr>
+        <w:t>Clinical Manifestation</w:t>
+      </w:r>
+      <w:r>
+        <w:rPr>
+          <w:b w:val="0"/>
+          <w:i w:val="0"/>
+        </w:rPr>
+        <w:t>Not covered in the lecture</w:t>
+      </w:r>
+      <w:r>
+        <w:rPr>
+          <w:b w:val="0"/>
+          <w:i w:val="0"/>
+        </w:rPr>
+        <w:t>Diagnosis</w:t>
+      </w:r>
+      <w:r>
+        <w:rPr>
+          <w:b w:val="0"/>
+          <w:i w:val="0"/>
+        </w:rPr>
+        <w:t xml:space="preserve">ECG (electrocardiogram): irregular with a pattern; rate 60 to 100; uniform P wave for every QRS; PR 0.12 to 0.20 seconds; narrow QRS under 0.12 seconds </w:t>
+      </w:r>
+      <w:r>
+        <w:rPr>
+          <w:b w:val="0"/>
+          <w:i w:val="0"/>
+        </w:rPr>
+        <w:t>Slides 9, 10</w:t>
+      </w:r>
+      <w:r>
+        <w:rPr>
+          <w:b w:val="0"/>
+          <w:i w:val="0"/>
+        </w:rPr>
+        <w:t>Treatment/Therapy</w:t>
+      </w:r>
+      <w:r>
+        <w:rPr>
+          <w:b w:val="0"/>
+          <w:i w:val="0"/>
+        </w:rPr>
+        <w:t xml:space="preserve">None needed: a normal variant </w:t>
+      </w:r>
+      <w:r>
+        <w:rPr>
+          <w:b w:val="0"/>
+          <w:i w:val="0"/>
+        </w:rPr>
+        <w:t>Slide 9</w:t>
+      </w:r>
+      <w:r>
+        <w:rPr>
+          <w:b w:val="0"/>
+          <w:i w:val="0"/>
+        </w:rPr>
+        <w:t>Mortality ★</w:t>
+      </w:r>
+      <w:r>
+        <w:rPr>
+          <w:b w:val="0"/>
+          <w:i w:val="0"/>
+        </w:rPr>
+        <w:t>Not covered in the lecture</w:t>
+      </w:r>
+    </w:p>
+    <w:p>
+      <w:pPr>
+        <w:spacing w:after="120"/>
+      </w:pPr>
+      <w:r>
+        <w:rPr>
+          <w:b w:val="0"/>
+          <w:i w:val="0"/>
+        </w:rPr>
+        <w:t>Sinus bradycardia</w:t>
+      </w:r>
+      <w:r>
+        <w:rPr>
+          <w:b w:val="0"/>
+          <w:i w:val="0"/>
+        </w:rPr>
+        <w:t>1 not covered</w:t>
+      </w:r>
+      <w:r>
+        <w:br/>
+      </w:r>
+      <w:r>
+        <w:rPr>
+          <w:b w:val="0"/>
+          <w:i w:val="0"/>
+        </w:rPr>
+        <w:t>Name of Condition</w:t>
+      </w:r>
+      <w:r>
+        <w:rPr>
+          <w:b w:val="0"/>
+          <w:i w:val="0"/>
+        </w:rPr>
+        <w:t xml:space="preserve">Sinus bradycardia </w:t>
+      </w:r>
+      <w:r>
+        <w:rPr>
+          <w:b w:val="0"/>
+          <w:i w:val="0"/>
+        </w:rPr>
+        <w:t>Slide 11</w:t>
+      </w:r>
+      <w:r>
+        <w:rPr>
+          <w:b w:val="0"/>
+          <w:i w:val="0"/>
+        </w:rPr>
+        <w:t>Definition</w:t>
+      </w:r>
+      <w:r>
+        <w:rPr>
+          <w:b w:val="0"/>
+          <w:i w:val="0"/>
+        </w:rPr>
+        <w:t xml:space="preserve">A regular sinus rhythm under 60 beats per minute; can be pathological or a normal variant </w:t>
+      </w:r>
+      <w:r>
+        <w:rPr>
+          <w:b w:val="0"/>
+          <w:i w:val="0"/>
+        </w:rPr>
+        <w:t>Slides 11, 13</w:t>
+      </w:r>
+      <w:r>
+        <w:rPr>
+          <w:b w:val="0"/>
+          <w:i w:val="0"/>
+        </w:rPr>
+        <w:t>Etiology (cause)</w:t>
+      </w:r>
+      <w:r>
+        <w:rPr>
+          <w:b w:val="0"/>
+          <w:i w:val="0"/>
+        </w:rPr>
+        <w:t xml:space="preserve">Normal adaptive response in healthy, well-conditioned or active people and during sleep. Other causes: beta blockers, non-DHP CCB (nondihydropyridine calcium channel blockers), digoxin, hypothyroidism, sinoatrial node ischemia, increased ICP (intracranial pressure), late-stage infection </w:t>
+      </w:r>
+      <w:r>
+        <w:rPr>
+          <w:b w:val="0"/>
+          <w:i w:val="0"/>
+        </w:rPr>
+        <w:t>Slide 13</w:t>
+      </w:r>
+      <w:r>
+        <w:rPr>
+          <w:b w:val="0"/>
+          <w:i w:val="0"/>
+        </w:rPr>
+        <w:t>Epidemiology (who)</w:t>
+      </w:r>
+      <w:r>
+        <w:rPr>
+          <w:b w:val="0"/>
+          <w:i w:val="0"/>
+        </w:rPr>
+        <w:t xml:space="preserve">Seen in well-conditioned athletes, during sleep, and in adults over age 65 </w:t>
+      </w:r>
+      <w:r>
+        <w:rPr>
+          <w:b w:val="0"/>
+          <w:i w:val="0"/>
+        </w:rPr>
+        <w:t>Slide 13</w:t>
+      </w:r>
+      <w:r>
+        <w:rPr>
+          <w:b w:val="0"/>
+          <w:i w:val="0"/>
+        </w:rPr>
+        <w:t>Risk Factors</w:t>
+      </w:r>
+      <w:r>
+        <w:rPr>
+          <w:b w:val="0"/>
+          <w:i w:val="0"/>
+        </w:rPr>
+        <w:t xml:space="preserve">Rate-slowing drugs (beta blockers, nondihydropyridine calcium channel blockers, digoxin), hypothyroidism, sinoatrial node ischemia, raised intracranial pressure, late-stage infection </w:t>
+      </w:r>
+      <w:r>
+        <w:rPr>
+          <w:b w:val="0"/>
+          <w:i w:val="0"/>
+        </w:rPr>
+        <w:t>Slide 13</w:t>
+      </w:r>
+      <w:r>
+        <w:rPr>
+          <w:b w:val="0"/>
+          <w:i w:val="0"/>
+        </w:rPr>
+        <w:t>Pathology</w:t>
+      </w:r>
+      <w:r>
+        <w:rPr>
+          <w:b w:val="0"/>
+          <w:i w:val="0"/>
+        </w:rPr>
+        <w:t xml:space="preserve">Slow firing of the sinoatrial node with normal conduction </w:t>
+      </w:r>
+      <w:r>
+        <w:rPr>
+          <w:b w:val="0"/>
+          <w:i w:val="0"/>
+        </w:rPr>
+        <w:t>Slide 11</w:t>
+      </w:r>
+      <w:r>
+        <w:rPr>
+          <w:b w:val="0"/>
+          <w:i w:val="0"/>
+        </w:rPr>
+        <w:t>Clinical Manifestation</w:t>
+      </w:r>
+      <w:r>
+        <w:rPr>
+          <w:b w:val="0"/>
+          <w:i w:val="0"/>
+        </w:rPr>
+        <w:t xml:space="preserve">Most people are asymptomatic </w:t>
+      </w:r>
+      <w:r>
+        <w:rPr>
+          <w:b w:val="0"/>
+          <w:i w:val="0"/>
+        </w:rPr>
+        <w:t>Slide 13</w:t>
+      </w:r>
+      <w:r>
+        <w:rPr>
+          <w:b w:val="0"/>
+          <w:i w:val="0"/>
+        </w:rPr>
+        <w:t>Diagnosis</w:t>
+      </w:r>
+      <w:r>
+        <w:rPr>
+          <w:b w:val="0"/>
+          <w:i w:val="0"/>
+        </w:rPr>
+        <w:t xml:space="preserve">ECG (electrocardiogram): regular, rate under 60, uniform P wave for every QRS, PR 0.12 to 0.20 seconds, narrow QRS </w:t>
+      </w:r>
+      <w:r>
+        <w:rPr>
+          <w:b w:val="0"/>
+          <w:i w:val="0"/>
+        </w:rPr>
+        <w:t>Slides 11, 12</w:t>
+      </w:r>
+      <w:r>
+        <w:rPr>
+          <w:b w:val="0"/>
+          <w:i w:val="0"/>
+        </w:rPr>
+        <w:t>Treatment/Therapy</w:t>
+      </w:r>
+      <w:r>
+        <w:rPr>
+          <w:b w:val="0"/>
+          <w:i w:val="0"/>
+        </w:rPr>
+        <w:t xml:space="preserve">No treatment if asymptomatic. Acute, symptomatic and hemodynamically unstable: atropine first line, then a temporary pacemaker. Chronic and symptomatic: permanent pacemaker </w:t>
+      </w:r>
+      <w:r>
+        <w:rPr>
+          <w:b w:val="0"/>
+          <w:i w:val="0"/>
+        </w:rPr>
+        <w:t>Slide 13</w:t>
+      </w:r>
+      <w:r>
+        <w:rPr>
+          <w:b w:val="0"/>
+          <w:i w:val="0"/>
+        </w:rPr>
+        <w:t>Mortality ★</w:t>
+      </w:r>
+      <w:r>
+        <w:rPr>
+          <w:b w:val="0"/>
+          <w:i w:val="0"/>
+        </w:rPr>
+        <w:t>Not covered in the lecture</w:t>
+      </w:r>
+    </w:p>
+    <w:p>
+      <w:pPr>
+        <w:spacing w:after="120"/>
+      </w:pPr>
+      <w:r>
+        <w:rPr>
+          <w:b w:val="0"/>
+          <w:i w:val="0"/>
+        </w:rPr>
+        <w:t>Sinus tachycardia (appropriate and inappropriate)</w:t>
+      </w:r>
+      <w:r>
+        <w:rPr>
+          <w:b w:val="0"/>
+          <w:i w:val="0"/>
+        </w:rPr>
+        <w:t>1 not covered</w:t>
+      </w:r>
+      <w:r>
+        <w:br/>
+      </w:r>
+      <w:r>
+        <w:rPr>
+          <w:b w:val="0"/>
+          <w:i w:val="0"/>
+        </w:rPr>
+        <w:t>Name of Condition</w:t>
+      </w:r>
+      <w:r>
+        <w:rPr>
+          <w:b w:val="0"/>
+          <w:i w:val="0"/>
+        </w:rPr>
+        <w:t xml:space="preserve">Sinus tachycardia </w:t>
+      </w:r>
+      <w:r>
+        <w:rPr>
+          <w:b w:val="0"/>
+          <w:i w:val="0"/>
+        </w:rPr>
+        <w:t>Slide 14</w:t>
+      </w:r>
+      <w:r>
+        <w:rPr>
+          <w:b w:val="0"/>
+          <w:i w:val="0"/>
+        </w:rPr>
+        <w:t>Definition</w:t>
+      </w:r>
+      <w:r>
+        <w:rPr>
+          <w:b w:val="0"/>
+          <w:i w:val="0"/>
+        </w:rPr>
+        <w:t xml:space="preserve">A regular sinus rhythm above 100, up to 160 beats per minute. Appropriate: a response to physiologic stress, an underlying pathologic condition or medication effects. Inappropriate: an elevated heart rate unexplained after secondary causes have been excluded </w:t>
+      </w:r>
+      <w:r>
+        <w:rPr>
+          <w:b w:val="0"/>
+          <w:i w:val="0"/>
+        </w:rPr>
+        <w:t>Slides 14, 16</w:t>
+      </w:r>
+      <w:r>
+        <w:rPr>
+          <w:b w:val="0"/>
+          <w:i w:val="0"/>
+        </w:rPr>
+        <w:t>Etiology (cause)</w:t>
+      </w:r>
+      <w:r>
+        <w:rPr>
+          <w:b w:val="0"/>
+          <w:i w:val="0"/>
+        </w:rPr>
+        <w:t xml:space="preserve">Physiologic (exercise, pain, anxiety, enhanced catecholamine release); pathologic (hypovolemia, hypotension or shock, anemia, hypoxia, PE (pulmonary embolism), MI (myocardial infarction), hyperthyroidism); drugs (stimulants, anticholinergics); abrupt withdrawal of beta blockers or nondihydropyridine calcium channel blockers </w:t>
+      </w:r>
+      <w:r>
+        <w:rPr>
+          <w:b w:val="0"/>
+          <w:i w:val="0"/>
+        </w:rPr>
+        <w:t>Slide 16</w:t>
+      </w:r>
+      <w:r>
+        <w:rPr>
+          <w:b w:val="0"/>
+          <w:i w:val="0"/>
+        </w:rPr>
+        <w:t>Epidemiology (who)</w:t>
+      </w:r>
+      <w:r>
+        <w:rPr>
+          <w:b w:val="0"/>
+          <w:i w:val="0"/>
+        </w:rPr>
+        <w:t>Not covered in the lecture</w:t>
+      </w:r>
+      <w:r>
+        <w:rPr>
+          <w:b w:val="0"/>
+          <w:i w:val="0"/>
+        </w:rPr>
+        <w:t>Risk Factors</w:t>
+      </w:r>
+      <w:r>
+        <w:rPr>
+          <w:b w:val="0"/>
+          <w:i w:val="0"/>
+        </w:rPr>
+        <w:t xml:space="preserve">Stimulants, anticholinergics, abrupt withdrawal of rate-slowing drugs; night shifts and illicit drugs in inappropriate sinus tachycardia </w:t>
+      </w:r>
+      <w:r>
+        <w:rPr>
+          <w:b w:val="0"/>
+          <w:i w:val="0"/>
+        </w:rPr>
+        <w:t>Slides 16, 17</w:t>
+      </w:r>
+      <w:r>
+        <w:rPr>
+          <w:b w:val="0"/>
+          <w:i w:val="0"/>
+        </w:rPr>
+        <w:t>Pathology</w:t>
+      </w:r>
+      <w:r>
+        <w:rPr>
+          <w:b w:val="0"/>
+          <w:i w:val="0"/>
+        </w:rPr>
+        <w:t xml:space="preserve">Sinus node firing faster as a response to stress, illness or drugs </w:t>
+      </w:r>
+      <w:r>
+        <w:rPr>
+          <w:b w:val="0"/>
+          <w:i w:val="0"/>
+        </w:rPr>
+        <w:t>Slide 16</w:t>
+      </w:r>
+      <w:r>
+        <w:rPr>
+          <w:b w:val="0"/>
+          <w:i w:val="0"/>
+        </w:rPr>
+        <w:t>Clinical Manifestation</w:t>
+      </w:r>
+      <w:r>
+        <w:rPr>
+          <w:b w:val="0"/>
+          <w:i w:val="0"/>
+        </w:rPr>
+        <w:t xml:space="preserve">Physiologic sinus tachycardia usually has no associated symptoms such as dizziness or nausea </w:t>
+      </w:r>
+      <w:r>
+        <w:rPr>
+          <w:b w:val="0"/>
+          <w:i w:val="0"/>
+        </w:rPr>
+        <w:t>Slide 16</w:t>
+      </w:r>
+      <w:r>
+        <w:rPr>
+          <w:b w:val="0"/>
+          <w:i w:val="0"/>
+        </w:rPr>
+        <w:t>Diagnosis</w:t>
+      </w:r>
+      <w:r>
+        <w:rPr>
+          <w:b w:val="0"/>
+          <w:i w:val="0"/>
+        </w:rPr>
+        <w:t xml:space="preserve">ECG (electrocardiogram): regular, above 100 up to 160, uniform P wave for every QRS, PR 0.12 to 0.20, narrow QRS. Inappropriate sinus tachycardia is a diagnosis of exclusion </w:t>
+      </w:r>
+      <w:r>
+        <w:rPr>
+          <w:b w:val="0"/>
+          <w:i w:val="0"/>
+        </w:rPr>
+        <w:t>Slides 14, 15, 16, 17</w:t>
+      </w:r>
+      <w:r>
+        <w:rPr>
+          <w:b w:val="0"/>
+          <w:i w:val="0"/>
+        </w:rPr>
+        <w:t>Treatment/Therapy</w:t>
+      </w:r>
+      <w:r>
+        <w:rPr>
+          <w:b w:val="0"/>
+          <w:i w:val="0"/>
+        </w:rPr>
+        <w:t xml:space="preserve">Appropriate: treat the underlying cause. Inappropriate: eliminate influencing factors (lifestyle such as night shifts, illicit drugs, medications), behavioral therapy; beta blockers are not well tolerated; generally left untreated because patients tolerate the symptoms better than the treatment </w:t>
+      </w:r>
+      <w:r>
+        <w:rPr>
+          <w:b w:val="0"/>
+          <w:i w:val="0"/>
+        </w:rPr>
+        <w:t>Slide 17</w:t>
+      </w:r>
+      <w:r>
+        <w:rPr>
+          <w:b w:val="0"/>
+          <w:i w:val="0"/>
+        </w:rPr>
+        <w:t>Mortality ★</w:t>
+      </w:r>
+      <w:r>
+        <w:rPr>
+          <w:b w:val="0"/>
+          <w:i w:val="0"/>
+        </w:rPr>
+        <w:t xml:space="preserve">Inappropriate sinus tachycardia usually has a benign prognosis </w:t>
+      </w:r>
+      <w:r>
+        <w:rPr>
+          <w:b w:val="0"/>
+          <w:i w:val="0"/>
+        </w:rPr>
+        <w:t>Slide 17</w:t>
+      </w:r>
+    </w:p>
+    <w:p>
+      <w:pPr>
+        <w:spacing w:after="120"/>
+      </w:pPr>
+      <w:r>
+        <w:rPr>
+          <w:b w:val="0"/>
+          <w:i w:val="0"/>
+        </w:rPr>
+        <w:t>Sick sinus syndrome (sinus node dysfunction), including tachy-brady syndrome</w:t>
+      </w:r>
+      <w:r>
+        <w:rPr>
+          <w:b w:val="0"/>
+          <w:i w:val="0"/>
+        </w:rPr>
+        <w:t>2 not covered</w:t>
+      </w:r>
+      <w:r>
+        <w:br/>
+      </w:r>
+      <w:r>
+        <w:rPr>
+          <w:b w:val="0"/>
+          <w:i w:val="0"/>
+        </w:rPr>
+        <w:t>Name of Condition</w:t>
+      </w:r>
+      <w:r>
+        <w:rPr>
+          <w:b w:val="0"/>
+          <w:i w:val="0"/>
+        </w:rPr>
+        <w:t xml:space="preserve">Sick sinus syndrome (SSS), also called sinus node dysfunction </w:t>
+      </w:r>
+      <w:r>
+        <w:rPr>
+          <w:b w:val="0"/>
+          <w:i w:val="0"/>
+        </w:rPr>
+        <w:t>Slide 18</w:t>
+      </w:r>
+      <w:r>
+        <w:rPr>
+          <w:b w:val="0"/>
+          <w:i w:val="0"/>
+        </w:rPr>
+        <w:t>Definition</w:t>
+      </w:r>
+      <w:r>
+        <w:rPr>
+          <w:b w:val="0"/>
+          <w:i w:val="0"/>
+        </w:rPr>
+        <w:t xml:space="preserve">The sinus node cannot reliably maintain an appropriate rhythm: sinus node exit block (the impulse is generated but does not exit the sinoatrial node), sinus arrest (the impulse is not generated, leading to a junctional rhythm), or tachy-brady syndrome (a tachyarrhythmia alternating with symptomatic bradycardia or offset pauses) </w:t>
+      </w:r>
+      <w:r>
+        <w:rPr>
+          <w:b w:val="0"/>
+          <w:i w:val="0"/>
+        </w:rPr>
+        <w:t>Slide 18</w:t>
+      </w:r>
+      <w:r>
+        <w:rPr>
+          <w:b w:val="0"/>
+          <w:i w:val="0"/>
+        </w:rPr>
+        <w:t>Etiology (cause)</w:t>
+      </w:r>
+      <w:r>
+        <w:rPr>
+          <w:b w:val="0"/>
+          <w:i w:val="0"/>
+        </w:rPr>
+        <w:t xml:space="preserve">Sinoatrial node ischemia, injury to the sinoatrial node from cardiac surgery, electrolyte abnormalities, hypothyroidism, medications (beta blockers, nondihydropyridine calcium channel blockers, digoxin) </w:t>
+      </w:r>
+      <w:r>
+        <w:rPr>
+          <w:b w:val="0"/>
+          <w:i w:val="0"/>
+        </w:rPr>
+        <w:t>Slide 22</w:t>
+      </w:r>
+      <w:r>
+        <w:rPr>
+          <w:b w:val="0"/>
+          <w:i w:val="0"/>
+        </w:rPr>
+        <w:t>Epidemiology (who)</w:t>
+      </w:r>
+      <w:r>
+        <w:rPr>
+          <w:b w:val="0"/>
+          <w:i w:val="0"/>
+        </w:rPr>
+        <w:t>Not covered in the lecture</w:t>
+      </w:r>
+      <w:r>
+        <w:rPr>
+          <w:b w:val="0"/>
+          <w:i w:val="0"/>
+        </w:rPr>
+        <w:t>Risk Factors</w:t>
+      </w:r>
+      <w:r>
+        <w:rPr>
+          <w:b w:val="0"/>
+          <w:i w:val="0"/>
+        </w:rPr>
+        <w:t xml:space="preserve">Cardiac surgery, rate-slowing medications, electrolyte abnormalities, hypothyroidism </w:t>
+      </w:r>
+      <w:r>
+        <w:rPr>
+          <w:b w:val="0"/>
+          <w:i w:val="0"/>
+        </w:rPr>
+        <w:t>Slide 22</w:t>
+      </w:r>
+      <w:r>
+        <w:rPr>
+          <w:b w:val="0"/>
+          <w:i w:val="0"/>
+        </w:rPr>
+        <w:t>Pathology</w:t>
+      </w:r>
+      <w:r>
+        <w:rPr>
+          <w:b w:val="0"/>
+          <w:i w:val="0"/>
+        </w:rPr>
+        <w:t xml:space="preserve">Exit block pauses can be an exact multiple of the P-P interval; sinus arrest pauses are not, and a junctional escape rhythm with inverted (retrograde) P waves may take over. In tachy-brady syndrome the tachyarrhythmia is most commonly atrial fibrillation; when it stops, the sinus node may take seconds to fire (offset pause) </w:t>
+      </w:r>
+      <w:r>
+        <w:rPr>
+          <w:b w:val="0"/>
+          <w:i w:val="0"/>
+        </w:rPr>
+        <w:t>Slides 18, 19, 20, 21</w:t>
+      </w:r>
+      <w:r>
+        <w:rPr>
+          <w:b w:val="0"/>
+          <w:i w:val="0"/>
+        </w:rPr>
+        <w:t>Clinical Manifestation</w:t>
+      </w:r>
+      <w:r>
+        <w:rPr>
+          <w:b w:val="0"/>
+          <w:i w:val="0"/>
+        </w:rPr>
+        <w:t xml:space="preserve">Symptomatic bradycardia; offset pauses causing dizziness or syncope </w:t>
+      </w:r>
+      <w:r>
+        <w:rPr>
+          <w:b w:val="0"/>
+          <w:i w:val="0"/>
+        </w:rPr>
+        <w:t>Slide 18</w:t>
+      </w:r>
+      <w:r>
+        <w:rPr>
+          <w:b w:val="0"/>
+          <w:i w:val="0"/>
+        </w:rPr>
+        <w:t>Diagnosis</w:t>
+      </w:r>
+      <w:r>
+        <w:rPr>
+          <w:b w:val="0"/>
+          <w:i w:val="0"/>
+        </w:rPr>
+        <w:t xml:space="preserve">ECG (electrocardiogram) or 24-hour ambulatory monitor: irregular; variable rate (bradycardia, normal sinus and tachycardia up to 160); P waves variable if present; PR variable; narrow QRS. Confirm whether symptoms correlate with the bradycardia </w:t>
+      </w:r>
+      <w:r>
+        <w:rPr>
+          <w:b w:val="0"/>
+          <w:i w:val="0"/>
+        </w:rPr>
+        <w:t>Slides 18, 21, 22</w:t>
+      </w:r>
+      <w:r>
+        <w:rPr>
+          <w:b w:val="0"/>
+          <w:i w:val="0"/>
+        </w:rPr>
+        <w:t>Treatment/Therapy</w:t>
+      </w:r>
+      <w:r>
+        <w:rPr>
+          <w:b w:val="0"/>
+          <w:i w:val="0"/>
+        </w:rPr>
+        <w:t xml:space="preserve">Treat the underlying cause. No correlation between symptoms and bradycardia: observation. Symptomatic bradycardia: PPM (permanent pacemaker). Tachy-brady syndrome often needs a permanent pacemaker; if the tachyarrhythmia is ventricular tachycardia, a permanent pacemaker with an AICD (automatic implantable cardioverter defibrillator) </w:t>
+      </w:r>
+      <w:r>
+        <w:rPr>
+          <w:b w:val="0"/>
+          <w:i w:val="0"/>
+        </w:rPr>
+        <w:t>Slide 22</w:t>
+      </w:r>
+      <w:r>
+        <w:rPr>
+          <w:b w:val="0"/>
+          <w:i w:val="0"/>
+        </w:rPr>
+        <w:t>Mortality ★</w:t>
+      </w:r>
+      <w:r>
+        <w:rPr>
+          <w:b w:val="0"/>
+          <w:i w:val="0"/>
+        </w:rPr>
+        <w:t>Not covered in the lecture</w:t>
+      </w:r>
+    </w:p>
+    <w:p>
+      <w:pPr>
+        <w:spacing w:after="120"/>
+      </w:pPr>
+      <w:r>
+        <w:rPr>
+          <w:b w:val="0"/>
+          <w:i w:val="0"/>
+        </w:rPr>
+        <w:t>Supraventricular tachycardia (paroxysmal supraventricular tachycardia, the umbrella)</w:t>
+      </w:r>
+      <w:r>
+        <w:rPr>
+          <w:b w:val="0"/>
+          <w:i w:val="0"/>
+        </w:rPr>
+        <w:t>2 not covered</w:t>
+      </w:r>
+      <w:r>
+        <w:br/>
+      </w:r>
+      <w:r>
+        <w:rPr>
+          <w:b w:val="0"/>
+          <w:i w:val="0"/>
+        </w:rPr>
+        <w:t>Name of Condition</w:t>
+      </w:r>
+      <w:r>
+        <w:rPr>
+          <w:b w:val="0"/>
+          <w:i w:val="0"/>
+        </w:rPr>
+        <w:t xml:space="preserve">Supraventricular tachycardia (SVT) </w:t>
+      </w:r>
+      <w:r>
+        <w:rPr>
+          <w:b w:val="0"/>
+          <w:i w:val="0"/>
+        </w:rPr>
+        <w:t>Slides 23, 24</w:t>
+      </w:r>
+      <w:r>
+        <w:rPr>
+          <w:b w:val="0"/>
+          <w:i w:val="0"/>
+        </w:rPr>
+        <w:t>Definition</w:t>
+      </w:r>
+      <w:r>
+        <w:rPr>
+          <w:b w:val="0"/>
+          <w:i w:val="0"/>
+        </w:rPr>
+        <w:t xml:space="preserve">A blanket term for any tachydysrhythmia arising above the level of the bundle of His (atrioventricular bundle): sinus tachycardia, atrial tachycardia (focal, multifocal), reentry tachycardias (atrioventricular nodal and atrioventricular reentry), atrial flutter, atrial fibrillation. By definition narrow QRS complex tachycardias </w:t>
+      </w:r>
+      <w:r>
+        <w:rPr>
+          <w:b w:val="0"/>
+          <w:i w:val="0"/>
+        </w:rPr>
+        <w:t>Slide 24</w:t>
+      </w:r>
+      <w:r>
+        <w:rPr>
+          <w:b w:val="0"/>
+          <w:i w:val="0"/>
+        </w:rPr>
+        <w:t>Etiology (cause)</w:t>
+      </w:r>
+      <w:r>
+        <w:rPr>
+          <w:b w:val="0"/>
+          <w:i w:val="0"/>
+        </w:rPr>
+        <w:t xml:space="preserve">See each rhythm: reentry (atrioventricular nodal, accessory pathway), atrial foci, sinus node </w:t>
+      </w:r>
+      <w:r>
+        <w:rPr>
+          <w:b w:val="0"/>
+          <w:i w:val="0"/>
+        </w:rPr>
+        <w:t>Slide 24</w:t>
+      </w:r>
+      <w:r>
+        <w:rPr>
+          <w:b w:val="0"/>
+          <w:i w:val="0"/>
+        </w:rPr>
+        <w:t>Epidemiology (who)</w:t>
+      </w:r>
+      <w:r>
+        <w:rPr>
+          <w:b w:val="0"/>
+          <w:i w:val="0"/>
+        </w:rPr>
+        <w:t>Not covered in the lecture</w:t>
+      </w:r>
+      <w:r>
+        <w:rPr>
+          <w:b w:val="0"/>
+          <w:i w:val="0"/>
+        </w:rPr>
+        <w:t>Risk Factors</w:t>
+      </w:r>
+      <w:r>
+        <w:rPr>
+          <w:b w:val="0"/>
+          <w:i w:val="0"/>
+        </w:rPr>
+        <w:t xml:space="preserve">Symptoms more pronounced in the elderly and with underlying structural heart disease </w:t>
+      </w:r>
+      <w:r>
+        <w:rPr>
+          <w:b w:val="0"/>
+          <w:i w:val="0"/>
+        </w:rPr>
+        <w:t>Slide 25</w:t>
+      </w:r>
+      <w:r>
+        <w:rPr>
+          <w:b w:val="0"/>
+          <w:i w:val="0"/>
+        </w:rPr>
+        <w:t>Pathology</w:t>
+      </w:r>
+      <w:r>
+        <w:rPr>
+          <w:b w:val="0"/>
+          <w:i w:val="0"/>
+        </w:rPr>
+        <w:t xml:space="preserve">Contested on the slides: slide 24 says all are regular except atrial fibrillation and variable flutter, but multifocal atrial tachycardia is irregular too (slide 28). Classic strip: regular, above 160, P waves and PR hidden, narrow QRS under 0.12 except antidromic atrioventricular reentrant tachycardia </w:t>
+      </w:r>
+      <w:r>
+        <w:rPr>
+          <w:b w:val="0"/>
+          <w:i w:val="0"/>
+        </w:rPr>
+        <w:t>Slides 23, 24, 28</w:t>
+      </w:r>
+      <w:r>
+        <w:rPr>
+          <w:b w:val="0"/>
+          <w:i w:val="0"/>
+        </w:rPr>
+        <w:t>Clinical Manifestation</w:t>
+      </w:r>
+      <w:r>
+        <w:rPr>
+          <w:b w:val="0"/>
+          <w:i w:val="0"/>
+        </w:rPr>
+        <w:t xml:space="preserve">May be asymptomatic, or transient if paroxysmal; palpitations, lightheadedness, fatigue, dyspnea, chest pain, vague chest discomfort, nausea, vomiting. Usually no syncope or hemodynamic collapse unless the rate goes above 200 (atrioventricular reentry, nodal reentry, atrial fibrillation with an accessory pathway) </w:t>
+      </w:r>
+      <w:r>
+        <w:rPr>
+          <w:b w:val="0"/>
+          <w:i w:val="0"/>
+        </w:rPr>
+        <w:t>Slide 25</w:t>
+      </w:r>
+      <w:r>
+        <w:rPr>
+          <w:b w:val="0"/>
+          <w:i w:val="0"/>
+        </w:rPr>
+        <w:t>Diagnosis</w:t>
+      </w:r>
+      <w:r>
+        <w:rPr>
+          <w:b w:val="0"/>
+          <w:i w:val="0"/>
+        </w:rPr>
+        <w:t xml:space="preserve">ECG (electrocardiogram): regular narrow complex tachycardia above 160 with hidden P waves; adenosine may convert it or slow the rate so P waves can be seen </w:t>
+      </w:r>
+      <w:r>
+        <w:rPr>
+          <w:b w:val="0"/>
+          <w:i w:val="0"/>
+        </w:rPr>
+        <w:t>Slides 23, 26</w:t>
+      </w:r>
+      <w:r>
+        <w:rPr>
+          <w:b w:val="0"/>
+          <w:i w:val="0"/>
+        </w:rPr>
+        <w:t>Treatment/Therapy</w:t>
+      </w:r>
+      <w:r>
+        <w:rPr>
+          <w:b w:val="0"/>
+          <w:i w:val="0"/>
+        </w:rPr>
+        <w:t xml:space="preserve">Stable: vagal maneuver first line, then adenosine (may be given twice). Hemodynamically unstable (less common): immediate synchronized cardioversion (a timed shock with decreased voltage) </w:t>
+      </w:r>
+      <w:r>
+        <w:rPr>
+          <w:b w:val="0"/>
+          <w:i w:val="0"/>
+        </w:rPr>
+        <w:t>Slide 26</w:t>
+      </w:r>
+      <w:r>
+        <w:rPr>
+          <w:b w:val="0"/>
+          <w:i w:val="0"/>
+        </w:rPr>
+        <w:t>Mortality ★</w:t>
+      </w:r>
+      <w:r>
+        <w:rPr>
+          <w:b w:val="0"/>
+          <w:i w:val="0"/>
+        </w:rPr>
+        <w:t>Not covered in the lecture</w:t>
+      </w:r>
+    </w:p>
+    <w:p>
+      <w:pPr>
+        <w:spacing w:after="120"/>
+      </w:pPr>
+      <w:r>
+        <w:rPr>
+          <w:b w:val="0"/>
+          <w:i w:val="0"/>
+        </w:rPr>
+        <w:t>Focal atrial tachycardia</w:t>
+      </w:r>
+      <w:r>
+        <w:br/>
+      </w:r>
+      <w:r>
+        <w:rPr>
+          <w:b w:val="0"/>
+          <w:i w:val="0"/>
+        </w:rPr>
+        <w:t>Name of Condition</w:t>
+      </w:r>
+      <w:r>
+        <w:rPr>
+          <w:b w:val="0"/>
+          <w:i w:val="0"/>
+        </w:rPr>
+        <w:t xml:space="preserve">Focal atrial tachycardia (FAT) </w:t>
+      </w:r>
+      <w:r>
+        <w:rPr>
+          <w:b w:val="0"/>
+          <w:i w:val="0"/>
+        </w:rPr>
+        <w:t>Slide 28</w:t>
+      </w:r>
+      <w:r>
+        <w:rPr>
+          <w:b w:val="0"/>
+          <w:i w:val="0"/>
+        </w:rPr>
+        <w:t>Definition</w:t>
+      </w:r>
+      <w:r>
+        <w:rPr>
+          <w:b w:val="0"/>
+          <w:i w:val="0"/>
+        </w:rPr>
+        <w:t xml:space="preserve">A tachycardia from a single ectopic focus within the atria but outside the sinoatrial node; typically paroxysmal </w:t>
+      </w:r>
+      <w:r>
+        <w:rPr>
+          <w:b w:val="0"/>
+          <w:i w:val="0"/>
+        </w:rPr>
+        <w:t>Slide 28</w:t>
+      </w:r>
+      <w:r>
+        <w:rPr>
+          <w:b w:val="0"/>
+          <w:i w:val="0"/>
+        </w:rPr>
+        <w:t>Etiology (cause)</w:t>
+      </w:r>
+      <w:r>
+        <w:rPr>
+          <w:b w:val="0"/>
+          <w:i w:val="0"/>
+        </w:rPr>
+        <w:t xml:space="preserve">Increased metabolic demand (similar to the underlying causes of sinus tachycardia) </w:t>
+      </w:r>
+      <w:r>
+        <w:rPr>
+          <w:b w:val="0"/>
+          <w:i w:val="0"/>
+        </w:rPr>
+        <w:t>Slide 30</w:t>
+      </w:r>
+      <w:r>
+        <w:rPr>
+          <w:b w:val="0"/>
+          <w:i w:val="0"/>
+        </w:rPr>
+        <w:t>Epidemiology (who)</w:t>
+      </w:r>
+      <w:r>
+        <w:rPr>
+          <w:b w:val="0"/>
+          <w:i w:val="0"/>
+        </w:rPr>
+        <w:t xml:space="preserve">Commonly seen in the absence of heart disease </w:t>
+      </w:r>
+      <w:r>
+        <w:rPr>
+          <w:b w:val="0"/>
+          <w:i w:val="0"/>
+        </w:rPr>
+        <w:t>Slide 30</w:t>
+      </w:r>
+      <w:r>
+        <w:rPr>
+          <w:b w:val="0"/>
+          <w:i w:val="0"/>
+        </w:rPr>
+        <w:t>Risk Factors</w:t>
+      </w:r>
+      <w:r>
+        <w:rPr>
+          <w:b w:val="0"/>
+          <w:i w:val="0"/>
+        </w:rPr>
+        <w:t xml:space="preserve">Increased metabolic demand </w:t>
+      </w:r>
+      <w:r>
+        <w:rPr>
+          <w:b w:val="0"/>
+          <w:i w:val="0"/>
+        </w:rPr>
+        <w:t>Slide 30</w:t>
+      </w:r>
+      <w:r>
+        <w:rPr>
+          <w:b w:val="0"/>
+          <w:i w:val="0"/>
+        </w:rPr>
+        <w:t>Pathology</w:t>
+      </w:r>
+      <w:r>
+        <w:rPr>
+          <w:b w:val="0"/>
+          <w:i w:val="0"/>
+        </w:rPr>
+        <w:t xml:space="preserve">One ectopic focus: every P wave has the same abnormal shape </w:t>
+      </w:r>
+      <w:r>
+        <w:rPr>
+          <w:b w:val="0"/>
+          <w:i w:val="0"/>
+        </w:rPr>
+        <w:t>Slides 28, 29</w:t>
+      </w:r>
+      <w:r>
+        <w:rPr>
+          <w:b w:val="0"/>
+          <w:i w:val="0"/>
+        </w:rPr>
+        <w:t>Clinical Manifestation</w:t>
+      </w:r>
+      <w:r>
+        <w:rPr>
+          <w:b w:val="0"/>
+          <w:i w:val="0"/>
+        </w:rPr>
+        <w:t xml:space="preserve">Most people report abrupt-onset palpitations </w:t>
+      </w:r>
+      <w:r>
+        <w:rPr>
+          <w:b w:val="0"/>
+          <w:i w:val="0"/>
+        </w:rPr>
+        <w:t>Slide 30</w:t>
+      </w:r>
+      <w:r>
+        <w:rPr>
+          <w:b w:val="0"/>
+          <w:i w:val="0"/>
+        </w:rPr>
+        <w:t>Diagnosis</w:t>
+      </w:r>
+      <w:r>
+        <w:rPr>
+          <w:b w:val="0"/>
+          <w:i w:val="0"/>
+        </w:rPr>
+        <w:t xml:space="preserve">ECG (electrocardiogram): regular; above 100, usually 150 to 250; consistent abnormal P-wave shape, one P wave for every QRS; PR 0.12 to 0.20; narrow QRS. Adenosine is an important diagnostic tool because it is usually less effective at terminating focal atrial tachycardia than atrioventricular-node-dependent reentry </w:t>
+      </w:r>
+      <w:r>
+        <w:rPr>
+          <w:b w:val="0"/>
+          <w:i w:val="0"/>
+        </w:rPr>
+        <w:t>Slides 28, 29, 31</w:t>
+      </w:r>
+      <w:r>
+        <w:rPr>
+          <w:b w:val="0"/>
+          <w:i w:val="0"/>
+        </w:rPr>
+        <w:t>Treatment/Therapy</w:t>
+      </w:r>
+      <w:r>
+        <w:rPr>
+          <w:b w:val="0"/>
+          <w:i w:val="0"/>
+        </w:rPr>
+        <w:t xml:space="preserve">Unstable: synchronized cardioversion; chemical cardioversion may be tried with amiodarone. Stable and symptomatic: IV (intravenous) beta blocker or nondihydropyridine calcium channel blocker. Identify and treat the underlying cause. Chronic: oral beta blocker or nondihydropyridine calcium channel blocker as initial therapy; catheter ablation usually curative (90%) </w:t>
+      </w:r>
+      <w:r>
+        <w:rPr>
+          <w:b w:val="0"/>
+          <w:i w:val="0"/>
+        </w:rPr>
+        <w:t>Slide 31</w:t>
+      </w:r>
+      <w:r>
+        <w:rPr>
+          <w:b w:val="0"/>
+          <w:i w:val="0"/>
+        </w:rPr>
+        <w:t>Mortality ★</w:t>
+      </w:r>
+      <w:r>
+        <w:rPr>
+          <w:b w:val="0"/>
+          <w:i w:val="0"/>
+        </w:rPr>
+        <w:t xml:space="preserve">Generally a benign arrhythmia </w:t>
+      </w:r>
+      <w:r>
+        <w:rPr>
+          <w:b w:val="0"/>
+          <w:i w:val="0"/>
+        </w:rPr>
+        <w:t>Slide 30</w:t>
+      </w:r>
+    </w:p>
+    <w:p>
+      <w:pPr>
+        <w:spacing w:after="120"/>
+      </w:pPr>
+      <w:r>
+        <w:rPr>
+          <w:b w:val="0"/>
+          <w:i w:val="0"/>
+        </w:rPr>
+        <w:t>Multifocal atrial tachycardia</w:t>
+      </w:r>
+      <w:r>
+        <w:br/>
+      </w:r>
+      <w:r>
+        <w:rPr>
+          <w:b w:val="0"/>
+          <w:i w:val="0"/>
+        </w:rPr>
+        <w:t>Name of Condition</w:t>
+      </w:r>
+      <w:r>
+        <w:rPr>
+          <w:b w:val="0"/>
+          <w:i w:val="0"/>
+        </w:rPr>
+        <w:t xml:space="preserve">Multifocal atrial tachycardia (MAT) </w:t>
+      </w:r>
+      <w:r>
+        <w:rPr>
+          <w:b w:val="0"/>
+          <w:i w:val="0"/>
+        </w:rPr>
+        <w:t>Slide 28</w:t>
+      </w:r>
+      <w:r>
+        <w:rPr>
+          <w:b w:val="0"/>
+          <w:i w:val="0"/>
+        </w:rPr>
+        <w:t>Definition</w:t>
+      </w:r>
+      <w:r>
+        <w:rPr>
+          <w:b w:val="0"/>
+          <w:i w:val="0"/>
+        </w:rPr>
+        <w:t xml:space="preserve">An atrial tachycardia from multiple foci: at least 3 distinct P-wave morphologies in the same lead; irregular </w:t>
+      </w:r>
+      <w:r>
+        <w:rPr>
+          <w:b w:val="0"/>
+          <w:i w:val="0"/>
+        </w:rPr>
+        <w:t>Slide 28</w:t>
+      </w:r>
+      <w:r>
+        <w:rPr>
+          <w:b w:val="0"/>
+          <w:i w:val="0"/>
+        </w:rPr>
+        <w:t>Etiology (cause)</w:t>
+      </w:r>
+      <w:r>
+        <w:rPr>
+          <w:b w:val="0"/>
+          <w:i w:val="0"/>
+        </w:rPr>
+        <w:t xml:space="preserve">Usually severe COPD (chronic obstructive pulmonary disease) or CHF (congestive heart failure), with or without respiratory failure; typically when these patients are acutely ill, causing right heart stress or pulmonary hypertension </w:t>
+      </w:r>
+      <w:r>
+        <w:rPr>
+          <w:b w:val="0"/>
+          <w:i w:val="0"/>
+        </w:rPr>
+        <w:t>Slide 32</w:t>
+      </w:r>
+      <w:r>
+        <w:rPr>
+          <w:b w:val="0"/>
+          <w:i w:val="0"/>
+        </w:rPr>
+        <w:t>Epidemiology (who)</w:t>
+      </w:r>
+      <w:r>
+        <w:rPr>
+          <w:b w:val="0"/>
+          <w:i w:val="0"/>
+        </w:rPr>
+        <w:t xml:space="preserve">Acutely ill patients with severe lung disease or heart failure </w:t>
+      </w:r>
+      <w:r>
+        <w:rPr>
+          <w:b w:val="0"/>
+          <w:i w:val="0"/>
+        </w:rPr>
+        <w:t>Slide 32</w:t>
+      </w:r>
+      <w:r>
+        <w:rPr>
+          <w:b w:val="0"/>
+          <w:i w:val="0"/>
+        </w:rPr>
+        <w:t>Risk Factors</w:t>
+      </w:r>
+      <w:r>
+        <w:rPr>
+          <w:b w:val="0"/>
+          <w:i w:val="0"/>
+        </w:rPr>
+        <w:t xml:space="preserve">Severe chronic obstructive pulmonary disease, heart failure, respiratory failure </w:t>
+      </w:r>
+      <w:r>
+        <w:rPr>
+          <w:b w:val="0"/>
+          <w:i w:val="0"/>
+        </w:rPr>
+        <w:t>Slide 32</w:t>
+      </w:r>
+      <w:r>
+        <w:rPr>
+          <w:b w:val="0"/>
+          <w:i w:val="0"/>
+        </w:rPr>
+        <w:t>Pathology</w:t>
+      </w:r>
+      <w:r>
+        <w:rPr>
+          <w:b w:val="0"/>
+          <w:i w:val="0"/>
+        </w:rPr>
+        <w:t xml:space="preserve">Several atrial foci firing: changing P-wave shapes, irregular rhythm. Contested on the slides: the shared table gives a constant PR of 0.12 to 0.20, but with changing P waves the PR varies </w:t>
+      </w:r>
+      <w:r>
+        <w:rPr>
+          <w:b w:val="0"/>
+          <w:i w:val="0"/>
+        </w:rPr>
+        <w:t>Slides 28, 29</w:t>
+      </w:r>
+      <w:r>
+        <w:rPr>
+          <w:b w:val="0"/>
+          <w:i w:val="0"/>
+        </w:rPr>
+        <w:t>Clinical Manifestation</w:t>
+      </w:r>
+      <w:r>
+        <w:rPr>
+          <w:b w:val="0"/>
+          <w:i w:val="0"/>
+        </w:rPr>
+        <w:t xml:space="preserve">Most people do not have symptoms directly attributable to it </w:t>
+      </w:r>
+      <w:r>
+        <w:rPr>
+          <w:b w:val="0"/>
+          <w:i w:val="0"/>
+        </w:rPr>
+        <w:t>Slide 32</w:t>
+      </w:r>
+      <w:r>
+        <w:rPr>
+          <w:b w:val="0"/>
+          <w:i w:val="0"/>
+        </w:rPr>
+        <w:t>Diagnosis</w:t>
+      </w:r>
+      <w:r>
+        <w:rPr>
+          <w:b w:val="0"/>
+          <w:i w:val="0"/>
+        </w:rPr>
+        <w:t xml:space="preserve">ECG (electrocardiogram): irregular; above 100, usually 150 to 250; abnormal, changing P-wave shapes (at least 3 in one lead), one P wave for every QRS; narrow QRS </w:t>
+      </w:r>
+      <w:r>
+        <w:rPr>
+          <w:b w:val="0"/>
+          <w:i w:val="0"/>
+        </w:rPr>
+        <w:t>Slides 28, 29</w:t>
+      </w:r>
+      <w:r>
+        <w:rPr>
+          <w:b w:val="0"/>
+          <w:i w:val="0"/>
+        </w:rPr>
+        <w:t>Treatment/Therapy</w:t>
+      </w:r>
+      <w:r>
+        <w:rPr>
+          <w:b w:val="0"/>
+          <w:i w:val="0"/>
+        </w:rPr>
+        <w:t xml:space="preserve">Treat the underlying condition. In hospital, may also get a beta blocker or nondihydropyridine calcium channel blocker, not suitable for long term </w:t>
+      </w:r>
+      <w:r>
+        <w:rPr>
+          <w:b w:val="0"/>
+          <w:i w:val="0"/>
+        </w:rPr>
+        <w:t>Slide 32</w:t>
+      </w:r>
+      <w:r>
+        <w:rPr>
+          <w:b w:val="0"/>
+          <w:i w:val="0"/>
+        </w:rPr>
+        <w:t>Mortality ★</w:t>
+      </w:r>
+      <w:r>
+        <w:rPr>
+          <w:b w:val="0"/>
+          <w:i w:val="0"/>
+        </w:rPr>
+        <w:t xml:space="preserve">A poor prognostic sign </w:t>
+      </w:r>
+      <w:r>
+        <w:rPr>
+          <w:b w:val="0"/>
+          <w:i w:val="0"/>
+        </w:rPr>
+        <w:t>Slide 32</w:t>
+      </w:r>
+    </w:p>
+    <w:p>
+      <w:pPr>
+        <w:spacing w:after="120"/>
+      </w:pPr>
+      <w:r>
+        <w:rPr>
+          <w:b w:val="0"/>
+          <w:i w:val="0"/>
+        </w:rPr>
+        <w:t>Atrioventricular reentrant tachycardia and Wolff-Parkinson-White syndrome</w:t>
+      </w:r>
+      <w:r>
+        <w:br/>
+      </w:r>
+      <w:r>
+        <w:rPr>
+          <w:b w:val="0"/>
+          <w:i w:val="0"/>
+        </w:rPr>
+        <w:t>Name of Condition</w:t>
+      </w:r>
+      <w:r>
+        <w:rPr>
+          <w:b w:val="0"/>
+          <w:i w:val="0"/>
+        </w:rPr>
+        <w:t xml:space="preserve">Atrioventricular reentrant tachycardia (AVRT); Wolff-Parkinson-White (WPW) syndrome </w:t>
+      </w:r>
+      <w:r>
+        <w:rPr>
+          <w:b w:val="0"/>
+          <w:i w:val="0"/>
+        </w:rPr>
+        <w:t>Slides 33, 35, 36</w:t>
+      </w:r>
+      <w:r>
+        <w:rPr>
+          <w:b w:val="0"/>
+          <w:i w:val="0"/>
+        </w:rPr>
+        <w:t>Definition</w:t>
+      </w:r>
+      <w:r>
+        <w:rPr>
+          <w:b w:val="0"/>
+          <w:i w:val="0"/>
+        </w:rPr>
+        <w:t xml:space="preserve">Reentry tachycardia in a patient with an accessory pathway (bundle of Kent), orthodromic or antidromic; orthodromic is more common. Contested on the slides: slide 33 calls it a circuit 'within the AV [atrioventricular] node through an accessory pathway'; the loop uses the atrioventricular node and the pathway (a circuit within the node is nodal reentry) </w:t>
+      </w:r>
+      <w:r>
+        <w:rPr>
+          <w:b w:val="0"/>
+          <w:i w:val="0"/>
+        </w:rPr>
+        <w:t>Slide 33</w:t>
+      </w:r>
+      <w:r>
+        <w:rPr>
+          <w:b w:val="0"/>
+          <w:i w:val="0"/>
+        </w:rPr>
+        <w:t>Etiology (cause)</w:t>
+      </w:r>
+      <w:r>
+        <w:rPr>
+          <w:b w:val="0"/>
+          <w:i w:val="0"/>
+        </w:rPr>
+        <w:t xml:space="preserve">Accessory pathway (bundle of Kent) </w:t>
+      </w:r>
+      <w:r>
+        <w:rPr>
+          <w:b w:val="0"/>
+          <w:i w:val="0"/>
+        </w:rPr>
+        <w:t>Slide 33</w:t>
+      </w:r>
+      <w:r>
+        <w:rPr>
+          <w:b w:val="0"/>
+          <w:i w:val="0"/>
+        </w:rPr>
+        <w:t>Epidemiology (who)</w:t>
+      </w:r>
+      <w:r>
+        <w:rPr>
+          <w:b w:val="0"/>
+          <w:i w:val="0"/>
+        </w:rPr>
+        <w:t xml:space="preserve">Orthodromic is more common than antidromic </w:t>
+      </w:r>
+      <w:r>
+        <w:rPr>
+          <w:b w:val="0"/>
+          <w:i w:val="0"/>
+        </w:rPr>
+        <w:t>Slide 33</w:t>
+      </w:r>
+      <w:r>
+        <w:rPr>
+          <w:b w:val="0"/>
+          <w:i w:val="0"/>
+        </w:rPr>
+        <w:t>Risk Factors</w:t>
+      </w:r>
+      <w:r>
+        <w:rPr>
+          <w:b w:val="0"/>
+          <w:i w:val="0"/>
+        </w:rPr>
+        <w:t xml:space="preserve">Pre-excitation (short PR interval and delta wave) on prior electrocardiograms in normal sinus rhythm </w:t>
+      </w:r>
+      <w:r>
+        <w:rPr>
+          <w:b w:val="0"/>
+          <w:i w:val="0"/>
+        </w:rPr>
+        <w:t>Slide 33</w:t>
+      </w:r>
+      <w:r>
+        <w:rPr>
+          <w:b w:val="0"/>
+          <w:i w:val="0"/>
+        </w:rPr>
+        <w:t>Pathology</w:t>
+      </w:r>
+      <w:r>
+        <w:rPr>
+          <w:b w:val="0"/>
+          <w:i w:val="0"/>
+        </w:rPr>
+        <w:t xml:space="preserve">Orthodromic: antegrade down the atrioventricular node and back up the pathway; normal QRS, no delta wave, retrograde P wave after the QRS. Antidromic: down the pathway and back through the node; wide QRS with a delta wave, P wave rarely seen. Pre-excitation: short PR, slurred QRS upstroke (delta wave) </w:t>
+      </w:r>
+      <w:r>
+        <w:rPr>
+          <w:b w:val="0"/>
+          <w:i w:val="0"/>
+        </w:rPr>
+        <w:t>Slides 34, 35</w:t>
+      </w:r>
+      <w:r>
+        <w:rPr>
+          <w:b w:val="0"/>
+          <w:i w:val="0"/>
+        </w:rPr>
+        <w:t>Clinical Manifestation</w:t>
+      </w:r>
+      <w:r>
+        <w:rPr>
+          <w:b w:val="0"/>
+          <w:i w:val="0"/>
+        </w:rPr>
+        <w:t xml:space="preserve">Most commonly palpitations; collapse when the rate exceeds 200 </w:t>
+      </w:r>
+      <w:r>
+        <w:rPr>
+          <w:b w:val="0"/>
+          <w:i w:val="0"/>
+        </w:rPr>
+        <w:t>Slides 37, 25</w:t>
+      </w:r>
+      <w:r>
+        <w:rPr>
+          <w:b w:val="0"/>
+          <w:i w:val="0"/>
+        </w:rPr>
+        <w:t>Diagnosis</w:t>
+      </w:r>
+      <w:r>
+        <w:rPr>
+          <w:b w:val="0"/>
+          <w:i w:val="0"/>
+        </w:rPr>
+        <w:t xml:space="preserve">Sinus rhythm ECG (electrocardiogram): short PR under 0.12 seconds, widened QRS (slide 35 says over 0.1 seconds, a loose cut-off), delta wave. Tachycardia: regular, above 100 but usually 200 to 300, P waves hidden or retrograde, PR hidden or short, QRS narrow with or without delta wave. Atrial fibrillation with Wolff-Parkinson-White: irregular, some rates approaching 300 (ventricular tachycardia is regular at 150 to 200) </w:t>
+      </w:r>
+      <w:r>
+        <w:rPr>
+          <w:b w:val="0"/>
+          <w:i w:val="0"/>
+        </w:rPr>
+        <w:t>Slides 33, 35, 36, 52, 53</w:t>
+      </w:r>
+      <w:r>
+        <w:rPr>
+          <w:b w:val="0"/>
+          <w:i w:val="0"/>
+        </w:rPr>
+        <w:t>Treatment/Therapy</w:t>
+      </w:r>
+      <w:r>
+        <w:rPr>
+          <w:b w:val="0"/>
+          <w:i w:val="0"/>
+        </w:rPr>
+        <w:t xml:space="preserve">Orthodromic: adenosine first line. If adenosine slowing reveals atrial fibrillation with Wolff-Parkinson-White: IV (intravenous) procainamide, never adenosine. Contested on the slides: slide 37 says procainamide, never adenosine, whenever Wolff-Parkinson-White is known; the guideline allows adenosine for regular orthodromic reentry and contraindicates all nodal blockers in pre-excited atrial fibrillation. Chronic Wolff-Parkinson-White: catheter ablation of the accessory pathway is first line </w:t>
+      </w:r>
+      <w:r>
+        <w:rPr>
+          <w:b w:val="0"/>
+          <w:i w:val="0"/>
+        </w:rPr>
+        <w:t>Slide 37</w:t>
+      </w:r>
+      <w:r>
+        <w:rPr>
+          <w:b w:val="0"/>
+          <w:i w:val="0"/>
+        </w:rPr>
+        <w:t>Mortality ★</w:t>
+      </w:r>
+      <w:r>
+        <w:rPr>
+          <w:b w:val="0"/>
+          <w:i w:val="0"/>
+        </w:rPr>
+        <w:t xml:space="preserve">Atrial fibrillation conducting down the pathway can approach 300 and cause collapse </w:t>
+      </w:r>
+      <w:r>
+        <w:rPr>
+          <w:b w:val="0"/>
+          <w:i w:val="0"/>
+        </w:rPr>
+        <w:t>Slides 25, 53</w:t>
+      </w:r>
+    </w:p>
+    <w:p>
+      <w:pPr>
+        <w:spacing w:after="120"/>
+      </w:pPr>
+      <w:r>
+        <w:rPr>
+          <w:b w:val="0"/>
+          <w:i w:val="0"/>
+        </w:rPr>
+        <w:t>Atrioventricular nodal reentrant tachycardia</w:t>
+      </w:r>
+      <w:r>
+        <w:br/>
+      </w:r>
+      <w:r>
+        <w:rPr>
+          <w:b w:val="0"/>
+          <w:i w:val="0"/>
+        </w:rPr>
+        <w:t>Name of Condition</w:t>
+      </w:r>
+      <w:r>
+        <w:rPr>
+          <w:b w:val="0"/>
+          <w:i w:val="0"/>
+        </w:rPr>
+        <w:t xml:space="preserve">Atrioventricular nodal reentrant tachycardia (AVNRT) </w:t>
+      </w:r>
+      <w:r>
+        <w:rPr>
+          <w:b w:val="0"/>
+          <w:i w:val="0"/>
+        </w:rPr>
+        <w:t>Slide 38</w:t>
+      </w:r>
+      <w:r>
+        <w:rPr>
+          <w:b w:val="0"/>
+          <w:i w:val="0"/>
+        </w:rPr>
+        <w:t>Definition</w:t>
+      </w:r>
+      <w:r>
+        <w:rPr>
+          <w:b w:val="0"/>
+          <w:i w:val="0"/>
+        </w:rPr>
+        <w:t xml:space="preserve">A reentry circuit within the atrioventricular node; typically paroxysmal; slow-fast (typical) is the most common type </w:t>
+      </w:r>
+      <w:r>
+        <w:rPr>
+          <w:b w:val="0"/>
+          <w:i w:val="0"/>
+        </w:rPr>
+        <w:t>Slide 38</w:t>
+      </w:r>
+      <w:r>
+        <w:rPr>
+          <w:b w:val="0"/>
+          <w:i w:val="0"/>
+        </w:rPr>
+        <w:t>Etiology (cause)</w:t>
+      </w:r>
+      <w:r>
+        <w:rPr>
+          <w:b w:val="0"/>
+          <w:i w:val="0"/>
+        </w:rPr>
+        <w:t xml:space="preserve">Spontaneous, or exertion, caffeine, alcohol, beta-agonists, sympathomimetics </w:t>
+      </w:r>
+      <w:r>
+        <w:rPr>
+          <w:b w:val="0"/>
+          <w:i w:val="0"/>
+        </w:rPr>
+        <w:t>Slide 40</w:t>
+      </w:r>
+      <w:r>
+        <w:rPr>
+          <w:b w:val="0"/>
+          <w:i w:val="0"/>
+        </w:rPr>
+        <w:t>Epidemiology (who)</w:t>
+      </w:r>
+      <w:r>
+        <w:rPr>
+          <w:b w:val="0"/>
+          <w:i w:val="0"/>
+        </w:rPr>
+        <w:t xml:space="preserve">Women far more than men; commonly in the absence of heart disease </w:t>
+      </w:r>
+      <w:r>
+        <w:rPr>
+          <w:b w:val="0"/>
+          <w:i w:val="0"/>
+        </w:rPr>
+        <w:t>Slide 40</w:t>
+      </w:r>
+      <w:r>
+        <w:rPr>
+          <w:b w:val="0"/>
+          <w:i w:val="0"/>
+        </w:rPr>
+        <w:t>Risk Factors</w:t>
+      </w:r>
+      <w:r>
+        <w:rPr>
+          <w:b w:val="0"/>
+          <w:i w:val="0"/>
+        </w:rPr>
+        <w:t xml:space="preserve">Exertion, caffeine, alcohol, beta-agonists, sympathomimetics </w:t>
+      </w:r>
+      <w:r>
+        <w:rPr>
+          <w:b w:val="0"/>
+          <w:i w:val="0"/>
+        </w:rPr>
+        <w:t>Slide 40</w:t>
+      </w:r>
+      <w:r>
+        <w:rPr>
+          <w:b w:val="0"/>
+          <w:i w:val="0"/>
+        </w:rPr>
+        <w:t>Pathology</w:t>
+      </w:r>
+      <w:r>
+        <w:rPr>
+          <w:b w:val="0"/>
+          <w:i w:val="0"/>
+        </w:rPr>
+        <w:t xml:space="preserve">Reentry within the node: P waves hidden in a regular narrow tachycardia </w:t>
+      </w:r>
+      <w:r>
+        <w:rPr>
+          <w:b w:val="0"/>
+          <w:i w:val="0"/>
+        </w:rPr>
+        <w:t>Slides 38, 39</w:t>
+      </w:r>
+      <w:r>
+        <w:rPr>
+          <w:b w:val="0"/>
+          <w:i w:val="0"/>
+        </w:rPr>
+        <w:t>Clinical Manifestation</w:t>
+      </w:r>
+      <w:r>
+        <w:rPr>
+          <w:b w:val="0"/>
+          <w:i w:val="0"/>
+        </w:rPr>
+        <w:t xml:space="preserve">Sudden-onset palpitations; 'neck pulsations' (frog sign on exam) </w:t>
+      </w:r>
+      <w:r>
+        <w:rPr>
+          <w:b w:val="0"/>
+          <w:i w:val="0"/>
+        </w:rPr>
+        <w:t>Slide 40</w:t>
+      </w:r>
+      <w:r>
+        <w:rPr>
+          <w:b w:val="0"/>
+          <w:i w:val="0"/>
+        </w:rPr>
+        <w:t>Diagnosis</w:t>
+      </w:r>
+      <w:r>
+        <w:rPr>
+          <w:b w:val="0"/>
+          <w:i w:val="0"/>
+        </w:rPr>
+        <w:t xml:space="preserve">ECG (electrocardiogram): regular, usually 140 to 180, P waves hidden, PR hidden, narrow QRS </w:t>
+      </w:r>
+      <w:r>
+        <w:rPr>
+          <w:b w:val="0"/>
+          <w:i w:val="0"/>
+        </w:rPr>
+        <w:t>Slides 38, 39</w:t>
+      </w:r>
+      <w:r>
+        <w:rPr>
+          <w:b w:val="0"/>
+          <w:i w:val="0"/>
+        </w:rPr>
+        <w:t>Treatment/Therapy</w:t>
+      </w:r>
+      <w:r>
+        <w:rPr>
+          <w:b w:val="0"/>
+          <w:i w:val="0"/>
+        </w:rPr>
+        <w:t xml:space="preserve">Almost always terminates with vagal maneuvers or adenosine; synchronized cardioversion rarely required. An educated patient who ends an episode with a vagal maneuver at home usually needs no urgent attention. 'Pill in pocket' option (beta blocker or nondihydropyridine calcium channel blocker). Catheter ablation for a select subset: definitive cure (over 95%) </w:t>
+      </w:r>
+      <w:r>
+        <w:rPr>
+          <w:b w:val="0"/>
+          <w:i w:val="0"/>
+        </w:rPr>
+        <w:t>Slide 41</w:t>
+      </w:r>
+      <w:r>
+        <w:rPr>
+          <w:b w:val="0"/>
+          <w:i w:val="0"/>
+        </w:rPr>
+        <w:t>Mortality ★</w:t>
+      </w:r>
+      <w:r>
+        <w:rPr>
+          <w:b w:val="0"/>
+          <w:i w:val="0"/>
+        </w:rPr>
+        <w:t xml:space="preserve">Episodes usually well tolerated </w:t>
+      </w:r>
+      <w:r>
+        <w:rPr>
+          <w:b w:val="0"/>
+          <w:i w:val="0"/>
+        </w:rPr>
+        <w:t>Slide 41</w:t>
+      </w:r>
+    </w:p>
+    <w:p>
+      <w:pPr>
+        <w:spacing w:after="120"/>
+      </w:pPr>
+      <w:r>
+        <w:rPr>
+          <w:b w:val="0"/>
+          <w:i w:val="0"/>
+        </w:rPr>
+        <w:t>Atrial flutter</w:t>
+      </w:r>
+      <w:r>
+        <w:rPr>
+          <w:b w:val="0"/>
+          <w:i w:val="0"/>
+        </w:rPr>
+        <w:t>1 not covered</w:t>
+      </w:r>
+      <w:r>
+        <w:br/>
+      </w:r>
+      <w:r>
+        <w:rPr>
+          <w:b w:val="0"/>
+          <w:i w:val="0"/>
+        </w:rPr>
+        <w:t>Name of Condition</w:t>
+      </w:r>
+      <w:r>
+        <w:rPr>
+          <w:b w:val="0"/>
+          <w:i w:val="0"/>
+        </w:rPr>
+        <w:t xml:space="preserve">Atrial flutter </w:t>
+      </w:r>
+      <w:r>
+        <w:rPr>
+          <w:b w:val="0"/>
+          <w:i w:val="0"/>
+        </w:rPr>
+        <w:t>Slide 42</w:t>
+      </w:r>
+      <w:r>
+        <w:rPr>
+          <w:b w:val="0"/>
+          <w:i w:val="0"/>
+        </w:rPr>
+        <w:t>Definition</w:t>
+      </w:r>
+      <w:r>
+        <w:rPr>
+          <w:b w:val="0"/>
+          <w:i w:val="0"/>
+        </w:rPr>
+        <w:t xml:space="preserve">A regular atrial rhythm with sawtooth (flutter) waves at an atrial rate of 250 or greater (can approach 300), more flutter waves than QRS complexes; when the atrioventricular node blocks one of two impulses, 2:1 block (most common) </w:t>
+      </w:r>
+      <w:r>
+        <w:rPr>
+          <w:b w:val="0"/>
+          <w:i w:val="0"/>
+        </w:rPr>
+        <w:t>Slide 42</w:t>
+      </w:r>
+      <w:r>
+        <w:rPr>
+          <w:b w:val="0"/>
+          <w:i w:val="0"/>
+        </w:rPr>
+        <w:t>Etiology (cause)</w:t>
+      </w:r>
+      <w:r>
+        <w:rPr>
+          <w:b w:val="0"/>
+          <w:i w:val="0"/>
+        </w:rPr>
+        <w:t xml:space="preserve">Atrial scarring or damage (for example from surgery), right-sided heart failure, pulmonary vascular disease, atrial fibrillation treated with an antiarrhythmic </w:t>
+      </w:r>
+      <w:r>
+        <w:rPr>
+          <w:b w:val="0"/>
+          <w:i w:val="0"/>
+        </w:rPr>
+        <w:t>Slide 44</w:t>
+      </w:r>
+      <w:r>
+        <w:rPr>
+          <w:b w:val="0"/>
+          <w:i w:val="0"/>
+        </w:rPr>
+        <w:t>Epidemiology (who)</w:t>
+      </w:r>
+      <w:r>
+        <w:rPr>
+          <w:b w:val="0"/>
+          <w:i w:val="0"/>
+        </w:rPr>
+        <w:t>Not covered in the lecture</w:t>
+      </w:r>
+      <w:r>
+        <w:rPr>
+          <w:b w:val="0"/>
+          <w:i w:val="0"/>
+        </w:rPr>
+        <w:t>Risk Factors</w:t>
+      </w:r>
+      <w:r>
+        <w:rPr>
+          <w:b w:val="0"/>
+          <w:i w:val="0"/>
+        </w:rPr>
+        <w:t xml:space="preserve">Atrial scarring after surgery, right-sided heart failure, pulmonary vascular disease, antiarrhythmics in atrial fibrillation </w:t>
+      </w:r>
+      <w:r>
+        <w:rPr>
+          <w:b w:val="0"/>
+          <w:i w:val="0"/>
+        </w:rPr>
+        <w:t>Slide 44</w:t>
+      </w:r>
+      <w:r>
+        <w:rPr>
+          <w:b w:val="0"/>
+          <w:i w:val="0"/>
+        </w:rPr>
+        <w:t>Pathology</w:t>
+      </w:r>
+      <w:r>
+        <w:rPr>
+          <w:b w:val="0"/>
+          <w:i w:val="0"/>
+        </w:rPr>
+        <w:t xml:space="preserve">Atrial flutter waves conducted 2:1, 3:1 or 4:1. Contested on the slides: slide 42 gives a constant PR of 0.12 to 0.20, but flutter has no true P waves or PR interval </w:t>
+      </w:r>
+      <w:r>
+        <w:rPr>
+          <w:b w:val="0"/>
+          <w:i w:val="0"/>
+        </w:rPr>
+        <w:t>Slides 42, 43</w:t>
+      </w:r>
+      <w:r>
+        <w:rPr>
+          <w:b w:val="0"/>
+          <w:i w:val="0"/>
+        </w:rPr>
+        <w:t>Clinical Manifestation</w:t>
+      </w:r>
+      <w:r>
+        <w:rPr>
+          <w:b w:val="0"/>
+          <w:i w:val="0"/>
+        </w:rPr>
+        <w:t xml:space="preserve">Rapid heart rate, palpitations, chest pain, dyspnea, dizziness, fatigue; usually not directly life-threatening, generally no hemodynamic collapse or syncope </w:t>
+      </w:r>
+      <w:r>
+        <w:rPr>
+          <w:b w:val="0"/>
+          <w:i w:val="0"/>
+        </w:rPr>
+        <w:t>Slide 44</w:t>
+      </w:r>
+      <w:r>
+        <w:rPr>
+          <w:b w:val="0"/>
+          <w:i w:val="0"/>
+        </w:rPr>
+        <w:t>Diagnosis</w:t>
+      </w:r>
+      <w:r>
+        <w:rPr>
+          <w:b w:val="0"/>
+          <w:i w:val="0"/>
+        </w:rPr>
+        <w:t xml:space="preserve">ECG (electrocardiogram): regular, sawtooth flutter waves, atrial rate 250 or more, narrow QRS </w:t>
+      </w:r>
+      <w:r>
+        <w:rPr>
+          <w:b w:val="0"/>
+          <w:i w:val="0"/>
+        </w:rPr>
+        <w:t>Slides 42, 43</w:t>
+      </w:r>
+      <w:r>
+        <w:rPr>
+          <w:b w:val="0"/>
+          <w:i w:val="0"/>
+        </w:rPr>
+        <w:t>Treatment/Therapy</w:t>
+      </w:r>
+      <w:r>
+        <w:rPr>
+          <w:b w:val="0"/>
+          <w:i w:val="0"/>
+        </w:rPr>
+        <w:t xml:space="preserve">Unstable: synchronized cardioversion. Stable: beta blocker or calcium channel blocker; rate control harder to achieve than in atrial fibrillation. Outpatient cardioversion after 21 days of anticoagulation; anticoagulation; ablation as definitive management </w:t>
+      </w:r>
+      <w:r>
+        <w:rPr>
+          <w:b w:val="0"/>
+          <w:i w:val="0"/>
+        </w:rPr>
+        <w:t>Slide 45</w:t>
+      </w:r>
+      <w:r>
+        <w:rPr>
+          <w:b w:val="0"/>
+          <w:i w:val="0"/>
+        </w:rPr>
+        <w:t>Mortality ★</w:t>
+      </w:r>
+      <w:r>
+        <w:rPr>
+          <w:b w:val="0"/>
+          <w:i w:val="0"/>
+        </w:rPr>
+        <w:t xml:space="preserve">1:1 atrial flutter causes extreme hemodynamic instability and a big risk of progression to ventricular fibrillation; substantial recurrence rate </w:t>
+      </w:r>
+      <w:r>
+        <w:rPr>
+          <w:b w:val="0"/>
+          <w:i w:val="0"/>
+        </w:rPr>
+        <w:t>Slides 44, 45</w:t>
+      </w:r>
+    </w:p>
+    <w:p>
+      <w:pPr>
+        <w:spacing w:after="120"/>
+      </w:pPr>
+      <w:r>
+        <w:rPr>
+          <w:b w:val="0"/>
+          <w:i w:val="0"/>
+        </w:rPr>
+        <w:t>Atrial fibrillation (with anticoagulation)</w:t>
+      </w:r>
+      <w:r>
+        <w:br/>
+      </w:r>
+      <w:r>
+        <w:rPr>
+          <w:b w:val="0"/>
+          <w:i w:val="0"/>
+        </w:rPr>
+        <w:t>Name of Condition</w:t>
+      </w:r>
+      <w:r>
+        <w:rPr>
+          <w:b w:val="0"/>
+          <w:i w:val="0"/>
+        </w:rPr>
+        <w:t xml:space="preserve">Atrial fibrillation (AF) </w:t>
+      </w:r>
+      <w:r>
+        <w:rPr>
+          <w:b w:val="0"/>
+          <w:i w:val="0"/>
+        </w:rPr>
+        <w:t>Slide 46</w:t>
+      </w:r>
+      <w:r>
+        <w:rPr>
+          <w:b w:val="0"/>
+          <w:i w:val="0"/>
+        </w:rPr>
+        <w:t>Definition</w:t>
+      </w:r>
+      <w:r>
+        <w:rPr>
+          <w:b w:val="0"/>
+          <w:i w:val="0"/>
+        </w:rPr>
+        <w:t xml:space="preserve">An irregularly irregular rhythm with absent P waves and PR. Paroxysmal: under 1 week, usually terminates without treatment. Persistent: continuous for more than 7 days but less than 1 year, needs treatment. Long-standing persistent: continuous for more than 1 year. Permanent: patient and clinician jointly decide to stop attempts to restore or maintain sinus rhythm </w:t>
+      </w:r>
+      <w:r>
+        <w:rPr>
+          <w:b w:val="0"/>
+          <w:i w:val="0"/>
+        </w:rPr>
+        <w:t>Slide 46</w:t>
+      </w:r>
+      <w:r>
+        <w:rPr>
+          <w:b w:val="0"/>
+          <w:i w:val="0"/>
+        </w:rPr>
+        <w:t>Etiology (cause)</w:t>
+      </w:r>
+      <w:r>
+        <w:rPr>
+          <w:b w:val="0"/>
+          <w:i w:val="0"/>
+        </w:rPr>
+        <w:t xml:space="preserve">HTN (hypertension), DM (diabetes mellitus), cardiac disease, family history, obesity, sleep apnea, excessive alcohol, older age </w:t>
+      </w:r>
+      <w:r>
+        <w:rPr>
+          <w:b w:val="0"/>
+          <w:i w:val="0"/>
+        </w:rPr>
+        <w:t>Slide 48</w:t>
+      </w:r>
+      <w:r>
+        <w:rPr>
+          <w:b w:val="0"/>
+          <w:i w:val="0"/>
+        </w:rPr>
+        <w:t>Epidemiology (who)</w:t>
+      </w:r>
+      <w:r>
+        <w:rPr>
+          <w:b w:val="0"/>
+          <w:i w:val="0"/>
+        </w:rPr>
+        <w:t xml:space="preserve">Commonly seen in the elderly </w:t>
+      </w:r>
+      <w:r>
+        <w:rPr>
+          <w:b w:val="0"/>
+          <w:i w:val="0"/>
+        </w:rPr>
+        <w:t>Slide 48</w:t>
+      </w:r>
+      <w:r>
+        <w:rPr>
+          <w:b w:val="0"/>
+          <w:i w:val="0"/>
+        </w:rPr>
+        <w:t>Risk Factors</w:t>
+      </w:r>
+      <w:r>
+        <w:rPr>
+          <w:b w:val="0"/>
+          <w:i w:val="0"/>
+        </w:rPr>
+        <w:t xml:space="preserve">Hypertension, diabetes, cardiac disease, family history of atrial fibrillation, obesity, sleep apnea, excessive alcohol, older age </w:t>
+      </w:r>
+      <w:r>
+        <w:rPr>
+          <w:b w:val="0"/>
+          <w:i w:val="0"/>
+        </w:rPr>
+        <w:t>Slide 48</w:t>
+      </w:r>
+      <w:r>
+        <w:rPr>
+          <w:b w:val="0"/>
+          <w:i w:val="0"/>
+        </w:rPr>
+        <w:t>Pathology</w:t>
+      </w:r>
+      <w:r>
+        <w:rPr>
+          <w:b w:val="0"/>
+          <w:i w:val="0"/>
+        </w:rPr>
+        <w:t xml:space="preserve">Disorganized atrial activity: no P waves; ventricular rate usually 110 to 160 (can be under 80 or over 200) </w:t>
+      </w:r>
+      <w:r>
+        <w:rPr>
+          <w:b w:val="0"/>
+          <w:i w:val="0"/>
+        </w:rPr>
+        <w:t>Slides 46, 47</w:t>
+      </w:r>
+      <w:r>
+        <w:rPr>
+          <w:b w:val="0"/>
+          <w:i w:val="0"/>
+        </w:rPr>
+        <w:t>Clinical Manifestation</w:t>
+      </w:r>
+      <w:r>
+        <w:rPr>
+          <w:b w:val="0"/>
+          <w:i w:val="0"/>
+        </w:rPr>
+        <w:t xml:space="preserve">Rapid heart rate, palpitations, chest pain, dyspnea, dizziness, fatigue; usually not directly life-threatening </w:t>
+      </w:r>
+      <w:r>
+        <w:rPr>
+          <w:b w:val="0"/>
+          <w:i w:val="0"/>
+        </w:rPr>
+        <w:t>Slide 48</w:t>
+      </w:r>
+      <w:r>
+        <w:rPr>
+          <w:b w:val="0"/>
+          <w:i w:val="0"/>
+        </w:rPr>
+        <w:t>Diagnosis</w:t>
+      </w:r>
+      <w:r>
+        <w:rPr>
+          <w:b w:val="0"/>
+          <w:i w:val="0"/>
+        </w:rPr>
+        <w:t xml:space="preserve">ECG (electrocardiogram): irregularly irregular, absent P waves and PR, narrow QRS. CHA2DS2-VASc score for stroke risk; HAS-BLED score for the risk of major bleeding on anticoagulation </w:t>
+      </w:r>
+      <w:r>
+        <w:rPr>
+          <w:b w:val="0"/>
+          <w:i w:val="0"/>
+        </w:rPr>
+        <w:t>Slides 46, 47, 50</w:t>
+      </w:r>
+      <w:r>
+        <w:rPr>
+          <w:b w:val="0"/>
+          <w:i w:val="0"/>
+        </w:rPr>
+        <w:t>Treatment/Therapy</w:t>
+      </w:r>
+      <w:r>
+        <w:rPr>
+          <w:b w:val="0"/>
+          <w:i w:val="0"/>
+        </w:rPr>
+        <w:t xml:space="preserve">Unstable: synchronized cardioversion. Stable with RVR (rapid ventricular response): IV (intravenous) rate control. Stable without rapid ventricular response: rate control. Outpatient cardioversion after 21 days of anticoagulation; mapping and ablation. Anticoagulation: CHA2DS2-VASc 0 for men or 1 for women = low risk, may not require it; patients typically require it unless bleeding risk is high. DOACs (direct oral anticoagulants) preferred in nonvalvular atrial fibrillation: dabigatran, apixaban, edoxaban, rivaroxaban; warfarin target INR (international normalized ratio) 2 to 3. Contested on the slides: slide 49 says anticoagulation for all (slide 50's low-risk line is right), and slide 50 says HAS-BLED 3 and up means no anticoagulation, whereas a high score flags bleeding risk to address and review, not on its own a reason to withhold </w:t>
+      </w:r>
+      <w:r>
+        <w:rPr>
+          <w:b w:val="0"/>
+          <w:i w:val="0"/>
+        </w:rPr>
+        <w:t>Slides 49, 50</w:t>
+      </w:r>
+      <w:r>
+        <w:rPr>
+          <w:b w:val="0"/>
+          <w:i w:val="0"/>
+        </w:rPr>
+        <w:t>Mortality ★</w:t>
+      </w:r>
+      <w:r>
+        <w:rPr>
+          <w:b w:val="0"/>
+          <w:i w:val="0"/>
+        </w:rPr>
+        <w:t xml:space="preserve">Medical emergencies: severe heart failure (pulmonary edema, hypotension), or atrial fibrillation with an acute MI (myocardial infarction); stroke from a clot, which anticoagulation prevents </w:t>
+      </w:r>
+      <w:r>
+        <w:rPr>
+          <w:b w:val="0"/>
+          <w:i w:val="0"/>
+        </w:rPr>
+        <w:t>Slides 48, 50</w:t>
+      </w:r>
+    </w:p>
+    <w:p>
+      <w:pPr>
+        <w:spacing w:after="120"/>
+      </w:pPr>
+      <w:r>
+        <w:rPr>
+          <w:b w:val="0"/>
+          <w:i w:val="0"/>
+        </w:rPr>
+        <w:t>Premature atrial contractions (atrial premature beats)</w:t>
+      </w:r>
+      <w:r>
+        <w:br/>
+      </w:r>
+      <w:r>
+        <w:rPr>
+          <w:b w:val="0"/>
+          <w:i w:val="0"/>
+        </w:rPr>
+        <w:t>Name of Condition</w:t>
+      </w:r>
+      <w:r>
+        <w:rPr>
+          <w:b w:val="0"/>
+          <w:i w:val="0"/>
+        </w:rPr>
+        <w:t xml:space="preserve">Premature atrial contraction (PAC) </w:t>
+      </w:r>
+      <w:r>
+        <w:rPr>
+          <w:b w:val="0"/>
+          <w:i w:val="0"/>
+        </w:rPr>
+        <w:t>Slides 54, 56</w:t>
+      </w:r>
+      <w:r>
+        <w:rPr>
+          <w:b w:val="0"/>
+          <w:i w:val="0"/>
+        </w:rPr>
+        <w:t>Definition</w:t>
+      </w:r>
+      <w:r>
+        <w:rPr>
+          <w:b w:val="0"/>
+          <w:i w:val="0"/>
+        </w:rPr>
+        <w:t xml:space="preserve">An early beat from the atria (not the sinoatrial node): an early, abnormally shaped P wave </w:t>
+      </w:r>
+      <w:r>
+        <w:rPr>
+          <w:b w:val="0"/>
+          <w:i w:val="0"/>
+        </w:rPr>
+        <w:t>Slide 54</w:t>
+      </w:r>
+      <w:r>
+        <w:rPr>
+          <w:b w:val="0"/>
+          <w:i w:val="0"/>
+        </w:rPr>
+        <w:t>Etiology (cause)</w:t>
+      </w:r>
+      <w:r>
+        <w:rPr>
+          <w:b w:val="0"/>
+          <w:i w:val="0"/>
+        </w:rPr>
+        <w:t xml:space="preserve">Common in COPD (chronic obstructive pulmonary disease); in normal hearts with excessive alcohol, stress or caffeine </w:t>
+      </w:r>
+      <w:r>
+        <w:rPr>
+          <w:b w:val="0"/>
+          <w:i w:val="0"/>
+        </w:rPr>
+        <w:t>Slide 58</w:t>
+      </w:r>
+      <w:r>
+        <w:rPr>
+          <w:b w:val="0"/>
+          <w:i w:val="0"/>
+        </w:rPr>
+        <w:t>Epidemiology (who)</w:t>
+      </w:r>
+      <w:r>
+        <w:rPr>
+          <w:b w:val="0"/>
+          <w:i w:val="0"/>
+        </w:rPr>
+        <w:t xml:space="preserve">Common in chronic obstructive pulmonary disease </w:t>
+      </w:r>
+      <w:r>
+        <w:rPr>
+          <w:b w:val="0"/>
+          <w:i w:val="0"/>
+        </w:rPr>
+        <w:t>Slide 58</w:t>
+      </w:r>
+      <w:r>
+        <w:rPr>
+          <w:b w:val="0"/>
+          <w:i w:val="0"/>
+        </w:rPr>
+        <w:t>Risk Factors</w:t>
+      </w:r>
+      <w:r>
+        <w:rPr>
+          <w:b w:val="0"/>
+          <w:i w:val="0"/>
+        </w:rPr>
+        <w:t xml:space="preserve">Chronic obstructive pulmonary disease, excessive alcohol, stress, caffeine </w:t>
+      </w:r>
+      <w:r>
+        <w:rPr>
+          <w:b w:val="0"/>
+          <w:i w:val="0"/>
+        </w:rPr>
+        <w:t>Slide 58</w:t>
+      </w:r>
+      <w:r>
+        <w:rPr>
+          <w:b w:val="0"/>
+          <w:i w:val="0"/>
+        </w:rPr>
+        <w:t>Pathology</w:t>
+      </w:r>
+      <w:r>
+        <w:rPr>
+          <w:b w:val="0"/>
+          <w:i w:val="0"/>
+        </w:rPr>
+        <w:t xml:space="preserve">An ectopic atrial focus fires early; every other beat ectopic = bigeminy, every third = trigeminy </w:t>
+      </w:r>
+      <w:r>
+        <w:rPr>
+          <w:b w:val="0"/>
+          <w:i w:val="0"/>
+        </w:rPr>
+        <w:t>Slide 54</w:t>
+      </w:r>
+      <w:r>
+        <w:rPr>
+          <w:b w:val="0"/>
+          <w:i w:val="0"/>
+        </w:rPr>
+        <w:t>Clinical Manifestation</w:t>
+      </w:r>
+      <w:r>
+        <w:rPr>
+          <w:b w:val="0"/>
+          <w:i w:val="0"/>
+        </w:rPr>
+        <w:t xml:space="preserve">Most people are asymptomatic </w:t>
+      </w:r>
+      <w:r>
+        <w:rPr>
+          <w:b w:val="0"/>
+          <w:i w:val="0"/>
+        </w:rPr>
+        <w:t>Slide 58</w:t>
+      </w:r>
+      <w:r>
+        <w:rPr>
+          <w:b w:val="0"/>
+          <w:i w:val="0"/>
+        </w:rPr>
+        <w:t>Diagnosis</w:t>
+      </w:r>
+      <w:r>
+        <w:rPr>
+          <w:b w:val="0"/>
+          <w:i w:val="0"/>
+        </w:rPr>
+        <w:t xml:space="preserve">ECG (electrocardiogram): regular with an early beat, rate 60 to 100, P wave of different morphology, one P wave for each QRS, PR 0.12 to 0.20, narrow QRS. If frequent, look for underlying structural heart disease </w:t>
+      </w:r>
+      <w:r>
+        <w:rPr>
+          <w:b w:val="0"/>
+          <w:i w:val="0"/>
+        </w:rPr>
+        <w:t>Slides 56, 57, 58</w:t>
+      </w:r>
+      <w:r>
+        <w:rPr>
+          <w:b w:val="0"/>
+          <w:i w:val="0"/>
+        </w:rPr>
+        <w:t>Treatment/Therapy</w:t>
+      </w:r>
+      <w:r>
+        <w:rPr>
+          <w:b w:val="0"/>
+          <w:i w:val="0"/>
+        </w:rPr>
+        <w:t xml:space="preserve">No treatment if asymptomatic; counsel to avoid potential precipitants and reassure about the benign nature of the rhythm. Persistent and symptomatic: beta blocker if not contraindicated (metoprolol), or catheter ablation if frequent or triggering atrial fibrillation </w:t>
+      </w:r>
+      <w:r>
+        <w:rPr>
+          <w:b w:val="0"/>
+          <w:i w:val="0"/>
+        </w:rPr>
+        <w:t>Slide 58</w:t>
+      </w:r>
+      <w:r>
+        <w:rPr>
+          <w:b w:val="0"/>
+          <w:i w:val="0"/>
+        </w:rPr>
+        <w:t>Mortality ★</w:t>
+      </w:r>
+      <w:r>
+        <w:rPr>
+          <w:b w:val="0"/>
+          <w:i w:val="0"/>
+        </w:rPr>
+        <w:t xml:space="preserve">Benign; in patients with heart disease may precede PSVT (paroxysmal supraventricular tachycardia), atrial fibrillation or atrial flutter </w:t>
+      </w:r>
+      <w:r>
+        <w:rPr>
+          <w:b w:val="0"/>
+          <w:i w:val="0"/>
+        </w:rPr>
+        <w:t>Slide 58</w:t>
+      </w:r>
+    </w:p>
+    <w:p>
+      <w:pPr>
+        <w:spacing w:after="120"/>
+      </w:pPr>
+      <w:r>
+        <w:rPr>
+          <w:b w:val="0"/>
+          <w:i w:val="0"/>
+        </w:rPr>
+        <w:t>Premature junctional contractions and junctional rhythm</w:t>
+      </w:r>
+      <w:r>
+        <w:rPr>
+          <w:b w:val="0"/>
+          <w:i w:val="0"/>
+        </w:rPr>
+        <w:t>2 not covered</w:t>
+      </w:r>
+      <w:r>
+        <w:br/>
+      </w:r>
+      <w:r>
+        <w:rPr>
+          <w:b w:val="0"/>
+          <w:i w:val="0"/>
+        </w:rPr>
+        <w:t>Name of Condition</w:t>
+      </w:r>
+      <w:r>
+        <w:rPr>
+          <w:b w:val="0"/>
+          <w:i w:val="0"/>
+        </w:rPr>
+        <w:t xml:space="preserve">Premature junctional contraction (PJC); junctional rhythm </w:t>
+      </w:r>
+      <w:r>
+        <w:rPr>
+          <w:b w:val="0"/>
+          <w:i w:val="0"/>
+        </w:rPr>
+        <w:t>Slides 54, 59, 62</w:t>
+      </w:r>
+      <w:r>
+        <w:rPr>
+          <w:b w:val="0"/>
+          <w:i w:val="0"/>
+        </w:rPr>
+        <w:t>Definition</w:t>
+      </w:r>
+      <w:r>
+        <w:rPr>
+          <w:b w:val="0"/>
+          <w:i w:val="0"/>
+        </w:rPr>
+        <w:t xml:space="preserve">Beats from the atrioventricular junction: an early narrow QRS (usually 0.10 seconds or less) with an inverted, buried or following P wave (premature junctional contraction), or a regular junctional rhythm usually at 40 to 60. The syllabus lists junctional rhythm under Lecture 30, but this deck teaches it </w:t>
+      </w:r>
+      <w:r>
+        <w:rPr>
+          <w:b w:val="0"/>
+          <w:i w:val="0"/>
+        </w:rPr>
+        <w:t>Slides 54, 59, 62</w:t>
+      </w:r>
+      <w:r>
+        <w:rPr>
+          <w:b w:val="0"/>
+          <w:i w:val="0"/>
+        </w:rPr>
+        <w:t>Etiology (cause)</w:t>
+      </w:r>
+      <w:r>
+        <w:rPr>
+          <w:b w:val="0"/>
+          <w:i w:val="0"/>
+        </w:rPr>
+        <w:t xml:space="preserve">Junctional rhythm: SA (sinoatrial) node dysfunction such as sick sinus syndrome, or significant bradycardia; inferior MI (myocardial infarction); acute period after cardiac surgery; digoxin toxicity; increased vagal tone in healthy people (well-conditioned athletes) </w:t>
+      </w:r>
+      <w:r>
+        <w:rPr>
+          <w:b w:val="0"/>
+          <w:i w:val="0"/>
+        </w:rPr>
+        <w:t>Slide 64</w:t>
+      </w:r>
+      <w:r>
+        <w:rPr>
+          <w:b w:val="0"/>
+          <w:i w:val="0"/>
+        </w:rPr>
+        <w:t>Epidemiology (who)</w:t>
+      </w:r>
+      <w:r>
+        <w:rPr>
+          <w:b w:val="0"/>
+          <w:i w:val="0"/>
+        </w:rPr>
+        <w:t>Not covered in the lecture</w:t>
+      </w:r>
+      <w:r>
+        <w:rPr>
+          <w:b w:val="0"/>
+          <w:i w:val="0"/>
+        </w:rPr>
+        <w:t>Risk Factors</w:t>
+      </w:r>
+      <w:r>
+        <w:rPr>
+          <w:b w:val="0"/>
+          <w:i w:val="0"/>
+        </w:rPr>
+        <w:t xml:space="preserve">Sick sinus syndrome, inferior myocardial infarction, recent cardiac surgery, digoxin toxicity, high vagal tone </w:t>
+      </w:r>
+      <w:r>
+        <w:rPr>
+          <w:b w:val="0"/>
+          <w:i w:val="0"/>
+        </w:rPr>
+        <w:t>Slide 64</w:t>
+      </w:r>
+      <w:r>
+        <w:rPr>
+          <w:b w:val="0"/>
+          <w:i w:val="0"/>
+        </w:rPr>
+        <w:t>Pathology</w:t>
+      </w:r>
+      <w:r>
+        <w:rPr>
+          <w:b w:val="0"/>
+          <w:i w:val="0"/>
+        </w:rPr>
+        <w:t xml:space="preserve">Origin in the node decides the P wave: top of the node, atria first (short PR); middle, simultaneous (P buried in the QRS); bottom, ventricles first (retrograde P after the QRS). P waves inverted in II, III and aVF </w:t>
+      </w:r>
+      <w:r>
+        <w:rPr>
+          <w:b w:val="0"/>
+          <w:i w:val="0"/>
+        </w:rPr>
+        <w:t>Slides 59, 60, 62, 63</w:t>
+      </w:r>
+      <w:r>
+        <w:rPr>
+          <w:b w:val="0"/>
+          <w:i w:val="0"/>
+        </w:rPr>
+        <w:t>Clinical Manifestation</w:t>
+      </w:r>
+      <w:r>
+        <w:rPr>
+          <w:b w:val="0"/>
+          <w:i w:val="0"/>
+        </w:rPr>
+        <w:t xml:space="preserve">Most people with premature junctional contractions are not symptomatic; junctional rhythm is generally well tolerated </w:t>
+      </w:r>
+      <w:r>
+        <w:rPr>
+          <w:b w:val="0"/>
+          <w:i w:val="0"/>
+        </w:rPr>
+        <w:t>Slides 61, 64</w:t>
+      </w:r>
+      <w:r>
+        <w:rPr>
+          <w:b w:val="0"/>
+          <w:i w:val="0"/>
+        </w:rPr>
+        <w:t>Diagnosis</w:t>
+      </w:r>
+      <w:r>
+        <w:rPr>
+          <w:b w:val="0"/>
+          <w:i w:val="0"/>
+        </w:rPr>
+        <w:t xml:space="preserve">ECG (electrocardiogram): narrow QRS; P inverted in II, III, aVF (before, buried in or after the QRS); PR short (under 0.12) or nonexistent; junctional rhythm regular at 40 to 60. Frequent premature junctional contractions (over 10 per minute, or multifocal): look for underlying structural heart disease </w:t>
+      </w:r>
+      <w:r>
+        <w:rPr>
+          <w:b w:val="0"/>
+          <w:i w:val="0"/>
+        </w:rPr>
+        <w:t>Slides 59, 60, 61, 62, 63</w:t>
+      </w:r>
+      <w:r>
+        <w:rPr>
+          <w:b w:val="0"/>
+          <w:i w:val="0"/>
+        </w:rPr>
+        <w:t>Treatment/Therapy</w:t>
+      </w:r>
+      <w:r>
+        <w:rPr>
+          <w:b w:val="0"/>
+          <w:i w:val="0"/>
+        </w:rPr>
+        <w:t xml:space="preserve">Premature junctional contractions: none if asymptomatic and infrequent; reassurance often adequate; frequent: treat with a beta blocker; persistent symptoms: beta blocker if not contraindicated (metoprolol). Junctional rhythm: none if asymptomatic in a healthy person; complete or high-grade AV (atrioventricular) block or sick sinus syndrome: PPM (permanent pacemaker); digitalis toxicity: atropine and/or digoxin immune Fab </w:t>
+      </w:r>
+      <w:r>
+        <w:rPr>
+          <w:b w:val="0"/>
+          <w:i w:val="0"/>
+        </w:rPr>
+        <w:t>Slides 61, 64</w:t>
+      </w:r>
+      <w:r>
+        <w:rPr>
+          <w:b w:val="0"/>
+          <w:i w:val="0"/>
+        </w:rPr>
+        <w:t>Mortality ★</w:t>
+      </w:r>
+      <w:r>
+        <w:rPr>
+          <w:b w:val="0"/>
+          <w:i w:val="0"/>
+        </w:rPr>
+        <w:t>Not covered in the lecture</w:t>
+      </w:r>
+    </w:p>
+    <w:p>
+      <w:pPr>
+        <w:pStyle w:val="Heading1"/>
+        <w:spacing w:before="280" w:after="100"/>
+      </w:pPr>
+      <w:r>
+        <w:rPr>
+          <w:rFonts w:ascii="Georgia" w:hAnsi="Georgia"/>
+          <w:color w:val="7A2D5A"/>
+        </w:rPr>
+        <w:t>Lecture 30 · Arrhythmias II: Blocks and Ventriculars</w:t>
+      </w:r>
+    </w:p>
+    <w:p>
+      <w:pPr>
+        <w:spacing w:after="120"/>
+      </w:pPr>
+      <w:r>
+        <w:rPr>
+          <w:b w:val="0"/>
+          <w:i w:val="0"/>
+        </w:rPr>
+        <w:t>Ayelet Elwaya, MSHS, PA-C, CAQ-EM · 11 conditions · source: Arrhythmias II - Elwaya (1).pptx</w:t>
+      </w:r>
+    </w:p>
+    <w:p>
+      <w:pPr>
+        <w:spacing w:after="120"/>
+      </w:pPr>
+      <w:r>
+        <w:rPr>
+          <w:b/>
+          <w:i w:val="0"/>
+        </w:rPr>
+        <w:t>Note:</w:t>
+      </w:r>
+      <w:r>
+        <w:rPr>
+          <w:b w:val="0"/>
+          <w:i w:val="0"/>
+        </w:rPr>
+        <w:t xml:space="preserve"> Built from the slides only (the recording of 12 October will choose what to star later; it adds no content). Slide conflicts, keyed as the truth: the bundle branch block QRS is 0.12 seconds or more (slide 21's 'greater than 0.20' is wrong); lead II is inferior, not lateral (slide 23); a new LBBB (left bundle branch block) is a sign of pathology, no longer by itself a 'STEMI (ST-elevation myocardial infarction) equivalent' (slide 27); atropine and epinephrine for Mobitz type II and complete block are 'highly controversial' and not keyed; the first-degree block pacemaker is for symptomatic patients; Mobitz type I is usually asymptomatic and typically improves with exertion. Idioventricular rhythm (a syllabus objective) is on no slide; junctional rhythm is taught on the Arrhythmias I deck. The cardiac arrest algorithm picture (slide 51) and the unlabeled practice strips (slides 34, 54) are not reproduced.</w:t>
+      </w:r>
+    </w:p>
+    <w:p>
+      <w:pPr>
+        <w:spacing w:after="120"/>
+      </w:pPr>
+      <w:r>
+        <w:rPr>
+          <w:b w:val="0"/>
+          <w:i w:val="0"/>
+        </w:rPr>
+        <w:t>First-degree atrioventricular block</w:t>
+      </w:r>
+      <w:r>
+        <w:rPr>
+          <w:b w:val="0"/>
+          <w:i w:val="0"/>
+        </w:rPr>
+        <w:t>2 not covered</w:t>
+      </w:r>
+      <w:r>
+        <w:br/>
+      </w:r>
+      <w:r>
+        <w:rPr>
+          <w:b w:val="0"/>
+          <w:i w:val="0"/>
+        </w:rPr>
+        <w:t>Name of Condition</w:t>
+      </w:r>
+      <w:r>
+        <w:rPr>
+          <w:b w:val="0"/>
+          <w:i w:val="0"/>
+        </w:rPr>
+        <w:t xml:space="preserve">First-degree atrioventricular (AV) block </w:t>
+      </w:r>
+      <w:r>
+        <w:rPr>
+          <w:b w:val="0"/>
+          <w:i w:val="0"/>
+        </w:rPr>
+        <w:t>Slide 4</w:t>
+      </w:r>
+      <w:r>
+        <w:rPr>
+          <w:b w:val="0"/>
+          <w:i w:val="0"/>
+        </w:rPr>
+        <w:t>Definition</w:t>
+      </w:r>
+      <w:r>
+        <w:rPr>
+          <w:b w:val="0"/>
+          <w:i w:val="0"/>
+        </w:rPr>
+        <w:t xml:space="preserve">Prolonged PR interval: greater than 0.20 seconds and constant, with one P wave for every QRS complex; regular rhythm at 60-100 beats per minute; narrow QRS (below 0.12 seconds). Can occur along with an underlying rhythm </w:t>
+      </w:r>
+      <w:r>
+        <w:rPr>
+          <w:b w:val="0"/>
+          <w:i w:val="0"/>
+        </w:rPr>
+        <w:t>Slide 4</w:t>
+      </w:r>
+      <w:r>
+        <w:rPr>
+          <w:b w:val="0"/>
+          <w:i w:val="0"/>
+        </w:rPr>
+        <w:t>Etiology (cause)</w:t>
+      </w:r>
+      <w:r>
+        <w:rPr>
+          <w:b w:val="0"/>
+          <w:i w:val="0"/>
+        </w:rPr>
+        <w:t xml:space="preserve">Age-related degenerative changes of the conduction system (most common); increased vagal tone from an overreactive vagus nerve; medications (beta blockers, non-dihydropyridine calcium channel blockers, digoxin); hypokalemia; AV (atrioventricular) node ischemia, usually after myocardial infarction; chronic hypertension; Lyme disease </w:t>
+      </w:r>
+      <w:r>
+        <w:rPr>
+          <w:b w:val="0"/>
+          <w:i w:val="0"/>
+        </w:rPr>
+        <w:t>Slide 6</w:t>
+      </w:r>
+      <w:r>
+        <w:rPr>
+          <w:b w:val="0"/>
+          <w:i w:val="0"/>
+        </w:rPr>
+        <w:t>Epidemiology (who)</w:t>
+      </w:r>
+      <w:r>
+        <w:rPr>
+          <w:b w:val="0"/>
+          <w:i w:val="0"/>
+        </w:rPr>
+        <w:t>Not covered in the lecture</w:t>
+      </w:r>
+      <w:r>
+        <w:rPr>
+          <w:b w:val="0"/>
+          <w:i w:val="0"/>
+        </w:rPr>
+        <w:t>Risk Factors</w:t>
+      </w:r>
+      <w:r>
+        <w:rPr>
+          <w:b w:val="0"/>
+          <w:i w:val="0"/>
+        </w:rPr>
+        <w:t xml:space="preserve">Older age (degeneration of the conduction system), AV nodal blocking drugs, chronic hypertension, recent myocardial infarction, Lyme disease </w:t>
+      </w:r>
+      <w:r>
+        <w:rPr>
+          <w:b w:val="0"/>
+          <w:i w:val="0"/>
+        </w:rPr>
+        <w:t>Slide 6</w:t>
+      </w:r>
+      <w:r>
+        <w:rPr>
+          <w:b w:val="0"/>
+          <w:i w:val="0"/>
+        </w:rPr>
+        <w:t>Pathology</w:t>
+      </w:r>
+      <w:r>
+        <w:rPr>
+          <w:b w:val="0"/>
+          <w:i w:val="0"/>
+        </w:rPr>
+        <w:t xml:space="preserve">Every atrial impulse reaches the ventricles, but conduction through the AV node is slowed, lengthening the PR interval </w:t>
+      </w:r>
+      <w:r>
+        <w:rPr>
+          <w:b w:val="0"/>
+          <w:i w:val="0"/>
+        </w:rPr>
+        <w:t>Slide 4</w:t>
+      </w:r>
+      <w:r>
+        <w:rPr>
+          <w:b w:val="0"/>
+          <w:i w:val="0"/>
+        </w:rPr>
+        <w:t>Clinical Manifestation</w:t>
+      </w:r>
+      <w:r>
+        <w:rPr>
+          <w:b w:val="0"/>
+          <w:i w:val="0"/>
+        </w:rPr>
+        <w:t xml:space="preserve">Vast majority asymptomatic. Symptoms usually appear when the PR interval is greater than 0.3 seconds: fatigue, shortness of breath, palpitations, chest pain </w:t>
+      </w:r>
+      <w:r>
+        <w:rPr>
+          <w:b w:val="0"/>
+          <w:i w:val="0"/>
+        </w:rPr>
+        <w:t>Slide 6</w:t>
+      </w:r>
+      <w:r>
+        <w:rPr>
+          <w:b w:val="0"/>
+          <w:i w:val="0"/>
+        </w:rPr>
+        <w:t>Diagnosis</w:t>
+      </w:r>
+      <w:r>
+        <w:rPr>
+          <w:b w:val="0"/>
+          <w:i w:val="0"/>
+        </w:rPr>
+        <w:t xml:space="preserve">ECG (electrocardiogram): constant PR interval over 0.20 seconds, one P wave for every QRS, narrow QRS </w:t>
+      </w:r>
+      <w:r>
+        <w:rPr>
+          <w:b w:val="0"/>
+          <w:i w:val="0"/>
+        </w:rPr>
+        <w:t>Slides 4–5</w:t>
+      </w:r>
+      <w:r>
+        <w:rPr>
+          <w:b w:val="0"/>
+          <w:i w:val="0"/>
+        </w:rPr>
+        <w:t>Treatment/Therapy</w:t>
+      </w:r>
+      <w:r>
+        <w:rPr>
+          <w:b w:val="0"/>
+          <w:i w:val="0"/>
+        </w:rPr>
+        <w:t xml:space="preserve">Contested on the slides: slide 6 says consider a permanent pacemaker 'for symptomatic patients or patients with PR interval greater than 0.3 sec'; a long PR alone without symptoms is not a reason to pace, so learn symptomatic patients. No treatment needed unless debilitating symptoms or heart failure symptoms </w:t>
+      </w:r>
+      <w:r>
+        <w:rPr>
+          <w:b w:val="0"/>
+          <w:i w:val="0"/>
+        </w:rPr>
+        <w:t>Slide 6</w:t>
+      </w:r>
+      <w:r>
+        <w:rPr>
+          <w:b w:val="0"/>
+          <w:i w:val="0"/>
+        </w:rPr>
+        <w:t>Mortality ★</w:t>
+      </w:r>
+      <w:r>
+        <w:rPr>
+          <w:b w:val="0"/>
+          <w:i w:val="0"/>
+        </w:rPr>
+        <w:t>Not covered in the lecture</w:t>
+      </w:r>
+    </w:p>
+    <w:p>
+      <w:pPr>
+        <w:spacing w:after="120"/>
+      </w:pPr>
+      <w:r>
+        <w:rPr>
+          <w:b w:val="0"/>
+          <w:i w:val="0"/>
+        </w:rPr>
+        <w:t>Second-degree atrioventricular block, Mobitz type I (Wenckebach)</w:t>
+      </w:r>
+      <w:r>
+        <w:rPr>
+          <w:b w:val="0"/>
+          <w:i w:val="0"/>
+        </w:rPr>
+        <w:t>2 not covered</w:t>
+      </w:r>
+      <w:r>
+        <w:br/>
+      </w:r>
+      <w:r>
+        <w:rPr>
+          <w:b w:val="0"/>
+          <w:i w:val="0"/>
+        </w:rPr>
+        <w:t>Name of Condition</w:t>
+      </w:r>
+      <w:r>
+        <w:rPr>
+          <w:b w:val="0"/>
+          <w:i w:val="0"/>
+        </w:rPr>
+        <w:t xml:space="preserve">Second-degree AV (atrioventricular) block, Mobitz type I, also called Wenckebach </w:t>
+      </w:r>
+      <w:r>
+        <w:rPr>
+          <w:b w:val="0"/>
+          <w:i w:val="0"/>
+        </w:rPr>
+        <w:t>Slide 7</w:t>
+      </w:r>
+      <w:r>
+        <w:rPr>
+          <w:b w:val="0"/>
+          <w:i w:val="0"/>
+        </w:rPr>
+        <w:t>Definition</w:t>
+      </w:r>
+      <w:r>
+        <w:rPr>
+          <w:b w:val="0"/>
+          <w:i w:val="0"/>
+        </w:rPr>
+        <w:t xml:space="preserve">Some, but not all, P waves are conducted: the PR interval lengthens progressively from normal to long until a QRS complex drops, then the cycle repeats. No regular underlying rhythm, just a pattern with regularly missing QRS complexes; uniform P waves outnumber QRS complexes; rate 60-100; narrow QRS </w:t>
+      </w:r>
+      <w:r>
+        <w:rPr>
+          <w:b w:val="0"/>
+          <w:i w:val="0"/>
+        </w:rPr>
+        <w:t>Slides 7–8</w:t>
+      </w:r>
+      <w:r>
+        <w:rPr>
+          <w:b w:val="0"/>
+          <w:i w:val="0"/>
+        </w:rPr>
+        <w:t>Etiology (cause)</w:t>
+      </w:r>
+      <w:r>
+        <w:rPr>
+          <w:b w:val="0"/>
+          <w:i w:val="0"/>
+        </w:rPr>
+        <w:t xml:space="preserve">Increased vagal tone from an overreactive vagus nerve; medications (beta blockers, non-dihydropyridine calcium channel blockers, digoxin); Lyme disease (Lyme carditis); AV node ischemia, usually after myocardial infarction; cardiac ablation </w:t>
+      </w:r>
+      <w:r>
+        <w:rPr>
+          <w:b w:val="0"/>
+          <w:i w:val="0"/>
+        </w:rPr>
+        <w:t>Slide 9</w:t>
+      </w:r>
+      <w:r>
+        <w:rPr>
+          <w:b w:val="0"/>
+          <w:i w:val="0"/>
+        </w:rPr>
+        <w:t>Epidemiology (who)</w:t>
+      </w:r>
+      <w:r>
+        <w:rPr>
+          <w:b w:val="0"/>
+          <w:i w:val="0"/>
+        </w:rPr>
+        <w:t>Not covered in the lecture</w:t>
+      </w:r>
+      <w:r>
+        <w:rPr>
+          <w:b w:val="0"/>
+          <w:i w:val="0"/>
+        </w:rPr>
+        <w:t>Risk Factors</w:t>
+      </w:r>
+      <w:r>
+        <w:rPr>
+          <w:b w:val="0"/>
+          <w:i w:val="0"/>
+        </w:rPr>
+        <w:t xml:space="preserve">AV nodal blocking drugs, recent cardiac ablation, Lyme disease, myocardial infarction </w:t>
+      </w:r>
+      <w:r>
+        <w:rPr>
+          <w:b w:val="0"/>
+          <w:i w:val="0"/>
+        </w:rPr>
+        <w:t>Slide 9</w:t>
+      </w:r>
+      <w:r>
+        <w:rPr>
+          <w:b w:val="0"/>
+          <w:i w:val="0"/>
+        </w:rPr>
+        <w:t>Pathology</w:t>
+      </w:r>
+      <w:r>
+        <w:rPr>
+          <w:b w:val="0"/>
+          <w:i w:val="0"/>
+        </w:rPr>
+        <w:t xml:space="preserve">Conduction through the AV node fatigues beat by beat until one impulse fails to conduct </w:t>
+      </w:r>
+      <w:r>
+        <w:rPr>
+          <w:b w:val="0"/>
+          <w:i w:val="0"/>
+        </w:rPr>
+        <w:t>Slide 7</w:t>
+      </w:r>
+      <w:r>
+        <w:rPr>
+          <w:b w:val="0"/>
+          <w:i w:val="0"/>
+        </w:rPr>
+        <w:t>Clinical Manifestation</w:t>
+      </w:r>
+      <w:r>
+        <w:rPr>
+          <w:b w:val="0"/>
+          <w:i w:val="0"/>
+        </w:rPr>
+        <w:t xml:space="preserve">Contested on the slides: slide 9 says symptoms usually appear in a person whose block is induced by exertion, but exertion normally speeds AV nodal conduction, so a typical Mobitz type I block improves with exercise. Usually asymptomatic; symptoms, when present: dizziness, fatigue, exertional intolerance, syncope </w:t>
+      </w:r>
+      <w:r>
+        <w:rPr>
+          <w:b w:val="0"/>
+          <w:i w:val="0"/>
+        </w:rPr>
+        <w:t>Slide 9</w:t>
+      </w:r>
+      <w:r>
+        <w:rPr>
+          <w:b w:val="0"/>
+          <w:i w:val="0"/>
+        </w:rPr>
+        <w:t>Diagnosis</w:t>
+      </w:r>
+      <w:r>
+        <w:rPr>
+          <w:b w:val="0"/>
+          <w:i w:val="0"/>
+        </w:rPr>
+        <w:t xml:space="preserve">ECG (electrocardiogram): progressively lengthening PR interval ending in a dropped QRS, in a repeating pattern </w:t>
+      </w:r>
+      <w:r>
+        <w:rPr>
+          <w:b w:val="0"/>
+          <w:i w:val="0"/>
+        </w:rPr>
+        <w:t>Slides 7–8</w:t>
+      </w:r>
+      <w:r>
+        <w:rPr>
+          <w:b w:val="0"/>
+          <w:i w:val="0"/>
+        </w:rPr>
+        <w:t>Treatment/Therapy</w:t>
+      </w:r>
+      <w:r>
+        <w:rPr>
+          <w:b w:val="0"/>
+          <w:i w:val="0"/>
+        </w:rPr>
+        <w:t xml:space="preserve">No treatment needed unless debilitating symptoms or heart failure symptoms; consider a permanent pacemaker for symptomatic patients </w:t>
+      </w:r>
+      <w:r>
+        <w:rPr>
+          <w:b w:val="0"/>
+          <w:i w:val="0"/>
+        </w:rPr>
+        <w:t>Slide 9</w:t>
+      </w:r>
+      <w:r>
+        <w:rPr>
+          <w:b w:val="0"/>
+          <w:i w:val="0"/>
+        </w:rPr>
+        <w:t>Mortality ★</w:t>
+      </w:r>
+      <w:r>
+        <w:rPr>
+          <w:b w:val="0"/>
+          <w:i w:val="0"/>
+        </w:rPr>
+        <w:t>Not covered in the lecture</w:t>
+      </w:r>
+    </w:p>
+    <w:p>
+      <w:pPr>
+        <w:spacing w:after="120"/>
+      </w:pPr>
+      <w:r>
+        <w:rPr>
+          <w:b w:val="0"/>
+          <w:i w:val="0"/>
+        </w:rPr>
+        <w:t>Second-degree atrioventricular block, Mobitz type II</w:t>
+      </w:r>
+      <w:r>
+        <w:br/>
+      </w:r>
+      <w:r>
+        <w:rPr>
+          <w:b w:val="0"/>
+          <w:i w:val="0"/>
+        </w:rPr>
+        <w:t>Name of Condition</w:t>
+      </w:r>
+      <w:r>
+        <w:rPr>
+          <w:b w:val="0"/>
+          <w:i w:val="0"/>
+        </w:rPr>
+        <w:t xml:space="preserve">Second-degree AV (atrioventricular) block, Mobitz type II </w:t>
+      </w:r>
+      <w:r>
+        <w:rPr>
+          <w:b w:val="0"/>
+          <w:i w:val="0"/>
+        </w:rPr>
+        <w:t>Slide 10</w:t>
+      </w:r>
+      <w:r>
+        <w:rPr>
+          <w:b w:val="0"/>
+          <w:i w:val="0"/>
+        </w:rPr>
+        <w:t>Definition</w:t>
+      </w:r>
+      <w:r>
+        <w:rPr>
+          <w:b w:val="0"/>
+          <w:i w:val="0"/>
+        </w:rPr>
+        <w:t xml:space="preserve">Appears regular apart from random missing QRS complexes; constant PR interval of 0.12-0.20 seconds with no lengthening before a dropped beat; uniform P waves outnumber QRS complexes; rate 60-100; narrow QRS. Conduction ratios such as 4:3 and 2:1 </w:t>
+      </w:r>
+      <w:r>
+        <w:rPr>
+          <w:b w:val="0"/>
+          <w:i w:val="0"/>
+        </w:rPr>
+        <w:t>Slides 10–12</w:t>
+      </w:r>
+      <w:r>
+        <w:rPr>
+          <w:b w:val="0"/>
+          <w:i w:val="0"/>
+        </w:rPr>
+        <w:t>Etiology (cause)</w:t>
+      </w:r>
+      <w:r>
+        <w:rPr>
+          <w:b w:val="0"/>
+          <w:i w:val="0"/>
+        </w:rPr>
+        <w:t xml:space="preserve">Acquired disease of the His-Purkinje system (most common), especially degenerative changes from old age, chronic hypertension and diabetes; Lyme carditis; inflammatory disease (myocarditis, reactive arthritis); ischemic heart disease, especially myocardial infarction; ablation </w:t>
+      </w:r>
+      <w:r>
+        <w:rPr>
+          <w:b w:val="0"/>
+          <w:i w:val="0"/>
+        </w:rPr>
+        <w:t>Slide 13</w:t>
+      </w:r>
+      <w:r>
+        <w:rPr>
+          <w:b w:val="0"/>
+          <w:i w:val="0"/>
+        </w:rPr>
+        <w:t>Epidemiology (who)</w:t>
+      </w:r>
+      <w:r>
+        <w:rPr>
+          <w:b w:val="0"/>
+          <w:i w:val="0"/>
+        </w:rPr>
+        <w:t xml:space="preserve">Elderly patients: degenerative His-Purkinje disease of old age is the most common cause </w:t>
+      </w:r>
+      <w:r>
+        <w:rPr>
+          <w:b w:val="0"/>
+          <w:i w:val="0"/>
+        </w:rPr>
+        <w:t>Slide 13</w:t>
+      </w:r>
+      <w:r>
+        <w:rPr>
+          <w:b w:val="0"/>
+          <w:i w:val="0"/>
+        </w:rPr>
+        <w:t>Risk Factors</w:t>
+      </w:r>
+      <w:r>
+        <w:rPr>
+          <w:b w:val="0"/>
+          <w:i w:val="0"/>
+        </w:rPr>
+        <w:t xml:space="preserve">Old age, chronic hypertension, diabetes, Lyme disease, myocarditis, reactive arthritis, myocardial infarction, prior ablation </w:t>
+      </w:r>
+      <w:r>
+        <w:rPr>
+          <w:b w:val="0"/>
+          <w:i w:val="0"/>
+        </w:rPr>
+        <w:t>Slide 13</w:t>
+      </w:r>
+      <w:r>
+        <w:rPr>
+          <w:b w:val="0"/>
+          <w:i w:val="0"/>
+        </w:rPr>
+        <w:t>Pathology</w:t>
+      </w:r>
+      <w:r>
+        <w:rPr>
+          <w:b w:val="0"/>
+          <w:i w:val="0"/>
+        </w:rPr>
+        <w:t xml:space="preserve">Usually originates at the bundle of His, so the escape rhythm is weak and unreliable </w:t>
+      </w:r>
+      <w:r>
+        <w:rPr>
+          <w:b w:val="0"/>
+          <w:i w:val="0"/>
+        </w:rPr>
+        <w:t>Slide 14</w:t>
+      </w:r>
+      <w:r>
+        <w:rPr>
+          <w:b w:val="0"/>
+          <w:i w:val="0"/>
+        </w:rPr>
+        <w:t>Clinical Manifestation</w:t>
+      </w:r>
+      <w:r>
+        <w:rPr>
+          <w:b w:val="0"/>
+          <w:i w:val="0"/>
+        </w:rPr>
+        <w:t xml:space="preserve">Symptoms of bradycardia and reduced cardiac output: exertional intolerance, fatigue, dizziness, presyncope, syncope. Can lead to a Stokes-Adams attack: a sudden fainting spell or seizure from a rapid temporary drop in blood flow to the brain </w:t>
+      </w:r>
+      <w:r>
+        <w:rPr>
+          <w:b w:val="0"/>
+          <w:i w:val="0"/>
+        </w:rPr>
+        <w:t>Slide 13</w:t>
+      </w:r>
+      <w:r>
+        <w:rPr>
+          <w:b w:val="0"/>
+          <w:i w:val="0"/>
+        </w:rPr>
+        <w:t>Diagnosis</w:t>
+      </w:r>
+      <w:r>
+        <w:rPr>
+          <w:b w:val="0"/>
+          <w:i w:val="0"/>
+        </w:rPr>
+        <w:t xml:space="preserve">ECG (electrocardiogram): constant PR interval with random dropped QRS complexes </w:t>
+      </w:r>
+      <w:r>
+        <w:rPr>
+          <w:b w:val="0"/>
+          <w:i w:val="0"/>
+        </w:rPr>
+        <w:t>Slides 10–12</w:t>
+      </w:r>
+      <w:r>
+        <w:rPr>
+          <w:b w:val="0"/>
+          <w:i w:val="0"/>
+        </w:rPr>
+        <w:t>Treatment/Therapy</w:t>
+      </w:r>
+      <w:r>
+        <w:rPr>
+          <w:b w:val="0"/>
+          <w:i w:val="0"/>
+        </w:rPr>
+        <w:t xml:space="preserve">Contested on the slides: atropine and epinephrine are listed as emergent options 'no longer contraindicated but highly controversial' and the slide notes argue both ways; they are not keyed. Emergent: TCP (transcutaneous pacing). Definitive: permanent pacemaker, even without symptoms, because the ACC/AHA (American College of Cardiology and American Heart Association) guidelines consider Mobitz type II dangerous even in the absence of symptoms </w:t>
+      </w:r>
+      <w:r>
+        <w:rPr>
+          <w:b w:val="0"/>
+          <w:i w:val="0"/>
+        </w:rPr>
+        <w:t>Slide 14</w:t>
+      </w:r>
+      <w:r>
+        <w:rPr>
+          <w:b w:val="0"/>
+          <w:i w:val="0"/>
+        </w:rPr>
+        <w:t>Mortality ★</w:t>
+      </w:r>
+      <w:r>
+        <w:rPr>
+          <w:b w:val="0"/>
+          <w:i w:val="0"/>
+        </w:rPr>
+        <w:t xml:space="preserve">Higher risk of progression to complete (third-degree) heart block and sudden cardiac death; unpredictable progression and poor prognosis </w:t>
+      </w:r>
+      <w:r>
+        <w:rPr>
+          <w:b w:val="0"/>
+          <w:i w:val="0"/>
+        </w:rPr>
+        <w:t>Slide 14</w:t>
+      </w:r>
+    </w:p>
+    <w:p>
+      <w:pPr>
+        <w:spacing w:after="120"/>
+      </w:pPr>
+      <w:r>
+        <w:rPr>
+          <w:b w:val="0"/>
+          <w:i w:val="0"/>
+        </w:rPr>
+        <w:t>Third-degree (complete) atrioventricular block</w:t>
+      </w:r>
+      <w:r>
+        <w:br/>
+      </w:r>
+      <w:r>
+        <w:rPr>
+          <w:b w:val="0"/>
+          <w:i w:val="0"/>
+        </w:rPr>
+        <w:t>Name of Condition</w:t>
+      </w:r>
+      <w:r>
+        <w:rPr>
+          <w:b w:val="0"/>
+          <w:i w:val="0"/>
+        </w:rPr>
+        <w:t xml:space="preserve">Third-degree (complete) AV (atrioventricular) block </w:t>
+      </w:r>
+      <w:r>
+        <w:rPr>
+          <w:b w:val="0"/>
+          <w:i w:val="0"/>
+        </w:rPr>
+        <w:t>Slide 15</w:t>
+      </w:r>
+      <w:r>
+        <w:rPr>
+          <w:b w:val="0"/>
+          <w:i w:val="0"/>
+        </w:rPr>
+        <w:t>Definition</w:t>
+      </w:r>
+      <w:r>
+        <w:rPr>
+          <w:b w:val="0"/>
+          <w:i w:val="0"/>
+        </w:rPr>
+        <w:t xml:space="preserve">No P waves are conducted to the ventricles: complete dissociation of the atria from the ventricles, with two separate regular rhythms. Ventricular rate usually below 40; uniform P waves with no association with the QRS complexes, which may be buried in the QRS complex, ST segment or T wave; random PR interval; QRS narrow or wide </w:t>
+      </w:r>
+      <w:r>
+        <w:rPr>
+          <w:b w:val="0"/>
+          <w:i w:val="0"/>
+        </w:rPr>
+        <w:t>Slides 15–16</w:t>
+      </w:r>
+      <w:r>
+        <w:rPr>
+          <w:b w:val="0"/>
+          <w:i w:val="0"/>
+        </w:rPr>
+        <w:t>Etiology (cause)</w:t>
+      </w:r>
+      <w:r>
+        <w:rPr>
+          <w:b w:val="0"/>
+          <w:i w:val="0"/>
+        </w:rPr>
+        <w:t xml:space="preserve">Acquired disease of the cardiac conduction system (most common), especially degenerative changes from old age, chronic hypertension and diabetes; Lyme carditis; Chagas disease; bacterial endocarditis with an associated abscess; inflammatory and infiltrative disease (myocarditis, amyloidosis, sarcoidosis); ischemic heart disease, especially myocardial infarction; ablation </w:t>
+      </w:r>
+      <w:r>
+        <w:rPr>
+          <w:b w:val="0"/>
+          <w:i w:val="0"/>
+        </w:rPr>
+        <w:t>Slide 18</w:t>
+      </w:r>
+      <w:r>
+        <w:rPr>
+          <w:b w:val="0"/>
+          <w:i w:val="0"/>
+        </w:rPr>
+        <w:t>Epidemiology (who)</w:t>
+      </w:r>
+      <w:r>
+        <w:rPr>
+          <w:b w:val="0"/>
+          <w:i w:val="0"/>
+        </w:rPr>
+        <w:t xml:space="preserve">Elderly patients: degenerative conduction system disease of old age is the most common cause </w:t>
+      </w:r>
+      <w:r>
+        <w:rPr>
+          <w:b w:val="0"/>
+          <w:i w:val="0"/>
+        </w:rPr>
+        <w:t>Slide 18</w:t>
+      </w:r>
+      <w:r>
+        <w:rPr>
+          <w:b w:val="0"/>
+          <w:i w:val="0"/>
+        </w:rPr>
+        <w:t>Risk Factors</w:t>
+      </w:r>
+      <w:r>
+        <w:rPr>
+          <w:b w:val="0"/>
+          <w:i w:val="0"/>
+        </w:rPr>
+        <w:t xml:space="preserve">Old age, chronic hypertension, diabetes, Lyme disease, Chagas disease, endocarditis, myocarditis, amyloidosis, sarcoidosis, myocardial infarction, prior ablation </w:t>
+      </w:r>
+      <w:r>
+        <w:rPr>
+          <w:b w:val="0"/>
+          <w:i w:val="0"/>
+        </w:rPr>
+        <w:t>Slide 18</w:t>
+      </w:r>
+      <w:r>
+        <w:rPr>
+          <w:b w:val="0"/>
+          <w:i w:val="0"/>
+        </w:rPr>
+        <w:t>Pathology</w:t>
+      </w:r>
+      <w:r>
+        <w:rPr>
+          <w:b w:val="0"/>
+          <w:i w:val="0"/>
+        </w:rPr>
+        <w:t xml:space="preserve">The ventricles are driven by an escape rhythm independent of the atria </w:t>
+      </w:r>
+      <w:r>
+        <w:rPr>
+          <w:b w:val="0"/>
+          <w:i w:val="0"/>
+        </w:rPr>
+        <w:t>Slide 15</w:t>
+      </w:r>
+      <w:r>
+        <w:rPr>
+          <w:b w:val="0"/>
+          <w:i w:val="0"/>
+        </w:rPr>
+        <w:t>Clinical Manifestation</w:t>
+      </w:r>
+      <w:r>
+        <w:rPr>
+          <w:b w:val="0"/>
+          <w:i w:val="0"/>
+        </w:rPr>
+        <w:t xml:space="preserve">Symptoms range from none to severe and depend on the ventricular escape rate, the site of the escape rhythm and underlying heart disease: presyncope, syncope, dizziness, exertional intolerance, heart failure symptoms, AMS (altered mental status), sudden cardiac arrest </w:t>
+      </w:r>
+      <w:r>
+        <w:rPr>
+          <w:b w:val="0"/>
+          <w:i w:val="0"/>
+        </w:rPr>
+        <w:t>Slide 17</w:t>
+      </w:r>
+      <w:r>
+        <w:rPr>
+          <w:b w:val="0"/>
+          <w:i w:val="0"/>
+        </w:rPr>
+        <w:t>Diagnosis</w:t>
+      </w:r>
+      <w:r>
+        <w:rPr>
+          <w:b w:val="0"/>
+          <w:i w:val="0"/>
+        </w:rPr>
+        <w:t xml:space="preserve">ECG (electrocardiogram): P waves and QRS complexes at two unrelated rates; ventricular rate usually below 40 </w:t>
+      </w:r>
+      <w:r>
+        <w:rPr>
+          <w:b w:val="0"/>
+          <w:i w:val="0"/>
+        </w:rPr>
+        <w:t>Slides 15–16</w:t>
+      </w:r>
+      <w:r>
+        <w:rPr>
+          <w:b w:val="0"/>
+          <w:i w:val="0"/>
+        </w:rPr>
+        <w:t>Treatment/Therapy</w:t>
+      </w:r>
+      <w:r>
+        <w:rPr>
+          <w:b w:val="0"/>
+          <w:i w:val="0"/>
+        </w:rPr>
+        <w:t xml:space="preserve">Contested on the slides: atropine and epinephrine are listed as emergent options 'no longer contraindicated but highly controversial'; they are not keyed. Emergent: TCP (transcutaneous pacing). Definitive: permanent pacemaker </w:t>
+      </w:r>
+      <w:r>
+        <w:rPr>
+          <w:b w:val="0"/>
+          <w:i w:val="0"/>
+        </w:rPr>
+        <w:t>Slide 18</w:t>
+      </w:r>
+      <w:r>
+        <w:rPr>
+          <w:b w:val="0"/>
+          <w:i w:val="0"/>
+        </w:rPr>
+        <w:t>Mortality ★</w:t>
+      </w:r>
+      <w:r>
+        <w:rPr>
+          <w:b w:val="0"/>
+          <w:i w:val="0"/>
+        </w:rPr>
+        <w:t xml:space="preserve">Syncope is a particularly important symptom, associated with an increased risk of sudden death </w:t>
+      </w:r>
+      <w:r>
+        <w:rPr>
+          <w:b w:val="0"/>
+          <w:i w:val="0"/>
+        </w:rPr>
+        <w:t>Slide 17</w:t>
+      </w:r>
+    </w:p>
+    <w:p>
+      <w:pPr>
+        <w:spacing w:after="120"/>
+      </w:pPr>
+      <w:r>
+        <w:rPr>
+          <w:b w:val="0"/>
+          <w:i w:val="0"/>
+        </w:rPr>
+        <w:t>Left bundle branch block</w:t>
+      </w:r>
+      <w:r>
+        <w:rPr>
+          <w:b w:val="0"/>
+          <w:i w:val="0"/>
+        </w:rPr>
+        <w:t>1 not covered</w:t>
+      </w:r>
+      <w:r>
+        <w:br/>
+      </w:r>
+      <w:r>
+        <w:rPr>
+          <w:b w:val="0"/>
+          <w:i w:val="0"/>
+        </w:rPr>
+        <w:t>Name of Condition</w:t>
+      </w:r>
+      <w:r>
+        <w:rPr>
+          <w:b w:val="0"/>
+          <w:i w:val="0"/>
+        </w:rPr>
+        <w:t xml:space="preserve">Left bundle branch block (LBBB) </w:t>
+      </w:r>
+      <w:r>
+        <w:rPr>
+          <w:b w:val="0"/>
+          <w:i w:val="0"/>
+        </w:rPr>
+        <w:t>Slide 23</w:t>
+      </w:r>
+      <w:r>
+        <w:rPr>
+          <w:b w:val="0"/>
+          <w:i w:val="0"/>
+        </w:rPr>
+        <w:t>Definition</w:t>
+      </w:r>
+      <w:r>
+        <w:rPr>
+          <w:b w:val="0"/>
+          <w:i w:val="0"/>
+        </w:rPr>
+        <w:t xml:space="preserve">Conduction delay through the left bundle: the left ventricle is activated by electricity crossing the septum from the right side of the heart. QRS over 0.12 seconds </w:t>
+      </w:r>
+      <w:r>
+        <w:rPr>
+          <w:b w:val="0"/>
+          <w:i w:val="0"/>
+        </w:rPr>
+        <w:t>Slides 23–24</w:t>
+      </w:r>
+      <w:r>
+        <w:rPr>
+          <w:b w:val="0"/>
+          <w:i w:val="0"/>
+        </w:rPr>
+        <w:t>Etiology (cause)</w:t>
+      </w:r>
+      <w:r>
+        <w:rPr>
+          <w:b w:val="0"/>
+          <w:i w:val="0"/>
+        </w:rPr>
+        <w:t xml:space="preserve">Chronic hypertension; chronic ischemic heart disease and severe CAD (coronary artery disease); dilated non-ischemic cardiomyopathy; valvular heart disease, especially aortic stenosis; degenerative or fibrotic disease of the conduction system (Lenègre-Lev disease) </w:t>
+      </w:r>
+      <w:r>
+        <w:rPr>
+          <w:b w:val="0"/>
+          <w:i w:val="0"/>
+        </w:rPr>
+        <w:t>Slide 26</w:t>
+      </w:r>
+      <w:r>
+        <w:rPr>
+          <w:b w:val="0"/>
+          <w:i w:val="0"/>
+        </w:rPr>
+        <w:t>Epidemiology (who)</w:t>
+      </w:r>
+      <w:r>
+        <w:rPr>
+          <w:b w:val="0"/>
+          <w:i w:val="0"/>
+        </w:rPr>
+        <w:t>Not covered in the lecture</w:t>
+      </w:r>
+      <w:r>
+        <w:rPr>
+          <w:b w:val="0"/>
+          <w:i w:val="0"/>
+        </w:rPr>
+        <w:t>Risk Factors</w:t>
+      </w:r>
+      <w:r>
+        <w:rPr>
+          <w:b w:val="0"/>
+          <w:i w:val="0"/>
+        </w:rPr>
+        <w:t xml:space="preserve">Chronic hypertension, coronary artery disease, cardiomyopathy, aortic stenosis </w:t>
+      </w:r>
+      <w:r>
+        <w:rPr>
+          <w:b w:val="0"/>
+          <w:i w:val="0"/>
+        </w:rPr>
+        <w:t>Slide 26</w:t>
+      </w:r>
+      <w:r>
+        <w:rPr>
+          <w:b w:val="0"/>
+          <w:i w:val="0"/>
+        </w:rPr>
+        <w:t>Pathology</w:t>
+      </w:r>
+      <w:r>
+        <w:rPr>
+          <w:b w:val="0"/>
+          <w:i w:val="0"/>
+        </w:rPr>
+        <w:t xml:space="preserve">The depolarization vector is directed toward the lateral leads; the left ventricle depolarizes late, across the septum </w:t>
+      </w:r>
+      <w:r>
+        <w:rPr>
+          <w:b w:val="0"/>
+          <w:i w:val="0"/>
+        </w:rPr>
+        <w:t>Slide 23</w:t>
+      </w:r>
+      <w:r>
+        <w:rPr>
+          <w:b w:val="0"/>
+          <w:i w:val="0"/>
+        </w:rPr>
+        <w:t>Clinical Manifestation</w:t>
+      </w:r>
+      <w:r>
+        <w:rPr>
+          <w:b w:val="0"/>
+          <w:i w:val="0"/>
+        </w:rPr>
+        <w:t xml:space="preserve">Usually asymptomatic. Patients who develop symptoms usually have severe underlying heart disease and do not tolerate the block well; symptoms resemble a CHF (congestive heart failure) exacerbation: dizziness, shortness of breath, dyspnea on exertion </w:t>
+      </w:r>
+      <w:r>
+        <w:rPr>
+          <w:b w:val="0"/>
+          <w:i w:val="0"/>
+        </w:rPr>
+        <w:t>Slide 26</w:t>
+      </w:r>
+      <w:r>
+        <w:rPr>
+          <w:b w:val="0"/>
+          <w:i w:val="0"/>
+        </w:rPr>
+        <w:t>Diagnosis</w:t>
+      </w:r>
+      <w:r>
+        <w:rPr>
+          <w:b w:val="0"/>
+          <w:i w:val="0"/>
+        </w:rPr>
+        <w:t xml:space="preserve">Contested on the slides: slide 21 gives the bundle branch block QRS as wider than 0.20 seconds; slide 24 says more than 0.12, which is true (0.12 seconds or more). Criteria: QRS over 0.12 seconds; dominant S wave in V1 (rS pattern); prolonged R wave peak over 0.06; monophasic R in the lateral leads; absent Q waves in I, V5, V6 </w:t>
+      </w:r>
+      <w:r>
+        <w:rPr>
+          <w:b w:val="0"/>
+          <w:i w:val="0"/>
+        </w:rPr>
+        <w:t>Slides 21, 24–25</w:t>
+      </w:r>
+      <w:r>
+        <w:rPr>
+          <w:b w:val="0"/>
+          <w:i w:val="0"/>
+        </w:rPr>
+        <w:t>Treatment/Therapy</w:t>
+      </w:r>
+      <w:r>
+        <w:rPr>
+          <w:b w:val="0"/>
+          <w:i w:val="0"/>
+        </w:rPr>
+        <w:t xml:space="preserve">Contested on the slides: slide 27 calls a new LBBB a 'STEMI equivalent'; current guidance no longer treats a new LBBB by itself as equal to an ST-elevation myocardial infarction, but it should always be considered a sign of pathology and evaluated. Usually left untreated, except symptomatic LBBB with HFrEF (heart failure with reduced ejection fraction), which gets a biventricular pacemaker </w:t>
+      </w:r>
+      <w:r>
+        <w:rPr>
+          <w:b w:val="0"/>
+          <w:i w:val="0"/>
+        </w:rPr>
+        <w:t>Slide 27</w:t>
+      </w:r>
+      <w:r>
+        <w:rPr>
+          <w:b w:val="0"/>
+          <w:i w:val="0"/>
+        </w:rPr>
+        <w:t>Mortality ★</w:t>
+      </w:r>
+      <w:r>
+        <w:rPr>
+          <w:b w:val="0"/>
+          <w:i w:val="0"/>
+        </w:rPr>
+        <w:t xml:space="preserve">Prognosis depends on the type and severity of the underlying heart disease and whether there are other conduction disturbances </w:t>
+      </w:r>
+      <w:r>
+        <w:rPr>
+          <w:b w:val="0"/>
+          <w:i w:val="0"/>
+        </w:rPr>
+        <w:t>Slide 27</w:t>
+      </w:r>
+    </w:p>
+    <w:p>
+      <w:pPr>
+        <w:spacing w:after="120"/>
+      </w:pPr>
+      <w:r>
+        <w:rPr>
+          <w:b w:val="0"/>
+          <w:i w:val="0"/>
+        </w:rPr>
+        <w:t>Right bundle branch block</w:t>
+      </w:r>
+      <w:r>
+        <w:br/>
+      </w:r>
+      <w:r>
+        <w:rPr>
+          <w:b w:val="0"/>
+          <w:i w:val="0"/>
+        </w:rPr>
+        <w:t>Name of Condition</w:t>
+      </w:r>
+      <w:r>
+        <w:rPr>
+          <w:b w:val="0"/>
+          <w:i w:val="0"/>
+        </w:rPr>
+        <w:t xml:space="preserve">Right bundle branch block (RBBB) </w:t>
+      </w:r>
+      <w:r>
+        <w:rPr>
+          <w:b w:val="0"/>
+          <w:i w:val="0"/>
+        </w:rPr>
+        <w:t>Slide 28</w:t>
+      </w:r>
+      <w:r>
+        <w:rPr>
+          <w:b w:val="0"/>
+          <w:i w:val="0"/>
+        </w:rPr>
+        <w:t>Definition</w:t>
+      </w:r>
+      <w:r>
+        <w:rPr>
+          <w:b w:val="0"/>
+          <w:i w:val="0"/>
+        </w:rPr>
+        <w:t xml:space="preserve">Normal left ventricular activation via the left bundle; the septum is unaffected and depolarizes normally; the right ventricle is activated across the septum, which takes longer and widens the QRS (over 0.12 seconds) </w:t>
+      </w:r>
+      <w:r>
+        <w:rPr>
+          <w:b w:val="0"/>
+          <w:i w:val="0"/>
+        </w:rPr>
+        <w:t>Slides 28–29</w:t>
+      </w:r>
+      <w:r>
+        <w:rPr>
+          <w:b w:val="0"/>
+          <w:i w:val="0"/>
+        </w:rPr>
+        <w:t>Etiology (cause)</w:t>
+      </w:r>
+      <w:r>
+        <w:rPr>
+          <w:b w:val="0"/>
+          <w:i w:val="0"/>
+        </w:rPr>
+        <w:t xml:space="preserve">Age-related degenerative changes of the conduction system; chronic ischemic heart disease; pulmonary hypertension; sudden increase of right ventricular pressure (PE (pulmonary embolism)); cardiac ischemia; dilated or hypertrophic cardiomyopathies; inflammatory or infiltrative heart disease (myocarditis, amyloidosis) </w:t>
+      </w:r>
+      <w:r>
+        <w:rPr>
+          <w:b w:val="0"/>
+          <w:i w:val="0"/>
+        </w:rPr>
+        <w:t>Slide 31</w:t>
+      </w:r>
+      <w:r>
+        <w:rPr>
+          <w:b w:val="0"/>
+          <w:i w:val="0"/>
+        </w:rPr>
+        <w:t>Epidemiology (who)</w:t>
+      </w:r>
+      <w:r>
+        <w:rPr>
+          <w:b w:val="0"/>
+          <w:i w:val="0"/>
+        </w:rPr>
+        <w:t xml:space="preserve">May occur in patients with no apparent underlying heart disease </w:t>
+      </w:r>
+      <w:r>
+        <w:rPr>
+          <w:b w:val="0"/>
+          <w:i w:val="0"/>
+        </w:rPr>
+        <w:t>Slide 32</w:t>
+      </w:r>
+      <w:r>
+        <w:rPr>
+          <w:b w:val="0"/>
+          <w:i w:val="0"/>
+        </w:rPr>
+        <w:t>Risk Factors</w:t>
+      </w:r>
+      <w:r>
+        <w:rPr>
+          <w:b w:val="0"/>
+          <w:i w:val="0"/>
+        </w:rPr>
+        <w:t xml:space="preserve">Older age, ischemic heart disease, pulmonary hypertension, pulmonary embolism, cardiomyopathy </w:t>
+      </w:r>
+      <w:r>
+        <w:rPr>
+          <w:b w:val="0"/>
+          <w:i w:val="0"/>
+        </w:rPr>
+        <w:t>Slide 31</w:t>
+      </w:r>
+      <w:r>
+        <w:rPr>
+          <w:b w:val="0"/>
+          <w:i w:val="0"/>
+        </w:rPr>
+        <w:t>Pathology</w:t>
+      </w:r>
+      <w:r>
+        <w:rPr>
+          <w:b w:val="0"/>
+          <w:i w:val="0"/>
+        </w:rPr>
+        <w:t xml:space="preserve">Delayed right ventricular depolarization, seen best in the right-sided precordial leads V1, V2 and V3 </w:t>
+      </w:r>
+      <w:r>
+        <w:rPr>
+          <w:b w:val="0"/>
+          <w:i w:val="0"/>
+        </w:rPr>
+        <w:t>Slide 28</w:t>
+      </w:r>
+      <w:r>
+        <w:rPr>
+          <w:b w:val="0"/>
+          <w:i w:val="0"/>
+        </w:rPr>
+        <w:t>Clinical Manifestation</w:t>
+      </w:r>
+      <w:r>
+        <w:rPr>
+          <w:b w:val="0"/>
+          <w:i w:val="0"/>
+        </w:rPr>
+        <w:t xml:space="preserve">Usually asymptomatic. Patients who develop symptoms usually have severe underlying heart disease; symptoms resemble a CHF (congestive heart failure) exacerbation (dizziness, shortness of breath, dyspnea on exertion) or worsening cardiomyopathy </w:t>
+      </w:r>
+      <w:r>
+        <w:rPr>
+          <w:b w:val="0"/>
+          <w:i w:val="0"/>
+        </w:rPr>
+        <w:t>Slide 32</w:t>
+      </w:r>
+      <w:r>
+        <w:rPr>
+          <w:b w:val="0"/>
+          <w:i w:val="0"/>
+        </w:rPr>
+        <w:t>Diagnosis</w:t>
+      </w:r>
+      <w:r>
+        <w:rPr>
+          <w:b w:val="0"/>
+          <w:i w:val="0"/>
+        </w:rPr>
+        <w:t xml:space="preserve">ECG (electrocardiogram): QRS over 0.12 seconds; rsR' (bunny ears) in V1, V2, V3; slurred S wave in I and aVL </w:t>
+      </w:r>
+      <w:r>
+        <w:rPr>
+          <w:b w:val="0"/>
+          <w:i w:val="0"/>
+        </w:rPr>
+        <w:t>Slides 29–30</w:t>
+      </w:r>
+      <w:r>
+        <w:rPr>
+          <w:b w:val="0"/>
+          <w:i w:val="0"/>
+        </w:rPr>
+        <w:t>Treatment/Therapy</w:t>
+      </w:r>
+      <w:r>
+        <w:rPr>
+          <w:b w:val="0"/>
+          <w:i w:val="0"/>
+        </w:rPr>
+        <w:t xml:space="preserve">Treatment depends on the underlying condition. A new RBBB is not always pathological </w:t>
+      </w:r>
+      <w:r>
+        <w:rPr>
+          <w:b w:val="0"/>
+          <w:i w:val="0"/>
+        </w:rPr>
+        <w:t>Slide 32</w:t>
+      </w:r>
+      <w:r>
+        <w:rPr>
+          <w:b w:val="0"/>
+          <w:i w:val="0"/>
+        </w:rPr>
+        <w:t>Mortality ★</w:t>
+      </w:r>
+      <w:r>
+        <w:rPr>
+          <w:b w:val="0"/>
+          <w:i w:val="0"/>
+        </w:rPr>
+        <w:t xml:space="preserve">Prognosis depends on the presence and type of underlying heart disease </w:t>
+      </w:r>
+      <w:r>
+        <w:rPr>
+          <w:b w:val="0"/>
+          <w:i w:val="0"/>
+        </w:rPr>
+        <w:t>Slide 32</w:t>
+      </w:r>
+    </w:p>
+    <w:p>
+      <w:pPr>
+        <w:spacing w:after="120"/>
+      </w:pPr>
+      <w:r>
+        <w:rPr>
+          <w:b w:val="0"/>
+          <w:i w:val="0"/>
+        </w:rPr>
+        <w:t>Premature ventricular contractions</w:t>
+      </w:r>
+      <w:r>
+        <w:rPr>
+          <w:b w:val="0"/>
+          <w:i w:val="0"/>
+        </w:rPr>
+        <w:t>2 not covered</w:t>
+      </w:r>
+      <w:r>
+        <w:br/>
+      </w:r>
+      <w:r>
+        <w:rPr>
+          <w:b w:val="0"/>
+          <w:i w:val="0"/>
+        </w:rPr>
+        <w:t>Name of Condition</w:t>
+      </w:r>
+      <w:r>
+        <w:rPr>
+          <w:b w:val="0"/>
+          <w:i w:val="0"/>
+        </w:rPr>
+        <w:t xml:space="preserve">Premature ventricular contraction (PVC), a ventricular premature beat </w:t>
+      </w:r>
+      <w:r>
+        <w:rPr>
+          <w:b w:val="0"/>
+          <w:i w:val="0"/>
+        </w:rPr>
+        <w:t>Slide 33</w:t>
+      </w:r>
+      <w:r>
+        <w:rPr>
+          <w:b w:val="0"/>
+          <w:i w:val="0"/>
+        </w:rPr>
+        <w:t>Definition</w:t>
+      </w:r>
+      <w:r>
+        <w:rPr>
+          <w:b w:val="0"/>
+          <w:i w:val="0"/>
+        </w:rPr>
+        <w:t xml:space="preserve">Early beat originating in the ventricles: early, wide (over 0.12 seconds) and bizarre QRS complex with no P wave. Every other beat ectopic = bigeminy; every third beat = trigeminy </w:t>
+      </w:r>
+      <w:r>
+        <w:rPr>
+          <w:b w:val="0"/>
+          <w:i w:val="0"/>
+        </w:rPr>
+        <w:t>Slides 33, 35</w:t>
+      </w:r>
+      <w:r>
+        <w:rPr>
+          <w:b w:val="0"/>
+          <w:i w:val="0"/>
+        </w:rPr>
+        <w:t>Etiology (cause)</w:t>
+      </w:r>
+      <w:r>
+        <w:rPr>
+          <w:b w:val="0"/>
+          <w:i w:val="0"/>
+        </w:rPr>
+        <w:t xml:space="preserve">Hypoxemia or electrolyte imbalances (hypokalemia, hypomagnesemia, hypercalcemia); alcohol, caffeine, stimulants. Seen with or without structural heart disease </w:t>
+      </w:r>
+      <w:r>
+        <w:rPr>
+          <w:b w:val="0"/>
+          <w:i w:val="0"/>
+        </w:rPr>
+        <w:t>Slide 36</w:t>
+      </w:r>
+      <w:r>
+        <w:rPr>
+          <w:b w:val="0"/>
+          <w:i w:val="0"/>
+        </w:rPr>
+        <w:t>Epidemiology (who)</w:t>
+      </w:r>
+      <w:r>
+        <w:rPr>
+          <w:b w:val="0"/>
+          <w:i w:val="0"/>
+        </w:rPr>
+        <w:t>Not covered in the lecture</w:t>
+      </w:r>
+      <w:r>
+        <w:rPr>
+          <w:b w:val="0"/>
+          <w:i w:val="0"/>
+        </w:rPr>
+        <w:t>Risk Factors</w:t>
+      </w:r>
+      <w:r>
+        <w:rPr>
+          <w:b w:val="0"/>
+          <w:i w:val="0"/>
+        </w:rPr>
+        <w:t xml:space="preserve">Hypoxemia, low potassium, low magnesium, high calcium, alcohol, caffeine, stimulants </w:t>
+      </w:r>
+      <w:r>
+        <w:rPr>
+          <w:b w:val="0"/>
+          <w:i w:val="0"/>
+        </w:rPr>
+        <w:t>Slide 36</w:t>
+      </w:r>
+      <w:r>
+        <w:rPr>
+          <w:b w:val="0"/>
+          <w:i w:val="0"/>
+        </w:rPr>
+        <w:t>Pathology</w:t>
+      </w:r>
+      <w:r>
+        <w:rPr>
+          <w:b w:val="0"/>
+          <w:i w:val="0"/>
+        </w:rPr>
+        <w:t xml:space="preserve">Depolarizing potential from a ventricular site that is not the SA (sinoatrial) node </w:t>
+      </w:r>
+      <w:r>
+        <w:rPr>
+          <w:b w:val="0"/>
+          <w:i w:val="0"/>
+        </w:rPr>
+        <w:t>Slide 33</w:t>
+      </w:r>
+      <w:r>
+        <w:rPr>
+          <w:b w:val="0"/>
+          <w:i w:val="0"/>
+        </w:rPr>
+        <w:t>Clinical Manifestation</w:t>
+      </w:r>
+      <w:r>
+        <w:rPr>
+          <w:b w:val="0"/>
+          <w:i w:val="0"/>
+        </w:rPr>
+        <w:t xml:space="preserve">Most patients asymptomatic; may cause palpitations, often felt in the neck </w:t>
+      </w:r>
+      <w:r>
+        <w:rPr>
+          <w:b w:val="0"/>
+          <w:i w:val="0"/>
+        </w:rPr>
+        <w:t>Slide 36</w:t>
+      </w:r>
+      <w:r>
+        <w:rPr>
+          <w:b w:val="0"/>
+          <w:i w:val="0"/>
+        </w:rPr>
+        <w:t>Diagnosis</w:t>
+      </w:r>
+      <w:r>
+        <w:rPr>
+          <w:b w:val="0"/>
+          <w:i w:val="0"/>
+        </w:rPr>
+        <w:t xml:space="preserve">ECG (electrocardiogram) or monitor; PVC burden as a share of beats: high over 15% (15,000 a day), low under 1% (1,000 a day) </w:t>
+      </w:r>
+      <w:r>
+        <w:rPr>
+          <w:b w:val="0"/>
+          <w:i w:val="0"/>
+        </w:rPr>
+        <w:t>Slides 35–36</w:t>
+      </w:r>
+      <w:r>
+        <w:rPr>
+          <w:b w:val="0"/>
+          <w:i w:val="0"/>
+        </w:rPr>
+        <w:t>Treatment/Therapy</w:t>
+      </w:r>
+      <w:r>
+        <w:rPr>
+          <w:b w:val="0"/>
+          <w:i w:val="0"/>
+        </w:rPr>
+        <w:t xml:space="preserve">High-risk patients (burden over 15%, PVC-induced cardiomyopathy, pre-existing structural or conduction disease, history of syncope): isolated PVC-induced cardiomyopathy with heart failure symptoms gets catheter ablation; otherwise first step is a beta blocker and optimized treatment of the underlying heart disease. Low-risk with symptoms: beta blocker first-line; catheter ablation if refractory or drug therapy not tolerated. Low-risk, low burden, no structural disease, no symptoms: reassurance and eliminate triggers </w:t>
+      </w:r>
+      <w:r>
+        <w:rPr>
+          <w:b w:val="0"/>
+          <w:i w:val="0"/>
+        </w:rPr>
+        <w:t>Slide 36</w:t>
+      </w:r>
+      <w:r>
+        <w:rPr>
+          <w:b w:val="0"/>
+          <w:i w:val="0"/>
+        </w:rPr>
+        <w:t>Mortality ★</w:t>
+      </w:r>
+      <w:r>
+        <w:rPr>
+          <w:b w:val="0"/>
+          <w:i w:val="0"/>
+        </w:rPr>
+        <w:t>Not covered in the lecture</w:t>
+      </w:r>
+    </w:p>
+    <w:p>
+      <w:pPr>
+        <w:spacing w:after="120"/>
+      </w:pPr>
+      <w:r>
+        <w:rPr>
+          <w:b w:val="0"/>
+          <w:i w:val="0"/>
+        </w:rPr>
+        <w:t>Ventricular tachycardia</w:t>
+      </w:r>
+      <w:r>
+        <w:rPr>
+          <w:b w:val="0"/>
+          <w:i w:val="0"/>
+        </w:rPr>
+        <w:t>1 not covered</w:t>
+      </w:r>
+      <w:r>
+        <w:br/>
+      </w:r>
+      <w:r>
+        <w:rPr>
+          <w:b w:val="0"/>
+          <w:i w:val="0"/>
+        </w:rPr>
+        <w:t>Name of Condition</w:t>
+      </w:r>
+      <w:r>
+        <w:rPr>
+          <w:b w:val="0"/>
+          <w:i w:val="0"/>
+        </w:rPr>
+        <w:t xml:space="preserve">Ventricular tachycardia (VT) </w:t>
+      </w:r>
+      <w:r>
+        <w:rPr>
+          <w:b w:val="0"/>
+          <w:i w:val="0"/>
+        </w:rPr>
+        <w:t>Slide 39</w:t>
+      </w:r>
+      <w:r>
+        <w:rPr>
+          <w:b w:val="0"/>
+          <w:i w:val="0"/>
+        </w:rPr>
+        <w:t>Definition</w:t>
+      </w:r>
+      <w:r>
+        <w:rPr>
+          <w:b w:val="0"/>
+          <w:i w:val="0"/>
+        </w:rPr>
+        <w:t xml:space="preserve">Three or more consecutive PVCs (premature ventricular contractions); regular, 100-250 beats per minute, wide QRS (over 0.12 seconds), no PR interval. NSVT (non-sustained ventricular tachycardia) lasts under 30 seconds; sustained lasts 30 seconds or more or causes hemodynamic collapse in under 30 seconds. Monomorphic: same QRS morphology; polymorphic: QRS morphology varies </w:t>
+      </w:r>
+      <w:r>
+        <w:rPr>
+          <w:b w:val="0"/>
+          <w:i w:val="0"/>
+        </w:rPr>
+        <w:t>Slides 39–41</w:t>
+      </w:r>
+      <w:r>
+        <w:rPr>
+          <w:b w:val="0"/>
+          <w:i w:val="0"/>
+        </w:rPr>
+        <w:t>Etiology (cause)</w:t>
+      </w:r>
+      <w:r>
+        <w:rPr>
+          <w:b w:val="0"/>
+          <w:i w:val="0"/>
+        </w:rPr>
+        <w:t xml:space="preserve">Monomorphic: often with heart disease (CHF (congestive heart failure), cardiomyopathy, history of myocardial infarction). Polymorphic without prolonged QT: most commonly acute myocardial ischemia, also cardiomyopathy. Polymorphic with prolonged QT: torsades de pointes </w:t>
+      </w:r>
+      <w:r>
+        <w:rPr>
+          <w:b w:val="0"/>
+          <w:i w:val="0"/>
+        </w:rPr>
+        <w:t>Slide 42</w:t>
+      </w:r>
+      <w:r>
+        <w:rPr>
+          <w:b w:val="0"/>
+          <w:i w:val="0"/>
+        </w:rPr>
+        <w:t>Epidemiology (who)</w:t>
+      </w:r>
+      <w:r>
+        <w:rPr>
+          <w:b w:val="0"/>
+          <w:i w:val="0"/>
+        </w:rPr>
+        <w:t>Not covered in the lecture</w:t>
+      </w:r>
+      <w:r>
+        <w:rPr>
+          <w:b w:val="0"/>
+          <w:i w:val="0"/>
+        </w:rPr>
+        <w:t>Risk Factors</w:t>
+      </w:r>
+      <w:r>
+        <w:rPr>
+          <w:b w:val="0"/>
+          <w:i w:val="0"/>
+        </w:rPr>
+        <w:t xml:space="preserve">Heart failure, cardiomyopathy, prior myocardial infarction, acute myocardial ischemia, long QT </w:t>
+      </w:r>
+      <w:r>
+        <w:rPr>
+          <w:b w:val="0"/>
+          <w:i w:val="0"/>
+        </w:rPr>
+        <w:t>Slide 42</w:t>
+      </w:r>
+      <w:r>
+        <w:rPr>
+          <w:b w:val="0"/>
+          <w:i w:val="0"/>
+        </w:rPr>
+        <w:t>Pathology</w:t>
+      </w:r>
+      <w:r>
+        <w:rPr>
+          <w:b w:val="0"/>
+          <w:i w:val="0"/>
+        </w:rPr>
+        <w:t xml:space="preserve">Contested on the slides: slide 39 lists P waves as 'None'; P waves are often present but dissociated from the QRS and hard to see. Rapid ventricular rhythm with no conducted atrial activity </w:t>
+      </w:r>
+      <w:r>
+        <w:rPr>
+          <w:b w:val="0"/>
+          <w:i w:val="0"/>
+        </w:rPr>
+        <w:t>Slide 39</w:t>
+      </w:r>
+      <w:r>
+        <w:rPr>
+          <w:b w:val="0"/>
+          <w:i w:val="0"/>
+        </w:rPr>
+        <w:t>Clinical Manifestation</w:t>
+      </w:r>
+      <w:r>
+        <w:rPr>
+          <w:b w:val="0"/>
+          <w:i w:val="0"/>
+        </w:rPr>
+        <w:t xml:space="preserve">Palpitations, chest pain, dyspnea, syncope or presyncope. Instability = chest pain, AMS (altered mental status), shortness of breath or hypotension </w:t>
+      </w:r>
+      <w:r>
+        <w:rPr>
+          <w:b w:val="0"/>
+          <w:i w:val="0"/>
+        </w:rPr>
+        <w:t>Slides 42, 45</w:t>
+      </w:r>
+      <w:r>
+        <w:rPr>
+          <w:b w:val="0"/>
+          <w:i w:val="0"/>
+        </w:rPr>
+        <w:t>Diagnosis</w:t>
+      </w:r>
+      <w:r>
+        <w:rPr>
+          <w:b w:val="0"/>
+          <w:i w:val="0"/>
+        </w:rPr>
+        <w:t xml:space="preserve">Cardiac monitor, IV (intravenous) access, 12-lead ECG (electrocardiogram), supplemental oxygen, appropriate labs </w:t>
+      </w:r>
+      <w:r>
+        <w:rPr>
+          <w:b w:val="0"/>
+          <w:i w:val="0"/>
+        </w:rPr>
+        <w:t>Slide 44</w:t>
+      </w:r>
+      <w:r>
+        <w:rPr>
+          <w:b w:val="0"/>
+          <w:i w:val="0"/>
+        </w:rPr>
+        <w:t>Treatment/Therapy</w:t>
+      </w:r>
+      <w:r>
+        <w:rPr>
+          <w:b w:val="0"/>
+          <w:i w:val="0"/>
+        </w:rPr>
+        <w:t xml:space="preserve">Symptomatic NSVT: beta blocker (metoprolol, carvedilol); if not effective or tolerated, catheter ablation; if ablation not an option, amiodarone, lidocaine or procainamide. Asymptomatic NSVT: optimize treatment of cardiac comorbidities; NSVT alone is not an indication for an ICD (implantable cardioverter defibrillator). Stable sustained monomorphic: IV lidocaine, amiodarone or procainamide (avoid procainamide with prolonged QT or CHF). Unstable monomorphic with a pulse: synchronized cardioversion; pulseless: defibrillation. Polymorphic: never truly stable, defibrillate, then urgent coronary angiography with possible revascularization; may add IV metoprolol or amiodarone </w:t>
+      </w:r>
+      <w:r>
+        <w:rPr>
+          <w:b w:val="0"/>
+          <w:i w:val="0"/>
+        </w:rPr>
+        <w:t>Slides 43–46</w:t>
+      </w:r>
+      <w:r>
+        <w:rPr>
+          <w:b w:val="0"/>
+          <w:i w:val="0"/>
+        </w:rPr>
+        <w:t>Mortality ★</w:t>
+      </w:r>
+      <w:r>
+        <w:rPr>
+          <w:b w:val="0"/>
+          <w:i w:val="0"/>
+        </w:rPr>
+        <w:t xml:space="preserve">Once stabilized after unstable VT, most patients need an ICD for secondary prevention of sudden cardiac death </w:t>
+      </w:r>
+      <w:r>
+        <w:rPr>
+          <w:b w:val="0"/>
+          <w:i w:val="0"/>
+        </w:rPr>
+        <w:t>Slide 45</w:t>
+      </w:r>
+    </w:p>
+    <w:p>
+      <w:pPr>
+        <w:spacing w:after="120"/>
+      </w:pPr>
+      <w:r>
+        <w:rPr>
+          <w:b w:val="0"/>
+          <w:i w:val="0"/>
+        </w:rPr>
+        <w:t>Torsades de pointes and QT prolongation</w:t>
+      </w:r>
+      <w:r>
+        <w:rPr>
+          <w:b w:val="0"/>
+          <w:i w:val="0"/>
+        </w:rPr>
+        <w:t>1 not covered</w:t>
+      </w:r>
+      <w:r>
+        <w:br/>
+      </w:r>
+      <w:r>
+        <w:rPr>
+          <w:b w:val="0"/>
+          <w:i w:val="0"/>
+        </w:rPr>
+        <w:t>Name of Condition</w:t>
+      </w:r>
+      <w:r>
+        <w:rPr>
+          <w:b w:val="0"/>
+          <w:i w:val="0"/>
+        </w:rPr>
+        <w:t xml:space="preserve">Torsades de pointes (polymorphic ventricular tachycardia with QT prolongation) </w:t>
+      </w:r>
+      <w:r>
+        <w:rPr>
+          <w:b w:val="0"/>
+          <w:i w:val="0"/>
+        </w:rPr>
+        <w:t>Slide 40</w:t>
+      </w:r>
+      <w:r>
+        <w:rPr>
+          <w:b w:val="0"/>
+          <w:i w:val="0"/>
+        </w:rPr>
+        <w:t>Definition</w:t>
+      </w:r>
+      <w:r>
+        <w:rPr>
+          <w:b w:val="0"/>
+          <w:i w:val="0"/>
+        </w:rPr>
+        <w:t xml:space="preserve">A type of polymorphic ventricular tachycardia in which the QRS complexes appear to twist around the baseline (axis), in the setting of QT prolongation </w:t>
+      </w:r>
+      <w:r>
+        <w:rPr>
+          <w:b w:val="0"/>
+          <w:i w:val="0"/>
+        </w:rPr>
+        <w:t>Slides 40–41, 47</w:t>
+      </w:r>
+      <w:r>
+        <w:rPr>
+          <w:b w:val="0"/>
+          <w:i w:val="0"/>
+        </w:rPr>
+        <w:t>Etiology (cause)</w:t>
+      </w:r>
+      <w:r>
+        <w:rPr>
+          <w:b w:val="0"/>
+          <w:i w:val="0"/>
+        </w:rPr>
+        <w:t xml:space="preserve">Underlying congenital long QT syndrome, or acquired long QT syndrome (most torsades is due to this): QT-prolonging drugs; hypokalemia, hypocalcemia </w:t>
+      </w:r>
+      <w:r>
+        <w:rPr>
+          <w:b w:val="0"/>
+          <w:i w:val="0"/>
+        </w:rPr>
+        <w:t>Slide 42</w:t>
+      </w:r>
+      <w:r>
+        <w:rPr>
+          <w:b w:val="0"/>
+          <w:i w:val="0"/>
+        </w:rPr>
+        <w:t>Epidemiology (who)</w:t>
+      </w:r>
+      <w:r>
+        <w:rPr>
+          <w:b w:val="0"/>
+          <w:i w:val="0"/>
+        </w:rPr>
+        <w:t xml:space="preserve">Most torsades de pointes is due to acquired long QT syndrome </w:t>
+      </w:r>
+      <w:r>
+        <w:rPr>
+          <w:b w:val="0"/>
+          <w:i w:val="0"/>
+        </w:rPr>
+        <w:t>Slide 42</w:t>
+      </w:r>
+      <w:r>
+        <w:rPr>
+          <w:b w:val="0"/>
+          <w:i w:val="0"/>
+        </w:rPr>
+        <w:t>Risk Factors</w:t>
+      </w:r>
+      <w:r>
+        <w:rPr>
+          <w:b w:val="0"/>
+          <w:i w:val="0"/>
+        </w:rPr>
+        <w:t xml:space="preserve">Long QT interval (the key risk factor); QT-prolonging drugs; hypokalemia; hypocalcemia </w:t>
+      </w:r>
+      <w:r>
+        <w:rPr>
+          <w:b w:val="0"/>
+          <w:i w:val="0"/>
+        </w:rPr>
+        <w:t>Slides 40, 42</w:t>
+      </w:r>
+      <w:r>
+        <w:rPr>
+          <w:b w:val="0"/>
+          <w:i w:val="0"/>
+        </w:rPr>
+        <w:t>Pathology</w:t>
+      </w:r>
+      <w:r>
+        <w:rPr>
+          <w:b w:val="0"/>
+          <w:i w:val="0"/>
+        </w:rPr>
+        <w:t xml:space="preserve">Polymorphic ventricular tachycardia arising from a prolonged QT interval </w:t>
+      </w:r>
+      <w:r>
+        <w:rPr>
+          <w:b w:val="0"/>
+          <w:i w:val="0"/>
+        </w:rPr>
+        <w:t>Slide 47</w:t>
+      </w:r>
+      <w:r>
+        <w:rPr>
+          <w:b w:val="0"/>
+          <w:i w:val="0"/>
+        </w:rPr>
+        <w:t>Clinical Manifestation</w:t>
+      </w:r>
+      <w:r>
+        <w:rPr>
+          <w:b w:val="0"/>
+          <w:i w:val="0"/>
+        </w:rPr>
+        <w:t xml:space="preserve">Palpitations, chest pain, dyspnea, syncope or presyncope </w:t>
+      </w:r>
+      <w:r>
+        <w:rPr>
+          <w:b w:val="0"/>
+          <w:i w:val="0"/>
+        </w:rPr>
+        <w:t>Slide 42</w:t>
+      </w:r>
+      <w:r>
+        <w:rPr>
+          <w:b w:val="0"/>
+          <w:i w:val="0"/>
+        </w:rPr>
+        <w:t>Diagnosis</w:t>
+      </w:r>
+      <w:r>
+        <w:rPr>
+          <w:b w:val="0"/>
+          <w:i w:val="0"/>
+        </w:rPr>
+        <w:t xml:space="preserve">ECG (electrocardiogram): polymorphic ventricular tachycardia twisting around the baseline, with a prolonged QT </w:t>
+      </w:r>
+      <w:r>
+        <w:rPr>
+          <w:b w:val="0"/>
+          <w:i w:val="0"/>
+        </w:rPr>
+        <w:t>Slides 40–41</w:t>
+      </w:r>
+      <w:r>
+        <w:rPr>
+          <w:b w:val="0"/>
+          <w:i w:val="0"/>
+        </w:rPr>
+        <w:t>Treatment/Therapy</w:t>
+      </w:r>
+      <w:r>
+        <w:rPr>
+          <w:b w:val="0"/>
+          <w:i w:val="0"/>
+        </w:rPr>
+        <w:t xml:space="preserve">Contested on the slides: slide 47 says do not use beta blockers (bradycardia and R-to-R prolongation lengthen the QT); that holds for acquired, drug-induced torsades, whereas beta blockers are a mainstay of long-term prevention in congenital long QT syndrome. Conscious patient: IV (intravenous) magnesium to break the torsades, then more magnesium as an infusion; do not use amiodarone or procainamide (QT prolongation); IV lidocaine can be used (little evidence). Hemodynamically unstable: defibrillation (unsynchronized cardioversion) </w:t>
+      </w:r>
+      <w:r>
+        <w:rPr>
+          <w:b w:val="0"/>
+          <w:i w:val="0"/>
+        </w:rPr>
+        <w:t>Slide 47</w:t>
+      </w:r>
+      <w:r>
+        <w:rPr>
+          <w:b w:val="0"/>
+          <w:i w:val="0"/>
+        </w:rPr>
+        <w:t>Mortality ★</w:t>
+      </w:r>
+      <w:r>
+        <w:rPr>
+          <w:b w:val="0"/>
+          <w:i w:val="0"/>
+        </w:rPr>
+        <w:t>Not covered in the lecture</w:t>
+      </w:r>
+    </w:p>
+    <w:p>
+      <w:pPr>
+        <w:spacing w:after="120"/>
+      </w:pPr>
+      <w:r>
+        <w:rPr>
+          <w:b w:val="0"/>
+          <w:i w:val="0"/>
+        </w:rPr>
+        <w:t>Ventricular fibrillation and pulseless ventricular tachycardia</w:t>
+      </w:r>
+      <w:r>
+        <w:rPr>
+          <w:b w:val="0"/>
+          <w:i w:val="0"/>
+        </w:rPr>
+        <w:t>1 not covered</w:t>
+      </w:r>
+      <w:r>
+        <w:br/>
+      </w:r>
+      <w:r>
+        <w:rPr>
+          <w:b w:val="0"/>
+          <w:i w:val="0"/>
+        </w:rPr>
+        <w:t>Name of Condition</w:t>
+      </w:r>
+      <w:r>
+        <w:rPr>
+          <w:b w:val="0"/>
+          <w:i w:val="0"/>
+        </w:rPr>
+        <w:t xml:space="preserve">Ventricular fibrillation (VF), with pulseless ventricular tachycardia </w:t>
+      </w:r>
+      <w:r>
+        <w:rPr>
+          <w:b w:val="0"/>
+          <w:i w:val="0"/>
+        </w:rPr>
+        <w:t>Slide 48</w:t>
+      </w:r>
+      <w:r>
+        <w:rPr>
+          <w:b w:val="0"/>
+          <w:i w:val="0"/>
+        </w:rPr>
+        <w:t>Definition</w:t>
+      </w:r>
+      <w:r>
+        <w:rPr>
+          <w:b w:val="0"/>
+          <w:i w:val="0"/>
+        </w:rPr>
+        <w:t xml:space="preserve">No pulse and no perfusion: rate 0, no rhythm, P waves, PR interval or QRS; uncoordinated activity only; coarse or fine </w:t>
+      </w:r>
+      <w:r>
+        <w:rPr>
+          <w:b w:val="0"/>
+          <w:i w:val="0"/>
+        </w:rPr>
+        <w:t>Slides 48–49</w:t>
+      </w:r>
+      <w:r>
+        <w:rPr>
+          <w:b w:val="0"/>
+          <w:i w:val="0"/>
+        </w:rPr>
+        <w:t>Etiology (cause)</w:t>
+      </w:r>
+      <w:r>
+        <w:rPr>
+          <w:b w:val="0"/>
+          <w:i w:val="0"/>
+        </w:rPr>
+        <w:t xml:space="preserve">Sudden cardiac death (unexpected natural death from cardiac causes within 1 hour of collapse) results from VF, pulseless ventricular tachycardia, PEA (pulseless electrical activity) or asystole; the most common predisposing condition is CAD (coronary artery disease), even without a history of myocardial infarction </w:t>
+      </w:r>
+      <w:r>
+        <w:rPr>
+          <w:b w:val="0"/>
+          <w:i w:val="0"/>
+        </w:rPr>
+        <w:t>Slide 37</w:t>
+      </w:r>
+      <w:r>
+        <w:rPr>
+          <w:b w:val="0"/>
+          <w:i w:val="0"/>
+        </w:rPr>
+        <w:t>Epidemiology (who)</w:t>
+      </w:r>
+      <w:r>
+        <w:rPr>
+          <w:b w:val="0"/>
+          <w:i w:val="0"/>
+        </w:rPr>
+        <w:t>Not covered in the lecture</w:t>
+      </w:r>
+      <w:r>
+        <w:rPr>
+          <w:b w:val="0"/>
+          <w:i w:val="0"/>
+        </w:rPr>
+        <w:t>Risk Factors</w:t>
+      </w:r>
+      <w:r>
+        <w:rPr>
+          <w:b w:val="0"/>
+          <w:i w:val="0"/>
+        </w:rPr>
+        <w:t xml:space="preserve">Coronary artery disease, even without a prior myocardial infarction </w:t>
+      </w:r>
+      <w:r>
+        <w:rPr>
+          <w:b w:val="0"/>
+          <w:i w:val="0"/>
+        </w:rPr>
+        <w:t>Slide 37</w:t>
+      </w:r>
+      <w:r>
+        <w:rPr>
+          <w:b w:val="0"/>
+          <w:i w:val="0"/>
+        </w:rPr>
+        <w:t>Pathology</w:t>
+      </w:r>
+      <w:r>
+        <w:rPr>
+          <w:b w:val="0"/>
+          <w:i w:val="0"/>
+        </w:rPr>
+        <w:t xml:space="preserve">Chaotic, uncoordinated ventricular electrical activity with no effective contraction </w:t>
+      </w:r>
+      <w:r>
+        <w:rPr>
+          <w:b w:val="0"/>
+          <w:i w:val="0"/>
+        </w:rPr>
+        <w:t>Slide 48</w:t>
+      </w:r>
+      <w:r>
+        <w:rPr>
+          <w:b w:val="0"/>
+          <w:i w:val="0"/>
+        </w:rPr>
+        <w:t>Clinical Manifestation</w:t>
+      </w:r>
+      <w:r>
+        <w:rPr>
+          <w:b w:val="0"/>
+          <w:i w:val="0"/>
+        </w:rPr>
+        <w:t xml:space="preserve">Cardiac arrest: pulseless, no perfusion </w:t>
+      </w:r>
+      <w:r>
+        <w:rPr>
+          <w:b w:val="0"/>
+          <w:i w:val="0"/>
+        </w:rPr>
+        <w:t>Slide 48</w:t>
+      </w:r>
+      <w:r>
+        <w:rPr>
+          <w:b w:val="0"/>
+          <w:i w:val="0"/>
+        </w:rPr>
+        <w:t>Diagnosis</w:t>
+      </w:r>
+      <w:r>
+        <w:rPr>
+          <w:b w:val="0"/>
+          <w:i w:val="0"/>
+        </w:rPr>
+        <w:t xml:space="preserve">Monitor/defibrillator rhythm </w:t>
+      </w:r>
+      <w:r>
+        <w:rPr>
+          <w:b w:val="0"/>
+          <w:i w:val="0"/>
+        </w:rPr>
+        <w:t>Slides 48–49</w:t>
+      </w:r>
+      <w:r>
+        <w:rPr>
+          <w:b w:val="0"/>
+          <w:i w:val="0"/>
+        </w:rPr>
+        <w:t>Treatment/Therapy</w:t>
+      </w:r>
+      <w:r>
+        <w:rPr>
+          <w:b w:val="0"/>
+          <w:i w:val="0"/>
+        </w:rPr>
+        <w:t xml:space="preserve">Contested on the slides: slide 50 says consider calcium gluconate and sodium bicarbonate, which are not routine in cardiac arrest, and its shock count differs from the slide 51 algorithm. Start CPR (cardiopulmonary resuscitation), oxygen, monitor/defibrillator; defibrillate as soon as possible; CPR 2 minutes; epinephrine every 3-5 minutes; second shock; consider intubating, then continuous compressions with 1 breath every 6 seconds; amiodarone if still in VF or pulseless ventricular tachycardia; consider lidocaine if refractory after the antiarrhythmic. Prevention: ICD (implantable cardioverter defibrillator), which detects fatal arrhythmias and shocks (newer ones also pace), or a wearable external defibrillator (LifeVest) </w:t>
+      </w:r>
+      <w:r>
+        <w:rPr>
+          <w:b w:val="0"/>
+          <w:i w:val="0"/>
+        </w:rPr>
+        <w:t>Slides 38, 50</w:t>
+      </w:r>
+      <w:r>
+        <w:rPr>
+          <w:b w:val="0"/>
+          <w:i w:val="0"/>
+        </w:rPr>
+        <w:t>Mortality ★</w:t>
+      </w:r>
+      <w:r>
+        <w:rPr>
+          <w:b w:val="0"/>
+          <w:i w:val="0"/>
+        </w:rPr>
+        <w:t xml:space="preserve">VF and ventricular tachycardia are the arrest rhythms with the best prognosis </w:t>
+      </w:r>
+      <w:r>
+        <w:rPr>
+          <w:b w:val="0"/>
+          <w:i w:val="0"/>
+        </w:rPr>
+        <w:t>Slide 55</w:t>
+      </w:r>
+    </w:p>
+    <w:p>
+      <w:pPr>
+        <w:spacing w:after="120"/>
+      </w:pPr>
+      <w:r>
+        <w:rPr>
+          <w:b w:val="0"/>
+          <w:i w:val="0"/>
+        </w:rPr>
+        <w:t>Asystole and pulseless electrical activity</w:t>
+      </w:r>
+      <w:r>
+        <w:rPr>
+          <w:b w:val="0"/>
+          <w:i w:val="0"/>
+        </w:rPr>
+        <w:t>1 not covered</w:t>
+      </w:r>
+      <w:r>
+        <w:br/>
+      </w:r>
+      <w:r>
+        <w:rPr>
+          <w:b w:val="0"/>
+          <w:i w:val="0"/>
+        </w:rPr>
+        <w:t>Name of Condition</w:t>
+      </w:r>
+      <w:r>
+        <w:rPr>
+          <w:b w:val="0"/>
+          <w:i w:val="0"/>
+        </w:rPr>
+        <w:t xml:space="preserve">Asystole (ventricular standstill) and PEA (pulseless electrical activity) </w:t>
+      </w:r>
+      <w:r>
+        <w:rPr>
+          <w:b w:val="0"/>
+          <w:i w:val="0"/>
+        </w:rPr>
+        <w:t>Slide 52</w:t>
+      </w:r>
+      <w:r>
+        <w:rPr>
+          <w:b w:val="0"/>
+          <w:i w:val="0"/>
+        </w:rPr>
+        <w:t>Definition</w:t>
+      </w:r>
+      <w:r>
+        <w:rPr>
+          <w:b w:val="0"/>
+          <w:i w:val="0"/>
+        </w:rPr>
+        <w:t xml:space="preserve">Asystole: rate 0, no rhythm, P waves, PR interval or QRS. PEA is not the same as asystole: an ECG (electrocardiogram) with which you would expect a pulse (for example normal sinus rhythm) but no perfusing beats </w:t>
+      </w:r>
+      <w:r>
+        <w:rPr>
+          <w:b w:val="0"/>
+          <w:i w:val="0"/>
+        </w:rPr>
+        <w:t>Slides 52–53</w:t>
+      </w:r>
+      <w:r>
+        <w:rPr>
+          <w:b w:val="0"/>
+          <w:i w:val="0"/>
+        </w:rPr>
+        <w:t>Etiology (cause)</w:t>
+      </w:r>
+      <w:r>
+        <w:rPr>
+          <w:b w:val="0"/>
+          <w:i w:val="0"/>
+        </w:rPr>
+        <w:t xml:space="preserve">Two leading causes of PEA in adults: hypovolemia and hypoxia </w:t>
+      </w:r>
+      <w:r>
+        <w:rPr>
+          <w:b w:val="0"/>
+          <w:i w:val="0"/>
+        </w:rPr>
+        <w:t>Slide 55</w:t>
+      </w:r>
+      <w:r>
+        <w:rPr>
+          <w:b w:val="0"/>
+          <w:i w:val="0"/>
+        </w:rPr>
+        <w:t>Epidemiology (who)</w:t>
+      </w:r>
+      <w:r>
+        <w:rPr>
+          <w:b w:val="0"/>
+          <w:i w:val="0"/>
+        </w:rPr>
+        <w:t>Not covered in the lecture</w:t>
+      </w:r>
+      <w:r>
+        <w:rPr>
+          <w:b w:val="0"/>
+          <w:i w:val="0"/>
+        </w:rPr>
+        <w:t>Risk Factors</w:t>
+      </w:r>
+      <w:r>
+        <w:rPr>
+          <w:b w:val="0"/>
+          <w:i w:val="0"/>
+        </w:rPr>
+        <w:t xml:space="preserve">Hypovolemia, hypoxia </w:t>
+      </w:r>
+      <w:r>
+        <w:rPr>
+          <w:b w:val="0"/>
+          <w:i w:val="0"/>
+        </w:rPr>
+        <w:t>Slide 55</w:t>
+      </w:r>
+      <w:r>
+        <w:rPr>
+          <w:b w:val="0"/>
+          <w:i w:val="0"/>
+        </w:rPr>
+        <w:t>Pathology</w:t>
+      </w:r>
+      <w:r>
+        <w:rPr>
+          <w:b w:val="0"/>
+          <w:i w:val="0"/>
+        </w:rPr>
+        <w:t xml:space="preserve">Asystole: no electrical activity. PEA: organized electrical activity without mechanical, perfusing contraction </w:t>
+      </w:r>
+      <w:r>
+        <w:rPr>
+          <w:b w:val="0"/>
+          <w:i w:val="0"/>
+        </w:rPr>
+        <w:t>Slide 52</w:t>
+      </w:r>
+      <w:r>
+        <w:rPr>
+          <w:b w:val="0"/>
+          <w:i w:val="0"/>
+        </w:rPr>
+        <w:t>Clinical Manifestation</w:t>
+      </w:r>
+      <w:r>
+        <w:rPr>
+          <w:b w:val="0"/>
+          <w:i w:val="0"/>
+        </w:rPr>
+        <w:t xml:space="preserve">Cardiac arrest: no pulse </w:t>
+      </w:r>
+      <w:r>
+        <w:rPr>
+          <w:b w:val="0"/>
+          <w:i w:val="0"/>
+        </w:rPr>
+        <w:t>Slide 52</w:t>
+      </w:r>
+      <w:r>
+        <w:rPr>
+          <w:b w:val="0"/>
+          <w:i w:val="0"/>
+        </w:rPr>
+        <w:t>Diagnosis</w:t>
+      </w:r>
+      <w:r>
+        <w:rPr>
+          <w:b w:val="0"/>
+          <w:i w:val="0"/>
+        </w:rPr>
+        <w:t xml:space="preserve">Monitor: flat line (asystole) or an organized rhythm without a pulse (PEA) </w:t>
+      </w:r>
+      <w:r>
+        <w:rPr>
+          <w:b w:val="0"/>
+          <w:i w:val="0"/>
+        </w:rPr>
+        <w:t>Slides 52–53</w:t>
+      </w:r>
+      <w:r>
+        <w:rPr>
+          <w:b w:val="0"/>
+          <w:i w:val="0"/>
+        </w:rPr>
+        <w:t>Treatment/Therapy</w:t>
+      </w:r>
+      <w:r>
+        <w:rPr>
+          <w:b w:val="0"/>
+          <w:i w:val="0"/>
+        </w:rPr>
+        <w:t xml:space="preserve">Unshockable: start chest compressions immediately; consider intubating early; CPR (cardiopulmonary resuscitation) with high-quality chest compressions and epinephrine every 3-5 minutes are the mainstays of treatment </w:t>
+      </w:r>
+      <w:r>
+        <w:rPr>
+          <w:b w:val="0"/>
+          <w:i w:val="0"/>
+        </w:rPr>
+        <w:t>Slide 55</w:t>
+      </w:r>
+      <w:r>
+        <w:rPr>
+          <w:b w:val="0"/>
+          <w:i w:val="0"/>
+        </w:rPr>
+        <w:t>Mortality ★</w:t>
+      </w:r>
+      <w:r>
+        <w:rPr>
+          <w:b w:val="0"/>
+          <w:i w:val="0"/>
+        </w:rPr>
+        <w:t xml:space="preserve">Poor prognosis; usually end-of-life rhythms (the best-prognosis arrest rhythms are ventricular tachycardia and ventricular fibrillation) </w:t>
+      </w:r>
+      <w:r>
+        <w:rPr>
+          <w:b w:val="0"/>
+          <w:i w:val="0"/>
+        </w:rPr>
+        <w:t>Slide 55</w:t>
+      </w:r>
+    </w:p>
+    <w:p>
+      <w:pPr>
+        <w:pStyle w:val="Heading1"/>
+        <w:spacing w:before="280" w:after="100"/>
+      </w:pPr>
+      <w:r>
+        <w:rPr>
+          <w:rFonts w:ascii="Georgia" w:hAnsi="Georgia"/>
+          <w:color w:val="7A2D5A"/>
+        </w:rPr>
+        <w:t>Lecture 31 · Pericardial Disease</w:t>
+      </w:r>
+    </w:p>
+    <w:p>
+      <w:pPr>
+        <w:spacing w:after="120"/>
+      </w:pPr>
+      <w:r>
+        <w:rPr>
+          <w:b w:val="0"/>
+          <w:i w:val="0"/>
+        </w:rPr>
+        <w:t>Lauren Reynolds, MSPA, PA-C · 5 conditions · source: 31. Pericardial Disease 2026.pptx</w:t>
+      </w:r>
+    </w:p>
+    <w:p>
+      <w:pPr>
+        <w:spacing w:after="120"/>
+      </w:pPr>
+      <w:r>
+        <w:rPr>
+          <w:b/>
+          <w:i w:val="0"/>
+        </w:rPr>
+        <w:t>Note:</w:t>
+      </w:r>
+      <w:r>
+        <w:rPr>
+          <w:b w:val="0"/>
+          <w:i w:val="0"/>
+        </w:rPr>
+        <w:t xml:space="preserve"> Built from the slides only; lecture audio emphasis to be added later. Slide conflicts, keyed as what is true: 'HIB' is listed among the viral causes (slide 11) but Haemophilus influenzae type b is a bacterium; the pericardial knock is called 'mid-frequency' (slide 39) but is a high-pitched early diastolic sound; pulsus paradoxus is listed under constriction (slide 44) and the Kussmaul sign under tamponade (slide 72), the reverse of their usual homes; anakinra and rilonacept are 'fourth line' in the slide 29 table, but the newer guidance on slide 35 prefers anti-interleukin-1 therapy over corticosteroids for recurrent, colchicine-resistant inflammatory disease; electrocardiogram stage 1 lasts 'the first two weeks' (slide 22) or '&lt; 1 week' (slide 23), so only the order of the stages is kept; echocardiography is the tamponade 'gold standard' on the slide 71 infographic, but slide 57 says tamponade is a clinical diagnosis confirmed only by the response to drainage. Third-party figures (UpToDate, McGraw Hill, JAMA, Wiley) and the embedded video (slide 18) are not reproduced here; slides 14 and 30 are SmartArt graphics whose text is included.</w:t>
+      </w:r>
+    </w:p>
+    <w:p>
+      <w:pPr>
+        <w:spacing w:after="120"/>
+      </w:pPr>
+      <w:r>
+        <w:rPr>
+          <w:b w:val="0"/>
+          <w:i w:val="0"/>
+        </w:rPr>
+        <w:t>Acute pericarditis</w:t>
+      </w:r>
+      <w:r>
+        <w:br/>
+      </w:r>
+      <w:r>
+        <w:rPr>
+          <w:b w:val="0"/>
+          <w:i w:val="0"/>
+        </w:rPr>
+        <w:t>Name of Condition</w:t>
+      </w:r>
+      <w:r>
+        <w:rPr>
+          <w:b w:val="0"/>
+          <w:i w:val="0"/>
+        </w:rPr>
+        <w:t xml:space="preserve">Acute pericarditis </w:t>
+      </w:r>
+      <w:r>
+        <w:rPr>
+          <w:b w:val="0"/>
+          <w:i w:val="0"/>
+        </w:rPr>
+        <w:t>Slide 5</w:t>
+      </w:r>
+      <w:r>
+        <w:rPr>
+          <w:b w:val="0"/>
+          <w:i w:val="0"/>
+        </w:rPr>
+        <w:t>Definition</w:t>
+      </w:r>
+      <w:r>
+        <w:rPr>
+          <w:b w:val="0"/>
+          <w:i w:val="0"/>
+        </w:rPr>
+        <w:t xml:space="preserve">The most common disorder involving the pericardium. Inflammation of the pericardial sac lasting less than 4 to 6 weeks. Incessant pericarditis: symptoms for more than 4 to 6 weeks, up to 3 months, without sustained remission; chronic pericarditis: more than 3 months </w:t>
+      </w:r>
+      <w:r>
+        <w:rPr>
+          <w:b w:val="0"/>
+          <w:i w:val="0"/>
+        </w:rPr>
+        <w:t>Slides 4, 5</w:t>
+      </w:r>
+      <w:r>
+        <w:rPr>
+          <w:b w:val="0"/>
+          <w:i w:val="0"/>
+        </w:rPr>
+        <w:t>Etiology (cause)</w:t>
+      </w:r>
+      <w:r>
+        <w:rPr>
+          <w:b w:val="0"/>
+          <w:i w:val="0"/>
+        </w:rPr>
+        <w:t xml:space="preserve">Contested on the slides: 'HIB' is listed among the viral causes (slide 11), but Haemophilus influenzae type b is a bacterium (the same slide lists Haemophilus under bacteria). Most often idiopathic, and most idiopathic cases are likely viral: coxsackievirus and echovirus (grouped under children on slide 8, though coxsackievirus is also a leading viral cause in adults), CMV (cytomegalovirus) and HIV (human immunodeficiency virus) in adults; often after an upper respiratory infection; also Epstein-Barr virus, influenza, hepatitis A and B. Bacterial: Staphylococcus, Pneumococcus, Streptococcus (rheumatic pancarditis), Haemophilus, Mycoplasma, Mycobacterium tuberculosis. Fungal: Histoplasma, Aspergillus, Blastomyces, Coccidioides, Candida. Parasitic: Echinococcus, amebic, Toxoplasma. Post-MI (myocardial infarction): peri-infarction pericarditis and Dressler syndrome (also after cardiac surgery). Autoimmune: SLE (systemic lupus erythematosus), rheumatoid arthritis. Neoplasm: metastatic, primary, paraneoplastic. Uremia: BUN (blood urea nitrogen) above 60 mg/dL. Iatrogenic: trauma, radiation therapy, drug-induced lupus (procainamide, hydralazine) </w:t>
+      </w:r>
+      <w:r>
+        <w:rPr>
+          <w:b w:val="0"/>
+          <w:i w:val="0"/>
+        </w:rPr>
+        <w:t>Slides 8, 11, 12</w:t>
+      </w:r>
+      <w:r>
+        <w:rPr>
+          <w:b w:val="0"/>
+          <w:i w:val="0"/>
+        </w:rPr>
+        <w:t>Epidemiology (who)</w:t>
+      </w:r>
+      <w:r>
+        <w:rPr>
+          <w:b w:val="0"/>
+          <w:i w:val="0"/>
+        </w:rPr>
+        <w:t xml:space="preserve">About 27.7 per 100,000 a year; about 5% of emergency department admissions for nonischemic chest pain. Idiopathic 55% and tuberculosis under 1% in a Western European series; tuberculosis about 69.5% (idiopathic 13.7%) in an African series </w:t>
+      </w:r>
+      <w:r>
+        <w:rPr>
+          <w:b w:val="0"/>
+          <w:i w:val="0"/>
+        </w:rPr>
+        <w:t>Slides 7, 12</w:t>
+      </w:r>
+      <w:r>
+        <w:rPr>
+          <w:b w:val="0"/>
+          <w:i w:val="0"/>
+        </w:rPr>
+        <w:t>Risk Factors</w:t>
+      </w:r>
+      <w:r>
+        <w:rPr>
+          <w:b w:val="0"/>
+          <w:i w:val="0"/>
+        </w:rPr>
+        <w:t xml:space="preserve">Recent viral (upper respiratory) infection; myocardial infarction or cardiac surgery; chest radiation; autoimmune disease; renal failure with uremia; malignancy; tuberculosis exposure in endemic regions; procainamide or hydralazine </w:t>
+      </w:r>
+      <w:r>
+        <w:rPr>
+          <w:b w:val="0"/>
+          <w:i w:val="0"/>
+        </w:rPr>
+        <w:t>Slides 8, 11</w:t>
+      </w:r>
+      <w:r>
+        <w:rPr>
+          <w:b w:val="0"/>
+          <w:i w:val="0"/>
+        </w:rPr>
+        <w:t>Pathology</w:t>
+      </w:r>
+      <w:r>
+        <w:rPr>
+          <w:b w:val="0"/>
+          <w:i w:val="0"/>
+        </w:rPr>
+        <w:t xml:space="preserve">Inflammation of the pericardial sac; troponin rises when the myocardium is also inflamed (myopericarditis) </w:t>
+      </w:r>
+      <w:r>
+        <w:rPr>
+          <w:b w:val="0"/>
+          <w:i w:val="0"/>
+        </w:rPr>
+        <w:t>Slide 26</w:t>
+      </w:r>
+      <w:r>
+        <w:rPr>
+          <w:b w:val="0"/>
+          <w:i w:val="0"/>
+        </w:rPr>
+        <w:t>Clinical Manifestation</w:t>
+      </w:r>
+      <w:r>
+        <w:rPr>
+          <w:b w:val="0"/>
+          <w:i w:val="0"/>
+        </w:rPr>
+        <w:t xml:space="preserve">Pleuritic (sharp) substernal chest pain, worse supine and during inspiration, relieved by leaning forward; may have fever. Pericardial friction rub: highly specific; triphasic, superficial scratchy or squeaking; loudest at the left sternal border with the diaphragm; louder leaning forward, holding a breath and with firm pressure. A pleural rub stops when the breath is held, the pericardial rub persists </w:t>
+      </w:r>
+      <w:r>
+        <w:rPr>
+          <w:b w:val="0"/>
+          <w:i w:val="0"/>
+        </w:rPr>
+        <w:t>Slides 13, 17</w:t>
+      </w:r>
+      <w:r>
+        <w:rPr>
+          <w:b w:val="0"/>
+          <w:i w:val="0"/>
+        </w:rPr>
+        <w:t>Diagnosis</w:t>
+      </w:r>
+      <w:r>
+        <w:rPr>
+          <w:b w:val="0"/>
+          <w:i w:val="0"/>
+        </w:rPr>
+        <w:t xml:space="preserve">Contested on the slides: stage 1 of the ECG (electrocardiogram) lasts 'the first two weeks' (slide 22) or '&lt; 1 week' (slide 23); learn only the order of the stages. Usually a clinical diagnosis: two of four criteria (sharp substernal chest pain; pericardial friction rub; suggestive ECG changes with widespread ST elevation; new or worsening pericardial effusion). Workup: history and examination, ECG, chest X-ray (typically normal), CBC (complete blood count), troponins, ESR (erythrocyte sedimentation rate) and CRP (C-reactive protein), TTE (transthoracic echocardiogram; often normal unless there is an effusion). ECG: widespread concave ST elevation and PR depression, reciprocal ST depression and PR elevation in aVR, sinus tachycardia; stages: (1) ST elevation and PR depression, (2) ST normalizes with T-wave flattening, (3) T waves invert, (4) normal. Invasive workup (pericardiocentesis, biopsy) only for tamponade, refractory moderate-large effusions, or suspected bacterial or neoplastic disease. Differential: angina, myocardial ischemia or infarction, pleuritis, pneumonia, GERD (gastroesophageal reflux disease), peptic ulcer disease, esophageal spasm, pulmonary embolism, tension pneumothorax, esophageal rupture, aortic dissection </w:t>
+      </w:r>
+      <w:r>
+        <w:rPr>
+          <w:b w:val="0"/>
+          <w:i w:val="0"/>
+        </w:rPr>
+        <w:t>Slides 14, 15, 16, 20, 21, 22, 23, 24, 25, 26</w:t>
+      </w:r>
+      <w:r>
+        <w:rPr>
+          <w:b w:val="0"/>
+          <w:i w:val="0"/>
+        </w:rPr>
+        <w:t>Treatment/Therapy</w:t>
+      </w:r>
+      <w:r>
+        <w:rPr>
+          <w:b w:val="0"/>
+          <w:i w:val="0"/>
+        </w:rPr>
+        <w:t xml:space="preserve">High-risk features favor admission: fever above 38 degrees Celsius, subacute course, signs of tamponade, moderate-large effusion, immunosuppression, oral anticoagulants, acute trauma, no improvement after 7 days of therapy, raised troponin. First line: an NSAID (nonsteroidal anti-inflammatory drug: aspirin, ibuprofen or indomethacin) plus colchicine (about 3 months), with gastrointestinal protection; prednisone if NSAIDs cannot be taken; after a myocardial infarction, aspirin plus colchicine (avoid other NSAIDs and glucocorticoids). No strenuous activity for at least 1 month, maximal heart rate under 100. Taper once symptom-free for 24 hours, or when C-reactive protein (checked weekly) normalizes. Failure to respond within 1 week suggests another cause (persistent fever, pleuritic pain, new effusion, worsening illness). Treat the cause: dialysis for uremic, steroids for autoimmune. Counseling: head of bed elevated, finish the full course, activity limits, red flags to the emergency department; refer to cardiology for no response, recurrence or constriction. Older adults: NSAIDs on the Beers list, colchicine dose reduction, steroid osteoporosis </w:t>
+      </w:r>
+      <w:r>
+        <w:rPr>
+          <w:b w:val="0"/>
+          <w:i w:val="0"/>
+        </w:rPr>
+        <w:t>Slides 27, 28, 29, 30, 33, 34, 36</w:t>
+      </w:r>
+      <w:r>
+        <w:rPr>
+          <w:b w:val="0"/>
+          <w:i w:val="0"/>
+        </w:rPr>
+        <w:t>Mortality ★</w:t>
+      </w:r>
+      <w:r>
+        <w:rPr>
+          <w:b w:val="0"/>
+          <w:i w:val="0"/>
+        </w:rPr>
+        <w:t xml:space="preserve">The poorest prognosis is in about 15% with at least one of: fever above 38 degrees Celsius, subacute onset, large effusion, no response after 1 week, myopericarditis, trauma, oral anticoagulation. Recurrence in 15 to 30%; constriction is a late, uncommon complication </w:t>
+      </w:r>
+      <w:r>
+        <w:rPr>
+          <w:b w:val="0"/>
+          <w:i w:val="0"/>
+        </w:rPr>
+        <w:t>Slides 7, 32</w:t>
+      </w:r>
+    </w:p>
+    <w:p>
+      <w:pPr>
+        <w:spacing w:after="120"/>
+      </w:pPr>
+      <w:r>
+        <w:rPr>
+          <w:b w:val="0"/>
+          <w:i w:val="0"/>
+        </w:rPr>
+        <w:t>Recurrent pericarditis</w:t>
+      </w:r>
+      <w:r>
+        <w:rPr>
+          <w:b w:val="0"/>
+          <w:i w:val="0"/>
+        </w:rPr>
+        <w:t>1 not covered</w:t>
+      </w:r>
+      <w:r>
+        <w:br/>
+      </w:r>
+      <w:r>
+        <w:rPr>
+          <w:b w:val="0"/>
+          <w:i w:val="0"/>
+        </w:rPr>
+        <w:t>Name of Condition</w:t>
+      </w:r>
+      <w:r>
+        <w:rPr>
+          <w:b w:val="0"/>
+          <w:i w:val="0"/>
+        </w:rPr>
+        <w:t xml:space="preserve">Recurrent pericarditis </w:t>
+      </w:r>
+      <w:r>
+        <w:rPr>
+          <w:b w:val="0"/>
+          <w:i w:val="0"/>
+        </w:rPr>
+        <w:t>Slide 5</w:t>
+      </w:r>
+      <w:r>
+        <w:rPr>
+          <w:b w:val="0"/>
+          <w:i w:val="0"/>
+        </w:rPr>
+        <w:t>Definition</w:t>
+      </w:r>
+      <w:r>
+        <w:rPr>
+          <w:b w:val="0"/>
+          <w:i w:val="0"/>
+        </w:rPr>
+        <w:t xml:space="preserve">Symptoms of acute pericarditis return after a symptom-free interval of 4 to 6 weeks or longer </w:t>
+      </w:r>
+      <w:r>
+        <w:rPr>
+          <w:b w:val="0"/>
+          <w:i w:val="0"/>
+        </w:rPr>
+        <w:t>Slide 5</w:t>
+      </w:r>
+      <w:r>
+        <w:rPr>
+          <w:b w:val="0"/>
+          <w:i w:val="0"/>
+        </w:rPr>
+        <w:t>Etiology (cause)</w:t>
+      </w:r>
+      <w:r>
+        <w:rPr>
+          <w:b w:val="0"/>
+          <w:i w:val="0"/>
+        </w:rPr>
+        <w:t xml:space="preserve">The same causes as acute pericarditis; an autoimmune etiology raises the risk of multiple recurrences </w:t>
+      </w:r>
+      <w:r>
+        <w:rPr>
+          <w:b w:val="0"/>
+          <w:i w:val="0"/>
+        </w:rPr>
+        <w:t>Slide 35</w:t>
+      </w:r>
+      <w:r>
+        <w:rPr>
+          <w:b w:val="0"/>
+          <w:i w:val="0"/>
+        </w:rPr>
+        <w:t>Epidemiology (who)</w:t>
+      </w:r>
+      <w:r>
+        <w:rPr>
+          <w:b w:val="0"/>
+          <w:i w:val="0"/>
+        </w:rPr>
+        <w:t xml:space="preserve">About 15 to 30% of patients with acute pericarditis </w:t>
+      </w:r>
+      <w:r>
+        <w:rPr>
+          <w:b w:val="0"/>
+          <w:i w:val="0"/>
+        </w:rPr>
+        <w:t>Slide 7</w:t>
+      </w:r>
+      <w:r>
+        <w:rPr>
+          <w:b w:val="0"/>
+          <w:i w:val="0"/>
+        </w:rPr>
+        <w:t>Risk Factors</w:t>
+      </w:r>
+      <w:r>
+        <w:rPr>
+          <w:b w:val="0"/>
+          <w:i w:val="0"/>
+        </w:rPr>
+        <w:t xml:space="preserve">For multiple recurrences: the magnitude of CRP (C-reactive protein) elevation, the severity of pericardial late gadolinium enhancement, an autoimmune etiology </w:t>
+      </w:r>
+      <w:r>
+        <w:rPr>
+          <w:b w:val="0"/>
+          <w:i w:val="0"/>
+        </w:rPr>
+        <w:t>Slide 35</w:t>
+      </w:r>
+      <w:r>
+        <w:rPr>
+          <w:b w:val="0"/>
+          <w:i w:val="0"/>
+        </w:rPr>
+        <w:t>Pathology</w:t>
+      </w:r>
+      <w:r>
+        <w:rPr>
+          <w:b w:val="0"/>
+          <w:i w:val="0"/>
+        </w:rPr>
+        <w:t xml:space="preserve">Inflammatory phenotype: CRP above 10 mg/L, fever and evidence of pericardial inflammation on imaging </w:t>
+      </w:r>
+      <w:r>
+        <w:rPr>
+          <w:b w:val="0"/>
+          <w:i w:val="0"/>
+        </w:rPr>
+        <w:t>Slide 35</w:t>
+      </w:r>
+      <w:r>
+        <w:rPr>
+          <w:b w:val="0"/>
+          <w:i w:val="0"/>
+        </w:rPr>
+        <w:t>Clinical Manifestation</w:t>
+      </w:r>
+      <w:r>
+        <w:rPr>
+          <w:b w:val="0"/>
+          <w:i w:val="0"/>
+        </w:rPr>
+        <w:t xml:space="preserve">Return of sharp, positional pericardial chest pain after a symptom-free gap </w:t>
+      </w:r>
+      <w:r>
+        <w:rPr>
+          <w:b w:val="0"/>
+          <w:i w:val="0"/>
+        </w:rPr>
+        <w:t>Slide 5</w:t>
+      </w:r>
+      <w:r>
+        <w:rPr>
+          <w:b w:val="0"/>
+          <w:i w:val="0"/>
+        </w:rPr>
+        <w:t>Diagnosis</w:t>
+      </w:r>
+      <w:r>
+        <w:rPr>
+          <w:b w:val="0"/>
+          <w:i w:val="0"/>
+        </w:rPr>
+        <w:t xml:space="preserve">CRP; cardiac MRI (magnetic resonance imaging) is recommended to risk-stratify complicated or recurrent pericarditis and shows pericardial inflammation </w:t>
+      </w:r>
+      <w:r>
+        <w:rPr>
+          <w:b w:val="0"/>
+          <w:i w:val="0"/>
+        </w:rPr>
+        <w:t>Slides 31, 35</w:t>
+      </w:r>
+      <w:r>
+        <w:rPr>
+          <w:b w:val="0"/>
+          <w:i w:val="0"/>
+        </w:rPr>
+        <w:t>Treatment/Therapy</w:t>
+      </w:r>
+      <w:r>
+        <w:rPr>
+          <w:b w:val="0"/>
+          <w:i w:val="0"/>
+        </w:rPr>
+        <w:t xml:space="preserve">Contested on the slides: anakinra and rilonacept are 'fourth line' in the slide 29 table, but the newer guidance (slide 35) prefers anti-interleukin-1 therapy over corticosteroids for recurrent, colchicine-resistant or steroid-dependent disease with an inflammatory phenotype. First recurrence: NSAID (nonsteroidal anti-inflammatory drug) until pain resolves and markers normalize, plus colchicine for 6 months or more. Second recurrence: add an interleukin-1 blocker for idiopathic or post-cardiac injury disease that is colchicine-resistant with prior CRP elevation; low-to-moderate prednisone for systemic autoimmune disease. Azathioprine and IVIG (intravenous immunoglobulin) are later-line options. Refer to cardiology; frequent, highly symptomatic recurrences with effusion may need pericardiectomy </w:t>
+      </w:r>
+      <w:r>
+        <w:rPr>
+          <w:b w:val="0"/>
+          <w:i w:val="0"/>
+        </w:rPr>
+        <w:t>Slides 29, 31, 33, 35</w:t>
+      </w:r>
+      <w:r>
+        <w:rPr>
+          <w:b w:val="0"/>
+          <w:i w:val="0"/>
+        </w:rPr>
+        <w:t>Mortality ★</w:t>
+      </w:r>
+      <w:r>
+        <w:rPr>
+          <w:b w:val="0"/>
+          <w:i w:val="0"/>
+        </w:rPr>
+        <w:t>Not covered in the lecture</w:t>
+      </w:r>
+    </w:p>
+    <w:p>
+      <w:pPr>
+        <w:spacing w:after="120"/>
+      </w:pPr>
+      <w:r>
+        <w:rPr>
+          <w:b w:val="0"/>
+          <w:i w:val="0"/>
+        </w:rPr>
+        <w:t>Constrictive pericarditis</w:t>
+      </w:r>
+      <w:r>
+        <w:br/>
+      </w:r>
+      <w:r>
+        <w:rPr>
+          <w:b w:val="0"/>
+          <w:i w:val="0"/>
+        </w:rPr>
+        <w:t>Name of Condition</w:t>
+      </w:r>
+      <w:r>
+        <w:rPr>
+          <w:b w:val="0"/>
+          <w:i w:val="0"/>
+        </w:rPr>
+        <w:t xml:space="preserve">Constrictive pericarditis </w:t>
+      </w:r>
+      <w:r>
+        <w:rPr>
+          <w:b w:val="0"/>
+          <w:i w:val="0"/>
+        </w:rPr>
+        <w:t>Slide 6</w:t>
+      </w:r>
+      <w:r>
+        <w:rPr>
+          <w:b w:val="0"/>
+          <w:i w:val="0"/>
+        </w:rPr>
+        <w:t>Definition</w:t>
+      </w:r>
+      <w:r>
+        <w:rPr>
+          <w:b w:val="0"/>
+          <w:i w:val="0"/>
+        </w:rPr>
+        <w:t xml:space="preserve">Fibrous scarring of the pericardium with loss of elasticity of the pericardial sac (pericardial noncompliance), limiting filling of the heart. Effusive-constrictive pericarditis: constriction with a coexisting effusion, usually with tamponade, that persists after drainage </w:t>
+      </w:r>
+      <w:r>
+        <w:rPr>
+          <w:b w:val="0"/>
+          <w:i w:val="0"/>
+        </w:rPr>
+        <w:t>Slides 4, 6</w:t>
+      </w:r>
+      <w:r>
+        <w:rPr>
+          <w:b w:val="0"/>
+          <w:i w:val="0"/>
+        </w:rPr>
+        <w:t>Etiology (cause)</w:t>
+      </w:r>
+      <w:r>
+        <w:rPr>
+          <w:b w:val="0"/>
+          <w:i w:val="0"/>
+        </w:rPr>
+        <w:t xml:space="preserve">More than 50% idiopathic or viral; after cardiac surgery; prior radiation therapy; infection (tuberculosis); connective tissue disease; uremia; prior pericarditis, trauma, surgery or systemic disease affecting the pericardium </w:t>
+      </w:r>
+      <w:r>
+        <w:rPr>
+          <w:b w:val="0"/>
+          <w:i w:val="0"/>
+        </w:rPr>
+        <w:t>Slide 40</w:t>
+      </w:r>
+      <w:r>
+        <w:rPr>
+          <w:b w:val="0"/>
+          <w:i w:val="0"/>
+        </w:rPr>
+        <w:t>Epidemiology (who)</w:t>
+      </w:r>
+      <w:r>
+        <w:rPr>
+          <w:b w:val="0"/>
+          <w:i w:val="0"/>
+        </w:rPr>
+        <w:t xml:space="preserve">Contested on the slides: the risk of constriction after viral pericarditis is given as '&lt;0.05%' (slide 7); learn only that it is uncommon after viral pericarditis. True population prevalence unknown </w:t>
+      </w:r>
+      <w:r>
+        <w:rPr>
+          <w:b w:val="0"/>
+          <w:i w:val="0"/>
+        </w:rPr>
+        <w:t>Slide 7</w:t>
+      </w:r>
+      <w:r>
+        <w:rPr>
+          <w:b w:val="0"/>
+          <w:i w:val="0"/>
+        </w:rPr>
+        <w:t>Risk Factors</w:t>
+      </w:r>
+      <w:r>
+        <w:rPr>
+          <w:b w:val="0"/>
+          <w:i w:val="0"/>
+        </w:rPr>
+        <w:t xml:space="preserve">Prior pericarditis, cardiac surgery, chest radiation, tuberculosis </w:t>
+      </w:r>
+      <w:r>
+        <w:rPr>
+          <w:b w:val="0"/>
+          <w:i w:val="0"/>
+        </w:rPr>
+        <w:t>Slide 40</w:t>
+      </w:r>
+      <w:r>
+        <w:rPr>
+          <w:b w:val="0"/>
+          <w:i w:val="0"/>
+        </w:rPr>
+        <w:t>Pathology</w:t>
+      </w:r>
+      <w:r>
+        <w:rPr>
+          <w:b w:val="0"/>
+          <w:i w:val="0"/>
+        </w:rPr>
+        <w:t xml:space="preserve">A scarred, inelastic pericardium; pericardial calcification in some; constriction can be inflammatory and potentially reversible (edema or late gadolinium enhancement on cardiac MRI (magnetic resonance imaging)) </w:t>
+      </w:r>
+      <w:r>
+        <w:rPr>
+          <w:b w:val="0"/>
+          <w:i w:val="0"/>
+        </w:rPr>
+        <w:t>Slides 31, 44, 45</w:t>
+      </w:r>
+      <w:r>
+        <w:rPr>
+          <w:b w:val="0"/>
+          <w:i w:val="0"/>
+        </w:rPr>
+        <w:t>Clinical Manifestation</w:t>
+      </w:r>
+      <w:r>
+        <w:rPr>
+          <w:b w:val="0"/>
+          <w:i w:val="0"/>
+        </w:rPr>
+        <w:t xml:space="preserve">Contested on the slides: the knock is called 'mid-frequency' (slide 39) and pulsus paradoxus is listed under constriction (slide 44); learn the knock's timing, and the Kussmaul sign as the finding of constriction (pulsus paradoxus is the hallmark of tamponade). Fluid overload (peripheral edema, anasarca) and/or low output (fatigue, dyspnea on exertion). Elevated JVP (jugular venous pressure) in most; Kussmaul sign (JVP rises on inspiration); pericardial knock slightly earlier than an S3 (third heart sound), pathognomonic when present but rare; severe disease: ascites, pleural effusion, pulsatile hepatomegaly, cachexia </w:t>
+      </w:r>
+      <w:r>
+        <w:rPr>
+          <w:b w:val="0"/>
+          <w:i w:val="0"/>
+        </w:rPr>
+        <w:t>Slides 39, 44</w:t>
+      </w:r>
+      <w:r>
+        <w:rPr>
+          <w:b w:val="0"/>
+          <w:i w:val="0"/>
+        </w:rPr>
+        <w:t>Diagnosis</w:t>
+      </w:r>
+      <w:r>
+        <w:rPr>
+          <w:b w:val="0"/>
+          <w:i w:val="0"/>
+        </w:rPr>
+        <w:t xml:space="preserve">Usually clinical with typical echocardiogram features: increased pericardial thickness, abnormal septal motion or bounce toward the left ventricle, respiratory variation in filling, biatrial enlargement. ECG (electrocardiogram): nonspecific ST-T changes, tachycardia, low voltage, atrial fibrillation in advanced cases. Chest X-ray: calcification is highly specific, but most patients have none. Cardiac MRI or CT (computed tomography) for thickness; right heart catheterization with coronary angiography occasionally needed. ESR (erythrocyte sedimentation rate) and CRP (C-reactive protein) often raised; no BNP (B-type natriuretic peptide) threshold confirms it, but BNP is likely lower than in restrictive cardiomyopathy. Differential: restrictive cardiomyopathy, cirrhosis, subacute tamponade </w:t>
+      </w:r>
+      <w:r>
+        <w:rPr>
+          <w:b w:val="0"/>
+          <w:i w:val="0"/>
+        </w:rPr>
+        <w:t>Slides 41, 42, 43, 44, 45, 46, 47, 48</w:t>
+      </w:r>
+      <w:r>
+        <w:rPr>
+          <w:b w:val="0"/>
+          <w:i w:val="0"/>
+        </w:rPr>
+        <w:t>Treatment/Therapy</w:t>
+      </w:r>
+      <w:r>
+        <w:rPr>
+          <w:b w:val="0"/>
+          <w:i w:val="0"/>
+        </w:rPr>
+        <w:t xml:space="preserve">Often a surgical disease: pericardiectomy (cardiothoracic surgery with cardiology); diuretics used sparingly before surgery. Early, hemodynamically stable constriction: a 2-to-3-month trial of NSAIDs (nonsteroidal anti-inflammatory drugs), colchicine and diuretics. Treating tuberculosis may significantly reduce progression to constriction </w:t>
+      </w:r>
+      <w:r>
+        <w:rPr>
+          <w:b w:val="0"/>
+          <w:i w:val="0"/>
+        </w:rPr>
+        <w:t>Slides 36, 49</w:t>
+      </w:r>
+      <w:r>
+        <w:rPr>
+          <w:b w:val="0"/>
+          <w:i w:val="0"/>
+        </w:rPr>
+        <w:t>Mortality ★</w:t>
+      </w:r>
+      <w:r>
+        <w:rPr>
+          <w:b w:val="0"/>
+          <w:i w:val="0"/>
+        </w:rPr>
+        <w:t xml:space="preserve">Low survival untreated; earlier surgery improves outcomes. After pericardiectomy: 5-year survival nearly 80%, 10-year nearly 60%. Prior ionizing radiation carries the worst survival; older age, worse functional class, renal dysfunction, pulmonary hypertension, ventricular dysfunction, coronary artery disease, COPD (chronic obstructive pulmonary disease) and hyponatremia predict a poor outcome </w:t>
+      </w:r>
+      <w:r>
+        <w:rPr>
+          <w:b w:val="0"/>
+          <w:i w:val="0"/>
+        </w:rPr>
+        <w:t>Slide 50</w:t>
+      </w:r>
+    </w:p>
+    <w:p>
+      <w:pPr>
+        <w:spacing w:after="120"/>
+      </w:pPr>
+      <w:r>
+        <w:rPr>
+          <w:b w:val="0"/>
+          <w:i w:val="0"/>
+        </w:rPr>
+        <w:t>Pericardial effusion</w:t>
+      </w:r>
+      <w:r>
+        <w:br/>
+      </w:r>
+      <w:r>
+        <w:rPr>
+          <w:b w:val="0"/>
+          <w:i w:val="0"/>
+        </w:rPr>
+        <w:t>Name of Condition</w:t>
+      </w:r>
+      <w:r>
+        <w:rPr>
+          <w:b w:val="0"/>
+          <w:i w:val="0"/>
+        </w:rPr>
+        <w:t xml:space="preserve">Pericardial effusion </w:t>
+      </w:r>
+      <w:r>
+        <w:rPr>
+          <w:b w:val="0"/>
+          <w:i w:val="0"/>
+        </w:rPr>
+        <w:t>Slide 6</w:t>
+      </w:r>
+      <w:r>
+        <w:rPr>
+          <w:b w:val="0"/>
+          <w:i w:val="0"/>
+        </w:rPr>
+        <w:t>Definition</w:t>
+      </w:r>
+      <w:r>
+        <w:rPr>
+          <w:b w:val="0"/>
+          <w:i w:val="0"/>
+        </w:rPr>
+        <w:t xml:space="preserve">Accumulation of extra fluid in the pericardial space around the heart </w:t>
+      </w:r>
+      <w:r>
+        <w:rPr>
+          <w:b w:val="0"/>
+          <w:i w:val="0"/>
+        </w:rPr>
+        <w:t>Slide 6</w:t>
+      </w:r>
+      <w:r>
+        <w:rPr>
+          <w:b w:val="0"/>
+          <w:i w:val="0"/>
+        </w:rPr>
+        <w:t>Etiology (cause)</w:t>
+      </w:r>
+      <w:r>
+        <w:rPr>
+          <w:b w:val="0"/>
+          <w:i w:val="0"/>
+        </w:rPr>
+        <w:t xml:space="preserve">Idiopathic; malignancy (an important cause of effusion and tamponade); infection (HIV (human immunodeficiency virus), Lyme disease, coxsackievirus, tuberculosis); cardiac (after myocardial infarction, Dressler syndrome, after cardiac surgery); metabolic (uremia, hypothyroidism with myxedema); SLE (systemic lupus erythematosus); trauma; medications (doxorubicin, minoxidil, phenytoin; hydralazine and procainamide through drug-induced lupus) </w:t>
+      </w:r>
+      <w:r>
+        <w:rPr>
+          <w:b w:val="0"/>
+          <w:i w:val="0"/>
+        </w:rPr>
+        <w:t>Slides 8, 9, 55</w:t>
+      </w:r>
+      <w:r>
+        <w:rPr>
+          <w:b w:val="0"/>
+          <w:i w:val="0"/>
+        </w:rPr>
+        <w:t>Epidemiology (who)</w:t>
+      </w:r>
+      <w:r>
+        <w:rPr>
+          <w:b w:val="0"/>
+          <w:i w:val="0"/>
+        </w:rPr>
+        <w:t xml:space="preserve">Up to 6.5% of the general adult population (Framingham cohort) </w:t>
+      </w:r>
+      <w:r>
+        <w:rPr>
+          <w:b w:val="0"/>
+          <w:i w:val="0"/>
+        </w:rPr>
+        <w:t>Slide 7</w:t>
+      </w:r>
+      <w:r>
+        <w:rPr>
+          <w:b w:val="0"/>
+          <w:i w:val="0"/>
+        </w:rPr>
+        <w:t>Risk Factors</w:t>
+      </w:r>
+      <w:r>
+        <w:rPr>
+          <w:b w:val="0"/>
+          <w:i w:val="0"/>
+        </w:rPr>
+        <w:t xml:space="preserve">Malignancy (higher suspicion in the elderly), renal failure, hypothyroidism, autoimmune disease, recent cardiac surgery or myocardial infarction </w:t>
+      </w:r>
+      <w:r>
+        <w:rPr>
+          <w:b w:val="0"/>
+          <w:i w:val="0"/>
+        </w:rPr>
+        <w:t>Slides 8, 36, 55</w:t>
+      </w:r>
+      <w:r>
+        <w:rPr>
+          <w:b w:val="0"/>
+          <w:i w:val="0"/>
+        </w:rPr>
+        <w:t>Pathology</w:t>
+      </w:r>
+      <w:r>
+        <w:rPr>
+          <w:b w:val="0"/>
+          <w:i w:val="0"/>
+        </w:rPr>
+        <w:t xml:space="preserve">Rapid accumulation causes tamponade with small amounts (under 200 mL) because the pericardium cannot stretch; chronic effusions can grow large without tamponade because it stretches over time </w:t>
+      </w:r>
+      <w:r>
+        <w:rPr>
+          <w:b w:val="0"/>
+          <w:i w:val="0"/>
+        </w:rPr>
+        <w:t>Slide 52</w:t>
+      </w:r>
+      <w:r>
+        <w:rPr>
+          <w:b w:val="0"/>
+          <w:i w:val="0"/>
+        </w:rPr>
+        <w:t>Clinical Manifestation</w:t>
+      </w:r>
+      <w:r>
+        <w:rPr>
+          <w:b w:val="0"/>
+          <w:i w:val="0"/>
+        </w:rPr>
+        <w:t xml:space="preserve">Small: asymptomatic or vague (dull chest ache, fatigue, decreased exercise tolerance, dyspnea). Large: dysphagia, nausea, hiccups, cough, hoarseness (recurrent laryngeal nerve impingement) </w:t>
+      </w:r>
+      <w:r>
+        <w:rPr>
+          <w:b w:val="0"/>
+          <w:i w:val="0"/>
+        </w:rPr>
+        <w:t>Slides 52, 53</w:t>
+      </w:r>
+      <w:r>
+        <w:rPr>
+          <w:b w:val="0"/>
+          <w:i w:val="0"/>
+        </w:rPr>
+        <w:t>Diagnosis</w:t>
+      </w:r>
+      <w:r>
+        <w:rPr>
+          <w:b w:val="0"/>
+          <w:i w:val="0"/>
+        </w:rPr>
+        <w:t xml:space="preserve">An echocardiogram is required to confirm (the heart may 'swing' in a large effusion); ECG (electrocardiogram) and chest X-ray may suggest it. Labs: CBC (complete blood count), BMP (basic metabolic panel), TSH (thyroid-stimulating hormone), troponins; ANA (antinuclear antibody) in a young woman; HIV and Lyme serology, tuberculin skin test, albumin and urine protein; malignancy evaluation (breast or lung cancer). Diagnostic pericardiocentesis: with drainage for tamponade, suspected neoplastic, purulent or tuberculous disease, or a moderate-to-large effusion of unknown cause; fluid cell count (rarely helpful), Gram stain, cultures, AFB (acid-fast bacilli) stain and mycobacterial culture, cytology </w:t>
+      </w:r>
+      <w:r>
+        <w:rPr>
+          <w:b w:val="0"/>
+          <w:i w:val="0"/>
+        </w:rPr>
+        <w:t>Slides 57, 58, 63, 66, 67</w:t>
+      </w:r>
+      <w:r>
+        <w:rPr>
+          <w:b w:val="0"/>
+          <w:i w:val="0"/>
+        </w:rPr>
+        <w:t>Treatment/Therapy</w:t>
+      </w:r>
+      <w:r>
+        <w:rPr>
+          <w:b w:val="0"/>
+          <w:i w:val="0"/>
+        </w:rPr>
+        <w:t xml:space="preserve">Treat the underlying cause; pericardiectomy or pericardial window for recurrent or loculated (especially posterior) effusions; serial TTE (transthoracic echocardiogram) for all large effusions; follow-up with the specialty matching the cause (cardiology, infectious disease, nephrology, oncology, rheumatology); palliative care for a symptomatic malignant effusion </w:t>
+      </w:r>
+      <w:r>
+        <w:rPr>
+          <w:b w:val="0"/>
+          <w:i w:val="0"/>
+        </w:rPr>
+        <w:t>Slides 68, 69, 70</w:t>
+      </w:r>
+      <w:r>
+        <w:rPr>
+          <w:b w:val="0"/>
+          <w:i w:val="0"/>
+        </w:rPr>
+        <w:t>Mortality ★</w:t>
+      </w:r>
+      <w:r>
+        <w:rPr>
+          <w:b w:val="0"/>
+          <w:i w:val="0"/>
+        </w:rPr>
+        <w:t xml:space="preserve">Depends on the underlying cause; a symptomatic malignant effusion carries a median life expectancy of 2 to 4 months and often recurs </w:t>
+      </w:r>
+      <w:r>
+        <w:rPr>
+          <w:b w:val="0"/>
+          <w:i w:val="0"/>
+        </w:rPr>
+        <w:t>Slide 69</w:t>
+      </w:r>
+    </w:p>
+    <w:p>
+      <w:pPr>
+        <w:spacing w:after="120"/>
+      </w:pPr>
+      <w:r>
+        <w:rPr>
+          <w:b w:val="0"/>
+          <w:i w:val="0"/>
+        </w:rPr>
+        <w:t>Cardiac tamponade</w:t>
+      </w:r>
+      <w:r>
+        <w:br/>
+      </w:r>
+      <w:r>
+        <w:rPr>
+          <w:b w:val="0"/>
+          <w:i w:val="0"/>
+        </w:rPr>
+        <w:t>Name of Condition</w:t>
+      </w:r>
+      <w:r>
+        <w:rPr>
+          <w:b w:val="0"/>
+          <w:i w:val="0"/>
+        </w:rPr>
+        <w:t xml:space="preserve">Cardiac tamponade </w:t>
+      </w:r>
+      <w:r>
+        <w:rPr>
+          <w:b w:val="0"/>
+          <w:i w:val="0"/>
+        </w:rPr>
+        <w:t>Slide 6</w:t>
+      </w:r>
+      <w:r>
+        <w:rPr>
+          <w:b w:val="0"/>
+          <w:i w:val="0"/>
+        </w:rPr>
+        <w:t>Definition</w:t>
+      </w:r>
+      <w:r>
+        <w:rPr>
+          <w:b w:val="0"/>
+          <w:i w:val="0"/>
+        </w:rPr>
+        <w:t xml:space="preserve">Accumulation of pericardial fluid under pressure, compressing the heart and impairing diastolic filling and cardiac output </w:t>
+      </w:r>
+      <w:r>
+        <w:rPr>
+          <w:b w:val="0"/>
+          <w:i w:val="0"/>
+        </w:rPr>
+        <w:t>Slides 6, 71</w:t>
+      </w:r>
+      <w:r>
+        <w:rPr>
+          <w:b w:val="0"/>
+          <w:i w:val="0"/>
+        </w:rPr>
+        <w:t>Etiology (cause)</w:t>
+      </w:r>
+      <w:r>
+        <w:rPr>
+          <w:b w:val="0"/>
+          <w:i w:val="0"/>
+        </w:rPr>
+        <w:t xml:space="preserve">Acute pericarditis, iatrogenic injury, penetrating trauma, free-wall rupture after myocardial infarction, malignancy, aortic dissection </w:t>
+      </w:r>
+      <w:r>
+        <w:rPr>
+          <w:b w:val="0"/>
+          <w:i w:val="0"/>
+        </w:rPr>
+        <w:t>Slide 71</w:t>
+      </w:r>
+      <w:r>
+        <w:rPr>
+          <w:b w:val="0"/>
+          <w:i w:val="0"/>
+        </w:rPr>
+        <w:t>Epidemiology (who)</w:t>
+      </w:r>
+      <w:r>
+        <w:rPr>
+          <w:b w:val="0"/>
+          <w:i w:val="0"/>
+        </w:rPr>
+        <w:t xml:space="preserve">About 0.05% of hospital admissions </w:t>
+      </w:r>
+      <w:r>
+        <w:rPr>
+          <w:b w:val="0"/>
+          <w:i w:val="0"/>
+        </w:rPr>
+        <w:t>Slide 7</w:t>
+      </w:r>
+      <w:r>
+        <w:rPr>
+          <w:b w:val="0"/>
+          <w:i w:val="0"/>
+        </w:rPr>
+        <w:t>Risk Factors</w:t>
+      </w:r>
+      <w:r>
+        <w:rPr>
+          <w:b w:val="0"/>
+          <w:i w:val="0"/>
+        </w:rPr>
+        <w:t xml:space="preserve">Rapidly accumulating effusion; malignancy; trauma; recent cardiac procedure or myocardial infarction </w:t>
+      </w:r>
+      <w:r>
+        <w:rPr>
+          <w:b w:val="0"/>
+          <w:i w:val="0"/>
+        </w:rPr>
+        <w:t>Slides 52, 71</w:t>
+      </w:r>
+      <w:r>
+        <w:rPr>
+          <w:b w:val="0"/>
+          <w:i w:val="0"/>
+        </w:rPr>
+        <w:t>Pathology</w:t>
+      </w:r>
+      <w:r>
+        <w:rPr>
+          <w:b w:val="0"/>
+          <w:i w:val="0"/>
+        </w:rPr>
+        <w:t xml:space="preserve">Fluid under pressure compresses the heart (right ventricular diastolic collapse); preload-dependent filling; equalization of diastolic pressures in all chambers </w:t>
+      </w:r>
+      <w:r>
+        <w:rPr>
+          <w:b w:val="0"/>
+          <w:i w:val="0"/>
+        </w:rPr>
+        <w:t>Slides 62, 71</w:t>
+      </w:r>
+      <w:r>
+        <w:rPr>
+          <w:b w:val="0"/>
+          <w:i w:val="0"/>
+        </w:rPr>
+        <w:t>Clinical Manifestation</w:t>
+      </w:r>
+      <w:r>
+        <w:rPr>
+          <w:b w:val="0"/>
+          <w:i w:val="0"/>
+        </w:rPr>
+        <w:t xml:space="preserve">Contested on the slides: the scanned textbook page (slide 72) lists the Kussmaul sign under tamponade; it belongs to constrictive pericarditis. Beck triad: distant (muffled) heart sounds, distended jugular veins, hypotension, complete in only a minority. Elevated JVP (jugular venous pressure); pulsus paradoxus (systolic fall of more than 10 mmHg on inspiration); chest pain, dyspnea or tachypnea, syncope or presyncope, tachycardia, edema. Sinus tachycardia may indicate significant compromise and is an indication for immediate pericardiocentesis </w:t>
+      </w:r>
+      <w:r>
+        <w:rPr>
+          <w:b w:val="0"/>
+          <w:i w:val="0"/>
+        </w:rPr>
+        <w:t>Slides 54, 59, 72</w:t>
+      </w:r>
+      <w:r>
+        <w:rPr>
+          <w:b w:val="0"/>
+          <w:i w:val="0"/>
+        </w:rPr>
+        <w:t>Diagnosis</w:t>
+      </w:r>
+      <w:r>
+        <w:rPr>
+          <w:b w:val="0"/>
+          <w:i w:val="0"/>
+        </w:rPr>
+        <w:t xml:space="preserve">Contested on the slides: echocardiography is called the 'gold standard' (slide 71), but tamponade is a clinical diagnosis confirmed only by the hemodynamic and clinical response to drainage (slide 57). Echocardiogram: effusion with right ventricular diastolic collapse. ECG (electrocardiogram): low-voltage QRS, tachycardia, electrical alternans (fairly specific). Chest X-ray: water-bottle (globular) heart, clear lungs. Catheterization: equalization of pressures in all chambers; prominent x and absent y descent. Differential: acute (right ventricular myocardial infarction, aortic dissection, massive pulmonary embolism); subacute (constrictive pericarditis, heart failure, cirrhosis) </w:t>
+      </w:r>
+      <w:r>
+        <w:rPr>
+          <w:b w:val="0"/>
+          <w:i w:val="0"/>
+        </w:rPr>
+        <w:t>Slides 56, 57, 60, 61, 62, 64, 65, 71</w:t>
+      </w:r>
+      <w:r>
+        <w:rPr>
+          <w:b w:val="0"/>
+          <w:i w:val="0"/>
+        </w:rPr>
+        <w:t>Treatment/Therapy</w:t>
+      </w:r>
+      <w:r>
+        <w:rPr>
+          <w:b w:val="0"/>
+          <w:i w:val="0"/>
+        </w:rPr>
+        <w:t xml:space="preserve">Expedient pericardiocentesis is definitive; IV (intravenous) fluids to increase preload and prevent right ventricular collapse until drainage (diuretics avoided); hemorrhagic tamponade from trauma: emergent surgery. Suspected tamponade outside the hospital: emergency department </w:t>
+      </w:r>
+      <w:r>
+        <w:rPr>
+          <w:b w:val="0"/>
+          <w:i w:val="0"/>
+        </w:rPr>
+        <w:t>Slides 27, 68, 71</w:t>
+      </w:r>
+      <w:r>
+        <w:rPr>
+          <w:b w:val="0"/>
+          <w:i w:val="0"/>
+        </w:rPr>
+        <w:t>Mortality ★</w:t>
+      </w:r>
+      <w:r>
+        <w:rPr>
+          <w:b w:val="0"/>
+          <w:i w:val="0"/>
+        </w:rPr>
+        <w:t xml:space="preserve">Short-term outcome often good with prompt recognition and treatment; long-term prognosis depends on the underlying cause </w:t>
+      </w:r>
+      <w:r>
+        <w:rPr>
+          <w:b w:val="0"/>
+          <w:i w:val="0"/>
+        </w:rPr>
+        <w:t>Slide 69</w:t>
+      </w:r>
+    </w:p>
+    <w:p>
+      <w:pPr>
+        <w:pStyle w:val="Heading1"/>
+        <w:spacing w:before="280" w:after="100"/>
+      </w:pPr>
+      <w:r>
+        <w:rPr>
+          <w:rFonts w:ascii="Georgia" w:hAnsi="Georgia"/>
+          <w:color w:val="7A2D5A"/>
+        </w:rPr>
+        <w:t>Lecture 32 · Infective Endocarditis</w:t>
+      </w:r>
+    </w:p>
+    <w:p>
+      <w:pPr>
+        <w:spacing w:after="120"/>
+      </w:pPr>
+      <w:r>
+        <w:rPr>
+          <w:b w:val="0"/>
+          <w:i w:val="0"/>
+        </w:rPr>
+        <w:t>L. Reynolds, MSPA, PA-C · 3 conditions · source: 32. Infective Endocarditis FALL 2026 SV.pptx</w:t>
+      </w:r>
+    </w:p>
+    <w:p>
+      <w:pPr>
+        <w:spacing w:after="120"/>
+      </w:pPr>
+      <w:r>
+        <w:rPr>
+          <w:b/>
+          <w:i w:val="0"/>
+        </w:rPr>
+        <w:t>Note:</w:t>
+      </w:r>
+      <w:r>
+        <w:rPr>
+          <w:b w:val="0"/>
+          <w:i w:val="0"/>
+        </w:rPr>
+        <w:t xml:space="preserve"> Built from the slides only (Wednesday 14 October lecture). Slide conflicts: slide 13's text boxes put 'palms, soles' under Osler nodes and 'raised or macular' under Janeway lesions; the truth, and the slide's own note, is that Osler nodes are painful immunologic nodules on the finger and toe pads and Janeway lesions are painless, flat, vascular (embolic) macules on the palms and soles. Fever in the Duke criteria is 38.0 degrees Celsius or more (slide 22) versus above 38 (slide 23). Slide 38 (a textbook summary page whose organism shares and 'high risk' valve list disagree with slides 18-20 and the prophylaxis list) is not used. The 2023 Duke update in the slide notes is not what the slides teach. Doses on slides 35-36 and 42 are not reproduced. The journal photographs on slide 14 are described in words, not reproduced.</w:t>
+      </w:r>
+    </w:p>
+    <w:p>
+      <w:pPr>
+        <w:spacing w:after="120"/>
+      </w:pPr>
+      <w:r>
+        <w:rPr>
+          <w:b w:val="0"/>
+          <w:i w:val="0"/>
+        </w:rPr>
+        <w:t>Acute infective endocarditis</w:t>
+      </w:r>
+      <w:r>
+        <w:br/>
+      </w:r>
+      <w:r>
+        <w:rPr>
+          <w:b w:val="0"/>
+          <w:i w:val="0"/>
+        </w:rPr>
+        <w:t>Name of Condition</w:t>
+      </w:r>
+      <w:r>
+        <w:rPr>
+          <w:b w:val="0"/>
+          <w:i w:val="0"/>
+        </w:rPr>
+        <w:t xml:space="preserve">Acute infective endocarditis (IE) </w:t>
+      </w:r>
+      <w:r>
+        <w:rPr>
+          <w:b w:val="0"/>
+          <w:i w:val="0"/>
+        </w:rPr>
+        <w:t>Slide 10</w:t>
+      </w:r>
+      <w:r>
+        <w:rPr>
+          <w:b w:val="0"/>
+          <w:i w:val="0"/>
+        </w:rPr>
+        <w:t>Definition</w:t>
+      </w:r>
+      <w:r>
+        <w:rPr>
+          <w:b w:val="0"/>
+          <w:i w:val="0"/>
+        </w:rPr>
+        <w:t xml:space="preserve">A hectically febrile illness caused by a virulent, invasive organism: rapid onset, typically over 3-10 days, high fevers and systemic toxicity; it rapidly damages cardiac structures, seeds extracardiac sites and, if untreated, progresses to death within weeks </w:t>
+      </w:r>
+      <w:r>
+        <w:rPr>
+          <w:b w:val="0"/>
+          <w:i w:val="0"/>
+        </w:rPr>
+        <w:t>Slide 10</w:t>
+      </w:r>
+      <w:r>
+        <w:rPr>
+          <w:b w:val="0"/>
+          <w:i w:val="0"/>
+        </w:rPr>
+        <w:t>Etiology (cause)</w:t>
+      </w:r>
+      <w:r>
+        <w:rPr>
+          <w:b w:val="0"/>
+          <w:i w:val="0"/>
+        </w:rPr>
+        <w:t xml:space="preserve">Beta-hemolytic streptococci, Staphylococcus aureus (MSSA (methicillin-susceptible Staphylococcus aureus) or MRSA (methicillin-resistant Staphylococcus aureus)), sometimes Staphylococcus lugdunensis (a coagulase-negative staphylococcus), enterococci. Skin is the source of staphylococci; in people who inject drugs Staphylococcus aureus causes more than 60% of all endocarditis and 80-90% of tricuspid valve cases. Staphylococcus aureus causes about 52% of health care-associated native valve endocarditis </w:t>
+      </w:r>
+      <w:r>
+        <w:rPr>
+          <w:b w:val="0"/>
+          <w:i w:val="0"/>
+        </w:rPr>
+        <w:t>Slides 16–19</w:t>
+      </w:r>
+      <w:r>
+        <w:rPr>
+          <w:b w:val="0"/>
+          <w:i w:val="0"/>
+        </w:rPr>
+        <w:t>Epidemiology (who)</w:t>
+      </w:r>
+      <w:r>
+        <w:rPr>
+          <w:b w:val="0"/>
+          <w:i w:val="0"/>
+        </w:rPr>
+        <w:t xml:space="preserve">Patients over 60 make up more than 50% of cases; men more than women. About 25-35% of native valve endocarditis is health care-associated. Degenerative valve disease and intracardiac devices are the leading predisposing conditions in high-income countries; rheumatic heart disease predominates only in low-income settings. Pediatric: low incidence (about 0.05-0.12 per 1000 admissions), mortality 5-16% </w:t>
+      </w:r>
+      <w:r>
+        <w:rPr>
+          <w:b w:val="0"/>
+          <w:i w:val="0"/>
+        </w:rPr>
+        <w:t>Slides 6, 39</w:t>
+      </w:r>
+      <w:r>
+        <w:rPr>
+          <w:b w:val="0"/>
+          <w:i w:val="0"/>
+        </w:rPr>
+        <w:t>Risk Factors</w:t>
+      </w:r>
+      <w:r>
+        <w:rPr>
+          <w:b w:val="0"/>
+          <w:i w:val="0"/>
+        </w:rPr>
+        <w:t xml:space="preserve">Injection drug use, immunocompromised status, poor dentition or dental infections, HIV (human immunodeficiency virus); congenital heart disease, rheumatic heart disease, degenerative valve disease, intracardiac devices, prosthetic valves </w:t>
+      </w:r>
+      <w:r>
+        <w:rPr>
+          <w:b w:val="0"/>
+          <w:i w:val="0"/>
+        </w:rPr>
+        <w:t>Slide 6</w:t>
+      </w:r>
+      <w:r>
+        <w:rPr>
+          <w:b w:val="0"/>
+          <w:i w:val="0"/>
+        </w:rPr>
+        <w:t>Pathology</w:t>
+      </w:r>
+      <w:r>
+        <w:rPr>
+          <w:b w:val="0"/>
+          <w:i w:val="0"/>
+        </w:rPr>
+        <w:t xml:space="preserve">Invasion and colonization of endocardial structures by microorganisms with inflammation; the infective vegetation is a mass of platelets, fibrin, micro-colonies of micro-organisms and inflammatory cells. Valves are the most common site; also the low-pressure side of a VSD (ventricular septal defect), endocardium damaged by aberrant jets or foreign bodies, and intracardiac devices. New murmur from valve damage or chordae tendineae rupture; heart failure from valvular dysfunction; perivalvular abscess extending into the myocardium, to the epicardium (pericarditis) or the upper ventricular septum (conduction block). Septic emboli to brain, lungs, kidneys, spleen and liver </w:t>
+      </w:r>
+      <w:r>
+        <w:rPr>
+          <w:b w:val="0"/>
+          <w:i w:val="0"/>
+        </w:rPr>
+        <w:t>Slides 4, 7, 11, 15</w:t>
+      </w:r>
+      <w:r>
+        <w:rPr>
+          <w:b w:val="0"/>
+          <w:i w:val="0"/>
+        </w:rPr>
+        <w:t>Clinical Manifestation</w:t>
+      </w:r>
+      <w:r>
+        <w:rPr>
+          <w:b w:val="0"/>
+          <w:i w:val="0"/>
+        </w:rPr>
+        <w:t xml:space="preserve">Fever (most common), chills, sweats, myalgias, headache, malaise, neurologic deficits from septic emboli to the brain; cough and pleuritic chest pain in people who inject drugs (tricuspid vegetation throwing septic emboli to the lungs, nodular infiltrates). Exam: new regurgitant murmur; Janeway lesions (painless, flat hemorrhagic macules on palms and soles; vascular, embolic; associated with acute IE); splinter hemorrhages, conjunctival petechiae, Osler nodes, Roth spots </w:t>
+      </w:r>
+      <w:r>
+        <w:rPr>
+          <w:b w:val="0"/>
+          <w:i w:val="0"/>
+        </w:rPr>
+        <w:t>Slides 11–13</w:t>
+      </w:r>
+      <w:r>
+        <w:rPr>
+          <w:b w:val="0"/>
+          <w:i w:val="0"/>
+        </w:rPr>
+        <w:t>Diagnosis</w:t>
+      </w:r>
+      <w:r>
+        <w:rPr>
+          <w:b w:val="0"/>
+          <w:i w:val="0"/>
+        </w:rPr>
+        <w:t xml:space="preserve">Blood cultures x 3 sets from separate sites within 24 hours, always before antibiotics. TEE (transesophageal echocardiogram): highly sensitive and specific, defines the extent of disease, detects leaflet vegetations; a normal TEE does not necessarily rule endocarditis out. CBC (complete blood count) with differential: leukocytosis, anemia of chronic disease with normal MCV (mean corpuscular volume). Urinalysis: hematuria, proteinuria, pyuria. If the presentation suggests acute endocarditis, two cultures within the first 1-2 hours, then empiric antibiotics. Modified Duke criteria. Major: typical organism in two separate blood cultures (viridans streptococci, Streptococcus gallolyticus, HACEK (Haemophilus, Aggregatibacter, Cardiobacterium, Eikenella, Kingella) organisms, Staphylococcus aureus, community-acquired enterococci without a primary focus) or persistently positive cultures (more than 12 hours apart, or all of 3 or most of 4 or more with first and last at least 1 hour apart); endocardial involvement (oscillating intracardiac mass, abscess or new partial dehiscence of a prosthetic valve on echocardiogram, or new valvular regurgitation; a change in a preexisting murmur is not sufficient). Minor: predisposing heart condition or IDU (injection drug use); fever 38.0 degrees Celsius or more; vascular phenomena (arterial emboli, septic pulmonary infarcts, mycotic aneurysm, intracranial hemorrhage, conjunctival hemorrhages, Janeway lesions); immunologic phenomena (glomerulonephritis, Osler nodes, Roth spots, rheumatoid factor); microbiologic evidence (single cultures of coagulase-negative staphylococci or diphtheroids excluded as contaminants). Definite = 2 major, 1 major + 3 minor, or 5 minor; possible = 1 major + 1 minor or 3 minor; rejected = alternative diagnosis or resolution with 4 days or less of antibiotics. Possible and definite are both treated as infective endocarditis </w:t>
+      </w:r>
+      <w:r>
+        <w:rPr>
+          <w:b w:val="0"/>
+          <w:i w:val="0"/>
+        </w:rPr>
+        <w:t>Slides 22–25</w:t>
+      </w:r>
+      <w:r>
+        <w:rPr>
+          <w:b w:val="0"/>
+          <w:i w:val="0"/>
+        </w:rPr>
+        <w:t>Treatment/Therapy</w:t>
+      </w:r>
+      <w:r>
+        <w:rPr>
+          <w:b w:val="0"/>
+          <w:i w:val="0"/>
+        </w:rPr>
+        <w:t xml:space="preserve">Kill all bacteria in the vegetation: bactericidal, prolonged (typically 4-6 weeks from the first NEGATIVE culture), parenteral antibiotics with hospital admission and close monitoring of labs, renal function and cardiovascular status by a multidisciplinary team; empiric therapy ONLY after blood cultures, with an ID (infectious disease) consult. Empiric therapy covers staphylococci, streptococci and enterococci. Empiric: vancomycin plus ceftriaxone; vancomycin plus gentamicin plus cefepime if a prosthetic valve has been in place 1 year or less. Directed: MSSA nafcillin or oxacillin, or cefazolin; MRSA vancomycin or daptomycin. Consults: infectious disease (antibiotics, outpatient monitoring), cardiothoracic surgery (surgery and anticoagulation needs), addiction medicine (harm reduction for people who inject drugs); disposition: rehabilitation, palliative care. Surgery: heart failure from valvular dysfunction (most common indication), infection not resolving on appropriate antibiotics, abscess, fungal infection. Anticoagulation: not beneficial for native valve infection, controversial with prosthetic valves. Education: prophylaxis only for high-risk cardiac conditions before dental procedures that manipulate the gums or periapical region or perforate the oral mucosa, or respiratory procedures that incise or biopsy the mucosa (tonsillectomy, adenoidectomy); not for bronchoscopy without biopsy, GI (gastrointestinal) or GU (genitourinary) procedures, dental radiographs, orthodontic adjustments or lip trauma. A single dose 30-60 minutes before: oral amoxicillin; no oral route: ampicillin IM (intramuscular) or IV (intravenous), or cefazolin or ceftriaxone; penicillin-allergic, oral: azithromycin or clarithromycin, doxycycline, cephalexin; penicillin-allergic, no oral route: cefazolin or ceftriaxone. Clindamycin no longer recommended (Clostridioides difficile); no cephalosporins after anaphylaxis, angioedema or urticaria to penicillin </w:t>
+      </w:r>
+      <w:r>
+        <w:rPr>
+          <w:b w:val="0"/>
+          <w:i w:val="0"/>
+        </w:rPr>
+        <w:t>Slides 26–27, 30, 32–36</w:t>
+      </w:r>
+      <w:r>
+        <w:rPr>
+          <w:b w:val="0"/>
+          <w:i w:val="0"/>
+        </w:rPr>
+        <w:t>Mortality ★</w:t>
+      </w:r>
+      <w:r>
+        <w:rPr>
+          <w:b w:val="0"/>
+          <w:i w:val="0"/>
+        </w:rPr>
+        <w:t xml:space="preserve">If untreated, death within weeks. Staphylococcus aureus is the most lethal organism: mortality about 50% in prosthetic valve endocarditis, about 30% in people who do not inject drugs, about 5% in people who inject drugs </w:t>
+      </w:r>
+      <w:r>
+        <w:rPr>
+          <w:b w:val="0"/>
+          <w:i w:val="0"/>
+        </w:rPr>
+        <w:t>Slides 10, 37</w:t>
+      </w:r>
+    </w:p>
+    <w:p>
+      <w:pPr>
+        <w:spacing w:after="120"/>
+      </w:pPr>
+      <w:r>
+        <w:rPr>
+          <w:b w:val="0"/>
+          <w:i w:val="0"/>
+        </w:rPr>
+        <w:t>Subacute infective endocarditis</w:t>
+      </w:r>
+      <w:r>
+        <w:br/>
+      </w:r>
+      <w:r>
+        <w:rPr>
+          <w:b w:val="0"/>
+          <w:i w:val="0"/>
+        </w:rPr>
+        <w:t>Name of Condition</w:t>
+      </w:r>
+      <w:r>
+        <w:rPr>
+          <w:b w:val="0"/>
+          <w:i w:val="0"/>
+        </w:rPr>
+        <w:t xml:space="preserve">Subacute infective endocarditis (SBE (subacute bacterial endocarditis)) </w:t>
+      </w:r>
+      <w:r>
+        <w:rPr>
+          <w:b w:val="0"/>
+          <w:i w:val="0"/>
+        </w:rPr>
+        <w:t>Slide 10</w:t>
+      </w:r>
+      <w:r>
+        <w:rPr>
+          <w:b w:val="0"/>
+          <w:i w:val="0"/>
+        </w:rPr>
+        <w:t>Definition</w:t>
+      </w:r>
+      <w:r>
+        <w:rPr>
+          <w:b w:val="0"/>
+          <w:i w:val="0"/>
+        </w:rPr>
+        <w:t xml:space="preserve">Infective endocarditis with an indolent course: lower fevers, generalized malaise and weight loss over weeks or months; slow to cause structural cardiac damage, if at all; rarely metastasizes; gradually progressive unless complicated by a major embolic event or a ruptured mycotic (infected) aneurysm </w:t>
+      </w:r>
+      <w:r>
+        <w:rPr>
+          <w:b w:val="0"/>
+          <w:i w:val="0"/>
+        </w:rPr>
+        <w:t>Slide 10</w:t>
+      </w:r>
+      <w:r>
+        <w:rPr>
+          <w:b w:val="0"/>
+          <w:i w:val="0"/>
+        </w:rPr>
+        <w:t>Etiology (cause)</w:t>
+      </w:r>
+      <w:r>
+        <w:rPr>
+          <w:b w:val="0"/>
+          <w:i w:val="0"/>
+        </w:rPr>
+        <w:t xml:space="preserve">Viridans streptococci (oral cavity; late prosthetic valve infection), enterococci (genitourinary tract), coagulase-negative staphylococci, the HACEK (Haemophilus, Aggregatibacter, Cardiobacterium, Eikenella, Kingella) group (upper respiratory tract; gram-negative). Streptococcus gallolyticus comes from the gastrointestinal tract. Fungal endocarditis: Candida. Children over 1 year with congenital heart disease: viridans group streptococci most common, then Staphylococcus aureus </w:t>
+      </w:r>
+      <w:r>
+        <w:rPr>
+          <w:b w:val="0"/>
+          <w:i w:val="0"/>
+        </w:rPr>
+        <w:t>Slides 16–20, 40</w:t>
+      </w:r>
+      <w:r>
+        <w:rPr>
+          <w:b w:val="0"/>
+          <w:i w:val="0"/>
+        </w:rPr>
+        <w:t>Epidemiology (who)</w:t>
+      </w:r>
+      <w:r>
+        <w:rPr>
+          <w:b w:val="0"/>
+          <w:i w:val="0"/>
+        </w:rPr>
+        <w:t xml:space="preserve">Patients over 60 make up more than 50% of cases; men more than women. About 25-35% of native valve endocarditis is health care-associated. Degenerative valve disease and intracardiac devices are the leading predisposing conditions in high-income countries; rheumatic heart disease predominates only in low-income settings. Pediatric: low incidence (about 0.05-0.12 per 1000 admissions), mortality 5-16% </w:t>
+      </w:r>
+      <w:r>
+        <w:rPr>
+          <w:b w:val="0"/>
+          <w:i w:val="0"/>
+        </w:rPr>
+        <w:t>Slides 6, 39</w:t>
+      </w:r>
+      <w:r>
+        <w:rPr>
+          <w:b w:val="0"/>
+          <w:i w:val="0"/>
+        </w:rPr>
+        <w:t>Risk Factors</w:t>
+      </w:r>
+      <w:r>
+        <w:rPr>
+          <w:b w:val="0"/>
+          <w:i w:val="0"/>
+        </w:rPr>
+        <w:t xml:space="preserve">Injection drug use, immunocompromised status, poor dentition or dental infections, HIV (human immunodeficiency virus); congenital heart disease, rheumatic heart disease, degenerative valve disease, intracardiac devices, prosthetic valves. Dental procedures and poor dentition (viridans streptococci) </w:t>
+      </w:r>
+      <w:r>
+        <w:rPr>
+          <w:b w:val="0"/>
+          <w:i w:val="0"/>
+        </w:rPr>
+        <w:t>Slides 6, 17</w:t>
+      </w:r>
+      <w:r>
+        <w:rPr>
+          <w:b w:val="0"/>
+          <w:i w:val="0"/>
+        </w:rPr>
+        <w:t>Pathology</w:t>
+      </w:r>
+      <w:r>
+        <w:rPr>
+          <w:b w:val="0"/>
+          <w:i w:val="0"/>
+        </w:rPr>
+        <w:t xml:space="preserve">Invasion and colonization of endocardial structures by microorganisms with inflammation; the infective vegetation is a mass of platelets, fibrin, micro-colonies of micro-organisms and inflammatory cells. Valves are the most common site; also the low-pressure side of a VSD (ventricular septal defect), endocardium damaged by aberrant jets or foreign bodies, and intracardiac devices. Slow valve damage; new murmur from valve damage or chordae tendineae rupture </w:t>
+      </w:r>
+      <w:r>
+        <w:rPr>
+          <w:b w:val="0"/>
+          <w:i w:val="0"/>
+        </w:rPr>
+        <w:t>Slides 7, 10, 15</w:t>
+      </w:r>
+      <w:r>
+        <w:rPr>
+          <w:b w:val="0"/>
+          <w:i w:val="0"/>
+        </w:rPr>
+        <w:t>Clinical Manifestation</w:t>
+      </w:r>
+      <w:r>
+        <w:rPr>
+          <w:b w:val="0"/>
+          <w:i w:val="0"/>
+        </w:rPr>
+        <w:t xml:space="preserve">Lower fevers, generalized malaise and weight loss over weeks or months. Exam: new murmur; splinter hemorrhages (under the finger and toenails; embolic); Osler nodes (painful nodules on the finger and toe pads that appear in crops and fade in 2-3 days; immunologic); Roth spots (white-centered retinal hemorrhages from vasculitis of small retinal arteries); petechiae (palate, conjunctiva, extremities) </w:t>
+      </w:r>
+      <w:r>
+        <w:rPr>
+          <w:b w:val="0"/>
+          <w:i w:val="0"/>
+        </w:rPr>
+        <w:t>Slides 10–13</w:t>
+      </w:r>
+      <w:r>
+        <w:rPr>
+          <w:b w:val="0"/>
+          <w:i w:val="0"/>
+        </w:rPr>
+        <w:t>Diagnosis</w:t>
+      </w:r>
+      <w:r>
+        <w:rPr>
+          <w:b w:val="0"/>
+          <w:i w:val="0"/>
+        </w:rPr>
+        <w:t xml:space="preserve">Blood cultures x 3 sets from separate sites within 24 hours, always before antibiotics. TEE (transesophageal echocardiogram): highly sensitive and specific, defines the extent of disease, detects leaflet vegetations; a normal TEE does not necessarily rule endocarditis out. CBC (complete blood count) with differential: leukocytosis, anemia of chronic disease with normal MCV (mean corpuscular volume). Urinalysis: hematuria, proteinuria, pyuria. Modified Duke criteria. Major: typical organism in two separate blood cultures (viridans streptococci, Streptococcus gallolyticus, HACEK (Haemophilus, Aggregatibacter, Cardiobacterium, Eikenella, Kingella) organisms, Staphylococcus aureus, community-acquired enterococci without a primary focus) or persistently positive cultures (more than 12 hours apart, or all of 3 or most of 4 or more with first and last at least 1 hour apart); endocardial involvement (oscillating intracardiac mass, abscess or new partial dehiscence of a prosthetic valve on echocardiogram, or new valvular regurgitation; a change in a preexisting murmur is not sufficient). Minor: predisposing heart condition or IDU (injection drug use); fever 38.0 degrees Celsius or more; vascular phenomena (arterial emboli, septic pulmonary infarcts, mycotic aneurysm, intracranial hemorrhage, conjunctival hemorrhages, Janeway lesions); immunologic phenomena (glomerulonephritis, Osler nodes, Roth spots, rheumatoid factor); microbiologic evidence (single cultures of coagulase-negative staphylococci or diphtheroids excluded as contaminants). Definite = 2 major, 1 major + 3 minor, or 5 minor; possible = 1 major + 1 minor or 3 minor; rejected = alternative diagnosis or resolution with 4 days or less of antibiotics. Possible and definite are both treated as infective endocarditis. Differential: SLE (systemic lupus erythematosus; Libman-Sacks non-infective endocarditis), antiphospholipid syndrome, vasculitis, polymyalgia rheumatica, reactive arthritis, Lyme disease, meningitis, tuberculosis, atrial myxoma (fever, new murmur, tumor plop) </w:t>
+      </w:r>
+      <w:r>
+        <w:rPr>
+          <w:b w:val="0"/>
+          <w:i w:val="0"/>
+        </w:rPr>
+        <w:t>Slides 21–25</w:t>
+      </w:r>
+      <w:r>
+        <w:rPr>
+          <w:b w:val="0"/>
+          <w:i w:val="0"/>
+        </w:rPr>
+        <w:t>Treatment/Therapy</w:t>
+      </w:r>
+      <w:r>
+        <w:rPr>
+          <w:b w:val="0"/>
+          <w:i w:val="0"/>
+        </w:rPr>
+        <w:t xml:space="preserve">Kill all bacteria in the vegetation: bactericidal, prolonged (typically 4-6 weeks from the first NEGATIVE culture), parenteral antibiotics with hospital admission and close monitoring of labs, renal function and cardiovascular status by a multidisciplinary team; empiric therapy ONLY after blood cultures, with an ID (infectious disease) consult. Empiric therapy covers staphylococci, streptococci and enterococci. Empiric: vancomycin plus ceftriaxone. Directed: viridans streptococci penicillin G or ceftriaxone with or without gentamicin, or vancomycin (2-week regimen with gentamicin only for uncomplicated IE with rapid response and no CKD (chronic kidney disease)); enterococci ampicillin (or penicillin G) plus gentamicin, ampicillin plus ceftriaxone, or vancomycin plus gentamicin; HACEK (Haemophilus, Aggregatibacter, Cardiobacterium, Eikenella, Kingella) organisms ceftriaxone or ampicillin-sulbactam. Consults: infectious disease (antibiotics, outpatient monitoring), cardiothoracic surgery (surgery and anticoagulation needs), addiction medicine (harm reduction for people who inject drugs); disposition: rehabilitation, palliative care. Surgery: heart failure from valvular dysfunction (most common indication), infection not resolving on appropriate antibiotics, abscess, fungal infection. Anticoagulation: not beneficial for native valve infection, controversial with prosthetic valves. Education: prophylaxis only for high-risk cardiac conditions before dental procedures that manipulate the gums or periapical region or perforate the oral mucosa, or respiratory procedures that incise or biopsy the mucosa (tonsillectomy, adenoidectomy); not for bronchoscopy without biopsy, GI (gastrointestinal) or GU (genitourinary) procedures, dental radiographs, orthodontic adjustments or lip trauma. A single dose 30-60 minutes before: oral amoxicillin; no oral route: ampicillin IM (intramuscular) or IV (intravenous), or cefazolin or ceftriaxone; penicillin-allergic, oral: azithromycin or clarithromycin, doxycycline, cephalexin; penicillin-allergic, no oral route: cefazolin or ceftriaxone. Clindamycin no longer recommended (Clostridioides difficile); no cephalosporins after anaphylaxis, angioedema or urticaria to penicillin </w:t>
+      </w:r>
+      <w:r>
+        <w:rPr>
+          <w:b w:val="0"/>
+          <w:i w:val="0"/>
+        </w:rPr>
+        <w:t>Slides 26–27, 31–36</w:t>
+      </w:r>
+      <w:r>
+        <w:rPr>
+          <w:b w:val="0"/>
+          <w:i w:val="0"/>
+        </w:rPr>
+        <w:t>Mortality ★</w:t>
+      </w:r>
+      <w:r>
+        <w:rPr>
+          <w:b w:val="0"/>
+          <w:i w:val="0"/>
+        </w:rPr>
+        <w:t xml:space="preserve">Viridans streptococci: relatively good prognosis if antibiotic treatment is started before complications occur. Enterococci: difficult to treat because of antibiotic resistance; major complications and need for valve replacement in about 30-40%. Fungi: the most likely complication is embolism and occlusion of larger peripheral arteries </w:t>
+      </w:r>
+      <w:r>
+        <w:rPr>
+          <w:b w:val="0"/>
+          <w:i w:val="0"/>
+        </w:rPr>
+        <w:t>Slide 37</w:t>
+      </w:r>
+    </w:p>
+    <w:p>
+      <w:pPr>
+        <w:spacing w:after="120"/>
+      </w:pPr>
+      <w:r>
+        <w:rPr>
+          <w:b w:val="0"/>
+          <w:i w:val="0"/>
+        </w:rPr>
+        <w:t>Prosthetic valve and device endocarditis</w:t>
+      </w:r>
+      <w:r>
+        <w:rPr>
+          <w:b w:val="0"/>
+          <w:i w:val="0"/>
+        </w:rPr>
+        <w:t>1 not covered</w:t>
+      </w:r>
+      <w:r>
+        <w:br/>
+      </w:r>
+      <w:r>
+        <w:rPr>
+          <w:b w:val="0"/>
+          <w:i w:val="0"/>
+        </w:rPr>
+        <w:t>Name of Condition</w:t>
+      </w:r>
+      <w:r>
+        <w:rPr>
+          <w:b w:val="0"/>
+          <w:i w:val="0"/>
+        </w:rPr>
+        <w:t xml:space="preserve">Prosthetic valve endocarditis (PVE) and cardiovascular implantable electronic device (CIED) endocarditis </w:t>
+      </w:r>
+      <w:r>
+        <w:rPr>
+          <w:b w:val="0"/>
+          <w:i w:val="0"/>
+        </w:rPr>
+        <w:t>Slide 5</w:t>
+      </w:r>
+      <w:r>
+        <w:rPr>
+          <w:b w:val="0"/>
+          <w:i w:val="0"/>
+        </w:rPr>
+        <w:t>Definition</w:t>
+      </w:r>
+      <w:r>
+        <w:rPr>
+          <w:b w:val="0"/>
+          <w:i w:val="0"/>
+        </w:rPr>
+        <w:t xml:space="preserve">PVE: vegetation on artificial cardiac valves. CIED endocarditis: vegetation on pacemakers and implantable cardioverter defibrillators </w:t>
+      </w:r>
+      <w:r>
+        <w:rPr>
+          <w:b w:val="0"/>
+          <w:i w:val="0"/>
+        </w:rPr>
+        <w:t>Slide 5</w:t>
+      </w:r>
+      <w:r>
+        <w:rPr>
+          <w:b w:val="0"/>
+          <w:i w:val="0"/>
+        </w:rPr>
+        <w:t>Etiology (cause)</w:t>
+      </w:r>
+      <w:r>
+        <w:rPr>
+          <w:b w:val="0"/>
+          <w:i w:val="0"/>
+        </w:rPr>
+        <w:t xml:space="preserve">Early prosthetic valve infection: coagulase-negative staphylococci (Staphylococcus epidermidis) and Staphylococcus aureus; late: viridans streptococci. Prosthetic valve under 2 months: coagulase-negative staphylococci about 33%, Staphylococcus aureus about 22%; over 12 months: streptococci about 31%. Devices: coagulase-negative staphylococci about 41%, Staphylococcus aureus about 36% </w:t>
+      </w:r>
+      <w:r>
+        <w:rPr>
+          <w:b w:val="0"/>
+          <w:i w:val="0"/>
+        </w:rPr>
+        <w:t>Slides 17, 19</w:t>
+      </w:r>
+      <w:r>
+        <w:rPr>
+          <w:b w:val="0"/>
+          <w:i w:val="0"/>
+        </w:rPr>
+        <w:t>Epidemiology (who)</w:t>
+      </w:r>
+      <w:r>
+        <w:rPr>
+          <w:b w:val="0"/>
+          <w:i w:val="0"/>
+        </w:rPr>
+        <w:t xml:space="preserve">Prosthetic valve infections are 16-35% of cases; the greatest risk is within the first year after valve replacement, then it declines to a native-valve level. Device endocarditis can occur within weeks of implantation or a generator change </w:t>
+      </w:r>
+      <w:r>
+        <w:rPr>
+          <w:b w:val="0"/>
+          <w:i w:val="0"/>
+        </w:rPr>
+        <w:t>Slide 6</w:t>
+      </w:r>
+      <w:r>
+        <w:rPr>
+          <w:b w:val="0"/>
+          <w:i w:val="0"/>
+        </w:rPr>
+        <w:t>Risk Factors</w:t>
+      </w:r>
+      <w:r>
+        <w:rPr>
+          <w:b w:val="0"/>
+          <w:i w:val="0"/>
+        </w:rPr>
+        <w:t xml:space="preserve">The prosthesis or device itself, especially early after implantation or a generator change </w:t>
+      </w:r>
+      <w:r>
+        <w:rPr>
+          <w:b w:val="0"/>
+          <w:i w:val="0"/>
+        </w:rPr>
+        <w:t>Slide 6</w:t>
+      </w:r>
+      <w:r>
+        <w:rPr>
+          <w:b w:val="0"/>
+          <w:i w:val="0"/>
+        </w:rPr>
+        <w:t>Pathology</w:t>
+      </w:r>
+      <w:r>
+        <w:rPr>
+          <w:b w:val="0"/>
+          <w:i w:val="0"/>
+        </w:rPr>
+        <w:t xml:space="preserve">Vegetation on the prosthesis or lead; new partial dehiscence of a prosthetic valve on echocardiogram is a major Duke criterion </w:t>
+      </w:r>
+      <w:r>
+        <w:rPr>
+          <w:b w:val="0"/>
+          <w:i w:val="0"/>
+        </w:rPr>
+        <w:t>Slides 5, 22</w:t>
+      </w:r>
+      <w:r>
+        <w:rPr>
+          <w:b w:val="0"/>
+          <w:i w:val="0"/>
+        </w:rPr>
+        <w:t>Clinical Manifestation</w:t>
+      </w:r>
+      <w:r>
+        <w:rPr>
+          <w:b w:val="0"/>
+          <w:i w:val="0"/>
+        </w:rPr>
+        <w:t>Not covered in the lecture</w:t>
+      </w:r>
+      <w:r>
+        <w:rPr>
+          <w:b w:val="0"/>
+          <w:i w:val="0"/>
+        </w:rPr>
+        <w:t>Diagnosis</w:t>
+      </w:r>
+      <w:r>
+        <w:rPr>
+          <w:b w:val="0"/>
+          <w:i w:val="0"/>
+        </w:rPr>
+        <w:t xml:space="preserve">Blood cultures x 3 sets from separate sites within 24 hours, always before antibiotics. TEE (transesophageal echocardiogram): highly sensitive and specific, defines the extent of disease, detects leaflet vegetations; a normal TEE does not necessarily rule endocarditis out. CBC (complete blood count) with differential: leukocytosis, anemia of chronic disease with normal MCV (mean corpuscular volume). Urinalysis: hematuria, proteinuria, pyuria. Modified Duke criteria. Major: typical organism in two separate blood cultures (viridans streptococci, Streptococcus gallolyticus, HACEK (Haemophilus, Aggregatibacter, Cardiobacterium, Eikenella, Kingella) organisms, Staphylococcus aureus, community-acquired enterococci without a primary focus) or persistently positive cultures (more than 12 hours apart, or all of 3 or most of 4 or more with first and last at least 1 hour apart); endocardial involvement (oscillating intracardiac mass, abscess or new partial dehiscence of a prosthetic valve on echocardiogram, or new valvular regurgitation; a change in a preexisting murmur is not sufficient). Minor: predisposing heart condition or IDU (injection drug use); fever 38.0 degrees Celsius or more; vascular phenomena (arterial emboli, septic pulmonary infarcts, mycotic aneurysm, intracranial hemorrhage, conjunctival hemorrhages, Janeway lesions); immunologic phenomena (glomerulonephritis, Osler nodes, Roth spots, rheumatoid factor); microbiologic evidence (single cultures of coagulase-negative staphylococci or diphtheroids excluded as contaminants). Definite = 2 major, 1 major + 3 minor, or 5 minor; possible = 1 major + 1 minor or 3 minor; rejected = alternative diagnosis or resolution with 4 days or less of antibiotics. Possible and definite are both treated as infective endocarditis </w:t>
+      </w:r>
+      <w:r>
+        <w:rPr>
+          <w:b w:val="0"/>
+          <w:i w:val="0"/>
+        </w:rPr>
+        <w:t>Slides 22–25</w:t>
+      </w:r>
+      <w:r>
+        <w:rPr>
+          <w:b w:val="0"/>
+          <w:i w:val="0"/>
+        </w:rPr>
+        <w:t>Treatment/Therapy</w:t>
+      </w:r>
+      <w:r>
+        <w:rPr>
+          <w:b w:val="0"/>
+          <w:i w:val="0"/>
+        </w:rPr>
+        <w:t xml:space="preserve">Kill all bacteria in the vegetation: bactericidal, prolonged (typically 4-6 weeks from the first NEGATIVE culture), parenteral antibiotics with hospital admission and close monitoring of labs, renal function and cardiovascular status by a multidisciplinary team; empiric therapy ONLY after blood cultures, with an ID (infectious disease) consult. Empiric therapy covers staphylococci, streptococci and enterococci. Empiric: vancomycin plus gentamicin plus cefepime if the valve has been in place 1 year or less; vancomycin plus ceftriaxone if more than 1 year. Staphylococcus aureus prosthetic valve infection: vancomycin plus rifampin plus gentamicin, switching vancomycin to nafcillin or oxacillin if MSSA (methicillin-susceptible Staphylococcus aureus) grows. Anticoagulation is controversial with prosthetic valves. Prosthetic valves (including transcatheter-implanted prostheses and homografts) and prosthetic valve-repair material are high-risk conditions for prophylaxis </w:t>
+      </w:r>
+      <w:r>
+        <w:rPr>
+          <w:b w:val="0"/>
+          <w:i w:val="0"/>
+        </w:rPr>
+        <w:t>Slides 27–28, 33, 36</w:t>
+      </w:r>
+      <w:r>
+        <w:rPr>
+          <w:b w:val="0"/>
+          <w:i w:val="0"/>
+        </w:rPr>
+        <w:t>Mortality ★</w:t>
+      </w:r>
+      <w:r>
+        <w:rPr>
+          <w:b w:val="0"/>
+          <w:i w:val="0"/>
+        </w:rPr>
+        <w:t xml:space="preserve">Staphylococcus aureus prosthetic valve endocarditis has the highest mortality, about 50% </w:t>
+      </w:r>
+      <w:r>
+        <w:rPr>
+          <w:b w:val="0"/>
+          <w:i w:val="0"/>
+        </w:rPr>
+        <w:t>Slide 37</w:t>
       </w:r>
     </w:p>
     <w:sectPr>

--- a/Clinical Medicine and Surgery I Exam 5/cms-exam-5-clin-med-pro-guide.docx
+++ b/Clinical Medicine and Surgery I Exam 5/cms-exam-5-clin-med-pro-guide.docx
@@ -402,7 +402,7 @@
           <w:b w:val="0"/>
           <w:i w:val="0"/>
         </w:rPr>
-        <w:t>★ Virchow triad (venous stasis, hypercoagulable state, endothelial trauma) and the Wells criteria for deep vein thrombosis (outpatient and emergency department only; low or moderate score: D-dimer first; high score of 3 or more: skip the D-dimer and order the ultrasound) were the two items she stressed hardest; she said to know the risk factors best because the Wells items come straight from them; pulmonary embolism is the biggest complication.</w:t>
+        <w:t>★ Virchow triad (venous stasis, hypercoagulable state, endothelial trauma) and the Wells criteria for deep vein thrombosis (outpatient and emergency department only; low score: D-dimer first; high score of 3 or more: skip the D-dimer and order the ultrasound) were the two items she stressed hardest; she said to know the risk factors best because the Wells items come straight from them; pulmonary embolism is the biggest complication.</w:t>
       </w:r>
     </w:p>
     <w:p>
@@ -690,7 +690,7 @@
           <w:i w:val="0"/>
           <w:highlight w:val="yellow"/>
         </w:rPr>
-        <w:t>★ Score of zero or less: low likelihood (DVT prevalence about 5%), get a D-dimer first; 1 to 2: moderate likelihood (pretest probability about 17%), needs a D-dimer; 3 or more: high likelihood (DVT likely), skip the D-dimer and order the ultrasound</w:t>
+        <w:t>★ Score of zero or less: low likelihood, get a D-dimer first; 1 to 2: moderate likelihood (the pathway picture shows only low and high); 3 or more: high likelihood (DVT likely), skip the D-dimer and order the ultrasound</w:t>
       </w:r>
       <w:r>
         <w:rPr>
@@ -4346,7 +4346,7 @@
           <w:b w:val="0"/>
           <w:i w:val="0"/>
         </w:rPr>
-        <w:t xml:space="preserve">The most common predisposing factor is long-standing hypertension; the underlying weakness is degeneration of medial collagen and elastin, and Marfan syndrome is the classic medial degeneration (the slide names medial degeneration as the most common predisposing factor) </w:t>
+        <w:t xml:space="preserve">The most common predisposing factor is degeneration of medial collagen and elastin, and Marfan syndrome is the classic medial degeneration; a history of hypertension is present in most cases </w:t>
       </w:r>
       <w:r>
         <w:rPr>
@@ -4388,7 +4388,7 @@
           <w:b w:val="0"/>
           <w:i w:val="0"/>
         </w:rPr>
-        <w:t xml:space="preserve">Hypertension; Marfan syndrome; medial degeneration </w:t>
+        <w:t xml:space="preserve">Medial collagen and elastin degeneration (the most common predisposing factor); Marfan syndrome; hypertension (a history in most cases) </w:t>
       </w:r>
       <w:r>
         <w:rPr>
@@ -5419,7 +5419,7 @@
           <w:b w:val="0"/>
           <w:i w:val="0"/>
         </w:rPr>
-        <w:t xml:space="preserve">Outflow obstruction: a beta blocker (for example metoprolol) is the initial medication; nondihydropyridine calcium channel blockers (verapamil, diltiazem). Sudden-death prevention: amiodarone (slide 78: proven to reduce sudden cardiac death; the study guide notes it is an adjunct and the defibrillator is the proven device), disopyramide. </w:t>
+        <w:t xml:space="preserve">Outflow obstruction: a beta blocker (for example metoprolol) is the initial medication; nondihydropyridine calcium channel blockers (verapamil, diltiazem). Sudden-death prevention: the implantable cardioverter-defibrillator. Amiodarone converts atrial fibrillation and flutter and suppresses recurrence; slide 78 also calls it proven to reduce sudden cardiac death, but current guidelines find no antiarrhythmic proven for that (the defibrillator is the proven measure). Disopyramide is the other antiarrhythmic listed. </w:t>
       </w:r>
       <w:r>
         <w:rPr>
@@ -5748,7 +5748,7 @@
           <w:b w:val="0"/>
           <w:i w:val="0"/>
         </w:rPr>
-        <w:t xml:space="preserve">Treat the underlying disorder. Diuretics for pulmonary and systemic congestion, with caution (they lower the preload that stiff ventricles depend on). Beta blockers and the calcium channel blockers verapamil and diltiazem are sometimes tried to lengthen filling time and improve relaxation, but they are used cautiously because these stiff hearts depend on a fast heart rate to keep output up, and verapamil and diltiazem are avoided in cardiac amyloidosis. Anticoagulation for atrial thrombi. Permanent pacemaker for conduction disease. Cardiac transplantation </w:t>
+        <w:t xml:space="preserve">Treat the underlying disorder. Diuretics for pulmonary and systemic congestion, with caution (they lower the preload that stiff ventricles depend on). Beta blockers and the calcium channel blockers verapamil and diltiazem may be of benefit by increasing left ventricular filling time, improving ventricular relaxation and decreasing compensatory sympathetic stimulation. Anticoagulation for atrial thrombi. Permanent pacemaker for conduction disease. Cardiac transplantation </w:t>
       </w:r>
       <w:r>
         <w:rPr>

--- a/Clinical Medicine and Surgery I Exam 5/cms-exam-5-clin-med-pro-guide.docx
+++ b/Clinical Medicine and Surgery I Exam 5/cms-exam-5-clin-med-pro-guide.docx
@@ -4807,7 +4807,7 @@
           <w:b w:val="0"/>
           <w:i w:val="0"/>
         </w:rPr>
-        <w:t xml:space="preserve">Same as chronic heart failure; all patients get a beta blocker plus an ACE (angiotensin-converting enzyme) inhibitor (speaker notes). Drug classes: angiotensin-converting enzyme inhibitors, beta blockers, ARBs (angiotensin receptor blockers), aldosterone receptor blockers (spironolactone), sacubitril/valsartan, nitrates, diuretics (loop diuretics the mainstay), digoxin (second line), antiarrhythmics, anticoagulants (only for atrial fibrillation, artificial valves or mural thrombus). Devices: biventricular pacemaker (moderately severe left ventricular dysfunction); </w:t>
+        <w:t xml:space="preserve">Drug classes (slide 42): angiotensin-converting enzyme inhibitors, beta blockers, ARBs (angiotensin receptor blockers), aldosterone receptor blockers (spironolactone), sacubitril/valsartan, nitrates, diuretics, digoxin (second line), antiarrhythmics, anticoagulants. Devices: biventricular pacemaker (moderately severe left ventricular dysfunction); </w:t>
       </w:r>
       <w:r>
         <w:rPr>

--- a/Clinical Medicine and Surgery I Exam 5/cms-exam-5-clin-med-pro-guide.docx
+++ b/Clinical Medicine and Surgery I Exam 5/cms-exam-5-clin-med-pro-guide.docx
@@ -9651,7 +9651,7 @@
           <w:b w:val="0"/>
           <w:i w:val="0"/>
         </w:rPr>
-        <w:t xml:space="preserve"> Built from the slides plus Notability's automatic transcript of Elwaya's 12 October recording, in two parts; the times in each card's note are estimates placed by where the words fall in each part ('part 2 ~6 min' = about six minutes into part 2). The recording only chooses which facts to star; it adds no content. She said doses need not be memorized, and that she will not ask about atropine and epinephrine for the blocks, the QT-prolonging drug list or the cardiac arrest algorithm picture. Slide conflicts, keyed as the truth: the bundle branch block QRS is 0.12 seconds or more (slide 21's 'greater than 0.20' is wrong); lead II is inferior, not lateral (slide 23); a new LBBB (left bundle branch block) is a sign of pathology, no longer by itself a 'STEMI (ST-elevation myocardial infarction) equivalent' (slide 27; Elwaya said on the recording that the guideline changed); atropine and epinephrine for Mobitz type II and complete block are 'highly controversial' and not keyed; the first-degree block pacemaker is for symptomatic patients; Mobitz type I is usually asymptomatic and typically improves with exertion. Idioventricular rhythm (a syllabus objective) is on no slide; junctional rhythm is taught on the Arrhythmias I deck. The cardiac arrest algorithm picture (slide 51) and the unlabeled practice strips (slides 34, 54) are not reproduced.</w:t>
+        <w:t xml:space="preserve"> Built from the slides plus two transcripts of Elwaya's 12 October recording (ours, time-stamped, and Notability's); the times in each card's note are minutes:seconds into the recording (its two parts joined; part 2 starts at 46:02). The recording only chooses which facts to star; it adds no content. She said doses need not be memorized, and that she will not ask about atropine and epinephrine for the blocks, the QT-prolonging drug list or the cardiac arrest algorithm picture. Slide conflicts, keyed as the truth: the bundle branch block QRS is 0.12 seconds or more (slide 21's 'greater than 0.20' is wrong); lead II is inferior, not lateral (slide 23); a new LBBB (left bundle branch block) is a sign of pathology, no longer by itself a 'STEMI (ST-elevation myocardial infarction) equivalent' (slide 27; Elwaya said on the recording that the guideline changed); atropine and epinephrine for Mobitz type II and complete block are 'highly controversial' and not keyed; the first-degree block pacemaker is for symptomatic patients; Mobitz type I is usually asymptomatic and typically improves with exertion. Idioventricular rhythm (a syllabus objective) is on no slide; junctional rhythm is taught on the Arrhythmias I deck. The cardiac arrest algorithm picture (slide 51) and the unlabeled practice strips (slides 34, 54) are not reproduced.</w:t>
       </w:r>
     </w:p>
     <w:p>
@@ -9689,7 +9689,7 @@
           <w:b w:val="0"/>
           <w:i w:val="0"/>
         </w:rPr>
-        <w:t>★ Elwaya flagged (estimated times): the most common cause is the conduction pathway wearing out with age (part 1 ~2 min); the majority are asymptomatic (part 1 ~1 min) and there is usually nothing to do (part 1 ~2 min).</w:t>
+        <w:t>★ Elwaya flagged (recording times): the most common cause is the conduction pathway wearing out with age (2:06); the majority are asymptomatic (1:21) and there is usually nothing to do (2:31).</w:t>
       </w:r>
     </w:p>
     <w:p>
@@ -10155,7 +10155,7 @@
           <w:b w:val="0"/>
           <w:i w:val="0"/>
         </w:rPr>
-        <w:t>★ Elwaya flagged (estimated times): what to know is to pace emergently with transcutaneous pacing (part 1 ~15 min) and then place a permanent pacemaker (part 1 ~15 min); she will not ask about atropine or epinephrine (part 1 ~15 min); it differs from type I because the PR interval does not change (part 1 ~16 min).</w:t>
+        <w:t>★ Elwaya flagged (recording times): what to know is to pace emergently with transcutaneous pacing (15:52) and then place a permanent pacemaker (16:02); she will not ask about atropine or epinephrine (16:06); it differs from type I because the PR interval does not change (16:46).</w:t>
       </w:r>
     </w:p>
     <w:p>
@@ -10446,7 +10446,7 @@
           <w:b w:val="0"/>
           <w:i w:val="0"/>
         </w:rPr>
-        <w:t>★ Elwaya flagged (estimated times): by definition a complete dissociation of the atria and ventricles (part 1 ~17 min); syncope means a really bad prognosis (part 1 ~22 min); the most common cause is acquired disease (part 1 ~22 min); definitive treatment is emergently a permanent pacemaker (part 1 ~23 min).</w:t>
+        <w:t>★ Elwaya flagged (recording times): by definition a complete dissociation of the atria and ventricles (18:55); syncope means a really bad prognosis (23:28); the most common cause is acquired disease (23:39); definitive treatment is emergently a permanent pacemaker (24:18).</w:t>
       </w:r>
     </w:p>
     <w:p>
@@ -10760,7 +10760,7 @@
           <w:b w:val="0"/>
           <w:i w:val="0"/>
         </w:rPr>
-        <w:t>★ Elwaya flagged (estimated times): symptoms mean severe underlying heart disease (part 1 ~31 min) and look like heart failure (part 1 ~32 min); V1 is the best lead to look at (part 1 ~29 min); a known, unchanged block is not alarming (part 1 ~33 min); she said the guideline changed (part 1 ~32 min), so a new block is worked up as a sign of pathology rather than treated by itself as an ST-elevation infarction.</w:t>
+        <w:t>★ Elwaya flagged (recording times): symptoms mean severe underlying heart disease (32:56) and look like heart failure (33:11); V1 is the best lead to look at (30:36); a known, unchanged block is not alarming (34:39); she said the guideline changed (33:52), so a new block is worked up as a sign of pathology rather than treated by itself as an ST-elevation infarction.</w:t>
       </w:r>
     </w:p>
     <w:p>
@@ -11059,7 +11059,7 @@
           <w:b w:val="0"/>
           <w:i w:val="0"/>
         </w:rPr>
-        <w:t>★ Elwaya flagged (estimated times): pulmonary embolism acutely and pulmonary hypertension chronically (part 1 ~44 min); a new right block is not always pathological, whereas a left block is almost always cardiac (part 1 ~45 min).</w:t>
+        <w:t>★ Elwaya flagged (recording times): pulmonary embolism acutely and pulmonary hypertension chronically (44:29); a new right block is not always pathological, whereas a left block is almost always cardiac (45:25).</w:t>
       </w:r>
     </w:p>
     <w:p>
@@ -11357,7 +11357,7 @@
           <w:b w:val="0"/>
           <w:i w:val="0"/>
         </w:rPr>
-        <w:t>★ Elwaya flagged (estimated times), her top point of the lecture: the main causes are hypoxia and electrolytes, so check oxygen and electrolytes (part 2 ~6 min); a burden over 15% of beats is high (part 2 ~7 min), and with cardiomyopathy it needs intervention (part 2 ~8 min); a symptomatic low-risk patient starts a beta blocker (part 2 ~8 min).</w:t>
+        <w:t>★ Elwaya flagged (recording times), her top point of the lecture: the main causes are hypoxia and electrolytes, so check oxygen and electrolytes (52:25); a burden over 15% of beats is high (53:20), and with cardiomyopathy it needs intervention (54:48); a symptomatic low-risk patient starts a beta blocker (55:12).</w:t>
       </w:r>
     </w:p>
     <w:p>
@@ -11619,7 +11619,7 @@
           <w:b w:val="0"/>
           <w:i w:val="0"/>
         </w:rPr>
-        <w:t>★ Elwaya flagged (estimated times): the 30-second rule applies only while the patient is stable (part 2 ~19 min); unstable with a pulse gets synchronized cardioversion (part 2 ~32 min) and a lost pulse gets defibrillation (part 2 ~32 min); polymorphic, the point she said she kept beating to death (part 2 ~33 min): defibrillate whether or not there is a pulse (part 2 ~33 min); non-sustained starts with a beta blocker (part 2 ~27 min); polymorphic with a normal QT is most often ischemic (part 2 ~24 min).</w:t>
+        <w:t>★ Elwaya flagged (recording times): the 30-second rule applies only while the patient is stable (1:05:19); unstable with a pulse gets synchronized cardioversion (1:18:23) and a lost pulse gets defibrillation (1:18:31); polymorphic, the point she said she kept beating to death (1:19:11): defibrillate whether or not there is a pulse (1:19:33); non-sustained starts with a beta blocker (1:13:28); polymorphic with a normal QT is most often ischemic (1:09:57).</w:t>
       </w:r>
     </w:p>
     <w:p>
@@ -11933,7 +11933,7 @@
           <w:b w:val="0"/>
           <w:i w:val="0"/>
         </w:rPr>
-        <w:t>★ Elwaya flagged (estimated times): magnesium, and when you think it is enough, more magnesium (part 2 ~33 min); amiodarone and procainamide prolong the QT, and intravenous lidocaine does not (part 2 ~34 min).</w:t>
+        <w:t>★ Elwaya flagged (recording times): magnesium, and when you think it is enough, more magnesium (1:19:59); amiodarone and procainamide prolong the QT, and intravenous lidocaine does not (1:20:29).</w:t>
       </w:r>
     </w:p>
     <w:p>
@@ -12209,7 +12209,7 @@
           <w:b w:val="0"/>
           <w:i w:val="0"/>
         </w:rPr>
-        <w:t>★ Elwaya flagged (estimated times): there is no ventricular fibrillation with a pulse (part 2 ~35 min); defibrillate as soon as possible (part 2 ~40 min); only two of the four sudden-death rhythms are shockable (part 2 ~12 min); coronary artery disease raises the risk of sudden cardiac death (part 2 ~12 min); fibrillation is a better arrest rhythm because the heart is still trying to beat (part 2 ~43 min).</w:t>
+        <w:t>★ Elwaya flagged (recording times): there is no ventricular fibrillation with a pulse (1:21:59); defibrillate as soon as possible (1:26:37); only two of the four sudden-death rhythms are shockable (59:00); coronary artery disease raises the risk of sudden cardiac death (58:34); fibrillation is a better arrest rhythm because the heart is still trying to beat (1:29:21).</w:t>
       </w:r>
     </w:p>
     <w:p>
@@ -12501,7 +12501,7 @@
           <w:b w:val="0"/>
           <w:i w:val="0"/>
         </w:rPr>
-        <w:t>★ Elwaya flagged (estimated times): asystole is a true flat line (part 2 ~44 min); pulseless electrical activity is organized activity that should give a pulse, so find out why it does not (part 2 ~45 min); hypovolemia (bleeding) and hypoxia (part 2 ~47 min); a very poor prognosis (part 2 ~48 min).</w:t>
+        <w:t>★ Elwaya flagged (recording times): asystole is a true flat line (1:29:54); pulseless electrical activity is organized activity that should give a pulse, so find out why it does not (1:31:47); hypovolemia (bleeding) and hypoxia (1:33:45); a very poor prognosis (1:34:19).</w:t>
       </w:r>
     </w:p>
     <w:p>
@@ -12791,7 +12791,7 @@
           <w:b w:val="0"/>
           <w:i w:val="0"/>
         </w:rPr>
-        <w:t xml:space="preserve"> Built from the slides plus Reynolds' Notability recording of 14 October (Notability's automatic transcript; our own transcription is pending, and Notability's text has no timestamps, so the times in each card's note are estimates and can be off by a minute or two): the recording only chooses which facts to star, it adds no content. Her scope remarks: doses are not examined, drug names are; cross off 'fourth line' on the slide 29 table (anti-interleukin-1 therapy now comes earlier, slide 35); no pressor names or fluid bolus rates for tamponade. Slide conflicts, keyed as what is true: 'HIB' is listed among the viral causes (slide 11) but Haemophilus influenzae type b is a bacterium; the pericardial knock is called 'mid-frequency' (slide 39) but is a high-pitched early diastolic sound; pulsus paradoxus is listed under constriction (slide 44) and the Kussmaul sign under tamponade (slide 72), the reverse of their usual homes; anakinra and rilonacept are 'fourth line' in the slide 29 table, but the newer guidance on slide 35 moves anti-interleukin-1 therapy earlier and calls it preferred for recurrent or colchicine-resistant disease; electrocardiogram stage 1 lasts 'the first two weeks' (slide 22) or '&lt; 1 week' (slide 23), so only the order of the stages is kept; echocardiography is the tamponade 'gold standard' on the slide 71 infographic, but slide 57 says tamponade is a clinical diagnosis confirmed only by the response to drainage. Third-party figures (UpToDate, McGraw Hill, JAMA, Wiley) and the embedded video (slide 18) are not reproduced here; slides 14 and 30 are SmartArt graphics whose text is included.</w:t>
+        <w:t xml:space="preserve"> Built from the slides plus Reynolds' lecture recording of 14 October (our own transcription, cross-checked against Notability's; times are the line stamps in our transcription): the recording only chooses which facts to star, it adds no content. Her scope remarks: doses are not examined, drug names are, and who gets each; cross off 'fourth line' on the slide 29 table (anti-interleukin-1 therapy now comes earlier, slide 35); no pressor names or fluid bolus rates for tamponade. Slide conflicts, keyed as what is true: 'HIB' is listed among the viral causes (slide 11) but Haemophilus influenzae type b is a bacterium; the pericardial knock is called 'mid-frequency' (slide 39) but is a high-pitched early diastolic sound; pulsus paradoxus is listed under constriction (slide 44) and the Kussmaul sign under tamponade (slide 72), the reverse of their usual homes; anakinra and rilonacept are 'fourth line' in the slide 29 table, but the newer guidance on slide 35 moves anti-interleukin-1 therapy earlier and calls it preferred for recurrent or colchicine-resistant disease; electrocardiogram stage 1 lasts 'the first two weeks' (slide 22) or '&lt; 1 week' (slide 23), so only the order of the stages is kept; echocardiography is the tamponade 'gold standard' on the slide 71 infographic, but slide 57 says tamponade is a clinical diagnosis confirmed only by the response to drainage. Third-party figures (UpToDate, McGraw Hill, JAMA, Wiley) and the embedded video (slide 18) are not reproduced here; slides 14 and 30 are SmartArt graphics whose text is included.</w:t>
       </w:r>
     </w:p>
     <w:p>
@@ -12822,7 +12822,7 @@
           <w:b w:val="0"/>
           <w:i w:val="0"/>
         </w:rPr>
-        <w:t>★ Reynolds flagged (Notability recording; times are estimated, as Notability's text has no timestamps): the friction rub, heard with the patient leaning forward and holding a breath, is the “big uh oh” (~2:09), and she came back to it (~39:31); sharp substernal pain worse lying down, better leaning forward (~31:51); two of four criteria make a clinical diagnosis (~33:53); ST elevation everywhere with depression in aVR, and the tracing changes over weeks (~40:47, ~43:45); after a myocardial infarction aspirin plus colchicine (~54:44); heart rate under 100 (~55:46); finish the course, and breathlessness or lightheadedness means the emergency room (~1:04:08, ~1:05:19); 15 to 30% recur, “almost a third” (~11:57).</w:t>
+        <w:t>★ Reynolds flagged (recording times): the friction rub, heard with the patient leaning forward and holding a breath, is the “big uh-oh” (2:42), and she came back to it (39:31); sharp substernal pain worse lying down, better leaning forward (32:29); two of four criteria make a clinical diagnosis (34:37); ST elevation everywhere with depression in aVR, and the tracing changes over weeks (40:57, 43:42); after a myocardial infarction aspirin plus colchicine (54:24); heart rate under 100 (55:26); finish the course, and breathlessness or lightheadedness means the emergency room (1:03:47, 1:04:47); 15 to 30% recur, “almost a third” (12:48).</w:t>
       </w:r>
     </w:p>
     <w:p>
@@ -13218,7 +13218,7 @@
           <w:b w:val="0"/>
           <w:i w:val="0"/>
         </w:rPr>
-        <w:t>★ Reynolds flagged: cross off “fourth line” on the drug table (~58:20); with a high C-reactive protein and inflammation on imaging, anti-interleukin-1 therapy comes early (~58:42); cardiac magnetic resonance imaging at recurrence (~45:16). Doses are not examined; drug names are (~58:06).</w:t>
+        <w:t>★ Reynolds flagged: recurrent is its own label because its treatment differs (8:26); cross off “fourth line” on the drug table (58:09); with a high C-reactive protein and inflammation on imaging, anti-interleukin-1 therapy comes early (58:33); cardiac magnetic resonance imaging at recurrence (45:15). Doses are not examined; drug names are, and who gets each (57:55, 57:59).</w:t>
       </w:r>
     </w:p>
     <w:p>
@@ -13495,7 +13495,7 @@
           <w:b w:val="0"/>
           <w:i w:val="0"/>
         </w:rPr>
-        <w:t>★ Reynolds flagged: it looks like heart failure (~1:11:21); calcification, when present, is a “slam dunk” (~1:20:17), but its absence does not rule it out (~1:20:11); natriuretic peptide is not very helpful (~1:21:07); often a surgical disease (~1:21:35); 80% alive at five years and 60% at ten after pericardiectomy (~1:23:12); radiation damage is hard to reverse (~1:23:44).</w:t>
+        <w:t>★ Reynolds flagged: it looks like heart failure (1:11:05); calcification, when present, is a “slam dunk” (1:20:14), but its absence does not rule it out (1:20:10); natriuretic peptide is not very helpful (1:21:00); often a surgical disease (1:21:31); 80% alive at five years and 60% at ten after pericardiectomy (1:23:20); radiation damage is hard to reverse (1:23:55).</w:t>
       </w:r>
     </w:p>
     <w:p>
@@ -13809,7 +13809,7 @@
           <w:b w:val="0"/>
           <w:i w:val="0"/>
         </w:rPr>
-        <w:t>★ Reynolds flagged: fast fluid compresses the heart at smaller volumes (~1:26:23); an echocardiogram is needed to confirm (~1:30:29); send the fluid for everything (~30:41, ~1:41:35); antinuclear antibody in a young woman (~1:36:30); cytology for malignancy (~1:43:56); follow-up by cause and repeated echocardiograms (~1:47:42, ~1:47:57); higher suspicion of malignancy in older adults (~1:08:07).</w:t>
+        <w:t>★ Reynolds flagged: fast fluid compresses the heart at smaller volumes (1:26:54); an echocardiogram is needed to confirm (1:31:07); send the fluid for everything (31:23, 1:41:50); antinuclear antibody in a young woman (1:36:23); cytology for malignancy (1:43:53); follow-up by cause and repeated echocardiograms (1:47:42, 1:47:56); higher suspicion of malignancy in older adults (1:07:42).</w:t>
       </w:r>
     </w:p>
     <w:p>
@@ -14109,7 +14109,7 @@
           <w:b w:val="0"/>
           <w:i w:val="0"/>
         </w:rPr>
-        <w:t>★ Reynolds flagged: an emergency, so an office patient goes to the emergency room (~1:45:58, ~49:37); the Beck triad (~1:27:04); a clinical diagnosis that drainage confirms (~1:31:14, ~1:33:48); right ventricular collapse on the echocardiogram (~1:39:32); stabilize until pericardiocentesis, no pressor names or fluid rates examined (~1:46:07); good short-term outcome if treated promptly, long term set by the cause (~1:47:06, ~1:47:20). Recording vs truth: she called alternans, pulsus paradoxus and the Kussmaul sign “the triad” (~1:16:16); the Beck triad is hypotension, distended jugular veins and muffled heart sounds (slide 54).</w:t>
+        <w:t>★ Reynolds flagged: an emergency, so an office patient goes to the emergency room (1:46:03, 49:14); the Beck triad (1:27:43); a clinical diagnosis that drainage confirms (1:31:44, 1:34:11); right ventricular collapse on the echocardiogram (1:39:48); stabilize until pericardiocentesis, no pressor names or fluid rates examined (1:46:07); good short-term outcome if treated promptly, long term set by the cause (1:47:02, 1:47:14). Recording vs truth: she called alternans, pulsus paradoxus and the Kussmaul sign “the triad” (1:16:02); the Beck triad is hypotension, distended jugular veins and muffled heart sounds (slide 54).</w:t>
       </w:r>
     </w:p>
     <w:p>
@@ -14444,7 +14444,7 @@
           <w:b w:val="0"/>
           <w:i w:val="0"/>
         </w:rPr>
-        <w:t xml:space="preserve"> Built from the slides plus Notability's transcript of Reynolds's recording of Wednesday 14 October: the recording only chooses which facts to star (approximate times are in each card's note and in the study guide); it adds no content. Recording versus slides: she called vancomycin, rifampin and gentamicin the empiric regimen (that is slide 27's regimen for Staphylococcus aureus on a prosthetic valve; the slide's empiric regimens are kept), said intramuscular amoxicillin for a patient who cannot take pills (the slides give ampicillin, kept), and said she would give prophylaxis before any bronchoscopy (the slide's biopsy-only rule is kept). Slide conflicts: slide 13's text boxes put 'palms, soles' under Osler nodes and 'raised or macular' under Janeway lesions; the truth (slide 13's PAINFUL and NONTENDER labels, slide 22's Duke table) is that Osler nodes are painful immunologic nodules on the finger and toe pads and Janeway lesions are painless, flat, vascular (embolic) macules on the palms and soles. Fever in the Duke criteria is 38.0 degrees Celsius or more (slide 22) versus above 38 (slide 23). Slide 38 (a textbook summary page whose organism shares and 'high risk' valve list disagree with slides 18-20 and the prophylaxis list) is not used. Doses on slides 35-36 and 42 are not reproduced. The journal photographs on slide 14 are described in words, not reproduced.</w:t>
+        <w:t xml:space="preserve"> Built from the slides plus Reynolds's recording of Wednesday 14 October (our own timestamped transcription, read against Notability's): the recording only chooses which facts to star (recording times are in each card's note and in the study guide); it adds no content. Recording versus slides: she called vancomycin, rifampin and gentamicin the empiric regimen (that is slide 27's regimen for Staphylococcus aureus on a prosthetic valve; the slide's empiric regimens are kept), said intramuscular amoxicillin for a patient who cannot take pills (the slides give ampicillin, kept), and said she would give prophylaxis before any bronchoscopy (the slide's biopsy-only rule is kept). Slide conflicts: slide 13's text boxes put 'palms, soles' under Osler nodes and 'raised or macular' under Janeway lesions; the truth (slide 13's PAINFUL and NONTENDER labels, slide 22's Duke table) is that Osler nodes are painful immunologic nodules on the finger and toe pads and Janeway lesions are painless, flat, vascular (embolic) macules on the palms and soles. Fever in the Duke criteria is 38.0 degrees Celsius or more (slide 22) versus above 38 (slide 23). Slide 38 (a textbook summary page whose organism shares and 'high risk' valve list disagree with slides 18-20 and the prophylaxis list) is not used. Doses on slides 35-36 and 42 are not reproduced. The journal photographs on slide 14 are described in words, not reproduced.</w:t>
       </w:r>
     </w:p>
     <w:p>
@@ -14475,7 +14475,7 @@
           <w:b w:val="0"/>
           <w:i w:val="0"/>
         </w:rPr>
-        <w:t>★ Reynolds flagged (Notability transcript; times approximate, running clock): injection drug use is a huge risk factor (13:10), with the tricuspid valve and the lungs (25:50); devices and degenerative valve disease now lead the predisposing conditions (17:22); think Staphylococcus aureus and methicillin resistance first (38:41, 40:36); blood cultures before antibiotics, said as strongly as she could (59:17); bactericidal therapy for weeks from the first negative culture (1:03:06, 1:03:42); suspected endocarditis is a hospital problem (1:07:31); infectious disease for every patient (1:08:07); no anticoagulation for native valves (1:28:16); Staphylococcus aureus is the deadly one (1:36:02).</w:t>
+        <w:t>★ Reynolds flagged (recording times): injection drug use is a huge risk factor (13:19), with the tricuspid valve and the lungs (26:23); devices and degenerative valve disease now lead the predisposing conditions (17:43); think Staphylococcus aureus and methicillin resistance first (39:00, 40:46); blood cultures before antibiotics, said as strongly as she could (1:00:17); bactericidal therapy for weeks from the first negative culture (1:03:42, 1:04:17); suspected endocarditis is a hospital problem (1:07:50); infectious disease for every patient (1:08:22); no anticoagulation for native valves (1:27:52); Staphylococcus aureus is the deadly one (1:35:37).</w:t>
       </w:r>
     </w:p>
     <w:p>
@@ -14887,7 +14887,7 @@
           <w:b w:val="0"/>
           <w:i w:val="0"/>
         </w:rPr>
-        <w:t>★ Reynolds flagged (Notability transcript; times approximate): the slow, creeping course (21:31); Osler nodes are the painful lesion, Janeway lesions the painless one (28:38, 29:15); viridans streptococci do well if treated before valve destruction (1:36:15); enterococci often end in valve replacement (1:37:20); prophylaxis is the part she said you need to know (1:43, 1:30:45), with clindamycin dropped because of Clostridioides difficile (1:34:29).</w:t>
+        <w:t>★ Reynolds flagged (recording times): the slow, creeping course (22:08); Osler nodes are the painful lesion, Janeway lesions the painless one (29:14, 29:53); viridans streptococci do well if treated before valve destruction (1:35:47); enterococci often end in valve replacement (1:36:51); prophylaxis is the part she said you need to know (1:37, 1:30:16), with clindamycin dropped because of Clostridioides difficile (1:33:58).</w:t>
       </w:r>
     </w:p>
     <w:p>
@@ -15246,7 +15246,7 @@
           <w:b w:val="0"/>
           <w:i w:val="0"/>
         </w:rPr>
-        <w:t>★ Reynolds flagged (Notability transcript; times approximate): anything foreign is much more likely to become infected than native tissue (8:56); devices now outrank injection drug use as a predisposing condition (17:22); for Staphylococcus aureus the only change between susceptible and resistant strains is a penicillin or vancomycin (1:25:33); anticoagulation is controversial with prosthetic valves (1:28:41).</w:t>
+        <w:t>★ Reynolds flagged (recording times): anything foreign is much more likely to become infected than native tissue (8:56); devices now outrank injection drug use as a predisposing condition (17:43); for Staphylococcus aureus the only change between susceptible and resistant strains is a penicillin or vancomycin (1:25:15); anticoagulation is controversial with prosthetic valves (1:28:17).</w:t>
       </w:r>
     </w:p>
     <w:p>

--- a/Clinical Medicine and Surgery I Exam 5/cms-exam-5-clin-med-pro-guide.docx
+++ b/Clinical Medicine and Surgery I Exam 5/cms-exam-5-clin-med-pro-guide.docx
@@ -371,7 +371,7 @@
           <w:b w:val="0"/>
           <w:i w:val="0"/>
         </w:rPr>
-        <w:t xml:space="preserve"> Built from the slides plus the lecture recording: the recording only chooses which facts to star, it adds no content. Where a slide is loose, the medically true version is used and the field says so: the electrocardiogram findings on slide 58 are pulmonary embolism findings, protamine only partly reverses low molecular weight heparin, the 30% deep-vein-thrombosis-in-pulmonary-embolism figure looks low, the Wells table wording differs between the slide note and table, and the compression cutoff for the ankle-brachial index conflicts within the deck (so none is asserted). Picture-only slides 4, 16 to 26, 55, 56 and 59 were read from the images. Brand names and dosing are left out.</w:t>
+        <w:t xml:space="preserve"> Built from the slides plus the lecture recording: the recording only chooses which facts to star, it adds no content. Where a slide is loose, the medically true version is used and the field says so: the electrocardiogram findings on slide 58 are pulmonary embolism findings, protamine only partly reverses low molecular weight heparin, the 30% deep-vein-thrombosis-in-pulmonary-embolism figure looks low, and the venous deck gives no ankle-brachial index cutoff for compression (so none is asserted). Picture-only slides 4, 16 to 26, 55, 56 and 59 were read from the images. Brand names and dosing are left out.</w:t>
       </w:r>
     </w:p>
     <w:p>
@@ -697,7 +697,7 @@
           <w:b w:val="0"/>
           <w:i w:val="0"/>
         </w:rPr>
-        <w:t xml:space="preserve">. Work-up pathway: low risk: D-dimer negative stops the work-up, D-dimer positive goes to ultrasound of the thigh (negative ends it); high risk: ultrasound of the thigh (a D-dimer, if taken, does not change this, because a negative result still goes to ultrasound); if that ultrasound is negative, either ultrasound of the lower leg, phlebography, or repeat thigh ultrasound in 1 week. Slide wording differs: the slide 55 note says 'less than 0' for the low category while its table says 'zero or less' (the table, which matches the standard rule, is used here), and the second table on that slide leaves out the 'previously documented DVT' item that the first table (the most widely validated set, from 2003) lists at +1. </w:t>
+        <w:t xml:space="preserve">. Work-up pathway: low risk: D-dimer negative stops the work-up, D-dimer positive goes to ultrasound of the thigh (negative ends it); high risk: ultrasound of the thigh (a D-dimer, if taken, does not change this, because a negative result still goes to ultrasound); if that ultrasound is negative, either ultrasound of the lower leg, phlebography, or repeat thigh ultrasound in 1 week. Slide wording differs: the second table on slide 55 leaves out the 'previously documented DVT' item that the first table (the most widely validated set, from 2003) lists at +1. </w:t>
       </w:r>
       <w:r>
         <w:rPr>
@@ -2144,7 +2144,7 @@
           <w:b w:val="0"/>
           <w:i w:val="0"/>
         </w:rPr>
-        <w:t xml:space="preserve">; she stressed the ABI is ordered to rule out PAD before treating, not to make the diagnosis. Contested on the slides: the slide notes give an ABI of 0.90 or less as PAD but also an ABI below 0.7 as the compression cutoff; these conflict with each other and with other sources, so no compression cutoff is asserted here (the safe rule is to rule out PAD first). Cross-sectional venography with computed tomography (CT) or magnetic resonance imaging (MRI) helps evaluate the deep venous system that ultrasound cannot properly detect. Catheter-based (invasive) venography is the gold standard but is rarely needed to make a diagnosis; it is done before an invasive intervention. Punch biopsy can help rule out other causes if unsure. Differential: heart failure, chronic kidney disease or decompensated liver disease (bilateral lower-leg edema); medications (calcium channel blockers, nonsteroidal anti-inflammatory drugs (NSAIDs), thiazolidinediones); lymphedema (unilateral swelling, no varicosities, pitting edema, brawny discoloration from hemosiderin staining is rare); lipedema (bilateral, symmetric edema just above the ankles, in women); ulcers from diabetic neuropathy, arterial insufficiency (painful, usually but not always on the lateral ankle, with weak pulses), autoimmune disease, sickle cell anemia, or erythema induratum (bilateral, on the posterior lower leg) </w:t>
+        <w:t xml:space="preserve">; she stressed the ABI is ordered to rule out PAD before treating, not to make the diagnosis. The slides give no ABI cutoff for compression, so none is asserted here: the rule is to rule out PAD before compression (slide 32). Cross-sectional venography with computed tomography (CT) or magnetic resonance imaging (MRI) helps evaluate the deep venous system that ultrasound cannot properly detect. Catheter-based (invasive) venography is the gold standard but is rarely needed to make a diagnosis; it is done before an invasive intervention. Punch biopsy can help rule out other causes if unsure. Differential: heart failure, chronic kidney disease or decompensated liver disease (bilateral lower-leg edema); medications (calcium channel blockers, nonsteroidal anti-inflammatory drugs (NSAIDs), thiazolidinediones); lymphedema (unilateral swelling, no varicosities, pitting edema, brawny discoloration from hemosiderin staining is rare); lipedema (bilateral, symmetric edema just above the ankles, in women); ulcers from diabetic neuropathy, arterial insufficiency (painful, usually but not always on the lateral ankle, with weak pulses), autoimmune disease, sickle cell anemia, or erythema induratum (bilateral, on the posterior lower leg) </w:t>
       </w:r>
       <w:r>
         <w:rPr>
@@ -2749,7 +2749,7 @@
           <w:b w:val="0"/>
           <w:i w:val="0"/>
         </w:rPr>
-        <w:t xml:space="preserve">History (walking distance, how long the patient rests, lifestyle change). Buerger test: elevate one leg to 45 degrees for 1 minute (pallor; cyanosis in severe cases), then dangle the legs over the bed (dependent rubor); in darker skin use temperature, texture and capillary refill (speaker notes). ABI (ankle-brachial index) is the simple bedside, important initial test: normal over 0.9 to 1.3; claudication 0.4 to 0.9; rest pain and tissue loss 0 to 0.4; over 1.3 is abnormal (calcified, noncompressible arteries, for example in diabetes). The ankle-brachial index = each leg's higher ankle pressure over the higher arm pressure; the lower leg value is the overall index (picture only). Pulse volume recordings (plethysmography) show site and severity (picture-only slide). Duplex ultrasound is the mainstay initial imaging. CTA (computed tomography angiography) shows the anatomy with contrast, so contrast allergy or decreased renal function is a relative contraindication (a caution that may steer to another study; the slide says contraindicated); magnetic resonance angiography is the alternative with contrast allergy but is classically contraindicated with pacemakers or intracranial aneurysm clips, though some newer devices and clips are made safe for scanning. Conventional angiography is the gold standard: invasive, most accurate; computed tomography angiography, magnetic resonance angiography and conventional angiography mainly guide a planned intervention. Labs: ECG (electrocardiogram), CBC (complete blood count) with differential, lipid profile, CMP (comprehensive metabolic panel) with fasting glucose, renal function, hemoglobin A1c </w:t>
+        <w:t xml:space="preserve">History (walking distance, how long the patient rests, lifestyle change). Buerger test: elevate one leg to 45 degrees for 1 minute (pallor; cyanosis in severe cases), then dangle the legs over the bed (dependent rubor). ABI (ankle-brachial index) is the simple bedside, important initial test: normal over 0.9 to 1.3; claudication 0.4 to 0.9; rest pain and tissue loss 0 to 0.4; over 1.3 is abnormal (calcified, noncompressible arteries, for example in diabetes). The ankle-brachial index = each leg's higher ankle pressure over the higher arm pressure; the lower leg value is the overall index (picture only). Pulse volume recordings (plethysmography) show site and severity (picture-only slide). Duplex ultrasound is the mainstay initial imaging. CTA (computed tomography angiography) shows the anatomy with contrast, so contrast allergy or decreased renal function is a relative contraindication (a caution that may steer to another study; the slide says contraindicated); magnetic resonance angiography is the alternative with contrast allergy but is classically contraindicated with pacemakers or intracranial aneurysm clips, though some newer devices and clips are made safe for scanning. Conventional angiography is the gold standard: invasive, most accurate; computed tomography angiography, magnetic resonance angiography and conventional angiography mainly guide a planned intervention. Labs: ECG (electrocardiogram), CBC (complete blood count) with differential, lipid profile, CMP (comprehensive metabolic panel) with fasting glucose, renal function, hemoglobin A1c </w:t>
       </w:r>
       <w:r>
         <w:rPr>
@@ -3565,7 +3565,7 @@
           <w:b w:val="0"/>
           <w:i w:val="0"/>
         </w:rPr>
-        <w:t xml:space="preserve">Asymptomatic: narrowing in one or both carotids with no stroke or TIA (transient ischemic attack) in the last six months. Symptomatic: focal neurologic symptoms, TIA (a brief focal loss of neurologic function that fully clears with no lasting damage; classically defined as lasting less than 24 hours, but current definitions rest on the absence of tissue injury rather than a time cutoff), stroke. Focal symptoms: weakness or paralysis, numbness or tingling on one side, trouble speaking, vision changes, amaurosis fugax (transient monocular blindness, vision fading like a curtain descending); the speaker notes also list sudden intense headache and drowsiness, but those are not focal carotid deficits. Exam: inspect neck pulses; with the breath held, auscultate one carotid at a time with the diaphragm then the bell for a bruit; palpate one side at a time </w:t>
+        <w:t xml:space="preserve">Asymptomatic: narrowing in one or both carotids with no stroke or TIA (transient ischemic attack) in the last six months. Symptomatic: focal neurologic symptoms, TIA (a brief focal loss of neurologic function that fully clears with no lasting damage; classically defined as lasting less than 24 hours, but current definitions rest on the absence of tissue injury rather than a time cutoff), stroke. Focal symptoms: weakness or paralysis, numbness or tingling on one side, trouble speaking, vision changes, amaurosis fugax (transient monocular blindness, vision fading like a curtain descending). Exam: inspect neck pulses; with the breath held, auscultate one carotid at a time with the diaphragm then the bell for a bruit; palpate one side at a time </w:t>
       </w:r>
       <w:r>
         <w:rPr>
@@ -3586,7 +3586,7 @@
           <w:b w:val="0"/>
           <w:i w:val="0"/>
         </w:rPr>
-        <w:t xml:space="preserve">Duplex ultrasonography: most widely used initial screening tool and used for serial monitoring. CTA (computed tomography angiography) or MRA (magnetic resonance angiography) image the cervical and intracranial carotid and vertebral circulation and the brain. Digital subtraction angiography is the gold standard: invasive, not used for screening, used to guide intervention. The USPSTF (United States Preventive Services Task Force) recommended against screening asymptomatic adults in 2014 and reaffirmed it in 2021 (speaker notes) </w:t>
+        <w:t xml:space="preserve">Duplex ultrasonography: most widely used initial screening tool and used for serial monitoring. CTA (computed tomography angiography) or MRA (magnetic resonance angiography) image the cervical and intracranial carotid and vertebral circulation and the brain. Digital subtraction angiography is the gold standard: invasive, not used for screening, used to guide intervention </w:t>
       </w:r>
       <w:r>
         <w:rPr>
@@ -4858,7 +4858,7 @@
           <w:b w:val="0"/>
           <w:i w:val="0"/>
         </w:rPr>
-        <w:t xml:space="preserve"> (progressive disease and sudden cardiac death from arrhythmia); prognosis depends on response to therapy. 10,000 deaths a year in the United States. Idiopathic dilated cardiomyopathy is the primary indication for cardiac transplantation. Angiotensin-converting enzyme inhibitors, beta blockers and angiotensin receptor blockers reduce mortality; digoxin does not change long-term survival (speaker notes). Patients may live over 5 years with a left ventricular assist device </w:t>
+        <w:t xml:space="preserve"> (progressive disease and sudden cardiac death from arrhythmia); prognosis depends on response to therapy. 10,000 deaths a year in the United States. Idiopathic dilated cardiomyopathy is the primary indication for cardiac transplantation. Patients may live over 5 years with a left ventricular assist device </w:t>
       </w:r>
       <w:r>
         <w:rPr>
@@ -5419,7 +5419,7 @@
           <w:b w:val="0"/>
           <w:i w:val="0"/>
         </w:rPr>
-        <w:t xml:space="preserve">Outflow obstruction: a beta blocker (for example metoprolol) is the initial medication; nondihydropyridine calcium channel blockers (verapamil, diltiazem). Sudden-death prevention: the implantable cardioverter-defibrillator. Amiodarone converts atrial fibrillation and flutter and suppresses recurrence; slide 78 also calls it proven to reduce sudden cardiac death, but current guidelines find no antiarrhythmic proven for that (the defibrillator is the proven measure). Disopyramide is the other antiarrhythmic listed. </w:t>
+        <w:t xml:space="preserve">Outflow obstruction: a beta blocker (for example metoprolol) is the initial medication; nondihydropyridine calcium channel blockers (verapamil, diltiazem). Sudden-death prevention: amiodarone (slide 78: proven to reduce sudden cardiac death), disopyramide. </w:t>
       </w:r>
       <w:r>
         <w:rPr>

--- a/Clinical Medicine and Surgery I Exam 5/cms-exam-5-clin-med-pro-guide.docx
+++ b/Clinical Medicine and Surgery I Exam 5/cms-exam-5-clin-med-pro-guide.docx
@@ -3565,7 +3565,7 @@
           <w:b w:val="0"/>
           <w:i w:val="0"/>
         </w:rPr>
-        <w:t xml:space="preserve">Asymptomatic: narrowing in one or both carotids with no stroke or TIA (transient ischemic attack) in the last six months. Symptomatic: focal neurologic symptoms, TIA (a brief focal loss of neurologic function that fully clears with no lasting damage; classically defined as lasting less than 24 hours, but current definitions rest on the absence of tissue injury rather than a time cutoff), stroke. Focal symptoms: weakness or paralysis, numbness or tingling on one side, trouble speaking, vision changes, amaurosis fugax (transient monocular blindness, vision fading like a curtain descending). Exam: inspect neck pulses; with the breath held, auscultate one carotid at a time with the diaphragm then the bell for a bruit; palpate one side at a time </w:t>
+        <w:t xml:space="preserve">Asymptomatic: narrowing in one or both carotids with no stroke or TIA (transient ischemic attack) in the last six months. Symptomatic: focal neurologic symptoms, TIA (a brief focal loss of neurologic function that fully clears with no lasting damage; classically defined as lasting less than 24 hours, but current definitions rest on the absence of tissue injury rather than a time cutoff), stroke. Exam: inspect neck pulses; with the breath held, auscultate one carotid at a time with the diaphragm then the bell for a bruit; palpate one side at a time </w:t>
       </w:r>
       <w:r>
         <w:rPr>
